--- a/docs/DAS.docx
+++ b/docs/DAS.docx
@@ -103,6 +103,182 @@
           <w:szCs w:val="24"/>
         </w:rPr>
         <w:t xml:space="preserve">Repositorio: alerta-temprana-deslizamientos</w:t>
+      </w:r>
+    </w:p>
+    <w:p>
+      <w:r>
+        <w:br w:type="page"/>
+      </w:r>
+    </w:p>
+    <w:p>
+      <w:pPr>
+        <w:pStyle w:val="Heading1"/>
+        <w:spacing w:after="150" w:before="300"/>
+      </w:pPr>
+      <w:r>
+        <w:t xml:space="preserve">0. Enunciado del Caso 7 (texto original)</w:t>
+      </w:r>
+    </w:p>
+    <w:p>
+      <w:pPr>
+        <w:pStyle w:val="Heading2"/>
+        <w:spacing w:after="120" w:before="250"/>
+      </w:pPr>
+      <w:r>
+        <w:t xml:space="preserve">Contexto del caso</w:t>
+      </w:r>
+    </w:p>
+    <w:p>
+      <w:pPr>
+        <w:spacing w:after="160" w:line="276"/>
+        <w:jc w:val="both"/>
+      </w:pPr>
+      <w:r>
+        <w:rPr>
+          <w:rFonts w:ascii="Arial" w:cs="Arial" w:eastAsia="Arial" w:hAnsi="Arial"/>
+          <w:b w:val="false"/>
+          <w:bCs w:val="false"/>
+          <w:i w:val="false"/>
+          <w:iCs w:val="false"/>
+          <w:sz w:val="24"/>
+          <w:szCs w:val="24"/>
+        </w:rPr>
+        <w:t xml:space="preserve">Una red de 8 sensores de humedad instalados en zona de ladera reporta datos por lotes cada hora, vía SMS, a un celular que un técnico revisa manualmente. No hay presupuesto para reemplazar los sensores.</w:t>
+      </w:r>
+    </w:p>
+    <w:p>
+      <w:pPr>
+        <w:pStyle w:val="Heading2"/>
+        <w:spacing w:after="120" w:before="250"/>
+      </w:pPr>
+      <w:r>
+        <w:t xml:space="preserve">Palabras del cliente</w:t>
+      </w:r>
+    </w:p>
+    <w:p>
+      <w:pPr>
+        <w:spacing w:after="160" w:line="276"/>
+        <w:jc w:val="both"/>
+      </w:pPr>
+      <w:r>
+        <w:rPr>
+          <w:rFonts w:ascii="Arial" w:cs="Arial" w:eastAsia="Arial" w:hAnsi="Arial"/>
+          <w:b w:val="false"/>
+          <w:bCs w:val="false"/>
+          <w:i/>
+          <w:iCs/>
+          <w:sz w:val="24"/>
+          <w:szCs w:val="24"/>
+        </w:rPr>
+        <w:t xml:space="preserve">“El deslizamiento de la vereda El Roble ocurrió a las 3 de la madrugada. El reporte del sensor llegó a las 4am, cuando el técnico finalmente lo revisó. Para entonces ya era tarde.”</w:t>
+      </w:r>
+    </w:p>
+    <w:p>
+      <w:pPr>
+        <w:pStyle w:val="Heading2"/>
+        <w:spacing w:after="120" w:before="250"/>
+      </w:pPr>
+      <w:r>
+        <w:t xml:space="preserve">Datos del caso</w:t>
+      </w:r>
+    </w:p>
+    <w:p>
+      <w:pPr>
+        <w:spacing w:after="160" w:line="276"/>
+        <w:jc w:val="both"/>
+      </w:pPr>
+      <w:r>
+        <w:rPr>
+          <w:rFonts w:ascii="Arial" w:cs="Arial" w:eastAsia="Arial" w:hAnsi="Arial"/>
+          <w:b w:val="false"/>
+          <w:bCs w:val="false"/>
+          <w:i w:val="false"/>
+          <w:iCs w:val="false"/>
+          <w:sz w:val="24"/>
+          <w:szCs w:val="24"/>
+        </w:rPr>
+        <w:t xml:space="preserve">Infraestructura fija: 8 sensores existentes, no reemplazables por restricción de presupuesto.</w:t>
+      </w:r>
+    </w:p>
+    <w:p>
+      <w:pPr>
+        <w:spacing w:after="160" w:line="276"/>
+        <w:jc w:val="both"/>
+      </w:pPr>
+      <w:r>
+        <w:rPr>
+          <w:rFonts w:ascii="Arial" w:cs="Arial" w:eastAsia="Arial" w:hAnsi="Arial"/>
+          <w:b w:val="false"/>
+          <w:bCs w:val="false"/>
+          <w:i w:val="false"/>
+          <w:iCs w:val="false"/>
+          <w:sz w:val="24"/>
+          <w:szCs w:val="24"/>
+        </w:rPr>
+        <w:t xml:space="preserve">Frecuencia actual: reporte por lotes cada hora, revisión manual.</w:t>
+      </w:r>
+    </w:p>
+    <w:p>
+      <w:pPr>
+        <w:spacing w:after="160" w:line="276"/>
+        <w:jc w:val="both"/>
+      </w:pPr>
+      <w:r>
+        <w:rPr>
+          <w:rFonts w:ascii="Arial" w:cs="Arial" w:eastAsia="Arial" w:hAnsi="Arial"/>
+          <w:b w:val="false"/>
+          <w:bCs w:val="false"/>
+          <w:i w:val="false"/>
+          <w:iCs w:val="false"/>
+          <w:sz w:val="24"/>
+          <w:szCs w:val="24"/>
+        </w:rPr>
+        <w:t xml:space="preserve">Atributo de calidad crítico: disponibilidad y tiempo de respuesta (una alerta tardía no sirve).</w:t>
+      </w:r>
+    </w:p>
+    <w:p>
+      <w:pPr>
+        <w:spacing w:after="160" w:line="276"/>
+        <w:jc w:val="both"/>
+      </w:pPr>
+      <w:r>
+        <w:rPr>
+          <w:rFonts w:ascii="Arial" w:cs="Arial" w:eastAsia="Arial" w:hAnsi="Arial"/>
+          <w:b w:val="false"/>
+          <w:bCs w:val="false"/>
+          <w:i w:val="false"/>
+          <w:iCs w:val="false"/>
+          <w:sz w:val="24"/>
+          <w:szCs w:val="24"/>
+        </w:rPr>
+        <w:t xml:space="preserve">Restricción técnica dura: no se puede cambiar el hardware de los sensores, solo el procesamiento de los datos que ya envían.</w:t>
+      </w:r>
+    </w:p>
+    <w:p>
+      <w:pPr>
+        <w:pStyle w:val="Heading2"/>
+        <w:spacing w:after="120" w:before="250"/>
+      </w:pPr>
+      <w:r>
+        <w:t xml:space="preserve">Reto para el arquitecto</w:t>
+      </w:r>
+    </w:p>
+    <w:p>
+      <w:pPr>
+        <w:spacing w:after="160" w:line="276"/>
+        <w:jc w:val="both"/>
+      </w:pPr>
+      <w:r>
+        <w:rPr>
+          <w:rFonts w:ascii="Arial" w:cs="Arial" w:eastAsia="Arial" w:hAnsi="Arial"/>
+          <w:b w:val="false"/>
+          <w:bCs w:val="false"/>
+          <w:i w:val="false"/>
+          <w:iCs w:val="false"/>
+          <w:sz w:val="24"/>
+          <w:szCs w:val="24"/>
+        </w:rPr>
+        <w:t xml:space="preserve">Diseñar cómo procesar y alertar sobre los datos que ya emiten los sensores existentes de forma casi inmediata, sin poder modificar el hardware, priorizando disponibilidad y tiempo de respuesta por encima de cualquier otro atributo.</w:t>
       </w:r>
     </w:p>
     <w:p>

--- a/docs/DAS.docx
+++ b/docs/DAS.docx
@@ -88,7 +88,7 @@
           <w:sz w:val="24"/>
           <w:szCs w:val="24"/>
         </w:rPr>
-        <w:t xml:space="preserve">Versión del documento: 0.1 — Fecha: 26/09/2026</w:t>
+        <w:t xml:space="preserve">Versión del documento: 0.2 — Fecha: 14/10/2026</w:t>
       </w:r>
     </w:p>
     <w:p>
@@ -4399,6 +4399,1259 @@
         </w:tc>
       </w:tr>
     </w:tbl>
+    <w:p>
+      <w:r>
+        <w:br w:type="page"/>
+      </w:r>
+    </w:p>
+    <w:p>
+      <w:pPr>
+        <w:pStyle w:val="Heading1"/>
+        <w:spacing w:after="150" w:before="300"/>
+      </w:pPr>
+      <w:r>
+        <w:t xml:space="preserve">Sección 2: Estrategia Arquitectónica y Tecnológica</w:t>
+      </w:r>
+    </w:p>
+    <w:p>
+      <w:pPr>
+        <w:pStyle w:val="Heading2"/>
+        <w:spacing w:after="120" w:before="250"/>
+      </w:pPr>
+      <w:r>
+        <w:t xml:space="preserve">2.1 Patrón arquitectónico principal</w:t>
+      </w:r>
+    </w:p>
+    <w:p>
+      <w:pPr>
+        <w:spacing w:after="160" w:line="276"/>
+        <w:jc w:val="both"/>
+      </w:pPr>
+      <w:r>
+        <w:rPr>
+          <w:rFonts w:ascii="Arial" w:cs="Arial" w:eastAsia="Arial" w:hAnsi="Arial"/>
+          <w:b/>
+          <w:bCs/>
+          <w:sz w:val="24"/>
+          <w:szCs w:val="24"/>
+        </w:rPr>
+        <w:t xml:space="preserve">Patrón seleccionado: </w:t>
+      </w:r>
+      <w:r>
+        <w:rPr>
+          <w:rFonts w:ascii="Arial" w:cs="Arial" w:eastAsia="Arial" w:hAnsi="Arial"/>
+          <w:sz w:val="24"/>
+          <w:szCs w:val="24"/>
+        </w:rPr>
+        <w:t xml:space="preserve">N-Capas (presentación, negocio y datos).</w:t>
+      </w:r>
+    </w:p>
+    <w:p>
+      <w:pPr>
+        <w:spacing w:after="160" w:line="276"/>
+        <w:jc w:val="both"/>
+      </w:pPr>
+      <w:r>
+        <w:rPr>
+          <w:rFonts w:ascii="Arial" w:cs="Arial" w:eastAsia="Arial" w:hAnsi="Arial"/>
+          <w:b/>
+          <w:bCs/>
+          <w:sz w:val="24"/>
+          <w:szCs w:val="24"/>
+        </w:rPr>
+        <w:t xml:space="preserve">Justificación: </w:t>
+      </w:r>
+      <w:r>
+        <w:rPr>
+          <w:rFonts w:ascii="Arial" w:cs="Arial" w:eastAsia="Arial" w:hAnsi="Arial"/>
+          <w:sz w:val="24"/>
+          <w:szCs w:val="24"/>
+        </w:rPr>
+        <w:t xml:space="preserve">Se selecciona el patrón N-Capas (presentación, negocio y datos) porque el atributo prioritario Mantenibilidad (AC-07) exige que ajustar un umbral o la regla de tendencia afecte máximo 1-2 archivos de configuración, sin tocar el módulo de recepción de SMS ni el esquema de la base de datos; la separación en capas concentra las reglas en una sola capa de negocio, aislada de la entrada y de la persistencia. Esa misma capa expone los canales de notificación detrás de una interfaz común con al menos dos implementaciones independientes, lo que sostiene la Confiabilidad (AC-05): si un canal falla, el otro entrega la alerta. Al desplegarse el backend como una sola aplicación, la lectura se procesa dentro del mismo proceso, sin saltos de red internos, lo que favorece la Eficiencia de desempeño (AC-02, ≤ 5 s). Se descarta la Arquitectura Hexagonal porque su estructura adicional contradice la restricción de tiempo (sección 1.4) de un proyecto individual con un solo desarrollador, y se descartan Microservicios y la arquitectura orientada a eventos con broker porque su costo operativo contradice la restricción de presupuesto (RA-02) y añade puntos de falla frente a la Confiabilidad (AC-05).</w:t>
+      </w:r>
+    </w:p>
+    <w:p>
+      <w:pPr>
+        <w:pStyle w:val="Heading2"/>
+        <w:spacing w:after="120" w:before="250"/>
+      </w:pPr>
+      <w:r>
+        <w:t xml:space="preserve">2.2 Pila tecnológica</w:t>
+      </w:r>
+    </w:p>
+    <w:p>
+      <w:pPr>
+        <w:spacing w:after="160" w:line="276"/>
+        <w:jc w:val="both"/>
+      </w:pPr>
+      <w:r>
+        <w:rPr>
+          <w:rFonts w:ascii="Arial" w:cs="Arial" w:eastAsia="Arial" w:hAnsi="Arial"/>
+          <w:sz w:val="24"/>
+          <w:szCs w:val="24"/>
+        </w:rPr>
+        <w:t xml:space="preserve">Cada tecnología se conecta con un atributo de calidad prioritario (sección 1.3) o con una restricción (sección 1.4), y se indica la alternativa descartada.</w:t>
+      </w:r>
+    </w:p>
+    <w:tbl>
+      <w:tblPr>
+        <w:tblW w:type="dxa" w:w="9000"/>
+        <w:tblBorders>
+          <w:top w:val="single" w:color="auto" w:sz="4"/>
+          <w:left w:val="single" w:color="auto" w:sz="4"/>
+          <w:bottom w:val="single" w:color="auto" w:sz="4"/>
+          <w:right w:val="single" w:color="auto" w:sz="4"/>
+          <w:insideH w:val="single" w:color="auto" w:sz="4"/>
+          <w:insideV w:val="single" w:color="auto" w:sz="4"/>
+        </w:tblBorders>
+      </w:tblPr>
+      <w:tblGrid>
+        <w:gridCol w:w="1700"/>
+        <w:gridCol w:w="2000"/>
+        <w:gridCol w:w="1500"/>
+        <w:gridCol w:w="3800"/>
+      </w:tblGrid>
+      <w:tr>
+        <w:trPr>
+          <w:tblHeader/>
+        </w:trPr>
+        <w:tc>
+          <w:tcPr>
+            <w:tcW w:type="dxa" w:w="1700"/>
+            <w:shd w:fill="1F4E79" w:val="clear"/>
+            <w:tcMar>
+              <w:top w:type="dxa" w:w="80"/>
+              <w:left w:type="dxa" w:w="100"/>
+              <w:bottom w:type="dxa" w:w="80"/>
+              <w:right w:type="dxa" w:w="100"/>
+            </w:tcMar>
+            <w:vAlign w:val="center"/>
+          </w:tcPr>
+          <w:p>
+            <w:r>
+              <w:rPr>
+                <w:rFonts w:ascii="Arial" w:cs="Arial" w:eastAsia="Arial" w:hAnsi="Arial"/>
+                <w:b/>
+                <w:bCs/>
+                <w:color w:val="FFFFFF"/>
+                <w:sz w:val="20"/>
+                <w:szCs w:val="20"/>
+              </w:rPr>
+              <w:t xml:space="preserve">Capa</w:t>
+            </w:r>
+          </w:p>
+        </w:tc>
+        <w:tc>
+          <w:tcPr>
+            <w:tcW w:type="dxa" w:w="2000"/>
+            <w:shd w:fill="1F4E79" w:val="clear"/>
+            <w:tcMar>
+              <w:top w:type="dxa" w:w="80"/>
+              <w:left w:type="dxa" w:w="100"/>
+              <w:bottom w:type="dxa" w:w="80"/>
+              <w:right w:type="dxa" w:w="100"/>
+            </w:tcMar>
+            <w:vAlign w:val="center"/>
+          </w:tcPr>
+          <w:p>
+            <w:r>
+              <w:rPr>
+                <w:rFonts w:ascii="Arial" w:cs="Arial" w:eastAsia="Arial" w:hAnsi="Arial"/>
+                <w:b/>
+                <w:bCs/>
+                <w:color w:val="FFFFFF"/>
+                <w:sz w:val="20"/>
+                <w:szCs w:val="20"/>
+              </w:rPr>
+              <w:t xml:space="preserve">Tecnología elegida</w:t>
+            </w:r>
+          </w:p>
+        </w:tc>
+        <w:tc>
+          <w:tcPr>
+            <w:tcW w:type="dxa" w:w="1500"/>
+            <w:shd w:fill="1F4E79" w:val="clear"/>
+            <w:tcMar>
+              <w:top w:type="dxa" w:w="80"/>
+              <w:left w:type="dxa" w:w="100"/>
+              <w:bottom w:type="dxa" w:w="80"/>
+              <w:right w:type="dxa" w:w="100"/>
+            </w:tcMar>
+            <w:vAlign w:val="center"/>
+          </w:tcPr>
+          <w:p>
+            <w:r>
+              <w:rPr>
+                <w:rFonts w:ascii="Arial" w:cs="Arial" w:eastAsia="Arial" w:hAnsi="Arial"/>
+                <w:b/>
+                <w:bCs/>
+                <w:color w:val="FFFFFF"/>
+                <w:sz w:val="20"/>
+                <w:szCs w:val="20"/>
+              </w:rPr>
+              <w:t xml:space="preserve">Alternativa descartada</w:t>
+            </w:r>
+          </w:p>
+        </w:tc>
+        <w:tc>
+          <w:tcPr>
+            <w:tcW w:type="dxa" w:w="3800"/>
+            <w:shd w:fill="1F4E79" w:val="clear"/>
+            <w:tcMar>
+              <w:top w:type="dxa" w:w="80"/>
+              <w:left w:type="dxa" w:w="100"/>
+              <w:bottom w:type="dxa" w:w="80"/>
+              <w:right w:type="dxa" w:w="100"/>
+            </w:tcMar>
+            <w:vAlign w:val="center"/>
+          </w:tcPr>
+          <w:p>
+            <w:r>
+              <w:rPr>
+                <w:rFonts w:ascii="Arial" w:cs="Arial" w:eastAsia="Arial" w:hAnsi="Arial"/>
+                <w:b/>
+                <w:bCs/>
+                <w:color w:val="FFFFFF"/>
+                <w:sz w:val="20"/>
+                <w:szCs w:val="20"/>
+              </w:rPr>
+              <w:t xml:space="preserve">Justificación</w:t>
+            </w:r>
+          </w:p>
+        </w:tc>
+      </w:tr>
+      <w:tr>
+        <w:trPr>
+          <w:cantSplit/>
+        </w:trPr>
+        <w:tc>
+          <w:tcPr>
+            <w:tcW w:type="dxa" w:w="1700"/>
+            <w:tcMar>
+              <w:top w:type="dxa" w:w="80"/>
+              <w:left w:type="dxa" w:w="100"/>
+              <w:bottom w:type="dxa" w:w="80"/>
+              <w:right w:type="dxa" w:w="100"/>
+            </w:tcMar>
+            <w:vAlign w:val="center"/>
+          </w:tcPr>
+          <w:p>
+            <w:r>
+              <w:rPr>
+                <w:rFonts w:ascii="Arial" w:cs="Arial" w:eastAsia="Arial" w:hAnsi="Arial"/>
+                <w:b w:val="false"/>
+                <w:bCs w:val="false"/>
+                <w:sz w:val="20"/>
+                <w:szCs w:val="20"/>
+              </w:rPr>
+              <w:t xml:space="preserve">Lenguaje backend</w:t>
+            </w:r>
+          </w:p>
+        </w:tc>
+        <w:tc>
+          <w:tcPr>
+            <w:tcW w:type="dxa" w:w="2000"/>
+            <w:tcMar>
+              <w:top w:type="dxa" w:w="80"/>
+              <w:left w:type="dxa" w:w="100"/>
+              <w:bottom w:type="dxa" w:w="80"/>
+              <w:right w:type="dxa" w:w="100"/>
+            </w:tcMar>
+            <w:vAlign w:val="center"/>
+          </w:tcPr>
+          <w:p>
+            <w:r>
+              <w:rPr>
+                <w:rFonts w:ascii="Arial" w:cs="Arial" w:eastAsia="Arial" w:hAnsi="Arial"/>
+                <w:b w:val="false"/>
+                <w:bCs w:val="false"/>
+                <w:sz w:val="20"/>
+                <w:szCs w:val="20"/>
+              </w:rPr>
+              <w:t xml:space="preserve">Java</w:t>
+            </w:r>
+          </w:p>
+        </w:tc>
+        <w:tc>
+          <w:tcPr>
+            <w:tcW w:type="dxa" w:w="1500"/>
+            <w:tcMar>
+              <w:top w:type="dxa" w:w="80"/>
+              <w:left w:type="dxa" w:w="100"/>
+              <w:bottom w:type="dxa" w:w="80"/>
+              <w:right w:type="dxa" w:w="100"/>
+            </w:tcMar>
+            <w:vAlign w:val="center"/>
+          </w:tcPr>
+          <w:p>
+            <w:r>
+              <w:rPr>
+                <w:rFonts w:ascii="Arial" w:cs="Arial" w:eastAsia="Arial" w:hAnsi="Arial"/>
+                <w:b w:val="false"/>
+                <w:bCs w:val="false"/>
+                <w:sz w:val="20"/>
+                <w:szCs w:val="20"/>
+              </w:rPr>
+              <w:t xml:space="preserve">Python</w:t>
+            </w:r>
+          </w:p>
+        </w:tc>
+        <w:tc>
+          <w:tcPr>
+            <w:tcW w:type="dxa" w:w="3800"/>
+            <w:tcMar>
+              <w:top w:type="dxa" w:w="80"/>
+              <w:left w:type="dxa" w:w="100"/>
+              <w:bottom w:type="dxa" w:w="80"/>
+              <w:right w:type="dxa" w:w="100"/>
+            </w:tcMar>
+            <w:vAlign w:val="center"/>
+          </w:tcPr>
+          <w:p>
+            <w:r>
+              <w:rPr>
+                <w:rFonts w:ascii="Arial" w:cs="Arial" w:eastAsia="Arial" w:hAnsi="Arial"/>
+                <w:b w:val="false"/>
+                <w:bCs w:val="false"/>
+                <w:sz w:val="20"/>
+                <w:szCs w:val="20"/>
+              </w:rPr>
+              <w:t xml:space="preserve">Restricción de tiempo (sección 1.4): lenguaje de dominio previo del estudiante (dos asignaturas cursadas con Spring Boot) en un proyecto individual con plazo corto; Python implicaría una curva de aprendizaje nueva.</w:t>
+            </w:r>
+          </w:p>
+        </w:tc>
+      </w:tr>
+      <w:tr>
+        <w:trPr>
+          <w:cantSplit/>
+        </w:trPr>
+        <w:tc>
+          <w:tcPr>
+            <w:tcW w:type="dxa" w:w="1700"/>
+            <w:tcMar>
+              <w:top w:type="dxa" w:w="80"/>
+              <w:left w:type="dxa" w:w="100"/>
+              <w:bottom w:type="dxa" w:w="80"/>
+              <w:right w:type="dxa" w:w="100"/>
+            </w:tcMar>
+            <w:vAlign w:val="center"/>
+          </w:tcPr>
+          <w:p>
+            <w:r>
+              <w:rPr>
+                <w:rFonts w:ascii="Arial" w:cs="Arial" w:eastAsia="Arial" w:hAnsi="Arial"/>
+                <w:b w:val="false"/>
+                <w:bCs w:val="false"/>
+                <w:sz w:val="20"/>
+                <w:szCs w:val="20"/>
+              </w:rPr>
+              <w:t xml:space="preserve">Framework</w:t>
+            </w:r>
+          </w:p>
+        </w:tc>
+        <w:tc>
+          <w:tcPr>
+            <w:tcW w:type="dxa" w:w="2000"/>
+            <w:tcMar>
+              <w:top w:type="dxa" w:w="80"/>
+              <w:left w:type="dxa" w:w="100"/>
+              <w:bottom w:type="dxa" w:w="80"/>
+              <w:right w:type="dxa" w:w="100"/>
+            </w:tcMar>
+            <w:vAlign w:val="center"/>
+          </w:tcPr>
+          <w:p>
+            <w:r>
+              <w:rPr>
+                <w:rFonts w:ascii="Arial" w:cs="Arial" w:eastAsia="Arial" w:hAnsi="Arial"/>
+                <w:b w:val="false"/>
+                <w:bCs w:val="false"/>
+                <w:sz w:val="20"/>
+                <w:szCs w:val="20"/>
+              </w:rPr>
+              <w:t xml:space="preserve">Spring Boot</w:t>
+            </w:r>
+          </w:p>
+        </w:tc>
+        <w:tc>
+          <w:tcPr>
+            <w:tcW w:type="dxa" w:w="1500"/>
+            <w:tcMar>
+              <w:top w:type="dxa" w:w="80"/>
+              <w:left w:type="dxa" w:w="100"/>
+              <w:bottom w:type="dxa" w:w="80"/>
+              <w:right w:type="dxa" w:w="100"/>
+            </w:tcMar>
+            <w:vAlign w:val="center"/>
+          </w:tcPr>
+          <w:p>
+            <w:r>
+              <w:rPr>
+                <w:rFonts w:ascii="Arial" w:cs="Arial" w:eastAsia="Arial" w:hAnsi="Arial"/>
+                <w:b w:val="false"/>
+                <w:bCs w:val="false"/>
+                <w:sz w:val="20"/>
+                <w:szCs w:val="20"/>
+              </w:rPr>
+              <w:t xml:space="preserve">FastAPI, Django</w:t>
+            </w:r>
+          </w:p>
+        </w:tc>
+        <w:tc>
+          <w:tcPr>
+            <w:tcW w:type="dxa" w:w="3800"/>
+            <w:tcMar>
+              <w:top w:type="dxa" w:w="80"/>
+              <w:left w:type="dxa" w:w="100"/>
+              <w:bottom w:type="dxa" w:w="80"/>
+              <w:right w:type="dxa" w:w="100"/>
+            </w:tcMar>
+            <w:vAlign w:val="center"/>
+          </w:tcPr>
+          <w:p>
+            <w:r>
+              <w:rPr>
+                <w:rFonts w:ascii="Arial" w:cs="Arial" w:eastAsia="Arial" w:hAnsi="Arial"/>
+                <w:b w:val="false"/>
+                <w:bCs w:val="false"/>
+                <w:sz w:val="20"/>
+                <w:szCs w:val="20"/>
+              </w:rPr>
+              <w:t xml:space="preserve">AC-07 (Mantenibilidad): su estructura Controller-Service-Repository materializa las capas del patrón N-Capas y aísla las reglas de negocio en la capa de servicio; incluye validación de datos y documentación OpenAPI. Restricción de tiempo: dominio previo del estudiante.</w:t>
+            </w:r>
+          </w:p>
+        </w:tc>
+      </w:tr>
+      <w:tr>
+        <w:trPr>
+          <w:cantSplit/>
+        </w:trPr>
+        <w:tc>
+          <w:tcPr>
+            <w:tcW w:type="dxa" w:w="1700"/>
+            <w:tcMar>
+              <w:top w:type="dxa" w:w="80"/>
+              <w:left w:type="dxa" w:w="100"/>
+              <w:bottom w:type="dxa" w:w="80"/>
+              <w:right w:type="dxa" w:w="100"/>
+            </w:tcMar>
+            <w:vAlign w:val="center"/>
+          </w:tcPr>
+          <w:p>
+            <w:r>
+              <w:rPr>
+                <w:rFonts w:ascii="Arial" w:cs="Arial" w:eastAsia="Arial" w:hAnsi="Arial"/>
+                <w:b w:val="false"/>
+                <w:bCs w:val="false"/>
+                <w:sz w:val="20"/>
+                <w:szCs w:val="20"/>
+              </w:rPr>
+              <w:t xml:space="preserve">Acceso a datos</w:t>
+            </w:r>
+          </w:p>
+        </w:tc>
+        <w:tc>
+          <w:tcPr>
+            <w:tcW w:type="dxa" w:w="2000"/>
+            <w:tcMar>
+              <w:top w:type="dxa" w:w="80"/>
+              <w:left w:type="dxa" w:w="100"/>
+              <w:bottom w:type="dxa" w:w="80"/>
+              <w:right w:type="dxa" w:w="100"/>
+            </w:tcMar>
+            <w:vAlign w:val="center"/>
+          </w:tcPr>
+          <w:p>
+            <w:r>
+              <w:rPr>
+                <w:rFonts w:ascii="Arial" w:cs="Arial" w:eastAsia="Arial" w:hAnsi="Arial"/>
+                <w:b w:val="false"/>
+                <w:bCs w:val="false"/>
+                <w:sz w:val="20"/>
+                <w:szCs w:val="20"/>
+              </w:rPr>
+              <w:t xml:space="preserve">Spring Data JPA (Hibernate) + Flyway</w:t>
+            </w:r>
+          </w:p>
+        </w:tc>
+        <w:tc>
+          <w:tcPr>
+            <w:tcW w:type="dxa" w:w="1500"/>
+            <w:tcMar>
+              <w:top w:type="dxa" w:w="80"/>
+              <w:left w:type="dxa" w:w="100"/>
+              <w:bottom w:type="dxa" w:w="80"/>
+              <w:right w:type="dxa" w:w="100"/>
+            </w:tcMar>
+            <w:vAlign w:val="center"/>
+          </w:tcPr>
+          <w:p>
+            <w:r>
+              <w:rPr>
+                <w:rFonts w:ascii="Arial" w:cs="Arial" w:eastAsia="Arial" w:hAnsi="Arial"/>
+                <w:b w:val="false"/>
+                <w:bCs w:val="false"/>
+                <w:sz w:val="20"/>
+                <w:szCs w:val="20"/>
+              </w:rPr>
+              <w:t xml:space="preserve">JDBC / SQL nativo</w:t>
+            </w:r>
+          </w:p>
+        </w:tc>
+        <w:tc>
+          <w:tcPr>
+            <w:tcW w:type="dxa" w:w="3800"/>
+            <w:tcMar>
+              <w:top w:type="dxa" w:w="80"/>
+              <w:left w:type="dxa" w:w="100"/>
+              <w:bottom w:type="dxa" w:w="80"/>
+              <w:right w:type="dxa" w:w="100"/>
+            </w:tcMar>
+            <w:vAlign w:val="center"/>
+          </w:tcPr>
+          <w:p>
+            <w:r>
+              <w:rPr>
+                <w:rFonts w:ascii="Arial" w:cs="Arial" w:eastAsia="Arial" w:hAnsi="Arial"/>
+                <w:b w:val="false"/>
+                <w:bCs w:val="false"/>
+                <w:sz w:val="20"/>
+                <w:szCs w:val="20"/>
+              </w:rPr>
+              <w:t xml:space="preserve">AC-07: mantiene el modelo de datos separado de las reglas de negocio mediante repositorios y versiona los cambios del esquema con migraciones.</w:t>
+            </w:r>
+          </w:p>
+        </w:tc>
+      </w:tr>
+      <w:tr>
+        <w:trPr>
+          <w:cantSplit/>
+        </w:trPr>
+        <w:tc>
+          <w:tcPr>
+            <w:tcW w:type="dxa" w:w="1700"/>
+            <w:tcMar>
+              <w:top w:type="dxa" w:w="80"/>
+              <w:left w:type="dxa" w:w="100"/>
+              <w:bottom w:type="dxa" w:w="80"/>
+              <w:right w:type="dxa" w:w="100"/>
+            </w:tcMar>
+            <w:vAlign w:val="center"/>
+          </w:tcPr>
+          <w:p>
+            <w:r>
+              <w:rPr>
+                <w:rFonts w:ascii="Arial" w:cs="Arial" w:eastAsia="Arial" w:hAnsi="Arial"/>
+                <w:b w:val="false"/>
+                <w:bCs w:val="false"/>
+                <w:sz w:val="20"/>
+                <w:szCs w:val="20"/>
+              </w:rPr>
+              <w:t xml:space="preserve">Base de datos</w:t>
+            </w:r>
+          </w:p>
+        </w:tc>
+        <w:tc>
+          <w:tcPr>
+            <w:tcW w:type="dxa" w:w="2000"/>
+            <w:tcMar>
+              <w:top w:type="dxa" w:w="80"/>
+              <w:left w:type="dxa" w:w="100"/>
+              <w:bottom w:type="dxa" w:w="80"/>
+              <w:right w:type="dxa" w:w="100"/>
+            </w:tcMar>
+            <w:vAlign w:val="center"/>
+          </w:tcPr>
+          <w:p>
+            <w:r>
+              <w:rPr>
+                <w:rFonts w:ascii="Arial" w:cs="Arial" w:eastAsia="Arial" w:hAnsi="Arial"/>
+                <w:b w:val="false"/>
+                <w:bCs w:val="false"/>
+                <w:sz w:val="20"/>
+                <w:szCs w:val="20"/>
+              </w:rPr>
+              <w:t xml:space="preserve">PostgreSQL</w:t>
+            </w:r>
+          </w:p>
+        </w:tc>
+        <w:tc>
+          <w:tcPr>
+            <w:tcW w:type="dxa" w:w="1500"/>
+            <w:tcMar>
+              <w:top w:type="dxa" w:w="80"/>
+              <w:left w:type="dxa" w:w="100"/>
+              <w:bottom w:type="dxa" w:w="80"/>
+              <w:right w:type="dxa" w:w="100"/>
+            </w:tcMar>
+            <w:vAlign w:val="center"/>
+          </w:tcPr>
+          <w:p>
+            <w:r>
+              <w:rPr>
+                <w:rFonts w:ascii="Arial" w:cs="Arial" w:eastAsia="Arial" w:hAnsi="Arial"/>
+                <w:b w:val="false"/>
+                <w:bCs w:val="false"/>
+                <w:sz w:val="20"/>
+                <w:szCs w:val="20"/>
+              </w:rPr>
+              <w:t xml:space="preserve">MongoDB</w:t>
+            </w:r>
+          </w:p>
+        </w:tc>
+        <w:tc>
+          <w:tcPr>
+            <w:tcW w:type="dxa" w:w="3800"/>
+            <w:tcMar>
+              <w:top w:type="dxa" w:w="80"/>
+              <w:left w:type="dxa" w:w="100"/>
+              <w:bottom w:type="dxa" w:w="80"/>
+              <w:right w:type="dxa" w:w="100"/>
+            </w:tcMar>
+            <w:vAlign w:val="center"/>
+          </w:tcPr>
+          <w:p>
+            <w:r>
+              <w:rPr>
+                <w:rFonts w:ascii="Arial" w:cs="Arial" w:eastAsia="Arial" w:hAnsi="Arial"/>
+                <w:b w:val="false"/>
+                <w:bCs w:val="false"/>
+                <w:sz w:val="20"/>
+                <w:szCs w:val="20"/>
+              </w:rPr>
+              <w:t xml:space="preserve">Datos relacionales (sensor, lectura, alerta) que requieren integridad referencial y restricciones (FK, CHECK, UNIQUE) para el historial de RF-03 y RF-05; licencia libre (RA-02).</w:t>
+            </w:r>
+          </w:p>
+        </w:tc>
+      </w:tr>
+      <w:tr>
+        <w:trPr>
+          <w:cantSplit/>
+        </w:trPr>
+        <w:tc>
+          <w:tcPr>
+            <w:tcW w:type="dxa" w:w="1700"/>
+            <w:tcMar>
+              <w:top w:type="dxa" w:w="80"/>
+              <w:left w:type="dxa" w:w="100"/>
+              <w:bottom w:type="dxa" w:w="80"/>
+              <w:right w:type="dxa" w:w="100"/>
+            </w:tcMar>
+            <w:vAlign w:val="center"/>
+          </w:tcPr>
+          <w:p>
+            <w:r>
+              <w:rPr>
+                <w:rFonts w:ascii="Arial" w:cs="Arial" w:eastAsia="Arial" w:hAnsi="Arial"/>
+                <w:b w:val="false"/>
+                <w:bCs w:val="false"/>
+                <w:sz w:val="20"/>
+                <w:szCs w:val="20"/>
+              </w:rPr>
+              <w:t xml:space="preserve">Frontend</w:t>
+            </w:r>
+          </w:p>
+        </w:tc>
+        <w:tc>
+          <w:tcPr>
+            <w:tcW w:type="dxa" w:w="2000"/>
+            <w:tcMar>
+              <w:top w:type="dxa" w:w="80"/>
+              <w:left w:type="dxa" w:w="100"/>
+              <w:bottom w:type="dxa" w:w="80"/>
+              <w:right w:type="dxa" w:w="100"/>
+            </w:tcMar>
+            <w:vAlign w:val="center"/>
+          </w:tcPr>
+          <w:p>
+            <w:r>
+              <w:rPr>
+                <w:rFonts w:ascii="Arial" w:cs="Arial" w:eastAsia="Arial" w:hAnsi="Arial"/>
+                <w:b w:val="false"/>
+                <w:bCs w:val="false"/>
+                <w:sz w:val="20"/>
+                <w:szCs w:val="20"/>
+              </w:rPr>
+              <w:t xml:space="preserve">React (Vite) como aplicación separada</w:t>
+            </w:r>
+          </w:p>
+        </w:tc>
+        <w:tc>
+          <w:tcPr>
+            <w:tcW w:type="dxa" w:w="1500"/>
+            <w:tcMar>
+              <w:top w:type="dxa" w:w="80"/>
+              <w:left w:type="dxa" w:w="100"/>
+              <w:bottom w:type="dxa" w:w="80"/>
+              <w:right w:type="dxa" w:w="100"/>
+            </w:tcMar>
+            <w:vAlign w:val="center"/>
+          </w:tcPr>
+          <w:p>
+            <w:r>
+              <w:rPr>
+                <w:rFonts w:ascii="Arial" w:cs="Arial" w:eastAsia="Arial" w:hAnsi="Arial"/>
+                <w:b w:val="false"/>
+                <w:bCs w:val="false"/>
+                <w:sz w:val="20"/>
+                <w:szCs w:val="20"/>
+              </w:rPr>
+              <w:t xml:space="preserve">HTML y JavaScript servidos desde Spring Boot</w:t>
+            </w:r>
+          </w:p>
+        </w:tc>
+        <w:tc>
+          <w:tcPr>
+            <w:tcW w:type="dxa" w:w="3800"/>
+            <w:tcMar>
+              <w:top w:type="dxa" w:w="80"/>
+              <w:left w:type="dxa" w:w="100"/>
+              <w:bottom w:type="dxa" w:w="80"/>
+              <w:right w:type="dxa" w:w="100"/>
+            </w:tcMar>
+            <w:vAlign w:val="center"/>
+          </w:tcPr>
+          <w:p>
+            <w:r>
+              <w:rPr>
+                <w:rFonts w:ascii="Arial" w:cs="Arial" w:eastAsia="Arial" w:hAnsi="Arial"/>
+                <w:b w:val="false"/>
+                <w:bCs w:val="false"/>
+                <w:sz w:val="20"/>
+                <w:szCs w:val="20"/>
+              </w:rPr>
+              <w:t xml:space="preserve">AC-04 (Usabilidad): interfaz mínima para consultar alertas y estado de sensores (HU-03) y configurar umbrales (HU-02). Restricción de tiempo: dominio previo del estudiante en React; consume la API REST del backend con JWT.</w:t>
+            </w:r>
+          </w:p>
+        </w:tc>
+      </w:tr>
+      <w:tr>
+        <w:trPr>
+          <w:cantSplit/>
+        </w:trPr>
+        <w:tc>
+          <w:tcPr>
+            <w:tcW w:type="dxa" w:w="1700"/>
+            <w:tcMar>
+              <w:top w:type="dxa" w:w="80"/>
+              <w:left w:type="dxa" w:w="100"/>
+              <w:bottom w:type="dxa" w:w="80"/>
+              <w:right w:type="dxa" w:w="100"/>
+            </w:tcMar>
+            <w:vAlign w:val="center"/>
+          </w:tcPr>
+          <w:p>
+            <w:r>
+              <w:rPr>
+                <w:rFonts w:ascii="Arial" w:cs="Arial" w:eastAsia="Arial" w:hAnsi="Arial"/>
+                <w:b w:val="false"/>
+                <w:bCs w:val="false"/>
+                <w:sz w:val="20"/>
+                <w:szCs w:val="20"/>
+              </w:rPr>
+              <w:t xml:space="preserve">Autenticación</w:t>
+            </w:r>
+          </w:p>
+        </w:tc>
+        <w:tc>
+          <w:tcPr>
+            <w:tcW w:type="dxa" w:w="2000"/>
+            <w:tcMar>
+              <w:top w:type="dxa" w:w="80"/>
+              <w:left w:type="dxa" w:w="100"/>
+              <w:bottom w:type="dxa" w:w="80"/>
+              <w:right w:type="dxa" w:w="100"/>
+            </w:tcMar>
+            <w:vAlign w:val="center"/>
+          </w:tcPr>
+          <w:p>
+            <w:r>
+              <w:rPr>
+                <w:rFonts w:ascii="Arial" w:cs="Arial" w:eastAsia="Arial" w:hAnsi="Arial"/>
+                <w:b w:val="false"/>
+                <w:bCs w:val="false"/>
+                <w:sz w:val="20"/>
+                <w:szCs w:val="20"/>
+              </w:rPr>
+              <w:t xml:space="preserve">Spring Security + JWT, con BCrypt y roles administrador y técnico</w:t>
+            </w:r>
+          </w:p>
+        </w:tc>
+        <w:tc>
+          <w:tcPr>
+            <w:tcW w:type="dxa" w:w="1500"/>
+            <w:tcMar>
+              <w:top w:type="dxa" w:w="80"/>
+              <w:left w:type="dxa" w:w="100"/>
+              <w:bottom w:type="dxa" w:w="80"/>
+              <w:right w:type="dxa" w:w="100"/>
+            </w:tcMar>
+            <w:vAlign w:val="center"/>
+          </w:tcPr>
+          <w:p>
+            <w:r>
+              <w:rPr>
+                <w:rFonts w:ascii="Arial" w:cs="Arial" w:eastAsia="Arial" w:hAnsi="Arial"/>
+                <w:b w:val="false"/>
+                <w:bCs w:val="false"/>
+                <w:sz w:val="20"/>
+                <w:szCs w:val="20"/>
+              </w:rPr>
+              <w:t xml:space="preserve">Sesiones en servidor</w:t>
+            </w:r>
+          </w:p>
+        </w:tc>
+        <w:tc>
+          <w:tcPr>
+            <w:tcW w:type="dxa" w:w="3800"/>
+            <w:tcMar>
+              <w:top w:type="dxa" w:w="80"/>
+              <w:left w:type="dxa" w:w="100"/>
+              <w:bottom w:type="dxa" w:w="80"/>
+              <w:right w:type="dxa" w:w="100"/>
+            </w:tcMar>
+            <w:vAlign w:val="center"/>
+          </w:tcPr>
+          <w:p>
+            <w:r>
+              <w:rPr>
+                <w:rFonts w:ascii="Arial" w:cs="Arial" w:eastAsia="Arial" w:hAnsi="Arial"/>
+                <w:b w:val="false"/>
+                <w:bCs w:val="false"/>
+                <w:sz w:val="20"/>
+                <w:szCs w:val="20"/>
+              </w:rPr>
+              <w:t xml:space="preserve">AC-06 (Seguridad) y HU-02: solo el administrador modifica umbrales, porque un umbral alterado puede suprimir una alerta real. JWT evita mantener estado de sesión en el servidor.</w:t>
+            </w:r>
+          </w:p>
+        </w:tc>
+      </w:tr>
+      <w:tr>
+        <w:trPr>
+          <w:cantSplit/>
+        </w:trPr>
+        <w:tc>
+          <w:tcPr>
+            <w:tcW w:type="dxa" w:w="1700"/>
+            <w:tcMar>
+              <w:top w:type="dxa" w:w="80"/>
+              <w:left w:type="dxa" w:w="100"/>
+              <w:bottom w:type="dxa" w:w="80"/>
+              <w:right w:type="dxa" w:w="100"/>
+            </w:tcMar>
+            <w:vAlign w:val="center"/>
+          </w:tcPr>
+          <w:p>
+            <w:r>
+              <w:rPr>
+                <w:rFonts w:ascii="Arial" w:cs="Arial" w:eastAsia="Arial" w:hAnsi="Arial"/>
+                <w:b w:val="false"/>
+                <w:bCs w:val="false"/>
+                <w:sz w:val="20"/>
+                <w:szCs w:val="20"/>
+              </w:rPr>
+              <w:t xml:space="preserve">Pruebas</w:t>
+            </w:r>
+          </w:p>
+        </w:tc>
+        <w:tc>
+          <w:tcPr>
+            <w:tcW w:type="dxa" w:w="2000"/>
+            <w:tcMar>
+              <w:top w:type="dxa" w:w="80"/>
+              <w:left w:type="dxa" w:w="100"/>
+              <w:bottom w:type="dxa" w:w="80"/>
+              <w:right w:type="dxa" w:w="100"/>
+            </w:tcMar>
+            <w:vAlign w:val="center"/>
+          </w:tcPr>
+          <w:p>
+            <w:r>
+              <w:rPr>
+                <w:rFonts w:ascii="Arial" w:cs="Arial" w:eastAsia="Arial" w:hAnsi="Arial"/>
+                <w:b w:val="false"/>
+                <w:bCs w:val="false"/>
+                <w:sz w:val="20"/>
+                <w:szCs w:val="20"/>
+              </w:rPr>
+              <w:t xml:space="preserve">JUnit 5 + Postman</w:t>
+            </w:r>
+          </w:p>
+        </w:tc>
+        <w:tc>
+          <w:tcPr>
+            <w:tcW w:type="dxa" w:w="1500"/>
+            <w:tcMar>
+              <w:top w:type="dxa" w:w="80"/>
+              <w:left w:type="dxa" w:w="100"/>
+              <w:bottom w:type="dxa" w:w="80"/>
+              <w:right w:type="dxa" w:w="100"/>
+            </w:tcMar>
+            <w:vAlign w:val="center"/>
+          </w:tcPr>
+          <w:p>
+            <w:r>
+              <w:rPr>
+                <w:rFonts w:ascii="Arial" w:cs="Arial" w:eastAsia="Arial" w:hAnsi="Arial"/>
+                <w:b w:val="false"/>
+                <w:bCs w:val="false"/>
+                <w:sz w:val="20"/>
+                <w:szCs w:val="20"/>
+              </w:rPr>
+              <w:t xml:space="preserve">Pruebas manuales</w:t>
+            </w:r>
+          </w:p>
+        </w:tc>
+        <w:tc>
+          <w:tcPr>
+            <w:tcW w:type="dxa" w:w="3800"/>
+            <w:tcMar>
+              <w:top w:type="dxa" w:w="80"/>
+              <w:left w:type="dxa" w:w="100"/>
+              <w:bottom w:type="dxa" w:w="80"/>
+              <w:right w:type="dxa" w:w="100"/>
+            </w:tcMar>
+            <w:vAlign w:val="center"/>
+          </w:tcPr>
+          <w:p>
+            <w:r>
+              <w:rPr>
+                <w:rFonts w:ascii="Arial" w:cs="Arial" w:eastAsia="Arial" w:hAnsi="Arial"/>
+                <w:b w:val="false"/>
+                <w:bCs w:val="false"/>
+                <w:sz w:val="20"/>
+                <w:szCs w:val="20"/>
+              </w:rPr>
+              <w:t xml:space="preserve">AC-02 y AC-05: verificación repetible de la evaluación en ≤ 5 s y de la entrega por 2 canales, según los escenarios de la sección 1.3.</w:t>
+            </w:r>
+          </w:p>
+        </w:tc>
+      </w:tr>
+      <w:tr>
+        <w:trPr>
+          <w:cantSplit/>
+        </w:trPr>
+        <w:tc>
+          <w:tcPr>
+            <w:tcW w:type="dxa" w:w="1700"/>
+            <w:tcMar>
+              <w:top w:type="dxa" w:w="80"/>
+              <w:left w:type="dxa" w:w="100"/>
+              <w:bottom w:type="dxa" w:w="80"/>
+              <w:right w:type="dxa" w:w="100"/>
+            </w:tcMar>
+            <w:vAlign w:val="center"/>
+          </w:tcPr>
+          <w:p>
+            <w:r>
+              <w:rPr>
+                <w:rFonts w:ascii="Arial" w:cs="Arial" w:eastAsia="Arial" w:hAnsi="Arial"/>
+                <w:b w:val="false"/>
+                <w:bCs w:val="false"/>
+                <w:sz w:val="20"/>
+                <w:szCs w:val="20"/>
+              </w:rPr>
+              <w:t xml:space="preserve">Control de versiones</w:t>
+            </w:r>
+          </w:p>
+        </w:tc>
+        <w:tc>
+          <w:tcPr>
+            <w:tcW w:type="dxa" w:w="2000"/>
+            <w:tcMar>
+              <w:top w:type="dxa" w:w="80"/>
+              <w:left w:type="dxa" w:w="100"/>
+              <w:bottom w:type="dxa" w:w="80"/>
+              <w:right w:type="dxa" w:w="100"/>
+            </w:tcMar>
+            <w:vAlign w:val="center"/>
+          </w:tcPr>
+          <w:p>
+            <w:r>
+              <w:rPr>
+                <w:rFonts w:ascii="Arial" w:cs="Arial" w:eastAsia="Arial" w:hAnsi="Arial"/>
+                <w:b w:val="false"/>
+                <w:bCs w:val="false"/>
+                <w:sz w:val="20"/>
+                <w:szCs w:val="20"/>
+              </w:rPr>
+              <w:t xml:space="preserve">Git + GitHub</w:t>
+            </w:r>
+          </w:p>
+        </w:tc>
+        <w:tc>
+          <w:tcPr>
+            <w:tcW w:type="dxa" w:w="1500"/>
+            <w:tcMar>
+              <w:top w:type="dxa" w:w="80"/>
+              <w:left w:type="dxa" w:w="100"/>
+              <w:bottom w:type="dxa" w:w="80"/>
+              <w:right w:type="dxa" w:w="100"/>
+            </w:tcMar>
+            <w:vAlign w:val="center"/>
+          </w:tcPr>
+          <w:p>
+            <w:r>
+              <w:rPr>
+                <w:rFonts w:ascii="Arial" w:cs="Arial" w:eastAsia="Arial" w:hAnsi="Arial"/>
+                <w:b w:val="false"/>
+                <w:bCs w:val="false"/>
+                <w:sz w:val="20"/>
+                <w:szCs w:val="20"/>
+              </w:rPr>
+              <w:t xml:space="preserve">Ninguna</w:t>
+            </w:r>
+          </w:p>
+        </w:tc>
+        <w:tc>
+          <w:tcPr>
+            <w:tcW w:type="dxa" w:w="3800"/>
+            <w:tcMar>
+              <w:top w:type="dxa" w:w="80"/>
+              <w:left w:type="dxa" w:w="100"/>
+              <w:bottom w:type="dxa" w:w="80"/>
+              <w:right w:type="dxa" w:w="100"/>
+            </w:tcMar>
+            <w:vAlign w:val="center"/>
+          </w:tcPr>
+          <w:p>
+            <w:r>
+              <w:rPr>
+                <w:rFonts w:ascii="Arial" w:cs="Arial" w:eastAsia="Arial" w:hAnsi="Arial"/>
+                <w:b w:val="false"/>
+                <w:bCs w:val="false"/>
+                <w:sz w:val="20"/>
+                <w:szCs w:val="20"/>
+              </w:rPr>
+              <w:t xml:space="preserve">Restricción del curso: el DAS, los ADRs y el código se versionan en el repositorio del proyecto.</w:t>
+            </w:r>
+          </w:p>
+        </w:tc>
+      </w:tr>
+      <w:tr>
+        <w:trPr>
+          <w:cantSplit/>
+        </w:trPr>
+        <w:tc>
+          <w:tcPr>
+            <w:tcW w:type="dxa" w:w="1700"/>
+            <w:tcMar>
+              <w:top w:type="dxa" w:w="80"/>
+              <w:left w:type="dxa" w:w="100"/>
+              <w:bottom w:type="dxa" w:w="80"/>
+              <w:right w:type="dxa" w:w="100"/>
+            </w:tcMar>
+            <w:vAlign w:val="center"/>
+          </w:tcPr>
+          <w:p>
+            <w:r>
+              <w:rPr>
+                <w:rFonts w:ascii="Arial" w:cs="Arial" w:eastAsia="Arial" w:hAnsi="Arial"/>
+                <w:b w:val="false"/>
+                <w:bCs w:val="false"/>
+                <w:sz w:val="20"/>
+                <w:szCs w:val="20"/>
+              </w:rPr>
+              <w:t xml:space="preserve">Entrada de SMS</w:t>
+            </w:r>
+          </w:p>
+        </w:tc>
+        <w:tc>
+          <w:tcPr>
+            <w:tcW w:type="dxa" w:w="2000"/>
+            <w:tcMar>
+              <w:top w:type="dxa" w:w="80"/>
+              <w:left w:type="dxa" w:w="100"/>
+              <w:bottom w:type="dxa" w:w="80"/>
+              <w:right w:type="dxa" w:w="100"/>
+            </w:tcMar>
+            <w:vAlign w:val="center"/>
+          </w:tcPr>
+          <w:p>
+            <w:r>
+              <w:rPr>
+                <w:rFonts w:ascii="Arial" w:cs="Arial" w:eastAsia="Arial" w:hAnsi="Arial"/>
+                <w:b w:val="false"/>
+                <w:bCs w:val="false"/>
+                <w:sz w:val="20"/>
+                <w:szCs w:val="20"/>
+              </w:rPr>
+              <w:t xml:space="preserve">Endpoint HTTP (webhook) que recibe el SMS; en desarrollo se simula con Postman</w:t>
+            </w:r>
+          </w:p>
+        </w:tc>
+        <w:tc>
+          <w:tcPr>
+            <w:tcW w:type="dxa" w:w="1500"/>
+            <w:tcMar>
+              <w:top w:type="dxa" w:w="80"/>
+              <w:left w:type="dxa" w:w="100"/>
+              <w:bottom w:type="dxa" w:w="80"/>
+              <w:right w:type="dxa" w:w="100"/>
+            </w:tcMar>
+            <w:vAlign w:val="center"/>
+          </w:tcPr>
+          <w:p>
+            <w:r>
+              <w:rPr>
+                <w:rFonts w:ascii="Arial" w:cs="Arial" w:eastAsia="Arial" w:hAnsi="Arial"/>
+                <w:b w:val="false"/>
+                <w:bCs w:val="false"/>
+                <w:sz w:val="20"/>
+                <w:szCs w:val="20"/>
+              </w:rPr>
+              <w:t xml:space="preserve">Contratar un gateway SMS de pago en esta etapa</w:t>
+            </w:r>
+          </w:p>
+        </w:tc>
+        <w:tc>
+          <w:tcPr>
+            <w:tcW w:type="dxa" w:w="3800"/>
+            <w:tcMar>
+              <w:top w:type="dxa" w:w="80"/>
+              <w:left w:type="dxa" w:w="100"/>
+              <w:bottom w:type="dxa" w:w="80"/>
+              <w:right w:type="dxa" w:w="100"/>
+            </w:tcMar>
+            <w:vAlign w:val="center"/>
+          </w:tcPr>
+          <w:p>
+            <w:r>
+              <w:rPr>
+                <w:rFonts w:ascii="Arial" w:cs="Arial" w:eastAsia="Arial" w:hAnsi="Arial"/>
+                <w:b w:val="false"/>
+                <w:bCs w:val="false"/>
+                <w:sz w:val="20"/>
+                <w:szCs w:val="20"/>
+              </w:rPr>
+              <w:t xml:space="preserve">RT-02 y RA-02: el canal de los sensores sigue siendo SMS; el mensaje llega al sistema como una petición HTTP, sin costo de un gateway de pago.</w:t>
+            </w:r>
+          </w:p>
+        </w:tc>
+      </w:tr>
+      <w:tr>
+        <w:trPr>
+          <w:cantSplit/>
+        </w:trPr>
+        <w:tc>
+          <w:tcPr>
+            <w:tcW w:type="dxa" w:w="1700"/>
+            <w:tcMar>
+              <w:top w:type="dxa" w:w="80"/>
+              <w:left w:type="dxa" w:w="100"/>
+              <w:bottom w:type="dxa" w:w="80"/>
+              <w:right w:type="dxa" w:w="100"/>
+            </w:tcMar>
+            <w:vAlign w:val="center"/>
+          </w:tcPr>
+          <w:p>
+            <w:r>
+              <w:rPr>
+                <w:rFonts w:ascii="Arial" w:cs="Arial" w:eastAsia="Arial" w:hAnsi="Arial"/>
+                <w:b w:val="false"/>
+                <w:bCs w:val="false"/>
+                <w:sz w:val="20"/>
+                <w:szCs w:val="20"/>
+              </w:rPr>
+              <w:t xml:space="preserve">Canales de salida</w:t>
+            </w:r>
+          </w:p>
+        </w:tc>
+        <w:tc>
+          <w:tcPr>
+            <w:tcW w:type="dxa" w:w="2000"/>
+            <w:tcMar>
+              <w:top w:type="dxa" w:w="80"/>
+              <w:left w:type="dxa" w:w="100"/>
+              <w:bottom w:type="dxa" w:w="80"/>
+              <w:right w:type="dxa" w:w="100"/>
+            </w:tcMar>
+            <w:vAlign w:val="center"/>
+          </w:tcPr>
+          <w:p>
+            <w:r>
+              <w:rPr>
+                <w:rFonts w:ascii="Arial" w:cs="Arial" w:eastAsia="Arial" w:hAnsi="Arial"/>
+                <w:b w:val="false"/>
+                <w:bCs w:val="false"/>
+                <w:sz w:val="20"/>
+                <w:szCs w:val="20"/>
+              </w:rPr>
+              <w:t xml:space="preserve">Correo (SMTP) + Telegram Bot</w:t>
+            </w:r>
+          </w:p>
+        </w:tc>
+        <w:tc>
+          <w:tcPr>
+            <w:tcW w:type="dxa" w:w="1500"/>
+            <w:tcMar>
+              <w:top w:type="dxa" w:w="80"/>
+              <w:left w:type="dxa" w:w="100"/>
+              <w:bottom w:type="dxa" w:w="80"/>
+              <w:right w:type="dxa" w:w="100"/>
+            </w:tcMar>
+            <w:vAlign w:val="center"/>
+          </w:tcPr>
+          <w:p>
+            <w:r>
+              <w:rPr>
+                <w:rFonts w:ascii="Arial" w:cs="Arial" w:eastAsia="Arial" w:hAnsi="Arial"/>
+                <w:b w:val="false"/>
+                <w:bCs w:val="false"/>
+                <w:sz w:val="20"/>
+                <w:szCs w:val="20"/>
+              </w:rPr>
+              <w:t xml:space="preserve">SMS saliente por gateway de pago</w:t>
+            </w:r>
+          </w:p>
+        </w:tc>
+        <w:tc>
+          <w:tcPr>
+            <w:tcW w:type="dxa" w:w="3800"/>
+            <w:tcMar>
+              <w:top w:type="dxa" w:w="80"/>
+              <w:left w:type="dxa" w:w="100"/>
+              <w:bottom w:type="dxa" w:w="80"/>
+              <w:right w:type="dxa" w:w="100"/>
+            </w:tcMar>
+            <w:vAlign w:val="center"/>
+          </w:tcPr>
+          <w:p>
+            <w:r>
+              <w:rPr>
+                <w:rFonts w:ascii="Arial" w:cs="Arial" w:eastAsia="Arial" w:hAnsi="Arial"/>
+                <w:b w:val="false"/>
+                <w:bCs w:val="false"/>
+                <w:sz w:val="20"/>
+                <w:szCs w:val="20"/>
+              </w:rPr>
+              <w:t xml:space="preserve">AC-05 (Confiabilidad): dos canales independientes, ambos sin costo (RA-02), de modo que la falla de uno no impide la entrega por el otro.</w:t>
+            </w:r>
+          </w:p>
+        </w:tc>
+      </w:tr>
+    </w:tbl>
+    <w:p>
+      <w:pPr>
+        <w:spacing w:after="120"/>
+      </w:pPr>
+    </w:p>
+    <w:p>
+      <w:pPr>
+        <w:spacing w:after="160" w:line="276"/>
+        <w:jc w:val="both"/>
+      </w:pPr>
+      <w:r>
+        <w:rPr>
+          <w:rFonts w:ascii="Arial" w:cs="Arial" w:eastAsia="Arial" w:hAnsi="Arial"/>
+          <w:i/>
+          <w:iCs/>
+          <w:sz w:val="24"/>
+          <w:szCs w:val="24"/>
+        </w:rPr>
+        <w:t xml:space="preserve">Nota: las versiones exactas de cada tecnología se fijarán al iniciar la implementación.</w:t>
+      </w:r>
+    </w:p>
     <w:sectPr>
       <w:footerReference w:type="default" r:id="rId7"/>
       <w:pgSz w:w="11906" w:h="16838" w:orient="portrait"/>

--- a/docs/DAS.docx
+++ b/docs/DAS.docx
@@ -4507,9 +4507,10 @@
       </w:tblPr>
       <w:tblGrid>
         <w:gridCol w:w="1700"/>
-        <w:gridCol w:w="2000"/>
-        <w:gridCol w:w="1500"/>
-        <w:gridCol w:w="3800"/>
+        <w:gridCol w:w="1600"/>
+        <w:gridCol w:w="1100"/>
+        <w:gridCol w:w="1300"/>
+        <w:gridCol w:w="3300"/>
       </w:tblGrid>
       <w:tr>
         <w:trPr>
@@ -4543,7 +4544,7 @@
         </w:tc>
         <w:tc>
           <w:tcPr>
-            <w:tcW w:type="dxa" w:w="2000"/>
+            <w:tcW w:type="dxa" w:w="1600"/>
             <w:shd w:fill="1F4E79" w:val="clear"/>
             <w:tcMar>
               <w:top w:type="dxa" w:w="80"/>
@@ -4569,7 +4570,7 @@
         </w:tc>
         <w:tc>
           <w:tcPr>
-            <w:tcW w:type="dxa" w:w="1500"/>
+            <w:tcW w:type="dxa" w:w="1100"/>
             <w:shd w:fill="1F4E79" w:val="clear"/>
             <w:tcMar>
               <w:top w:type="dxa" w:w="80"/>
@@ -4589,13 +4590,39 @@
                 <w:sz w:val="20"/>
                 <w:szCs w:val="20"/>
               </w:rPr>
+              <w:t xml:space="preserve">Versión</w:t>
+            </w:r>
+          </w:p>
+        </w:tc>
+        <w:tc>
+          <w:tcPr>
+            <w:tcW w:type="dxa" w:w="1300"/>
+            <w:shd w:fill="1F4E79" w:val="clear"/>
+            <w:tcMar>
+              <w:top w:type="dxa" w:w="80"/>
+              <w:left w:type="dxa" w:w="100"/>
+              <w:bottom w:type="dxa" w:w="80"/>
+              <w:right w:type="dxa" w:w="100"/>
+            </w:tcMar>
+            <w:vAlign w:val="center"/>
+          </w:tcPr>
+          <w:p>
+            <w:r>
+              <w:rPr>
+                <w:rFonts w:ascii="Arial" w:cs="Arial" w:eastAsia="Arial" w:hAnsi="Arial"/>
+                <w:b/>
+                <w:bCs/>
+                <w:color w:val="FFFFFF"/>
+                <w:sz w:val="20"/>
+                <w:szCs w:val="20"/>
+              </w:rPr>
               <w:t xml:space="preserve">Alternativa descartada</w:t>
             </w:r>
           </w:p>
         </w:tc>
         <w:tc>
           <w:tcPr>
-            <w:tcW w:type="dxa" w:w="3800"/>
+            <w:tcW w:type="dxa" w:w="3300"/>
             <w:shd w:fill="1F4E79" w:val="clear"/>
             <w:tcMar>
               <w:top w:type="dxa" w:w="80"/>
@@ -4650,7 +4677,7 @@
         </w:tc>
         <w:tc>
           <w:tcPr>
-            <w:tcW w:type="dxa" w:w="2000"/>
+            <w:tcW w:type="dxa" w:w="1600"/>
             <w:tcMar>
               <w:top w:type="dxa" w:w="80"/>
               <w:left w:type="dxa" w:w="100"/>
@@ -4674,7 +4701,31 @@
         </w:tc>
         <w:tc>
           <w:tcPr>
-            <w:tcW w:type="dxa" w:w="1500"/>
+            <w:tcW w:type="dxa" w:w="1100"/>
+            <w:tcMar>
+              <w:top w:type="dxa" w:w="80"/>
+              <w:left w:type="dxa" w:w="100"/>
+              <w:bottom w:type="dxa" w:w="80"/>
+              <w:right w:type="dxa" w:w="100"/>
+            </w:tcMar>
+            <w:vAlign w:val="center"/>
+          </w:tcPr>
+          <w:p>
+            <w:r>
+              <w:rPr>
+                <w:rFonts w:ascii="Arial" w:cs="Arial" w:eastAsia="Arial" w:hAnsi="Arial"/>
+                <w:b w:val="false"/>
+                <w:bCs w:val="false"/>
+                <w:sz w:val="20"/>
+                <w:szCs w:val="20"/>
+              </w:rPr>
+              <w:t xml:space="preserve">21 LTS</w:t>
+            </w:r>
+          </w:p>
+        </w:tc>
+        <w:tc>
+          <w:tcPr>
+            <w:tcW w:type="dxa" w:w="1300"/>
             <w:tcMar>
               <w:top w:type="dxa" w:w="80"/>
               <w:left w:type="dxa" w:w="100"/>
@@ -4698,7 +4749,7 @@
         </w:tc>
         <w:tc>
           <w:tcPr>
-            <w:tcW w:type="dxa" w:w="3800"/>
+            <w:tcW w:type="dxa" w:w="3300"/>
             <w:tcMar>
               <w:top w:type="dxa" w:w="80"/>
               <w:left w:type="dxa" w:w="100"/>
@@ -4751,7 +4802,7 @@
         </w:tc>
         <w:tc>
           <w:tcPr>
-            <w:tcW w:type="dxa" w:w="2000"/>
+            <w:tcW w:type="dxa" w:w="1600"/>
             <w:tcMar>
               <w:top w:type="dxa" w:w="80"/>
               <w:left w:type="dxa" w:w="100"/>
@@ -4775,7 +4826,31 @@
         </w:tc>
         <w:tc>
           <w:tcPr>
-            <w:tcW w:type="dxa" w:w="1500"/>
+            <w:tcW w:type="dxa" w:w="1100"/>
+            <w:tcMar>
+              <w:top w:type="dxa" w:w="80"/>
+              <w:left w:type="dxa" w:w="100"/>
+              <w:bottom w:type="dxa" w:w="80"/>
+              <w:right w:type="dxa" w:w="100"/>
+            </w:tcMar>
+            <w:vAlign w:val="center"/>
+          </w:tcPr>
+          <w:p>
+            <w:r>
+              <w:rPr>
+                <w:rFonts w:ascii="Arial" w:cs="Arial" w:eastAsia="Arial" w:hAnsi="Arial"/>
+                <w:b w:val="false"/>
+                <w:bCs w:val="false"/>
+                <w:sz w:val="20"/>
+                <w:szCs w:val="20"/>
+              </w:rPr>
+              <w:t xml:space="preserve">4.1.x</w:t>
+            </w:r>
+          </w:p>
+        </w:tc>
+        <w:tc>
+          <w:tcPr>
+            <w:tcW w:type="dxa" w:w="1300"/>
             <w:tcMar>
               <w:top w:type="dxa" w:w="80"/>
               <w:left w:type="dxa" w:w="100"/>
@@ -4799,7 +4874,7 @@
         </w:tc>
         <w:tc>
           <w:tcPr>
-            <w:tcW w:type="dxa" w:w="3800"/>
+            <w:tcW w:type="dxa" w:w="3300"/>
             <w:tcMar>
               <w:top w:type="dxa" w:w="80"/>
               <w:left w:type="dxa" w:w="100"/>
@@ -4852,7 +4927,7 @@
         </w:tc>
         <w:tc>
           <w:tcPr>
-            <w:tcW w:type="dxa" w:w="2000"/>
+            <w:tcW w:type="dxa" w:w="1600"/>
             <w:tcMar>
               <w:top w:type="dxa" w:w="80"/>
               <w:left w:type="dxa" w:w="100"/>
@@ -4876,7 +4951,31 @@
         </w:tc>
         <w:tc>
           <w:tcPr>
-            <w:tcW w:type="dxa" w:w="1500"/>
+            <w:tcW w:type="dxa" w:w="1100"/>
+            <w:tcMar>
+              <w:top w:type="dxa" w:w="80"/>
+              <w:left w:type="dxa" w:w="100"/>
+              <w:bottom w:type="dxa" w:w="80"/>
+              <w:right w:type="dxa" w:w="100"/>
+            </w:tcMar>
+            <w:vAlign w:val="center"/>
+          </w:tcPr>
+          <w:p>
+            <w:r>
+              <w:rPr>
+                <w:rFonts w:ascii="Arial" w:cs="Arial" w:eastAsia="Arial" w:hAnsi="Arial"/>
+                <w:b w:val="false"/>
+                <w:bCs w:val="false"/>
+                <w:sz w:val="20"/>
+                <w:szCs w:val="20"/>
+              </w:rPr>
+              <w:t xml:space="preserve">Según Spring Boot</w:t>
+            </w:r>
+          </w:p>
+        </w:tc>
+        <w:tc>
+          <w:tcPr>
+            <w:tcW w:type="dxa" w:w="1300"/>
             <w:tcMar>
               <w:top w:type="dxa" w:w="80"/>
               <w:left w:type="dxa" w:w="100"/>
@@ -4900,7 +4999,7 @@
         </w:tc>
         <w:tc>
           <w:tcPr>
-            <w:tcW w:type="dxa" w:w="3800"/>
+            <w:tcW w:type="dxa" w:w="3300"/>
             <w:tcMar>
               <w:top w:type="dxa" w:w="80"/>
               <w:left w:type="dxa" w:w="100"/>
@@ -4953,7 +5052,7 @@
         </w:tc>
         <w:tc>
           <w:tcPr>
-            <w:tcW w:type="dxa" w:w="2000"/>
+            <w:tcW w:type="dxa" w:w="1600"/>
             <w:tcMar>
               <w:top w:type="dxa" w:w="80"/>
               <w:left w:type="dxa" w:w="100"/>
@@ -4977,7 +5076,31 @@
         </w:tc>
         <w:tc>
           <w:tcPr>
-            <w:tcW w:type="dxa" w:w="1500"/>
+            <w:tcW w:type="dxa" w:w="1100"/>
+            <w:tcMar>
+              <w:top w:type="dxa" w:w="80"/>
+              <w:left w:type="dxa" w:w="100"/>
+              <w:bottom w:type="dxa" w:w="80"/>
+              <w:right w:type="dxa" w:w="100"/>
+            </w:tcMar>
+            <w:vAlign w:val="center"/>
+          </w:tcPr>
+          <w:p>
+            <w:r>
+              <w:rPr>
+                <w:rFonts w:ascii="Arial" w:cs="Arial" w:eastAsia="Arial" w:hAnsi="Arial"/>
+                <w:b w:val="false"/>
+                <w:bCs w:val="false"/>
+                <w:sz w:val="20"/>
+                <w:szCs w:val="20"/>
+              </w:rPr>
+              <w:t xml:space="preserve">18</w:t>
+            </w:r>
+          </w:p>
+        </w:tc>
+        <w:tc>
+          <w:tcPr>
+            <w:tcW w:type="dxa" w:w="1300"/>
             <w:tcMar>
               <w:top w:type="dxa" w:w="80"/>
               <w:left w:type="dxa" w:w="100"/>
@@ -5001,7 +5124,7 @@
         </w:tc>
         <w:tc>
           <w:tcPr>
-            <w:tcW w:type="dxa" w:w="3800"/>
+            <w:tcW w:type="dxa" w:w="3300"/>
             <w:tcMar>
               <w:top w:type="dxa" w:w="80"/>
               <w:left w:type="dxa" w:w="100"/>
@@ -5054,7 +5177,7 @@
         </w:tc>
         <w:tc>
           <w:tcPr>
-            <w:tcW w:type="dxa" w:w="2000"/>
+            <w:tcW w:type="dxa" w:w="1600"/>
             <w:tcMar>
               <w:top w:type="dxa" w:w="80"/>
               <w:left w:type="dxa" w:w="100"/>
@@ -5078,7 +5201,31 @@
         </w:tc>
         <w:tc>
           <w:tcPr>
-            <w:tcW w:type="dxa" w:w="1500"/>
+            <w:tcW w:type="dxa" w:w="1100"/>
+            <w:tcMar>
+              <w:top w:type="dxa" w:w="80"/>
+              <w:left w:type="dxa" w:w="100"/>
+              <w:bottom w:type="dxa" w:w="80"/>
+              <w:right w:type="dxa" w:w="100"/>
+            </w:tcMar>
+            <w:vAlign w:val="center"/>
+          </w:tcPr>
+          <w:p>
+            <w:r>
+              <w:rPr>
+                <w:rFonts w:ascii="Arial" w:cs="Arial" w:eastAsia="Arial" w:hAnsi="Arial"/>
+                <w:b w:val="false"/>
+                <w:bCs w:val="false"/>
+                <w:sz w:val="20"/>
+                <w:szCs w:val="20"/>
+              </w:rPr>
+              <w:t xml:space="preserve">React 19.x</w:t>
+            </w:r>
+          </w:p>
+        </w:tc>
+        <w:tc>
+          <w:tcPr>
+            <w:tcW w:type="dxa" w:w="1300"/>
             <w:tcMar>
               <w:top w:type="dxa" w:w="80"/>
               <w:left w:type="dxa" w:w="100"/>
@@ -5102,7 +5249,7 @@
         </w:tc>
         <w:tc>
           <w:tcPr>
-            <w:tcW w:type="dxa" w:w="3800"/>
+            <w:tcW w:type="dxa" w:w="3300"/>
             <w:tcMar>
               <w:top w:type="dxa" w:w="80"/>
               <w:left w:type="dxa" w:w="100"/>
@@ -5155,7 +5302,7 @@
         </w:tc>
         <w:tc>
           <w:tcPr>
-            <w:tcW w:type="dxa" w:w="2000"/>
+            <w:tcW w:type="dxa" w:w="1600"/>
             <w:tcMar>
               <w:top w:type="dxa" w:w="80"/>
               <w:left w:type="dxa" w:w="100"/>
@@ -5179,7 +5326,31 @@
         </w:tc>
         <w:tc>
           <w:tcPr>
-            <w:tcW w:type="dxa" w:w="1500"/>
+            <w:tcW w:type="dxa" w:w="1100"/>
+            <w:tcMar>
+              <w:top w:type="dxa" w:w="80"/>
+              <w:left w:type="dxa" w:w="100"/>
+              <w:bottom w:type="dxa" w:w="80"/>
+              <w:right w:type="dxa" w:w="100"/>
+            </w:tcMar>
+            <w:vAlign w:val="center"/>
+          </w:tcPr>
+          <w:p>
+            <w:r>
+              <w:rPr>
+                <w:rFonts w:ascii="Arial" w:cs="Arial" w:eastAsia="Arial" w:hAnsi="Arial"/>
+                <w:b w:val="false"/>
+                <w:bCs w:val="false"/>
+                <w:sz w:val="20"/>
+                <w:szCs w:val="20"/>
+              </w:rPr>
+              <w:t xml:space="preserve">Según Spring Boot</w:t>
+            </w:r>
+          </w:p>
+        </w:tc>
+        <w:tc>
+          <w:tcPr>
+            <w:tcW w:type="dxa" w:w="1300"/>
             <w:tcMar>
               <w:top w:type="dxa" w:w="80"/>
               <w:left w:type="dxa" w:w="100"/>
@@ -5203,7 +5374,7 @@
         </w:tc>
         <w:tc>
           <w:tcPr>
-            <w:tcW w:type="dxa" w:w="3800"/>
+            <w:tcW w:type="dxa" w:w="3300"/>
             <w:tcMar>
               <w:top w:type="dxa" w:w="80"/>
               <w:left w:type="dxa" w:w="100"/>
@@ -5256,31 +5427,55 @@
         </w:tc>
         <w:tc>
           <w:tcPr>
-            <w:tcW w:type="dxa" w:w="2000"/>
-            <w:tcMar>
-              <w:top w:type="dxa" w:w="80"/>
-              <w:left w:type="dxa" w:w="100"/>
-              <w:bottom w:type="dxa" w:w="80"/>
-              <w:right w:type="dxa" w:w="100"/>
-            </w:tcMar>
-            <w:vAlign w:val="center"/>
-          </w:tcPr>
-          <w:p>
-            <w:r>
-              <w:rPr>
-                <w:rFonts w:ascii="Arial" w:cs="Arial" w:eastAsia="Arial" w:hAnsi="Arial"/>
-                <w:b w:val="false"/>
-                <w:bCs w:val="false"/>
-                <w:sz w:val="20"/>
-                <w:szCs w:val="20"/>
-              </w:rPr>
-              <w:t xml:space="preserve">JUnit 5 + Postman</w:t>
-            </w:r>
-          </w:p>
-        </w:tc>
-        <w:tc>
-          <w:tcPr>
-            <w:tcW w:type="dxa" w:w="1500"/>
+            <w:tcW w:type="dxa" w:w="1600"/>
+            <w:tcMar>
+              <w:top w:type="dxa" w:w="80"/>
+              <w:left w:type="dxa" w:w="100"/>
+              <w:bottom w:type="dxa" w:w="80"/>
+              <w:right w:type="dxa" w:w="100"/>
+            </w:tcMar>
+            <w:vAlign w:val="center"/>
+          </w:tcPr>
+          <w:p>
+            <w:r>
+              <w:rPr>
+                <w:rFonts w:ascii="Arial" w:cs="Arial" w:eastAsia="Arial" w:hAnsi="Arial"/>
+                <w:b w:val="false"/>
+                <w:bCs w:val="false"/>
+                <w:sz w:val="20"/>
+                <w:szCs w:val="20"/>
+              </w:rPr>
+              <w:t xml:space="preserve">JUnit + Postman</w:t>
+            </w:r>
+          </w:p>
+        </w:tc>
+        <w:tc>
+          <w:tcPr>
+            <w:tcW w:type="dxa" w:w="1100"/>
+            <w:tcMar>
+              <w:top w:type="dxa" w:w="80"/>
+              <w:left w:type="dxa" w:w="100"/>
+              <w:bottom w:type="dxa" w:w="80"/>
+              <w:right w:type="dxa" w:w="100"/>
+            </w:tcMar>
+            <w:vAlign w:val="center"/>
+          </w:tcPr>
+          <w:p>
+            <w:r>
+              <w:rPr>
+                <w:rFonts w:ascii="Arial" w:cs="Arial" w:eastAsia="Arial" w:hAnsi="Arial"/>
+                <w:b w:val="false"/>
+                <w:bCs w:val="false"/>
+                <w:sz w:val="20"/>
+                <w:szCs w:val="20"/>
+              </w:rPr>
+              <w:t xml:space="preserve">Según Spring Boot (JUnit)</w:t>
+            </w:r>
+          </w:p>
+        </w:tc>
+        <w:tc>
+          <w:tcPr>
+            <w:tcW w:type="dxa" w:w="1300"/>
             <w:tcMar>
               <w:top w:type="dxa" w:w="80"/>
               <w:left w:type="dxa" w:w="100"/>
@@ -5304,7 +5499,7 @@
         </w:tc>
         <w:tc>
           <w:tcPr>
-            <w:tcW w:type="dxa" w:w="3800"/>
+            <w:tcW w:type="dxa" w:w="3300"/>
             <w:tcMar>
               <w:top w:type="dxa" w:w="80"/>
               <w:left w:type="dxa" w:w="100"/>
@@ -5357,7 +5552,7 @@
         </w:tc>
         <w:tc>
           <w:tcPr>
-            <w:tcW w:type="dxa" w:w="2000"/>
+            <w:tcW w:type="dxa" w:w="1600"/>
             <w:tcMar>
               <w:top w:type="dxa" w:w="80"/>
               <w:left w:type="dxa" w:w="100"/>
@@ -5381,7 +5576,31 @@
         </w:tc>
         <w:tc>
           <w:tcPr>
-            <w:tcW w:type="dxa" w:w="1500"/>
+            <w:tcW w:type="dxa" w:w="1100"/>
+            <w:tcMar>
+              <w:top w:type="dxa" w:w="80"/>
+              <w:left w:type="dxa" w:w="100"/>
+              <w:bottom w:type="dxa" w:w="80"/>
+              <w:right w:type="dxa" w:w="100"/>
+            </w:tcMar>
+            <w:vAlign w:val="center"/>
+          </w:tcPr>
+          <w:p>
+            <w:r>
+              <w:rPr>
+                <w:rFonts w:ascii="Arial" w:cs="Arial" w:eastAsia="Arial" w:hAnsi="Arial"/>
+                <w:b w:val="false"/>
+                <w:bCs w:val="false"/>
+                <w:sz w:val="20"/>
+                <w:szCs w:val="20"/>
+              </w:rPr>
+              <w:t xml:space="preserve">—</w:t>
+            </w:r>
+          </w:p>
+        </w:tc>
+        <w:tc>
+          <w:tcPr>
+            <w:tcW w:type="dxa" w:w="1300"/>
             <w:tcMar>
               <w:top w:type="dxa" w:w="80"/>
               <w:left w:type="dxa" w:w="100"/>
@@ -5405,7 +5624,7 @@
         </w:tc>
         <w:tc>
           <w:tcPr>
-            <w:tcW w:type="dxa" w:w="3800"/>
+            <w:tcW w:type="dxa" w:w="3300"/>
             <w:tcMar>
               <w:top w:type="dxa" w:w="80"/>
               <w:left w:type="dxa" w:w="100"/>
@@ -5458,7 +5677,7 @@
         </w:tc>
         <w:tc>
           <w:tcPr>
-            <w:tcW w:type="dxa" w:w="2000"/>
+            <w:tcW w:type="dxa" w:w="1600"/>
             <w:tcMar>
               <w:top w:type="dxa" w:w="80"/>
               <w:left w:type="dxa" w:w="100"/>
@@ -5482,7 +5701,31 @@
         </w:tc>
         <w:tc>
           <w:tcPr>
-            <w:tcW w:type="dxa" w:w="1500"/>
+            <w:tcW w:type="dxa" w:w="1100"/>
+            <w:tcMar>
+              <w:top w:type="dxa" w:w="80"/>
+              <w:left w:type="dxa" w:w="100"/>
+              <w:bottom w:type="dxa" w:w="80"/>
+              <w:right w:type="dxa" w:w="100"/>
+            </w:tcMar>
+            <w:vAlign w:val="center"/>
+          </w:tcPr>
+          <w:p>
+            <w:r>
+              <w:rPr>
+                <w:rFonts w:ascii="Arial" w:cs="Arial" w:eastAsia="Arial" w:hAnsi="Arial"/>
+                <w:b w:val="false"/>
+                <w:bCs w:val="false"/>
+                <w:sz w:val="20"/>
+                <w:szCs w:val="20"/>
+              </w:rPr>
+              <w:t xml:space="preserve">—</w:t>
+            </w:r>
+          </w:p>
+        </w:tc>
+        <w:tc>
+          <w:tcPr>
+            <w:tcW w:type="dxa" w:w="1300"/>
             <w:tcMar>
               <w:top w:type="dxa" w:w="80"/>
               <w:left w:type="dxa" w:w="100"/>
@@ -5506,7 +5749,7 @@
         </w:tc>
         <w:tc>
           <w:tcPr>
-            <w:tcW w:type="dxa" w:w="3800"/>
+            <w:tcW w:type="dxa" w:w="3300"/>
             <w:tcMar>
               <w:top w:type="dxa" w:w="80"/>
               <w:left w:type="dxa" w:w="100"/>
@@ -5559,7 +5802,7 @@
         </w:tc>
         <w:tc>
           <w:tcPr>
-            <w:tcW w:type="dxa" w:w="2000"/>
+            <w:tcW w:type="dxa" w:w="1600"/>
             <w:tcMar>
               <w:top w:type="dxa" w:w="80"/>
               <w:left w:type="dxa" w:w="100"/>
@@ -5583,7 +5826,31 @@
         </w:tc>
         <w:tc>
           <w:tcPr>
-            <w:tcW w:type="dxa" w:w="1500"/>
+            <w:tcW w:type="dxa" w:w="1100"/>
+            <w:tcMar>
+              <w:top w:type="dxa" w:w="80"/>
+              <w:left w:type="dxa" w:w="100"/>
+              <w:bottom w:type="dxa" w:w="80"/>
+              <w:right w:type="dxa" w:w="100"/>
+            </w:tcMar>
+            <w:vAlign w:val="center"/>
+          </w:tcPr>
+          <w:p>
+            <w:r>
+              <w:rPr>
+                <w:rFonts w:ascii="Arial" w:cs="Arial" w:eastAsia="Arial" w:hAnsi="Arial"/>
+                <w:b w:val="false"/>
+                <w:bCs w:val="false"/>
+                <w:sz w:val="20"/>
+                <w:szCs w:val="20"/>
+              </w:rPr>
+              <w:t xml:space="preserve">—</w:t>
+            </w:r>
+          </w:p>
+        </w:tc>
+        <w:tc>
+          <w:tcPr>
+            <w:tcW w:type="dxa" w:w="1300"/>
             <w:tcMar>
               <w:top w:type="dxa" w:w="80"/>
               <w:left w:type="dxa" w:w="100"/>
@@ -5607,7 +5874,7 @@
         </w:tc>
         <w:tc>
           <w:tcPr>
-            <w:tcW w:type="dxa" w:w="3800"/>
+            <w:tcW w:type="dxa" w:w="3300"/>
             <w:tcMar>
               <w:top w:type="dxa" w:w="80"/>
               <w:left w:type="dxa" w:w="100"/>
@@ -5649,7 +5916,7 @@
           <w:sz w:val="24"/>
           <w:szCs w:val="24"/>
         </w:rPr>
-        <w:t xml:space="preserve">Nota: las versiones exactas de cada tecnología se fijarán al iniciar la implementación.</w:t>
+        <w:t xml:space="preserve">Nota: las versiones marcadas como "Según Spring Boot" se heredan de su gestión de dependencias; todas las versiones se confirman al crear el proyecto.</w:t>
       </w:r>
     </w:p>
     <w:sectPr>

--- a/docs/DAS.docx
+++ b/docs/DAS.docx
@@ -88,7 +88,7 @@
           <w:sz w:val="24"/>
           <w:szCs w:val="24"/>
         </w:rPr>
-        <w:t xml:space="preserve">Versión del documento: 0.2 — Fecha: 14/10/2026</w:t>
+        <w:t xml:space="preserve">Versión del documento: 0.3 — Fecha: 14/10/2026</w:t>
       </w:r>
     </w:p>
     <w:p>
@@ -5907,6 +5907,13 @@
       <w:pPr>
         <w:spacing w:after="160" w:line="276"/>
         <w:jc w:val="both"/>
+        <w:sectPr>
+          <w:footerReference w:type="default" r:id="rId7"/>
+          <w:pgSz w:w="11906" w:h="16838" w:orient="portrait"/>
+          <w:pgMar w:top="1440" w:right="1440" w:bottom="1440" w:left="1440" w:header="708" w:footer="708" w:gutter="0"/>
+          <w:pgNumType/>
+          <w:docGrid w:linePitch="360"/>
+        </w:sectPr>
       </w:pPr>
       <w:r>
         <w:rPr>
@@ -5919,9 +5926,1099 @@
         <w:t xml:space="preserve">Nota: las versiones marcadas como "Según Spring Boot" se heredan de su gestión de dependencias; todas las versiones se confirman al crear el proyecto.</w:t>
       </w:r>
     </w:p>
+    <w:p>
+      <w:pPr>
+        <w:pStyle w:val="Heading1"/>
+        <w:spacing w:after="150" w:before="300"/>
+      </w:pPr>
+      <w:r>
+        <w:t xml:space="preserve">Sección 3: Vistas de Arquitectura (Modelo C4 y UML)</w:t>
+      </w:r>
+    </w:p>
+    <w:p>
+      <w:pPr>
+        <w:spacing w:after="160" w:line="276"/>
+        <w:jc w:val="both"/>
+      </w:pPr>
+      <w:r>
+        <w:rPr>
+          <w:rFonts w:ascii="Arial" w:cs="Arial" w:eastAsia="Arial" w:hAnsi="Arial"/>
+          <w:sz w:val="24"/>
+          <w:szCs w:val="24"/>
+        </w:rPr>
+        <w:t xml:space="preserve">Esta sección presenta la arquitectura mediante el Modelo C4 con notación UML estándar. Cada vista incluye su diagrama, una leyenda y un párrafo de lectura. Las fuentes de los diagramas (.puml) y sus exportaciones (.png) están en la carpeta docs/diagramas/ del repositorio.</w:t>
+      </w:r>
+    </w:p>
+    <w:p>
+      <w:pPr>
+        <w:pStyle w:val="Heading2"/>
+        <w:spacing w:after="120" w:before="250"/>
+      </w:pPr>
+      <w:r>
+        <w:t xml:space="preserve">3.1 Vista de Contexto — C4 Nivel 1</w:t>
+      </w:r>
+    </w:p>
+    <w:p>
+      <w:pPr>
+        <w:keepNext/>
+        <w:spacing w:after="160" w:line="276"/>
+        <w:jc w:val="both"/>
+      </w:pPr>
+      <w:r>
+        <w:rPr>
+          <w:rFonts w:ascii="Arial" w:cs="Arial" w:eastAsia="Arial" w:hAnsi="Arial"/>
+          <w:sz w:val="24"/>
+          <w:szCs w:val="24"/>
+        </w:rPr>
+        <w:t xml:space="preserve">Muestra el sistema como una caja negra: quién lo usa y con qué dispositivos y sistemas externos se comunica, sin mostrar ninguna tecnología interna.</w:t>
+      </w:r>
+    </w:p>
+    <w:p>
+      <w:pPr>
+        <w:keepNext/>
+        <w:spacing w:before="120" w:after="80"/>
+        <w:jc w:val="center"/>
+      </w:pPr>
+      <w:r>
+        <w:drawing>
+          <wp:inline distT="0" distB="0" distL="0" distR="0">
+            <wp:extent cx="7680960" cy="2863927"/>
+            <wp:docPr id="101" name="Vista de Contexto C4 Nivel 1" descr="Diagrama UML de la Vista de Contexto: el técnico y el administrador usan el sistema por HTTPS; los sensores envían SMS a un celular receptor que reenvía por HTTPS (webhook) al sistema; el sistema notifica por SMTP al servidor de correo y por HTTPS a Telegram."/>
+            <wp:cNvGraphicFramePr>
+              <a:graphicFrameLocks xmlns:a="http://schemas.openxmlformats.org/drawingml/2006/main" noChangeAspect="1"/>
+            </wp:cNvGraphicFramePr>
+            <a:graphic xmlns:a="http://schemas.openxmlformats.org/drawingml/2006/main">
+              <a:graphicData uri="http://schemas.openxmlformats.org/drawingml/2006/picture">
+                <pic:pic xmlns:pic="http://schemas.openxmlformats.org/drawingml/2006/picture">
+                  <pic:nvPicPr>
+                    <pic:cNvPr id="101" name="Vista de Contexto C4 Nivel 1"/>
+                    <pic:cNvPicPr/>
+                  </pic:nvPicPr>
+                  <pic:blipFill>
+                    <a:blip r:embed="rId9"/>
+                    <a:stretch>
+                      <a:fillRect/>
+                    </a:stretch>
+                  </pic:blipFill>
+                  <pic:spPr>
+                    <a:xfrm>
+                      <a:off x="0" y="0"/>
+                      <a:ext cx="7680960" cy="2863927"/>
+                    </a:xfrm>
+                    <a:prstGeom prst="rect">
+                      <a:avLst/>
+                    </a:prstGeom>
+                  </pic:spPr>
+                </pic:pic>
+              </a:graphicData>
+            </a:graphic>
+          </wp:inline>
+        </w:drawing>
+      </w:r>
+    </w:p>
+    <w:p>
+      <w:pPr>
+        <w:spacing w:after="200" w:line="276"/>
+        <w:jc w:val="center"/>
+      </w:pPr>
+      <w:r>
+        <w:rPr>
+          <w:rFonts w:ascii="Arial" w:cs="Arial" w:eastAsia="Arial" w:hAnsi="Arial"/>
+          <w:i/>
+          <w:iCs/>
+          <w:sz w:val="20"/>
+          <w:szCs w:val="20"/>
+        </w:rPr>
+        <w:t xml:space="preserve">Diagrama UML de la Vista de Contexto (C4 Nivel 1)</w:t>
+      </w:r>
+    </w:p>
+    <w:p>
+      <w:pPr>
+        <w:keepNext/>
+        <w:spacing w:after="100" w:line="276"/>
+        <w:jc w:val="both"/>
+      </w:pPr>
+      <w:r>
+        <w:rPr>
+          <w:rFonts w:ascii="Arial" w:cs="Arial" w:eastAsia="Arial" w:hAnsi="Arial"/>
+          <w:b/>
+          <w:bCs/>
+          <w:sz w:val="24"/>
+          <w:szCs w:val="24"/>
+        </w:rPr>
+        <w:t xml:space="preserve">Leyenda</w:t>
+      </w:r>
+    </w:p>
+    <w:tbl>
+      <w:tblPr>
+        <w:tblW w:type="dxa" w:w="13958"/>
+        <w:tblBorders>
+          <w:top w:val="single" w:color="auto" w:sz="4"/>
+          <w:left w:val="single" w:color="auto" w:sz="4"/>
+          <w:bottom w:val="single" w:color="auto" w:sz="4"/>
+          <w:right w:val="single" w:color="auto" w:sz="4"/>
+          <w:insideH w:val="single" w:color="auto" w:sz="4"/>
+          <w:insideV w:val="single" w:color="auto" w:sz="4"/>
+        </w:tblBorders>
+      </w:tblPr>
+      <w:tblGrid>
+        <w:gridCol w:w="4600"/>
+        <w:gridCol w:w="9358"/>
+      </w:tblGrid>
+      <w:tr>
+        <w:trPr>
+          <w:cantSplit/>
+          <w:tblHeader/>
+        </w:trPr>
+        <w:tc>
+          <w:tcPr>
+            <w:tcW w:type="dxa" w:w="4600"/>
+            <w:shd w:fill="1F4E79" w:val="clear"/>
+            <w:tcMar>
+              <w:top w:type="dxa" w:w="80"/>
+              <w:left w:type="dxa" w:w="100"/>
+              <w:bottom w:type="dxa" w:w="80"/>
+              <w:right w:type="dxa" w:w="100"/>
+            </w:tcMar>
+            <w:vAlign w:val="center"/>
+          </w:tcPr>
+          <w:p>
+            <w:pPr>
+              <w:keepNext/>
+            </w:pPr>
+            <w:r>
+              <w:rPr>
+                <w:rFonts w:ascii="Arial" w:cs="Arial" w:eastAsia="Arial" w:hAnsi="Arial"/>
+                <w:b/>
+                <w:bCs/>
+                <w:color w:val="FFFFFF"/>
+                <w:sz w:val="20"/>
+                <w:szCs w:val="20"/>
+              </w:rPr>
+              <w:t xml:space="preserve">Elemento del diagrama</w:t>
+            </w:r>
+          </w:p>
+        </w:tc>
+        <w:tc>
+          <w:tcPr>
+            <w:tcW w:type="dxa" w:w="9358"/>
+            <w:shd w:fill="1F4E79" w:val="clear"/>
+            <w:tcMar>
+              <w:top w:type="dxa" w:w="80"/>
+              <w:left w:type="dxa" w:w="100"/>
+              <w:bottom w:type="dxa" w:w="80"/>
+              <w:right w:type="dxa" w:w="100"/>
+            </w:tcMar>
+            <w:vAlign w:val="center"/>
+          </w:tcPr>
+          <w:p>
+            <w:pPr>
+              <w:keepNext/>
+            </w:pPr>
+            <w:r>
+              <w:rPr>
+                <w:rFonts w:ascii="Arial" w:cs="Arial" w:eastAsia="Arial" w:hAnsi="Arial"/>
+                <w:b/>
+                <w:bCs/>
+                <w:color w:val="FFFFFF"/>
+                <w:sz w:val="20"/>
+                <w:szCs w:val="20"/>
+              </w:rPr>
+              <w:t xml:space="preserve">Qué representa</w:t>
+            </w:r>
+          </w:p>
+        </w:tc>
+      </w:tr>
+      <w:tr>
+        <w:trPr>
+          <w:cantSplit/>
+        </w:trPr>
+        <w:tc>
+          <w:tcPr>
+            <w:tcW w:type="dxa" w:w="4600"/>
+            <w:tcMar>
+              <w:top w:type="dxa" w:w="80"/>
+              <w:left w:type="dxa" w:w="100"/>
+              <w:bottom w:type="dxa" w:w="80"/>
+              <w:right w:type="dxa" w:w="100"/>
+            </w:tcMar>
+            <w:vAlign w:val="center"/>
+          </w:tcPr>
+          <w:p>
+            <w:pPr>
+              <w:keepNext/>
+            </w:pPr>
+            <w:r>
+              <w:rPr>
+                <w:rFonts w:ascii="Arial" w:cs="Arial" w:eastAsia="Arial" w:hAnsi="Arial"/>
+                <w:b w:val="false"/>
+                <w:bCs w:val="false"/>
+                <w:sz w:val="20"/>
+                <w:szCs w:val="20"/>
+              </w:rPr>
+              <w:t xml:space="preserve">Figura de persona</w:t>
+            </w:r>
+          </w:p>
+        </w:tc>
+        <w:tc>
+          <w:tcPr>
+            <w:tcW w:type="dxa" w:w="9358"/>
+            <w:tcMar>
+              <w:top w:type="dxa" w:w="80"/>
+              <w:left w:type="dxa" w:w="100"/>
+              <w:bottom w:type="dxa" w:w="80"/>
+              <w:right w:type="dxa" w:w="100"/>
+            </w:tcMar>
+            <w:vAlign w:val="center"/>
+          </w:tcPr>
+          <w:p>
+            <w:pPr>
+              <w:keepNext/>
+            </w:pPr>
+            <w:r>
+              <w:rPr>
+                <w:rFonts w:ascii="Arial" w:cs="Arial" w:eastAsia="Arial" w:hAnsi="Arial"/>
+                <w:b w:val="false"/>
+                <w:bCs w:val="false"/>
+                <w:sz w:val="20"/>
+                <w:szCs w:val="20"/>
+              </w:rPr>
+              <w:t xml:space="preserve">Actor humano que usa el sistema.</w:t>
+            </w:r>
+          </w:p>
+        </w:tc>
+      </w:tr>
+      <w:tr>
+        <w:trPr>
+          <w:cantSplit/>
+        </w:trPr>
+        <w:tc>
+          <w:tcPr>
+            <w:tcW w:type="dxa" w:w="4600"/>
+            <w:tcMar>
+              <w:top w:type="dxa" w:w="80"/>
+              <w:left w:type="dxa" w:w="100"/>
+              <w:bottom w:type="dxa" w:w="80"/>
+              <w:right w:type="dxa" w:w="100"/>
+            </w:tcMar>
+            <w:vAlign w:val="center"/>
+          </w:tcPr>
+          <w:p>
+            <w:pPr>
+              <w:keepNext/>
+            </w:pPr>
+            <w:r>
+              <w:rPr>
+                <w:rFonts w:ascii="Arial" w:cs="Arial" w:eastAsia="Arial" w:hAnsi="Arial"/>
+                <w:b w:val="false"/>
+                <w:bCs w:val="false"/>
+                <w:sz w:val="20"/>
+                <w:szCs w:val="20"/>
+              </w:rPr>
+              <w:t xml:space="preserve">Rectángulo «dispositivo externo»</w:t>
+            </w:r>
+          </w:p>
+        </w:tc>
+        <w:tc>
+          <w:tcPr>
+            <w:tcW w:type="dxa" w:w="9358"/>
+            <w:tcMar>
+              <w:top w:type="dxa" w:w="80"/>
+              <w:left w:type="dxa" w:w="100"/>
+              <w:bottom w:type="dxa" w:w="80"/>
+              <w:right w:type="dxa" w:w="100"/>
+            </w:tcMar>
+            <w:vAlign w:val="center"/>
+          </w:tcPr>
+          <w:p>
+            <w:pPr>
+              <w:keepNext/>
+            </w:pPr>
+            <w:r>
+              <w:rPr>
+                <w:rFonts w:ascii="Arial" w:cs="Arial" w:eastAsia="Arial" w:hAnsi="Arial"/>
+                <w:b w:val="false"/>
+                <w:bCs w:val="false"/>
+                <w:sz w:val="20"/>
+                <w:szCs w:val="20"/>
+              </w:rPr>
+              <w:t xml:space="preserve">Equipo físico fuera del sistema que no se modifica (los sensores y el celular receptor de SMS).</w:t>
+            </w:r>
+          </w:p>
+        </w:tc>
+      </w:tr>
+      <w:tr>
+        <w:trPr>
+          <w:cantSplit/>
+        </w:trPr>
+        <w:tc>
+          <w:tcPr>
+            <w:tcW w:type="dxa" w:w="4600"/>
+            <w:tcMar>
+              <w:top w:type="dxa" w:w="80"/>
+              <w:left w:type="dxa" w:w="100"/>
+              <w:bottom w:type="dxa" w:w="80"/>
+              <w:right w:type="dxa" w:w="100"/>
+            </w:tcMar>
+            <w:vAlign w:val="center"/>
+          </w:tcPr>
+          <w:p>
+            <w:pPr>
+              <w:keepNext/>
+            </w:pPr>
+            <w:r>
+              <w:rPr>
+                <w:rFonts w:ascii="Arial" w:cs="Arial" w:eastAsia="Arial" w:hAnsi="Arial"/>
+                <w:b w:val="false"/>
+                <w:bCs w:val="false"/>
+                <w:sz w:val="20"/>
+                <w:szCs w:val="20"/>
+              </w:rPr>
+              <w:t xml:space="preserve">Rectángulo «sistema externo»</w:t>
+            </w:r>
+          </w:p>
+        </w:tc>
+        <w:tc>
+          <w:tcPr>
+            <w:tcW w:type="dxa" w:w="9358"/>
+            <w:tcMar>
+              <w:top w:type="dxa" w:w="80"/>
+              <w:left w:type="dxa" w:w="100"/>
+              <w:bottom w:type="dxa" w:w="80"/>
+              <w:right w:type="dxa" w:w="100"/>
+            </w:tcMar>
+            <w:vAlign w:val="center"/>
+          </w:tcPr>
+          <w:p>
+            <w:pPr>
+              <w:keepNext/>
+            </w:pPr>
+            <w:r>
+              <w:rPr>
+                <w:rFonts w:ascii="Arial" w:cs="Arial" w:eastAsia="Arial" w:hAnsi="Arial"/>
+                <w:b w:val="false"/>
+                <w:bCs w:val="false"/>
+                <w:sz w:val="20"/>
+                <w:szCs w:val="20"/>
+              </w:rPr>
+              <w:t xml:space="preserve">Software de terceros con el que el sistema se comunica (servidor de correo y Telegram).</w:t>
+            </w:r>
+          </w:p>
+        </w:tc>
+      </w:tr>
+      <w:tr>
+        <w:trPr>
+          <w:cantSplit/>
+        </w:trPr>
+        <w:tc>
+          <w:tcPr>
+            <w:tcW w:type="dxa" w:w="4600"/>
+            <w:tcMar>
+              <w:top w:type="dxa" w:w="80"/>
+              <w:left w:type="dxa" w:w="100"/>
+              <w:bottom w:type="dxa" w:w="80"/>
+              <w:right w:type="dxa" w:w="100"/>
+            </w:tcMar>
+            <w:vAlign w:val="center"/>
+          </w:tcPr>
+          <w:p>
+            <w:pPr>
+              <w:keepNext/>
+            </w:pPr>
+            <w:r>
+              <w:rPr>
+                <w:rFonts w:ascii="Arial" w:cs="Arial" w:eastAsia="Arial" w:hAnsi="Arial"/>
+                <w:b w:val="false"/>
+                <w:bCs w:val="false"/>
+                <w:sz w:val="20"/>
+                <w:szCs w:val="20"/>
+              </w:rPr>
+              <w:t xml:space="preserve">Recuadro grande con elipses</w:t>
+            </w:r>
+          </w:p>
+        </w:tc>
+        <w:tc>
+          <w:tcPr>
+            <w:tcW w:type="dxa" w:w="9358"/>
+            <w:tcMar>
+              <w:top w:type="dxa" w:w="80"/>
+              <w:left w:type="dxa" w:w="100"/>
+              <w:bottom w:type="dxa" w:w="80"/>
+              <w:right w:type="dxa" w:w="100"/>
+            </w:tcMar>
+            <w:vAlign w:val="center"/>
+          </w:tcPr>
+          <w:p>
+            <w:pPr>
+              <w:keepNext/>
+            </w:pPr>
+            <w:r>
+              <w:rPr>
+                <w:rFonts w:ascii="Arial" w:cs="Arial" w:eastAsia="Arial" w:hAnsi="Arial"/>
+                <w:b w:val="false"/>
+                <w:bCs w:val="false"/>
+                <w:sz w:val="20"/>
+                <w:szCs w:val="20"/>
+              </w:rPr>
+              <w:t xml:space="preserve">Límite del sistema y sus capacidades principales.</w:t>
+            </w:r>
+          </w:p>
+        </w:tc>
+      </w:tr>
+      <w:tr>
+        <w:trPr>
+          <w:cantSplit/>
+        </w:trPr>
+        <w:tc>
+          <w:tcPr>
+            <w:tcW w:type="dxa" w:w="4600"/>
+            <w:tcMar>
+              <w:top w:type="dxa" w:w="80"/>
+              <w:left w:type="dxa" w:w="100"/>
+              <w:bottom w:type="dxa" w:w="80"/>
+              <w:right w:type="dxa" w:w="100"/>
+            </w:tcMar>
+            <w:vAlign w:val="center"/>
+          </w:tcPr>
+          <w:p>
+            <w:r>
+              <w:rPr>
+                <w:rFonts w:ascii="Arial" w:cs="Arial" w:eastAsia="Arial" w:hAnsi="Arial"/>
+                <w:b w:val="false"/>
+                <w:bCs w:val="false"/>
+                <w:sz w:val="20"/>
+                <w:szCs w:val="20"/>
+              </w:rPr>
+              <w:t xml:space="preserve">Flecha con etiqueta</w:t>
+            </w:r>
+          </w:p>
+        </w:tc>
+        <w:tc>
+          <w:tcPr>
+            <w:tcW w:type="dxa" w:w="9358"/>
+            <w:tcMar>
+              <w:top w:type="dxa" w:w="80"/>
+              <w:left w:type="dxa" w:w="100"/>
+              <w:bottom w:type="dxa" w:w="80"/>
+              <w:right w:type="dxa" w:w="100"/>
+            </w:tcMar>
+            <w:vAlign w:val="center"/>
+          </w:tcPr>
+          <w:p>
+            <w:r>
+              <w:rPr>
+                <w:rFonts w:ascii="Arial" w:cs="Arial" w:eastAsia="Arial" w:hAnsi="Arial"/>
+                <w:b w:val="false"/>
+                <w:bCs w:val="false"/>
+                <w:sz w:val="20"/>
+                <w:szCs w:val="20"/>
+              </w:rPr>
+              <w:t xml:space="preserve">Apunta hacia quien recibe la comunicación; la etiqueta indica el protocolo.</w:t>
+            </w:r>
+          </w:p>
+        </w:tc>
+      </w:tr>
+    </w:tbl>
+    <w:p>
+      <w:pPr>
+        <w:spacing w:after="120"/>
+      </w:pPr>
+    </w:p>
+    <w:p>
+      <w:pPr>
+        <w:spacing w:after="160" w:line="276"/>
+        <w:jc w:val="both"/>
+      </w:pPr>
+      <w:r>
+        <w:rPr>
+          <w:rFonts w:ascii="Arial" w:cs="Arial" w:eastAsia="Arial" w:hAnsi="Arial"/>
+          <w:b/>
+          <w:bCs/>
+          <w:sz w:val="24"/>
+          <w:szCs w:val="24"/>
+        </w:rPr>
+        <w:t xml:space="preserve">Actores y relación con las historias de usuario (sección 1.2): </w:t>
+      </w:r>
+      <w:r>
+        <w:rPr>
+          <w:rFonts w:ascii="Arial" w:cs="Arial" w:eastAsia="Arial" w:hAnsi="Arial"/>
+          <w:sz w:val="24"/>
+          <w:szCs w:val="24"/>
+        </w:rPr>
+        <w:t xml:space="preserve">el administrador (HU-02) y el técnico (HU-03) son los actores humanos y usan el sistema por HTTPS. La HU-01 la ejecuta el propio sistema al recibir y evaluar las lecturas, por eso no aparece como un actor externo. Cada interfaz externa figura con su protocolo: SMS desde los sensores, HTTPS (webhook) desde el celular receptor, SMTP hacia el servidor de correo y HTTPS (Bot API) hacia Telegram.</w:t>
+      </w:r>
+    </w:p>
+    <w:p>
+      <w:pPr>
+        <w:spacing w:after="160" w:line="276"/>
+        <w:jc w:val="both"/>
+      </w:pPr>
+      <w:r>
+        <w:rPr>
+          <w:rFonts w:ascii="Arial" w:cs="Arial" w:eastAsia="Arial" w:hAnsi="Arial"/>
+          <w:b/>
+          <w:bCs/>
+          <w:sz w:val="24"/>
+          <w:szCs w:val="24"/>
+        </w:rPr>
+        <w:t xml:space="preserve">Lectura en 30 segundos: </w:t>
+      </w:r>
+      <w:r>
+        <w:rPr>
+          <w:rFonts w:ascii="Arial" w:cs="Arial" w:eastAsia="Arial" w:hAnsi="Arial"/>
+          <w:sz w:val="24"/>
+          <w:szCs w:val="24"/>
+        </w:rPr>
+        <w:t xml:space="preserve">ocho sensores de humedad envían sus lecturas por SMS a un celular que ya existe en el caso. Ese celular las reenvía por HTTPS (webhook) al sistema, que las evalúa, genera alertas y las notifica por correo (SMTP) y por Telegram (HTTPS). El técnico consulta las alertas y el estado de los sensores, y el administrador configura los umbrales de riesgo, ambos por HTTPS. Los sensores y el celular no se modifican: todo el valor sale del software.</w:t>
+      </w:r>
+    </w:p>
+    <w:p>
+      <w:pPr>
+        <w:spacing w:after="160" w:line="276"/>
+        <w:jc w:val="both"/>
+      </w:pPr>
+      <w:r>
+        <w:rPr>
+          <w:rFonts w:ascii="Arial" w:cs="Arial" w:eastAsia="Arial" w:hAnsi="Arial"/>
+          <w:i/>
+          <w:iCs/>
+          <w:sz w:val="24"/>
+          <w:szCs w:val="24"/>
+        </w:rPr>
+        <w:t xml:space="preserve">Nota: el reenvío del SMS desde el celular receptor hacia el webhook es un supuesto de diseño por confirmar con el cliente. El caso establece que los sensores envían sus lecturas por SMS a un celular y que su hardware no puede modificarse (RT-01), pero no indica cómo llega ese mensaje a un sistema de software. El mecanismo de reenvío aún no está definido y deberá ser compatible con la restricción de presupuesto (RA-02), es decir, sin un gateway SMS de pago; mientras tanto, en desarrollo el SMS se simula con Postman (sección 2.2).</w:t>
+      </w:r>
+    </w:p>
+    <w:p>
+      <w:r>
+        <w:br w:type="page"/>
+      </w:r>
+    </w:p>
+    <w:p>
+      <w:pPr>
+        <w:pStyle w:val="Heading2"/>
+        <w:spacing w:after="120" w:before="250"/>
+      </w:pPr>
+      <w:r>
+        <w:t xml:space="preserve">3.2 Vista de Contenedores — C4 Nivel 2</w:t>
+      </w:r>
+    </w:p>
+    <w:p>
+      <w:pPr>
+        <w:keepNext/>
+        <w:spacing w:after="160" w:line="276"/>
+        <w:jc w:val="both"/>
+      </w:pPr>
+      <w:r>
+        <w:rPr>
+          <w:rFonts w:ascii="Arial" w:cs="Arial" w:eastAsia="Arial" w:hAnsi="Arial"/>
+          <w:sz w:val="24"/>
+          <w:szCs w:val="24"/>
+        </w:rPr>
+        <w:t xml:space="preserve">Abre la caja negra del sistema: muestra las piezas que se ejecutan por separado y los almacenes de datos, cada una con su tecnología entre corchetes.</w:t>
+      </w:r>
+    </w:p>
+    <w:p>
+      <w:pPr>
+        <w:keepNext/>
+        <w:spacing w:before="120" w:after="80"/>
+        <w:jc w:val="center"/>
+      </w:pPr>
+      <w:r>
+        <w:drawing>
+          <wp:inline distT="0" distB="0" distL="0" distR="0">
+            <wp:extent cx="7680960" cy="3081473"/>
+            <wp:docPr id="102" name="Vista de Contenedores C4 Nivel 2" descr="Diagrama UML de componentes de la Vista de Contenedores: aplicación web React, API Backend Java con Spring Boot y base de datos PostgreSQL dentro del sistema; sensores, celular receptor, servidor de correo y Telegram fuera del sistema, cada flecha con su protocolo."/>
+            <wp:cNvGraphicFramePr>
+              <a:graphicFrameLocks xmlns:a="http://schemas.openxmlformats.org/drawingml/2006/main" noChangeAspect="1"/>
+            </wp:cNvGraphicFramePr>
+            <a:graphic xmlns:a="http://schemas.openxmlformats.org/drawingml/2006/main">
+              <a:graphicData uri="http://schemas.openxmlformats.org/drawingml/2006/picture">
+                <pic:pic xmlns:pic="http://schemas.openxmlformats.org/drawingml/2006/picture">
+                  <pic:nvPicPr>
+                    <pic:cNvPr id="102" name="Vista de Contenedores C4 Nivel 2"/>
+                    <pic:cNvPicPr/>
+                  </pic:nvPicPr>
+                  <pic:blipFill>
+                    <a:blip r:embed="rId10"/>
+                    <a:stretch>
+                      <a:fillRect/>
+                    </a:stretch>
+                  </pic:blipFill>
+                  <pic:spPr>
+                    <a:xfrm>
+                      <a:off x="0" y="0"/>
+                      <a:ext cx="7680960" cy="3081473"/>
+                    </a:xfrm>
+                    <a:prstGeom prst="rect">
+                      <a:avLst/>
+                    </a:prstGeom>
+                  </pic:spPr>
+                </pic:pic>
+              </a:graphicData>
+            </a:graphic>
+          </wp:inline>
+        </w:drawing>
+      </w:r>
+    </w:p>
+    <w:p>
+      <w:pPr>
+        <w:spacing w:after="200" w:line="276"/>
+        <w:jc w:val="center"/>
+      </w:pPr>
+      <w:r>
+        <w:rPr>
+          <w:rFonts w:ascii="Arial" w:cs="Arial" w:eastAsia="Arial" w:hAnsi="Arial"/>
+          <w:i/>
+          <w:iCs/>
+          <w:sz w:val="20"/>
+          <w:szCs w:val="20"/>
+        </w:rPr>
+        <w:t xml:space="preserve">Diagrama UML de componentes de la Vista de Contenedores (C4 Nivel 2)</w:t>
+      </w:r>
+    </w:p>
+    <w:p>
+      <w:pPr>
+        <w:keepNext/>
+        <w:spacing w:after="100" w:line="276"/>
+        <w:jc w:val="both"/>
+      </w:pPr>
+      <w:r>
+        <w:rPr>
+          <w:rFonts w:ascii="Arial" w:cs="Arial" w:eastAsia="Arial" w:hAnsi="Arial"/>
+          <w:b/>
+          <w:bCs/>
+          <w:sz w:val="24"/>
+          <w:szCs w:val="24"/>
+        </w:rPr>
+        <w:t xml:space="preserve">Leyenda</w:t>
+      </w:r>
+    </w:p>
+    <w:tbl>
+      <w:tblPr>
+        <w:tblW w:type="dxa" w:w="13958"/>
+        <w:tblBorders>
+          <w:top w:val="single" w:color="auto" w:sz="4"/>
+          <w:left w:val="single" w:color="auto" w:sz="4"/>
+          <w:bottom w:val="single" w:color="auto" w:sz="4"/>
+          <w:right w:val="single" w:color="auto" w:sz="4"/>
+          <w:insideH w:val="single" w:color="auto" w:sz="4"/>
+          <w:insideV w:val="single" w:color="auto" w:sz="4"/>
+        </w:tblBorders>
+      </w:tblPr>
+      <w:tblGrid>
+        <w:gridCol w:w="4600"/>
+        <w:gridCol w:w="9358"/>
+      </w:tblGrid>
+      <w:tr>
+        <w:trPr>
+          <w:cantSplit/>
+          <w:tblHeader/>
+        </w:trPr>
+        <w:tc>
+          <w:tcPr>
+            <w:tcW w:type="dxa" w:w="4600"/>
+            <w:shd w:fill="1F4E79" w:val="clear"/>
+            <w:tcMar>
+              <w:top w:type="dxa" w:w="80"/>
+              <w:left w:type="dxa" w:w="100"/>
+              <w:bottom w:type="dxa" w:w="80"/>
+              <w:right w:type="dxa" w:w="100"/>
+            </w:tcMar>
+            <w:vAlign w:val="center"/>
+          </w:tcPr>
+          <w:p>
+            <w:pPr>
+              <w:keepNext/>
+            </w:pPr>
+            <w:r>
+              <w:rPr>
+                <w:rFonts w:ascii="Arial" w:cs="Arial" w:eastAsia="Arial" w:hAnsi="Arial"/>
+                <w:b/>
+                <w:bCs/>
+                <w:color w:val="FFFFFF"/>
+                <w:sz w:val="20"/>
+                <w:szCs w:val="20"/>
+              </w:rPr>
+              <w:t xml:space="preserve">Elemento del diagrama</w:t>
+            </w:r>
+          </w:p>
+        </w:tc>
+        <w:tc>
+          <w:tcPr>
+            <w:tcW w:type="dxa" w:w="9358"/>
+            <w:shd w:fill="1F4E79" w:val="clear"/>
+            <w:tcMar>
+              <w:top w:type="dxa" w:w="80"/>
+              <w:left w:type="dxa" w:w="100"/>
+              <w:bottom w:type="dxa" w:w="80"/>
+              <w:right w:type="dxa" w:w="100"/>
+            </w:tcMar>
+            <w:vAlign w:val="center"/>
+          </w:tcPr>
+          <w:p>
+            <w:pPr>
+              <w:keepNext/>
+            </w:pPr>
+            <w:r>
+              <w:rPr>
+                <w:rFonts w:ascii="Arial" w:cs="Arial" w:eastAsia="Arial" w:hAnsi="Arial"/>
+                <w:b/>
+                <w:bCs/>
+                <w:color w:val="FFFFFF"/>
+                <w:sz w:val="20"/>
+                <w:szCs w:val="20"/>
+              </w:rPr>
+              <w:t xml:space="preserve">Qué representa</w:t>
+            </w:r>
+          </w:p>
+        </w:tc>
+      </w:tr>
+      <w:tr>
+        <w:trPr>
+          <w:cantSplit/>
+        </w:trPr>
+        <w:tc>
+          <w:tcPr>
+            <w:tcW w:type="dxa" w:w="4600"/>
+            <w:tcMar>
+              <w:top w:type="dxa" w:w="80"/>
+              <w:left w:type="dxa" w:w="100"/>
+              <w:bottom w:type="dxa" w:w="80"/>
+              <w:right w:type="dxa" w:w="100"/>
+            </w:tcMar>
+            <w:vAlign w:val="center"/>
+          </w:tcPr>
+          <w:p>
+            <w:pPr>
+              <w:keepNext/>
+            </w:pPr>
+            <w:r>
+              <w:rPr>
+                <w:rFonts w:ascii="Arial" w:cs="Arial" w:eastAsia="Arial" w:hAnsi="Arial"/>
+                <w:b w:val="false"/>
+                <w:bCs w:val="false"/>
+                <w:sz w:val="20"/>
+                <w:szCs w:val="20"/>
+              </w:rPr>
+              <w:t xml:space="preserve">Componente «contenedor» con la tecnología entre corchetes</w:t>
+            </w:r>
+          </w:p>
+        </w:tc>
+        <w:tc>
+          <w:tcPr>
+            <w:tcW w:type="dxa" w:w="9358"/>
+            <w:tcMar>
+              <w:top w:type="dxa" w:w="80"/>
+              <w:left w:type="dxa" w:w="100"/>
+              <w:bottom w:type="dxa" w:w="80"/>
+              <w:right w:type="dxa" w:w="100"/>
+            </w:tcMar>
+            <w:vAlign w:val="center"/>
+          </w:tcPr>
+          <w:p>
+            <w:pPr>
+              <w:keepNext/>
+            </w:pPr>
+            <w:r>
+              <w:rPr>
+                <w:rFonts w:ascii="Arial" w:cs="Arial" w:eastAsia="Arial" w:hAnsi="Arial"/>
+                <w:b w:val="false"/>
+                <w:bCs w:val="false"/>
+                <w:sz w:val="20"/>
+                <w:szCs w:val="20"/>
+              </w:rPr>
+              <w:t xml:space="preserve">Pieza propia que se ejecuta por separado: la aplicación web y la API.</w:t>
+            </w:r>
+          </w:p>
+        </w:tc>
+      </w:tr>
+      <w:tr>
+        <w:trPr>
+          <w:cantSplit/>
+        </w:trPr>
+        <w:tc>
+          <w:tcPr>
+            <w:tcW w:type="dxa" w:w="4600"/>
+            <w:tcMar>
+              <w:top w:type="dxa" w:w="80"/>
+              <w:left w:type="dxa" w:w="100"/>
+              <w:bottom w:type="dxa" w:w="80"/>
+              <w:right w:type="dxa" w:w="100"/>
+            </w:tcMar>
+            <w:vAlign w:val="center"/>
+          </w:tcPr>
+          <w:p>
+            <w:pPr>
+              <w:keepNext/>
+            </w:pPr>
+            <w:r>
+              <w:rPr>
+                <w:rFonts w:ascii="Arial" w:cs="Arial" w:eastAsia="Arial" w:hAnsi="Arial"/>
+                <w:b w:val="false"/>
+                <w:bCs w:val="false"/>
+                <w:sz w:val="20"/>
+                <w:szCs w:val="20"/>
+              </w:rPr>
+              <w:t xml:space="preserve">Cilindro «contenedor»</w:t>
+            </w:r>
+          </w:p>
+        </w:tc>
+        <w:tc>
+          <w:tcPr>
+            <w:tcW w:type="dxa" w:w="9358"/>
+            <w:tcMar>
+              <w:top w:type="dxa" w:w="80"/>
+              <w:left w:type="dxa" w:w="100"/>
+              <w:bottom w:type="dxa" w:w="80"/>
+              <w:right w:type="dxa" w:w="100"/>
+            </w:tcMar>
+            <w:vAlign w:val="center"/>
+          </w:tcPr>
+          <w:p>
+            <w:pPr>
+              <w:keepNext/>
+            </w:pPr>
+            <w:r>
+              <w:rPr>
+                <w:rFonts w:ascii="Arial" w:cs="Arial" w:eastAsia="Arial" w:hAnsi="Arial"/>
+                <w:b w:val="false"/>
+                <w:bCs w:val="false"/>
+                <w:sz w:val="20"/>
+                <w:szCs w:val="20"/>
+              </w:rPr>
+              <w:t xml:space="preserve">Almacén de datos propio: la base de datos.</w:t>
+            </w:r>
+          </w:p>
+        </w:tc>
+      </w:tr>
+      <w:tr>
+        <w:trPr>
+          <w:cantSplit/>
+        </w:trPr>
+        <w:tc>
+          <w:tcPr>
+            <w:tcW w:type="dxa" w:w="4600"/>
+            <w:tcMar>
+              <w:top w:type="dxa" w:w="80"/>
+              <w:left w:type="dxa" w:w="100"/>
+              <w:bottom w:type="dxa" w:w="80"/>
+              <w:right w:type="dxa" w:w="100"/>
+            </w:tcMar>
+            <w:vAlign w:val="center"/>
+          </w:tcPr>
+          <w:p>
+            <w:pPr>
+              <w:keepNext/>
+            </w:pPr>
+            <w:r>
+              <w:rPr>
+                <w:rFonts w:ascii="Arial" w:cs="Arial" w:eastAsia="Arial" w:hAnsi="Arial"/>
+                <w:b w:val="false"/>
+                <w:bCs w:val="false"/>
+                <w:sz w:val="20"/>
+                <w:szCs w:val="20"/>
+              </w:rPr>
+              <w:t xml:space="preserve">Recuadro grande</w:t>
+            </w:r>
+          </w:p>
+        </w:tc>
+        <w:tc>
+          <w:tcPr>
+            <w:tcW w:type="dxa" w:w="9358"/>
+            <w:tcMar>
+              <w:top w:type="dxa" w:w="80"/>
+              <w:left w:type="dxa" w:w="100"/>
+              <w:bottom w:type="dxa" w:w="80"/>
+              <w:right w:type="dxa" w:w="100"/>
+            </w:tcMar>
+            <w:vAlign w:val="center"/>
+          </w:tcPr>
+          <w:p>
+            <w:pPr>
+              <w:keepNext/>
+            </w:pPr>
+            <w:r>
+              <w:rPr>
+                <w:rFonts w:ascii="Arial" w:cs="Arial" w:eastAsia="Arial" w:hAnsi="Arial"/>
+                <w:b w:val="false"/>
+                <w:bCs w:val="false"/>
+                <w:sz w:val="20"/>
+                <w:szCs w:val="20"/>
+              </w:rPr>
+              <w:t xml:space="preserve">Límite del sistema: lo de adentro es propio, lo de afuera no se controla.</w:t>
+            </w:r>
+          </w:p>
+        </w:tc>
+      </w:tr>
+      <w:tr>
+        <w:trPr>
+          <w:cantSplit/>
+        </w:trPr>
+        <w:tc>
+          <w:tcPr>
+            <w:tcW w:type="dxa" w:w="4600"/>
+            <w:tcMar>
+              <w:top w:type="dxa" w:w="80"/>
+              <w:left w:type="dxa" w:w="100"/>
+              <w:bottom w:type="dxa" w:w="80"/>
+              <w:right w:type="dxa" w:w="100"/>
+            </w:tcMar>
+            <w:vAlign w:val="center"/>
+          </w:tcPr>
+          <w:p>
+            <w:pPr>
+              <w:keepNext/>
+            </w:pPr>
+            <w:r>
+              <w:rPr>
+                <w:rFonts w:ascii="Arial" w:cs="Arial" w:eastAsia="Arial" w:hAnsi="Arial"/>
+                <w:b w:val="false"/>
+                <w:bCs w:val="false"/>
+                <w:sz w:val="20"/>
+                <w:szCs w:val="20"/>
+              </w:rPr>
+              <w:t xml:space="preserve">Rectángulos «dispositivo externo» y «sistema externo»</w:t>
+            </w:r>
+          </w:p>
+        </w:tc>
+        <w:tc>
+          <w:tcPr>
+            <w:tcW w:type="dxa" w:w="9358"/>
+            <w:tcMar>
+              <w:top w:type="dxa" w:w="80"/>
+              <w:left w:type="dxa" w:w="100"/>
+              <w:bottom w:type="dxa" w:w="80"/>
+              <w:right w:type="dxa" w:w="100"/>
+            </w:tcMar>
+            <w:vAlign w:val="center"/>
+          </w:tcPr>
+          <w:p>
+            <w:pPr>
+              <w:keepNext/>
+            </w:pPr>
+            <w:r>
+              <w:rPr>
+                <w:rFonts w:ascii="Arial" w:cs="Arial" w:eastAsia="Arial" w:hAnsi="Arial"/>
+                <w:b w:val="false"/>
+                <w:bCs w:val="false"/>
+                <w:sz w:val="20"/>
+                <w:szCs w:val="20"/>
+              </w:rPr>
+              <w:t xml:space="preserve">Los mismos elementos externos de la Vista de Contexto.</w:t>
+            </w:r>
+          </w:p>
+        </w:tc>
+      </w:tr>
+      <w:tr>
+        <w:trPr>
+          <w:cantSplit/>
+        </w:trPr>
+        <w:tc>
+          <w:tcPr>
+            <w:tcW w:type="dxa" w:w="4600"/>
+            <w:tcMar>
+              <w:top w:type="dxa" w:w="80"/>
+              <w:left w:type="dxa" w:w="100"/>
+              <w:bottom w:type="dxa" w:w="80"/>
+              <w:right w:type="dxa" w:w="100"/>
+            </w:tcMar>
+            <w:vAlign w:val="center"/>
+          </w:tcPr>
+          <w:p>
+            <w:r>
+              <w:rPr>
+                <w:rFonts w:ascii="Arial" w:cs="Arial" w:eastAsia="Arial" w:hAnsi="Arial"/>
+                <w:b w:val="false"/>
+                <w:bCs w:val="false"/>
+                <w:sz w:val="20"/>
+                <w:szCs w:val="20"/>
+              </w:rPr>
+              <w:t xml:space="preserve">Flecha con etiqueta</w:t>
+            </w:r>
+          </w:p>
+        </w:tc>
+        <w:tc>
+          <w:tcPr>
+            <w:tcW w:type="dxa" w:w="9358"/>
+            <w:tcMar>
+              <w:top w:type="dxa" w:w="80"/>
+              <w:left w:type="dxa" w:w="100"/>
+              <w:bottom w:type="dxa" w:w="80"/>
+              <w:right w:type="dxa" w:w="100"/>
+            </w:tcMar>
+            <w:vAlign w:val="center"/>
+          </w:tcPr>
+          <w:p>
+            <w:r>
+              <w:rPr>
+                <w:rFonts w:ascii="Arial" w:cs="Arial" w:eastAsia="Arial" w:hAnsi="Arial"/>
+                <w:b w:val="false"/>
+                <w:bCs w:val="false"/>
+                <w:sz w:val="20"/>
+                <w:szCs w:val="20"/>
+              </w:rPr>
+              <w:t xml:space="preserve">Apunta hacia quien recibe la comunicación; la etiqueta indica el protocolo (y el puerto cuando aplica).</w:t>
+            </w:r>
+          </w:p>
+        </w:tc>
+      </w:tr>
+    </w:tbl>
+    <w:p>
+      <w:pPr>
+        <w:spacing w:after="120"/>
+      </w:pPr>
+    </w:p>
+    <w:p>
+      <w:pPr>
+        <w:spacing w:after="160" w:line="276"/>
+        <w:jc w:val="both"/>
+      </w:pPr>
+      <w:r>
+        <w:rPr>
+          <w:rFonts w:ascii="Arial" w:cs="Arial" w:eastAsia="Arial" w:hAnsi="Arial"/>
+          <w:b/>
+          <w:bCs/>
+          <w:sz w:val="24"/>
+          <w:szCs w:val="24"/>
+        </w:rPr>
+        <w:t xml:space="preserve">Correspondencia con la pila tecnológica (sección 2.2): </w:t>
+      </w:r>
+      <w:r>
+        <w:rPr>
+          <w:rFonts w:ascii="Arial" w:cs="Arial" w:eastAsia="Arial" w:hAnsi="Arial"/>
+          <w:sz w:val="24"/>
+          <w:szCs w:val="24"/>
+        </w:rPr>
+        <w:t xml:space="preserve">la aplicación web es React 19 con Vite; la API es Java 21 con Spring Boot 4.1.x, que incluye Spring Security con JWT, Spring Data JPA y Flyway; y la base de datos es PostgreSQL 18. El webhook es la entrada de los SMS, y el correo (SMTP) y Telegram son los canales de salida. Las tres capas del patrón N-Capas (sección 2.1) están dentro del contenedor API Backend.</w:t>
+      </w:r>
+    </w:p>
+    <w:p>
+      <w:pPr>
+        <w:spacing w:after="160" w:line="276"/>
+        <w:jc w:val="both"/>
+      </w:pPr>
+      <w:r>
+        <w:rPr>
+          <w:rFonts w:ascii="Arial" w:cs="Arial" w:eastAsia="Arial" w:hAnsi="Arial"/>
+          <w:b/>
+          <w:bCs/>
+          <w:sz w:val="24"/>
+          <w:szCs w:val="24"/>
+        </w:rPr>
+        <w:t xml:space="preserve">Lectura en 30 segundos: </w:t>
+      </w:r>
+      <w:r>
+        <w:rPr>
+          <w:rFonts w:ascii="Arial" w:cs="Arial" w:eastAsia="Arial" w:hAnsi="Arial"/>
+          <w:sz w:val="24"/>
+          <w:szCs w:val="24"/>
+        </w:rPr>
+        <w:t xml:space="preserve">el técnico y el administrador entran por HTTPS a la aplicación web (React), que habla con la API (Spring Boot) en JSON por HTTPS con JWT. La API es la única pieza que accede a la base de datos PostgreSQL (JDBC, puerto 5432). Además recibe por webhook HTTPS los SMS que reenvía el celular receptor y envía las alertas por correo (SMTP) y por Telegram (HTTPS). Las tres piezas dentro del recuadro son propias; los dispositivos y sistemas de afuera no se controlan.</w:t>
+      </w:r>
+    </w:p>
     <w:sectPr>
       <w:footerReference w:type="default" r:id="rId7"/>
-      <w:pgSz w:w="11906" w:h="16838" w:orient="portrait"/>
+      <w:pgSz w:w="16838" w:h="11906" w:orient="landscape"/>
       <w:pgMar w:top="1440" w:right="1440" w:bottom="1440" w:left="1440" w:header="708" w:footer="708" w:gutter="0"/>
       <w:pgNumType/>
       <w:docGrid w:linePitch="360"/>

--- a/docs/DAS.docx
+++ b/docs/DAS.docx
@@ -88,7 +88,7 @@
           <w:sz w:val="24"/>
           <w:szCs w:val="24"/>
         </w:rPr>
-        <w:t xml:space="preserve">Versión del documento: 0.3 — Fecha: 14/10/2026</w:t>
+        <w:t xml:space="preserve">Versión del documento: 0.4 — Fecha: 17/10/2026</w:t>
       </w:r>
     </w:p>
     <w:p>
@@ -7016,9 +7016,5203 @@
         <w:t xml:space="preserve">el técnico y el administrador entran por HTTPS a la aplicación web (React), que habla con la API (Spring Boot) en JSON por HTTPS con JWT. La API es la única pieza que accede a la base de datos PostgreSQL (JDBC, puerto 5432). Además recibe por webhook HTTPS los SMS que reenvía el celular receptor y envía las alertas por correo (SMTP) y por Telegram (HTTPS). Las tres piezas dentro del recuadro son propias; los dispositivos y sistemas de afuera no se controlan.</w:t>
       </w:r>
     </w:p>
+    <w:p>
+      <w:pPr>
+        <w:pStyle w:val="Heading2"/>
+        <w:keepNext/>
+        <w:spacing w:after="120" w:before="250"/>
+      </w:pPr>
+      <w:r>
+        <w:t xml:space="preserve">3.3 Vista de Dominio — Diagrama de Clases UML</w:t>
+      </w:r>
+    </w:p>
+    <w:p>
+      <w:pPr>
+        <w:keepNext/>
+        <w:spacing w:after="160" w:line="276"/>
+        <w:jc w:val="both"/>
+      </w:pPr>
+      <w:r>
+        <w:rPr>
+          <w:rFonts w:ascii="Arial" w:cs="Arial" w:eastAsia="Arial" w:hAnsi="Arial"/>
+          <w:sz w:val="24"/>
+          <w:szCs w:val="24"/>
+        </w:rPr>
+        <w:t xml:space="preserve">Muestra los datos que guarda el sistema: cada caja es una tabla de la base de datos y cada línea, una relación entre tablas. Es el modelo que implementa el ORM (Spring Data JPA).</w:t>
+      </w:r>
+    </w:p>
+    <w:p>
+      <w:pPr>
+        <w:keepNext/>
+        <w:spacing w:before="120" w:after="80"/>
+        <w:jc w:val="center"/>
+      </w:pPr>
+      <w:r>
+        <w:drawing>
+          <wp:inline distT="0" distB="0" distL="0" distR="0">
+            <wp:extent cx="7680960" cy="3490841"/>
+            <wp:docPr id="103" name="Vista de Dominio Diagrama de Clases" descr="Diagrama UML de clases con cinco clases: Usuario modifica muchos Umbrales; un Sensor tiene muchos Umbrales y reporta muchas Lecturas; una Lectura dispara cero o muchas Alertas. Cada clase muestra sus atributos tipados con las llaves PK, FK y UK."/>
+            <wp:cNvGraphicFramePr>
+              <a:graphicFrameLocks xmlns:a="http://schemas.openxmlformats.org/drawingml/2006/main" noChangeAspect="1"/>
+            </wp:cNvGraphicFramePr>
+            <a:graphic xmlns:a="http://schemas.openxmlformats.org/drawingml/2006/main">
+              <a:graphicData uri="http://schemas.openxmlformats.org/drawingml/2006/picture">
+                <pic:pic xmlns:pic="http://schemas.openxmlformats.org/drawingml/2006/picture">
+                  <pic:nvPicPr>
+                    <pic:cNvPr id="103" name="Vista de Dominio Diagrama de Clases"/>
+                    <pic:cNvPicPr/>
+                  </pic:nvPicPr>
+                  <pic:blipFill>
+                    <a:blip r:embed="rId11"/>
+                    <a:stretch>
+                      <a:fillRect/>
+                    </a:stretch>
+                  </pic:blipFill>
+                  <pic:spPr>
+                    <a:xfrm>
+                      <a:off x="0" y="0"/>
+                      <a:ext cx="7680960" cy="3490841"/>
+                    </a:xfrm>
+                    <a:prstGeom prst="rect"/>
+                  </pic:spPr>
+                </pic:pic>
+              </a:graphicData>
+            </a:graphic>
+          </wp:inline>
+        </w:drawing>
+      </w:r>
+    </w:p>
+    <w:p>
+      <w:pPr>
+        <w:spacing w:after="200" w:line="276"/>
+        <w:jc w:val="center"/>
+      </w:pPr>
+      <w:r>
+        <w:rPr>
+          <w:rFonts w:ascii="Arial" w:cs="Arial" w:eastAsia="Arial" w:hAnsi="Arial"/>
+          <w:i/>
+          <w:iCs/>
+          <w:sz w:val="20"/>
+          <w:szCs w:val="20"/>
+        </w:rPr>
+        <w:t xml:space="preserve">Diagrama UML de clases de la Vista de Dominio</w:t>
+      </w:r>
+    </w:p>
+    <w:p>
+      <w:pPr>
+        <w:keepNext/>
+        <w:spacing w:after="100" w:line="276"/>
+        <w:jc w:val="both"/>
+      </w:pPr>
+      <w:r>
+        <w:rPr>
+          <w:rFonts w:ascii="Arial" w:cs="Arial" w:eastAsia="Arial" w:hAnsi="Arial"/>
+          <w:b/>
+          <w:bCs/>
+          <w:sz w:val="24"/>
+          <w:szCs w:val="24"/>
+        </w:rPr>
+        <w:t xml:space="preserve">Leyenda</w:t>
+      </w:r>
+    </w:p>
+    <w:tbl>
+      <w:tblPr>
+        <w:tblW w:type="dxa" w:w="13958"/>
+        <w:tblBorders>
+          <w:top w:val="single" w:color="auto" w:sz="4"/>
+          <w:left w:val="single" w:color="auto" w:sz="4"/>
+          <w:bottom w:val="single" w:color="auto" w:sz="4"/>
+          <w:right w:val="single" w:color="auto" w:sz="4"/>
+          <w:insideH w:val="single" w:color="auto" w:sz="4"/>
+          <w:insideV w:val="single" w:color="auto" w:sz="4"/>
+        </w:tblBorders>
+      </w:tblPr>
+      <w:tblGrid>
+        <w:gridCol w:w="4600"/>
+        <w:gridCol w:w="9358"/>
+      </w:tblGrid>
+      <w:tr>
+        <w:trPr>
+          <w:cantSplit/>
+          <w:tblHeader/>
+        </w:trPr>
+        <w:tc>
+          <w:tcPr>
+            <w:tcW w:type="dxa" w:w="4600"/>
+            <w:shd w:fill="1F4E79" w:val="clear"/>
+            <w:tcMar>
+              <w:top w:type="dxa" w:w="80"/>
+              <w:left w:type="dxa" w:w="100"/>
+              <w:bottom w:type="dxa" w:w="80"/>
+              <w:right w:type="dxa" w:w="100"/>
+            </w:tcMar>
+            <w:vAlign w:val="center"/>
+          </w:tcPr>
+          <w:p>
+            <w:pPr>
+              <w:keepNext/>
+            </w:pPr>
+            <w:r>
+              <w:rPr>
+                <w:rFonts w:ascii="Arial" w:cs="Arial" w:eastAsia="Arial" w:hAnsi="Arial"/>
+                <w:b/>
+                <w:bCs/>
+                <w:color w:val="FFFFFF"/>
+                <w:sz w:val="20"/>
+                <w:szCs w:val="20"/>
+              </w:rPr>
+              <w:t xml:space="preserve">Elemento del diagrama</w:t>
+            </w:r>
+          </w:p>
+        </w:tc>
+        <w:tc>
+          <w:tcPr>
+            <w:tcW w:type="dxa" w:w="9358"/>
+            <w:shd w:fill="1F4E79" w:val="clear"/>
+            <w:tcMar>
+              <w:top w:type="dxa" w:w="80"/>
+              <w:left w:type="dxa" w:w="100"/>
+              <w:bottom w:type="dxa" w:w="80"/>
+              <w:right w:type="dxa" w:w="100"/>
+            </w:tcMar>
+            <w:vAlign w:val="center"/>
+          </w:tcPr>
+          <w:p>
+            <w:pPr>
+              <w:keepNext/>
+            </w:pPr>
+            <w:r>
+              <w:rPr>
+                <w:rFonts w:ascii="Arial" w:cs="Arial" w:eastAsia="Arial" w:hAnsi="Arial"/>
+                <w:b/>
+                <w:bCs/>
+                <w:color w:val="FFFFFF"/>
+                <w:sz w:val="20"/>
+                <w:szCs w:val="20"/>
+              </w:rPr>
+              <w:t xml:space="preserve">Qué representa</w:t>
+            </w:r>
+          </w:p>
+        </w:tc>
+      </w:tr>
+      <w:tr>
+        <w:trPr>
+          <w:cantSplit/>
+        </w:trPr>
+        <w:tc>
+          <w:tcPr>
+            <w:tcW w:type="dxa" w:w="4600"/>
+            <w:tcMar>
+              <w:top w:type="dxa" w:w="80"/>
+              <w:left w:type="dxa" w:w="100"/>
+              <w:bottom w:type="dxa" w:w="80"/>
+              <w:right w:type="dxa" w:w="100"/>
+            </w:tcMar>
+            <w:vAlign w:val="center"/>
+          </w:tcPr>
+          <w:p>
+            <w:pPr>
+              <w:keepNext/>
+            </w:pPr>
+            <w:r>
+              <w:rPr>
+                <w:rFonts w:ascii="Arial" w:cs="Arial" w:eastAsia="Arial" w:hAnsi="Arial"/>
+                <w:b w:val="false"/>
+                <w:bCs w:val="false"/>
+                <w:sz w:val="20"/>
+                <w:szCs w:val="20"/>
+              </w:rPr>
+              <w:t xml:space="preserve">Caja con el nombre de la clase y sus atributos</w:t>
+            </w:r>
+          </w:p>
+        </w:tc>
+        <w:tc>
+          <w:tcPr>
+            <w:tcW w:type="dxa" w:w="9358"/>
+            <w:tcMar>
+              <w:top w:type="dxa" w:w="80"/>
+              <w:left w:type="dxa" w:w="100"/>
+              <w:bottom w:type="dxa" w:w="80"/>
+              <w:right w:type="dxa" w:w="100"/>
+            </w:tcMar>
+            <w:vAlign w:val="center"/>
+          </w:tcPr>
+          <w:p>
+            <w:pPr>
+              <w:keepNext/>
+            </w:pPr>
+            <w:r>
+              <w:rPr>
+                <w:rFonts w:ascii="Arial" w:cs="Arial" w:eastAsia="Arial" w:hAnsi="Arial"/>
+                <w:b w:val="false"/>
+                <w:bCs w:val="false"/>
+                <w:sz w:val="20"/>
+                <w:szCs w:val="20"/>
+              </w:rPr>
+              <w:t xml:space="preserve">Una entidad del sistema, que se guarda como una tabla. Cada línea de la caja es un atributo con su tipo (nombre : Tipo) y se guarda como una columna con el mismo nombre.</w:t>
+            </w:r>
+          </w:p>
+        </w:tc>
+      </w:tr>
+      <w:tr>
+        <w:trPr>
+          <w:cantSplit/>
+        </w:trPr>
+        <w:tc>
+          <w:tcPr>
+            <w:tcW w:type="dxa" w:w="4600"/>
+            <w:tcMar>
+              <w:top w:type="dxa" w:w="80"/>
+              <w:left w:type="dxa" w:w="100"/>
+              <w:bottom w:type="dxa" w:w="80"/>
+              <w:right w:type="dxa" w:w="100"/>
+            </w:tcMar>
+            <w:vAlign w:val="center"/>
+          </w:tcPr>
+          <w:p>
+            <w:pPr>
+              <w:keepNext/>
+            </w:pPr>
+            <w:r>
+              <w:rPr>
+                <w:rFonts w:ascii="Arial" w:cs="Arial" w:eastAsia="Arial" w:hAnsi="Arial"/>
+                <w:b w:val="false"/>
+                <w:bCs w:val="false"/>
+                <w:sz w:val="20"/>
+                <w:szCs w:val="20"/>
+              </w:rPr>
+              <w:t xml:space="preserve">«PK» y «FK»</w:t>
+            </w:r>
+          </w:p>
+        </w:tc>
+        <w:tc>
+          <w:tcPr>
+            <w:tcW w:type="dxa" w:w="9358"/>
+            <w:tcMar>
+              <w:top w:type="dxa" w:w="80"/>
+              <w:left w:type="dxa" w:w="100"/>
+              <w:bottom w:type="dxa" w:w="80"/>
+              <w:right w:type="dxa" w:w="100"/>
+            </w:tcMar>
+            <w:vAlign w:val="center"/>
+          </w:tcPr>
+          <w:p>
+            <w:pPr>
+              <w:keepNext/>
+            </w:pPr>
+            <w:r>
+              <w:rPr>
+                <w:rFonts w:ascii="Arial" w:cs="Arial" w:eastAsia="Arial" w:hAnsi="Arial"/>
+                <w:b w:val="false"/>
+                <w:bCs w:val="false"/>
+                <w:sz w:val="20"/>
+                <w:szCs w:val="20"/>
+              </w:rPr>
+              <w:t xml:space="preserve">«PK» es la llave primaria: identifica de forma única cada fila. «FK» es una llave foránea: guarda la llave primaria de otra clase y es lo que materializa la relación que une las dos cajas.</w:t>
+            </w:r>
+          </w:p>
+        </w:tc>
+      </w:tr>
+      <w:tr>
+        <w:trPr>
+          <w:cantSplit/>
+        </w:trPr>
+        <w:tc>
+          <w:tcPr>
+            <w:tcW w:type="dxa" w:w="4600"/>
+            <w:tcMar>
+              <w:top w:type="dxa" w:w="80"/>
+              <w:left w:type="dxa" w:w="100"/>
+              <w:bottom w:type="dxa" w:w="80"/>
+              <w:right w:type="dxa" w:w="100"/>
+            </w:tcMar>
+            <w:vAlign w:val="center"/>
+          </w:tcPr>
+          <w:p>
+            <w:pPr>
+              <w:keepNext/>
+            </w:pPr>
+            <w:r>
+              <w:rPr>
+                <w:rFonts w:ascii="Arial" w:cs="Arial" w:eastAsia="Arial" w:hAnsi="Arial"/>
+                <w:b w:val="false"/>
+                <w:bCs w:val="false"/>
+                <w:sz w:val="20"/>
+                <w:szCs w:val="20"/>
+              </w:rPr>
+              <w:t xml:space="preserve">«UK» y «UK1»</w:t>
+            </w:r>
+          </w:p>
+        </w:tc>
+        <w:tc>
+          <w:tcPr>
+            <w:tcW w:type="dxa" w:w="9358"/>
+            <w:tcMar>
+              <w:top w:type="dxa" w:w="80"/>
+              <w:left w:type="dxa" w:w="100"/>
+              <w:bottom w:type="dxa" w:w="80"/>
+              <w:right w:type="dxa" w:w="100"/>
+            </w:tcMar>
+            <w:vAlign w:val="center"/>
+          </w:tcPr>
+          <w:p>
+            <w:pPr>
+              <w:keepNext/>
+            </w:pPr>
+            <w:r>
+              <w:rPr>
+                <w:rFonts w:ascii="Arial" w:cs="Arial" w:eastAsia="Arial" w:hAnsi="Arial"/>
+                <w:b w:val="false"/>
+                <w:bCs w:val="false"/>
+                <w:sz w:val="20"/>
+                <w:szCs w:val="20"/>
+              </w:rPr>
+              <w:t xml:space="preserve">Atributo con valor único. Los atributos que llevan el mismo número (UK1) forman una sola restricción conjunta: por ejemplo, no puede repetirse la pareja sensor_id y fecha_hora.</w:t>
+            </w:r>
+          </w:p>
+        </w:tc>
+      </w:tr>
+      <w:tr>
+        <w:trPr>
+          <w:cantSplit/>
+        </w:trPr>
+        <w:tc>
+          <w:tcPr>
+            <w:tcW w:type="dxa" w:w="4600"/>
+            <w:tcMar>
+              <w:top w:type="dxa" w:w="80"/>
+              <w:left w:type="dxa" w:w="100"/>
+              <w:bottom w:type="dxa" w:w="80"/>
+              <w:right w:type="dxa" w:w="100"/>
+            </w:tcMar>
+            <w:vAlign w:val="center"/>
+          </w:tcPr>
+          <w:p>
+            <w:pPr>
+              <w:keepNext/>
+            </w:pPr>
+            <w:r>
+              <w:rPr>
+                <w:rFonts w:ascii="Arial" w:cs="Arial" w:eastAsia="Arial" w:hAnsi="Arial"/>
+                <w:b w:val="false"/>
+                <w:bCs w:val="false"/>
+                <w:sz w:val="20"/>
+                <w:szCs w:val="20"/>
+              </w:rPr>
+              <w:t xml:space="preserve">Valores entre llaves { }</w:t>
+            </w:r>
+          </w:p>
+        </w:tc>
+        <w:tc>
+          <w:tcPr>
+            <w:tcW w:type="dxa" w:w="9358"/>
+            <w:tcMar>
+              <w:top w:type="dxa" w:w="80"/>
+              <w:left w:type="dxa" w:w="100"/>
+              <w:bottom w:type="dxa" w:w="80"/>
+              <w:right w:type="dxa" w:w="100"/>
+            </w:tcMar>
+            <w:vAlign w:val="center"/>
+          </w:tcPr>
+          <w:p>
+            <w:pPr>
+              <w:keepNext/>
+            </w:pPr>
+            <w:r>
+              <w:rPr>
+                <w:rFonts w:ascii="Arial" w:cs="Arial" w:eastAsia="Arial" w:hAnsi="Arial"/>
+                <w:b w:val="false"/>
+                <w:bCs w:val="false"/>
+                <w:sz w:val="20"/>
+                <w:szCs w:val="20"/>
+              </w:rPr>
+              <w:t xml:space="preserve">Valores permitidos del atributo (restricción CHECK), por ejemplo {ADVERTENCIA, CRITICO} o {0 a 100}.</w:t>
+            </w:r>
+          </w:p>
+        </w:tc>
+      </w:tr>
+      <w:tr>
+        <w:trPr>
+          <w:cantSplit/>
+        </w:trPr>
+        <w:tc>
+          <w:tcPr>
+            <w:tcW w:type="dxa" w:w="4600"/>
+            <w:tcMar>
+              <w:top w:type="dxa" w:w="80"/>
+              <w:left w:type="dxa" w:w="100"/>
+              <w:bottom w:type="dxa" w:w="80"/>
+              <w:right w:type="dxa" w:w="100"/>
+            </w:tcMar>
+            <w:vAlign w:val="center"/>
+          </w:tcPr>
+          <w:p>
+            <w:pPr>
+              <w:keepNext/>
+            </w:pPr>
+            <w:r>
+              <w:rPr>
+                <w:rFonts w:ascii="Arial" w:cs="Arial" w:eastAsia="Arial" w:hAnsi="Arial"/>
+                <w:b w:val="false"/>
+                <w:bCs w:val="false"/>
+                <w:sz w:val="20"/>
+                <w:szCs w:val="20"/>
+              </w:rPr>
+              <w:t xml:space="preserve">Línea con números en los extremos</w:t>
+            </w:r>
+          </w:p>
+        </w:tc>
+        <w:tc>
+          <w:tcPr>
+            <w:tcW w:type="dxa" w:w="9358"/>
+            <w:tcMar>
+              <w:top w:type="dxa" w:w="80"/>
+              <w:left w:type="dxa" w:w="100"/>
+              <w:bottom w:type="dxa" w:w="80"/>
+              <w:right w:type="dxa" w:w="100"/>
+            </w:tcMar>
+            <w:vAlign w:val="center"/>
+          </w:tcPr>
+          <w:p>
+            <w:pPr>
+              <w:keepNext/>
+            </w:pPr>
+            <w:r>
+              <w:rPr>
+                <w:rFonts w:ascii="Arial" w:cs="Arial" w:eastAsia="Arial" w:hAnsi="Arial"/>
+                <w:b w:val="false"/>
+                <w:bCs w:val="false"/>
+                <w:sz w:val="20"/>
+                <w:szCs w:val="20"/>
+              </w:rPr>
+              <w:t xml:space="preserve">Relación entre clases. El número de cada extremo dice cuántas filas de ese lado se relacionan con una del otro lado: 1 es exactamente una; 0..* es ninguna o muchas. El verbo se lee en el sentido que marca el triángulo.</w:t>
+            </w:r>
+          </w:p>
+        </w:tc>
+      </w:tr>
+      <w:tr>
+        <w:trPr>
+          <w:cantSplit/>
+        </w:trPr>
+        <w:tc>
+          <w:tcPr>
+            <w:tcW w:type="dxa" w:w="4600"/>
+            <w:tcMar>
+              <w:top w:type="dxa" w:w="80"/>
+              <w:left w:type="dxa" w:w="100"/>
+              <w:bottom w:type="dxa" w:w="80"/>
+              <w:right w:type="dxa" w:w="100"/>
+            </w:tcMar>
+            <w:vAlign w:val="center"/>
+          </w:tcPr>
+          <w:p>
+            <w:r>
+              <w:rPr>
+                <w:rFonts w:ascii="Arial" w:cs="Arial" w:eastAsia="Arial" w:hAnsi="Arial"/>
+                <w:b w:val="false"/>
+                <w:bCs w:val="false"/>
+                <w:sz w:val="20"/>
+                <w:szCs w:val="20"/>
+              </w:rPr>
+              <w:t xml:space="preserve">activo : Boolean</w:t>
+            </w:r>
+          </w:p>
+        </w:tc>
+        <w:tc>
+          <w:tcPr>
+            <w:tcW w:type="dxa" w:w="9358"/>
+            <w:tcMar>
+              <w:top w:type="dxa" w:w="80"/>
+              <w:left w:type="dxa" w:w="100"/>
+              <w:bottom w:type="dxa" w:w="80"/>
+              <w:right w:type="dxa" w:w="100"/>
+            </w:tcMar>
+            <w:vAlign w:val="center"/>
+          </w:tcPr>
+          <w:p>
+            <w:r>
+              <w:rPr>
+                <w:rFonts w:ascii="Arial" w:cs="Arial" w:eastAsia="Arial" w:hAnsi="Arial"/>
+                <w:b w:val="false"/>
+                <w:bCs w:val="false"/>
+                <w:sz w:val="20"/>
+                <w:szCs w:val="20"/>
+              </w:rPr>
+              <w:t xml:space="preserve">Borrado lógico: en lugar de borrar la fila se marca como falso. Todas las clases lo tienen.</w:t>
+            </w:r>
+          </w:p>
+        </w:tc>
+      </w:tr>
+    </w:tbl>
+    <w:p>
+      <w:pPr>
+        <w:spacing w:after="120"/>
+      </w:pPr>
+    </w:p>
+    <w:p>
+      <w:pPr>
+        <w:spacing w:after="160" w:line="276"/>
+        <w:jc w:val="both"/>
+      </w:pPr>
+      <w:r>
+        <w:rPr>
+          <w:rFonts w:ascii="Arial" w:cs="Arial" w:eastAsia="Arial" w:hAnsi="Arial"/>
+          <w:b/>
+          <w:bCs/>
+          <w:sz w:val="24"/>
+          <w:szCs w:val="24"/>
+        </w:rPr>
+        <w:t xml:space="preserve">Entidades y relación con las historias de usuario (sección 1.2): </w:t>
+      </w:r>
+      <w:r>
+        <w:rPr>
+          <w:rFonts w:ascii="Arial" w:cs="Arial" w:eastAsia="Arial" w:hAnsi="Arial"/>
+          <w:sz w:val="24"/>
+          <w:szCs w:val="24"/>
+        </w:rPr>
+        <w:t xml:space="preserve">la HU-01 usa Lectura y Alerta, y consulta Sensor y Umbral para evaluar; la HU-02 usa Umbral y Usuario (quién cambió el límite); la HU-03 usa Sensor y Lectura (la última lectura de cada sensor). Alerta es la entidad del CRUD del corte vertical (sección 5). Umbral es una clase propia para que cambiar un límite sea editar un dato (HU-02) y no tocar el esquema ni la recepción de SMS (AC-07). El rol es un atributo de Usuario porque solo hay dos roles fijos. Alerta apunta a la Lectura que la disparó y no directamente al Sensor, para no guardar dos veces el mismo dato.</w:t>
+      </w:r>
+    </w:p>
+    <w:p>
+      <w:pPr>
+        <w:spacing w:after="160" w:line="276"/>
+        <w:jc w:val="both"/>
+      </w:pPr>
+      <w:r>
+        <w:rPr>
+          <w:rFonts w:ascii="Arial" w:cs="Arial" w:eastAsia="Arial" w:hAnsi="Arial"/>
+          <w:b/>
+          <w:bCs/>
+          <w:sz w:val="24"/>
+          <w:szCs w:val="24"/>
+        </w:rPr>
+        <w:t xml:space="preserve">Lectura en 30 segundos: </w:t>
+      </w:r>
+      <w:r>
+        <w:rPr>
+          <w:rFonts w:ascii="Arial" w:cs="Arial" w:eastAsia="Arial" w:hAnsi="Arial"/>
+          <w:sz w:val="24"/>
+          <w:szCs w:val="24"/>
+        </w:rPr>
+        <w:t xml:space="preserve">el sistema guarda cinco cosas. Un Sensor reporta muchas Lecturas, y de cada Lectura puede salir ninguna o varias Alertas (como máximo una de cada tipo: por umbral y por tendencia). Cada Sensor tiene sus Umbrales de riesgo, y cada Umbral recuerda qué Usuario lo modificó. Las llaves (PK, FK, UK) dicen cómo se identifica y se enlaza cada fila, y la columna activo permite el borrado lógico.</w:t>
+      </w:r>
+    </w:p>
+    <w:p>
+      <w:pPr>
+        <w:spacing w:after="160" w:line="276"/>
+        <w:jc w:val="both"/>
+        <w:sectPr>
+          <w:footerReference w:type="default" r:id="rId7"/>
+          <w:pgSz w:w="16838" w:h="11906" w:orient="landscape"/>
+          <w:pgMar w:top="1440" w:right="1440" w:bottom="1440" w:left="1440" w:header="708" w:footer="708" w:gutter="0"/>
+          <w:pgNumType/>
+          <w:docGrid w:linePitch="360"/>
+        </w:sectPr>
+      </w:pPr>
+      <w:r>
+        <w:rPr>
+          <w:rFonts w:ascii="Arial" w:cs="Arial" w:eastAsia="Arial" w:hAnsi="Arial"/>
+          <w:i/>
+          <w:iCs/>
+          <w:sz w:val="24"/>
+          <w:szCs w:val="24"/>
+        </w:rPr>
+        <w:t xml:space="preserve">Nota: las clases no tienen métodos porque esta vista modela los datos que implementa el ORM; lo que el sistema hace con ellos se muestra en la Vista Dinámica (3.4). Los tipos del diagrama son de Java; la sección 5.2 muestra su equivalente en PostgreSQL.</w:t>
+      </w:r>
+    </w:p>
+    <w:p>
+      <w:pPr>
+        <w:pStyle w:val="Heading2"/>
+        <w:keepNext/>
+        <w:spacing w:after="120" w:before="250"/>
+      </w:pPr>
+      <w:r>
+        <w:t xml:space="preserve">3.4 Vista Dinámica — Diagrama de Secuencia UML</w:t>
+      </w:r>
+    </w:p>
+    <w:p>
+      <w:pPr>
+        <w:keepNext/>
+        <w:spacing w:after="160" w:line="276"/>
+        <w:jc w:val="both"/>
+      </w:pPr>
+      <w:r>
+        <w:rPr>
+          <w:rFonts w:ascii="Arial" w:cs="Arial" w:eastAsia="Arial" w:hAnsi="Arial"/>
+          <w:sz w:val="24"/>
+          <w:szCs w:val="24"/>
+        </w:rPr>
+        <w:t xml:space="preserve">Muestra cómo el escenario primario (HU-01) atraviesa las capas del patrón N-Capas, desde que llega un SMS hasta que se guarda y se notifica la alerta. Incluye el camino feliz y dos flujos alternos: 401 y 409.</w:t>
+      </w:r>
+    </w:p>
+    <w:p>
+      <w:pPr>
+        <w:keepNext/>
+        <w:spacing w:before="120" w:after="80"/>
+        <w:jc w:val="center"/>
+      </w:pPr>
+      <w:r>
+        <w:drawing>
+          <wp:inline distT="0" distB="0" distL="0" distR="0">
+            <wp:extent cx="6769036" cy="4983480"/>
+            <wp:docPr id="104" name="Vista Dinámica Diagrama de Secuencia HU-01" descr="Diagrama UML de secuencia de la HU-01. El celular receptor envía un POST al LecturaController con un secreto; si el secreto es inválido responde 401; si la lectura está repetida la base de datos rechaza el INSERT y la respuesta es 409; si es nueva, el LecturaService la evalúa contra umbral y tendencia, el AlertaService guarda la alerta y la envía por correo y Telegram, y la respuesta es 201."/>
+            <wp:cNvGraphicFramePr>
+              <a:graphicFrameLocks xmlns:a="http://schemas.openxmlformats.org/drawingml/2006/main" noChangeAspect="1"/>
+            </wp:cNvGraphicFramePr>
+            <a:graphic xmlns:a="http://schemas.openxmlformats.org/drawingml/2006/main">
+              <a:graphicData uri="http://schemas.openxmlformats.org/drawingml/2006/picture">
+                <pic:pic xmlns:pic="http://schemas.openxmlformats.org/drawingml/2006/picture">
+                  <pic:nvPicPr>
+                    <pic:cNvPr id="104" name="Vista Dinámica Diagrama de Secuencia HU-01"/>
+                    <pic:cNvPicPr/>
+                  </pic:nvPicPr>
+                  <pic:blipFill>
+                    <a:blip r:embed="rId12"/>
+                    <a:stretch>
+                      <a:fillRect/>
+                    </a:stretch>
+                  </pic:blipFill>
+                  <pic:spPr>
+                    <a:xfrm>
+                      <a:off x="0" y="0"/>
+                      <a:ext cx="6769036" cy="4983480"/>
+                    </a:xfrm>
+                    <a:prstGeom prst="rect"/>
+                  </pic:spPr>
+                </pic:pic>
+              </a:graphicData>
+            </a:graphic>
+          </wp:inline>
+        </w:drawing>
+      </w:r>
+    </w:p>
+    <w:p>
+      <w:pPr>
+        <w:spacing w:after="200" w:line="276"/>
+        <w:jc w:val="center"/>
+        <w:sectPr>
+          <w:footerReference w:type="default" r:id="rId7"/>
+          <w:pgSz w:w="16838" w:h="11906" w:orient="landscape"/>
+          <w:pgMar w:top="600" w:right="1440" w:bottom="1000" w:left="1440" w:header="300" w:footer="708" w:gutter="0"/>
+          <w:pgNumType/>
+          <w:docGrid w:linePitch="360"/>
+        </w:sectPr>
+      </w:pPr>
+      <w:r>
+        <w:rPr>
+          <w:rFonts w:ascii="Arial" w:cs="Arial" w:eastAsia="Arial" w:hAnsi="Arial"/>
+          <w:i/>
+          <w:iCs/>
+          <w:sz w:val="20"/>
+          <w:szCs w:val="20"/>
+        </w:rPr>
+        <w:t xml:space="preserve">Diagrama UML de secuencia de la Vista Dinámica (HU-01)</w:t>
+      </w:r>
+    </w:p>
+    <w:p>
+      <w:pPr>
+        <w:keepNext/>
+        <w:spacing w:after="100" w:line="276"/>
+        <w:jc w:val="both"/>
+      </w:pPr>
+      <w:r>
+        <w:rPr>
+          <w:rFonts w:ascii="Arial" w:cs="Arial" w:eastAsia="Arial" w:hAnsi="Arial"/>
+          <w:b/>
+          <w:bCs/>
+          <w:sz w:val="24"/>
+          <w:szCs w:val="24"/>
+        </w:rPr>
+        <w:t xml:space="preserve">Leyenda</w:t>
+      </w:r>
+    </w:p>
+    <w:tbl>
+      <w:tblPr>
+        <w:tblW w:type="dxa" w:w="13958"/>
+        <w:tblBorders>
+          <w:top w:val="single" w:color="auto" w:sz="4"/>
+          <w:left w:val="single" w:color="auto" w:sz="4"/>
+          <w:bottom w:val="single" w:color="auto" w:sz="4"/>
+          <w:right w:val="single" w:color="auto" w:sz="4"/>
+          <w:insideH w:val="single" w:color="auto" w:sz="4"/>
+          <w:insideV w:val="single" w:color="auto" w:sz="4"/>
+        </w:tblBorders>
+      </w:tblPr>
+      <w:tblGrid>
+        <w:gridCol w:w="4600"/>
+        <w:gridCol w:w="9358"/>
+      </w:tblGrid>
+      <w:tr>
+        <w:trPr>
+          <w:cantSplit/>
+          <w:tblHeader/>
+        </w:trPr>
+        <w:tc>
+          <w:tcPr>
+            <w:tcW w:type="dxa" w:w="4600"/>
+            <w:shd w:fill="1F4E79" w:val="clear"/>
+            <w:tcMar>
+              <w:top w:type="dxa" w:w="80"/>
+              <w:left w:type="dxa" w:w="100"/>
+              <w:bottom w:type="dxa" w:w="80"/>
+              <w:right w:type="dxa" w:w="100"/>
+            </w:tcMar>
+            <w:vAlign w:val="center"/>
+          </w:tcPr>
+          <w:p>
+            <w:pPr>
+              <w:keepNext/>
+            </w:pPr>
+            <w:r>
+              <w:rPr>
+                <w:rFonts w:ascii="Arial" w:cs="Arial" w:eastAsia="Arial" w:hAnsi="Arial"/>
+                <w:b/>
+                <w:bCs/>
+                <w:color w:val="FFFFFF"/>
+                <w:sz w:val="20"/>
+                <w:szCs w:val="20"/>
+              </w:rPr>
+              <w:t xml:space="preserve">Elemento del diagrama</w:t>
+            </w:r>
+          </w:p>
+        </w:tc>
+        <w:tc>
+          <w:tcPr>
+            <w:tcW w:type="dxa" w:w="9358"/>
+            <w:shd w:fill="1F4E79" w:val="clear"/>
+            <w:tcMar>
+              <w:top w:type="dxa" w:w="80"/>
+              <w:left w:type="dxa" w:w="100"/>
+              <w:bottom w:type="dxa" w:w="80"/>
+              <w:right w:type="dxa" w:w="100"/>
+            </w:tcMar>
+            <w:vAlign w:val="center"/>
+          </w:tcPr>
+          <w:p>
+            <w:pPr>
+              <w:keepNext/>
+            </w:pPr>
+            <w:r>
+              <w:rPr>
+                <w:rFonts w:ascii="Arial" w:cs="Arial" w:eastAsia="Arial" w:hAnsi="Arial"/>
+                <w:b/>
+                <w:bCs/>
+                <w:color w:val="FFFFFF"/>
+                <w:sz w:val="20"/>
+                <w:szCs w:val="20"/>
+              </w:rPr>
+              <w:t xml:space="preserve">Qué representa</w:t>
+            </w:r>
+          </w:p>
+        </w:tc>
+      </w:tr>
+      <w:tr>
+        <w:trPr>
+          <w:cantSplit/>
+        </w:trPr>
+        <w:tc>
+          <w:tcPr>
+            <w:tcW w:type="dxa" w:w="4600"/>
+            <w:tcMar>
+              <w:top w:type="dxa" w:w="80"/>
+              <w:left w:type="dxa" w:w="100"/>
+              <w:bottom w:type="dxa" w:w="80"/>
+              <w:right w:type="dxa" w:w="100"/>
+            </w:tcMar>
+            <w:vAlign w:val="center"/>
+          </w:tcPr>
+          <w:p>
+            <w:pPr>
+              <w:keepNext/>
+            </w:pPr>
+            <w:r>
+              <w:rPr>
+                <w:rFonts w:ascii="Arial" w:cs="Arial" w:eastAsia="Arial" w:hAnsi="Arial"/>
+                <w:b w:val="false"/>
+                <w:bCs w:val="false"/>
+                <w:sz w:val="20"/>
+                <w:szCs w:val="20"/>
+              </w:rPr>
+              <w:t xml:space="preserve">Rectángulos arriba con una línea punteada hacia abajo</w:t>
+            </w:r>
+          </w:p>
+        </w:tc>
+        <w:tc>
+          <w:tcPr>
+            <w:tcW w:type="dxa" w:w="9358"/>
+            <w:tcMar>
+              <w:top w:type="dxa" w:w="80"/>
+              <w:left w:type="dxa" w:w="100"/>
+              <w:bottom w:type="dxa" w:w="80"/>
+              <w:right w:type="dxa" w:w="100"/>
+            </w:tcMar>
+            <w:vAlign w:val="center"/>
+          </w:tcPr>
+          <w:p>
+            <w:pPr>
+              <w:keepNext/>
+            </w:pPr>
+            <w:r>
+              <w:rPr>
+                <w:rFonts w:ascii="Arial" w:cs="Arial" w:eastAsia="Arial" w:hAnsi="Arial"/>
+                <w:b w:val="false"/>
+                <w:bCs w:val="false"/>
+                <w:sz w:val="20"/>
+                <w:szCs w:val="20"/>
+              </w:rPr>
+              <w:t xml:space="preserve">Participantes: quienes intervienen en el flujo. La línea punteada es su línea de vida y el tiempo corre de arriba hacia abajo. Los «dispositivo externo» y «sistema externo» son los mismos elementos externos de las vistas 3.1 y 3.2.</w:t>
+            </w:r>
+          </w:p>
+        </w:tc>
+      </w:tr>
+      <w:tr>
+        <w:trPr>
+          <w:cantSplit/>
+        </w:trPr>
+        <w:tc>
+          <w:tcPr>
+            <w:tcW w:type="dxa" w:w="4600"/>
+            <w:tcMar>
+              <w:top w:type="dxa" w:w="80"/>
+              <w:left w:type="dxa" w:w="100"/>
+              <w:bottom w:type="dxa" w:w="80"/>
+              <w:right w:type="dxa" w:w="100"/>
+            </w:tcMar>
+            <w:vAlign w:val="center"/>
+          </w:tcPr>
+          <w:p>
+            <w:pPr>
+              <w:keepNext/>
+            </w:pPr>
+            <w:r>
+              <w:rPr>
+                <w:rFonts w:ascii="Arial" w:cs="Arial" w:eastAsia="Arial" w:hAnsi="Arial"/>
+                <w:b w:val="false"/>
+                <w:bCs w:val="false"/>
+                <w:sz w:val="20"/>
+                <w:szCs w:val="20"/>
+              </w:rPr>
+              <w:t xml:space="preserve">Recuadros «Presentación», «Negocio» y «Datos»</w:t>
+            </w:r>
+          </w:p>
+        </w:tc>
+        <w:tc>
+          <w:tcPr>
+            <w:tcW w:type="dxa" w:w="9358"/>
+            <w:tcMar>
+              <w:top w:type="dxa" w:w="80"/>
+              <w:left w:type="dxa" w:w="100"/>
+              <w:bottom w:type="dxa" w:w="80"/>
+              <w:right w:type="dxa" w:w="100"/>
+            </w:tcMar>
+            <w:vAlign w:val="center"/>
+          </w:tcPr>
+          <w:p>
+            <w:pPr>
+              <w:keepNext/>
+            </w:pPr>
+            <w:r>
+              <w:rPr>
+                <w:rFonts w:ascii="Arial" w:cs="Arial" w:eastAsia="Arial" w:hAnsi="Arial"/>
+                <w:b w:val="false"/>
+                <w:bCs w:val="false"/>
+                <w:sz w:val="20"/>
+                <w:szCs w:val="20"/>
+              </w:rPr>
+              <w:t xml:space="preserve">Las tres capas del patrón N-Capas (sección 2.1): el controlador, los servicios y los repositorios.</w:t>
+            </w:r>
+          </w:p>
+        </w:tc>
+      </w:tr>
+      <w:tr>
+        <w:trPr>
+          <w:cantSplit/>
+        </w:trPr>
+        <w:tc>
+          <w:tcPr>
+            <w:tcW w:type="dxa" w:w="4600"/>
+            <w:tcMar>
+              <w:top w:type="dxa" w:w="80"/>
+              <w:left w:type="dxa" w:w="100"/>
+              <w:bottom w:type="dxa" w:w="80"/>
+              <w:right w:type="dxa" w:w="100"/>
+            </w:tcMar>
+            <w:vAlign w:val="center"/>
+          </w:tcPr>
+          <w:p>
+            <w:pPr>
+              <w:keepNext/>
+            </w:pPr>
+            <w:r>
+              <w:rPr>
+                <w:rFonts w:ascii="Arial" w:cs="Arial" w:eastAsia="Arial" w:hAnsi="Arial"/>
+                <w:b w:val="false"/>
+                <w:bCs w:val="false"/>
+                <w:sz w:val="20"/>
+                <w:szCs w:val="20"/>
+              </w:rPr>
+              <w:t xml:space="preserve">Cilindro PostgreSQL</w:t>
+            </w:r>
+          </w:p>
+        </w:tc>
+        <w:tc>
+          <w:tcPr>
+            <w:tcW w:type="dxa" w:w="9358"/>
+            <w:tcMar>
+              <w:top w:type="dxa" w:w="80"/>
+              <w:left w:type="dxa" w:w="100"/>
+              <w:bottom w:type="dxa" w:w="80"/>
+              <w:right w:type="dxa" w:w="100"/>
+            </w:tcMar>
+            <w:vAlign w:val="center"/>
+          </w:tcPr>
+          <w:p>
+            <w:pPr>
+              <w:keepNext/>
+            </w:pPr>
+            <w:r>
+              <w:rPr>
+                <w:rFonts w:ascii="Arial" w:cs="Arial" w:eastAsia="Arial" w:hAnsi="Arial"/>
+                <w:b w:val="false"/>
+                <w:bCs w:val="false"/>
+                <w:sz w:val="20"/>
+                <w:szCs w:val="20"/>
+              </w:rPr>
+              <w:t xml:space="preserve">La base de datos, el mismo contenedor de la Vista de Contenedores (3.2).</w:t>
+            </w:r>
+          </w:p>
+        </w:tc>
+      </w:tr>
+      <w:tr>
+        <w:trPr>
+          <w:cantSplit/>
+        </w:trPr>
+        <w:tc>
+          <w:tcPr>
+            <w:tcW w:type="dxa" w:w="4600"/>
+            <w:tcMar>
+              <w:top w:type="dxa" w:w="80"/>
+              <w:left w:type="dxa" w:w="100"/>
+              <w:bottom w:type="dxa" w:w="80"/>
+              <w:right w:type="dxa" w:w="100"/>
+            </w:tcMar>
+            <w:vAlign w:val="center"/>
+          </w:tcPr>
+          <w:p>
+            <w:pPr>
+              <w:keepNext/>
+            </w:pPr>
+            <w:r>
+              <w:rPr>
+                <w:rFonts w:ascii="Arial" w:cs="Arial" w:eastAsia="Arial" w:hAnsi="Arial"/>
+                <w:b w:val="false"/>
+                <w:bCs w:val="false"/>
+                <w:sz w:val="20"/>
+                <w:szCs w:val="20"/>
+              </w:rPr>
+              <w:t xml:space="preserve">Flecha continua con número y flecha punteada</w:t>
+            </w:r>
+          </w:p>
+        </w:tc>
+        <w:tc>
+          <w:tcPr>
+            <w:tcW w:type="dxa" w:w="9358"/>
+            <w:tcMar>
+              <w:top w:type="dxa" w:w="80"/>
+              <w:left w:type="dxa" w:w="100"/>
+              <w:bottom w:type="dxa" w:w="80"/>
+              <w:right w:type="dxa" w:w="100"/>
+            </w:tcMar>
+            <w:vAlign w:val="center"/>
+          </w:tcPr>
+          <w:p>
+            <w:pPr>
+              <w:keepNext/>
+            </w:pPr>
+            <w:r>
+              <w:rPr>
+                <w:rFonts w:ascii="Arial" w:cs="Arial" w:eastAsia="Arial" w:hAnsi="Arial"/>
+                <w:b w:val="false"/>
+                <w:bCs w:val="false"/>
+                <w:sz w:val="20"/>
+                <w:szCs w:val="20"/>
+              </w:rPr>
+              <w:t xml:space="preserve">La continua es una llamada: el número indica el orden y la punta señala a quien la recibe. La punteada es la respuesta que vuelve a quien llamó.</w:t>
+            </w:r>
+          </w:p>
+        </w:tc>
+      </w:tr>
+      <w:tr>
+        <w:trPr>
+          <w:cantSplit/>
+        </w:trPr>
+        <w:tc>
+          <w:tcPr>
+            <w:tcW w:type="dxa" w:w="4600"/>
+            <w:tcMar>
+              <w:top w:type="dxa" w:w="80"/>
+              <w:left w:type="dxa" w:w="100"/>
+              <w:bottom w:type="dxa" w:w="80"/>
+              <w:right w:type="dxa" w:w="100"/>
+            </w:tcMar>
+            <w:vAlign w:val="center"/>
+          </w:tcPr>
+          <w:p>
+            <w:pPr>
+              <w:keepNext/>
+            </w:pPr>
+            <w:r>
+              <w:rPr>
+                <w:rFonts w:ascii="Arial" w:cs="Arial" w:eastAsia="Arial" w:hAnsi="Arial"/>
+                <w:b w:val="false"/>
+                <w:bCs w:val="false"/>
+                <w:sz w:val="20"/>
+                <w:szCs w:val="20"/>
+              </w:rPr>
+              <w:t xml:space="preserve">Marco alt con condiciones entre corchetes</w:t>
+            </w:r>
+          </w:p>
+        </w:tc>
+        <w:tc>
+          <w:tcPr>
+            <w:tcW w:type="dxa" w:w="9358"/>
+            <w:tcMar>
+              <w:top w:type="dxa" w:w="80"/>
+              <w:left w:type="dxa" w:w="100"/>
+              <w:bottom w:type="dxa" w:w="80"/>
+              <w:right w:type="dxa" w:w="100"/>
+            </w:tcMar>
+            <w:vAlign w:val="center"/>
+          </w:tcPr>
+          <w:p>
+            <w:pPr>
+              <w:keepNext/>
+            </w:pPr>
+            <w:r>
+              <w:rPr>
+                <w:rFonts w:ascii="Arial" w:cs="Arial" w:eastAsia="Arial" w:hAnsi="Arial"/>
+                <w:b w:val="false"/>
+                <w:bCs w:val="false"/>
+                <w:sz w:val="20"/>
+                <w:szCs w:val="20"/>
+              </w:rPr>
+              <w:t xml:space="preserve">Alternativas excluyentes: ocurre solo una de ellas. Aquí son el flujo alterno 1 (401), el flujo alterno 2 (409) y el camino feliz.</w:t>
+            </w:r>
+          </w:p>
+        </w:tc>
+      </w:tr>
+      <w:tr>
+        <w:trPr>
+          <w:cantSplit/>
+        </w:trPr>
+        <w:tc>
+          <w:tcPr>
+            <w:tcW w:type="dxa" w:w="4600"/>
+            <w:tcMar>
+              <w:top w:type="dxa" w:w="80"/>
+              <w:left w:type="dxa" w:w="100"/>
+              <w:bottom w:type="dxa" w:w="80"/>
+              <w:right w:type="dxa" w:w="100"/>
+            </w:tcMar>
+            <w:vAlign w:val="center"/>
+          </w:tcPr>
+          <w:p>
+            <w:r>
+              <w:rPr>
+                <w:rFonts w:ascii="Arial" w:cs="Arial" w:eastAsia="Arial" w:hAnsi="Arial"/>
+                <w:b w:val="false"/>
+                <w:bCs w:val="false"/>
+                <w:sz w:val="20"/>
+                <w:szCs w:val="20"/>
+              </w:rPr>
+              <w:t xml:space="preserve">Nota con un atributo de calidad</w:t>
+            </w:r>
+          </w:p>
+        </w:tc>
+        <w:tc>
+          <w:tcPr>
+            <w:tcW w:type="dxa" w:w="9358"/>
+            <w:tcMar>
+              <w:top w:type="dxa" w:w="80"/>
+              <w:left w:type="dxa" w:w="100"/>
+              <w:bottom w:type="dxa" w:w="80"/>
+              <w:right w:type="dxa" w:w="100"/>
+            </w:tcMar>
+            <w:vAlign w:val="center"/>
+          </w:tcPr>
+          <w:p>
+            <w:r>
+              <w:rPr>
+                <w:rFonts w:ascii="Arial" w:cs="Arial" w:eastAsia="Arial" w:hAnsi="Arial"/>
+                <w:b w:val="false"/>
+                <w:bCs w:val="false"/>
+                <w:sz w:val="20"/>
+                <w:szCs w:val="20"/>
+              </w:rPr>
+              <w:t xml:space="preserve">Indica la medida que debe cumplirse en ese punto del flujo (AC-02 y AC-05, sección 1.3).</w:t>
+            </w:r>
+          </w:p>
+        </w:tc>
+      </w:tr>
+    </w:tbl>
+    <w:p>
+      <w:pPr>
+        <w:spacing w:after="120"/>
+      </w:pPr>
+    </w:p>
+    <w:p>
+      <w:pPr>
+        <w:spacing w:after="160" w:line="276"/>
+        <w:jc w:val="both"/>
+      </w:pPr>
+      <w:r>
+        <w:rPr>
+          <w:rFonts w:ascii="Arial" w:cs="Arial" w:eastAsia="Arial" w:hAnsi="Arial"/>
+          <w:b/>
+          <w:bCs/>
+          <w:sz w:val="24"/>
+          <w:szCs w:val="24"/>
+        </w:rPr>
+        <w:t xml:space="preserve">Escenario (HU-01): </w:t>
+      </w:r>
+      <w:r>
+        <w:rPr>
+          <w:rFonts w:ascii="Arial" w:cs="Arial" w:eastAsia="Arial" w:hAnsi="Arial"/>
+          <w:sz w:val="24"/>
+          <w:szCs w:val="24"/>
+        </w:rPr>
+        <w:t xml:space="preserve">la ejecuta el propio sistema cuando el celular receptor reenvía un SMS al webhook (sección 3.1). Como quien llama es un dispositivo y no una persona, el webhook se autentica con un secreto compartido en la cabecera X-Webhook-Secret, cuyo valor vive en una variable de entorno y nunca en el repositorio; si falta o no coincide, responde 401 (flujo alterno 1). Si la lectura ya existe para ese sensor y esa fecha y hora, la restricción UNIQUE de la base de datos la rechaza y responde 409 (flujo alterno 2). El CRUD de Alerta del corte vertical (sección 5) atraviesa las mismas capas: allí el 401 es por falta de token JWT y el 409 por la restricción UNIQUE (lectura_id, tipo).</w:t>
+      </w:r>
+    </w:p>
+    <w:p>
+      <w:pPr>
+        <w:spacing w:after="160" w:line="276"/>
+        <w:jc w:val="both"/>
+        <w:sectPr>
+          <w:footerReference w:type="default" r:id="rId7"/>
+          <w:pgSz w:w="16838" w:h="11906" w:orient="landscape"/>
+          <w:pgMar w:top="1440" w:right="1440" w:bottom="1440" w:left="1440" w:header="708" w:footer="708" w:gutter="0"/>
+          <w:pgNumType/>
+          <w:docGrid w:linePitch="360"/>
+        </w:sectPr>
+      </w:pPr>
+      <w:r>
+        <w:rPr>
+          <w:rFonts w:ascii="Arial" w:cs="Arial" w:eastAsia="Arial" w:hAnsi="Arial"/>
+          <w:b/>
+          <w:bCs/>
+          <w:sz w:val="24"/>
+          <w:szCs w:val="24"/>
+        </w:rPr>
+        <w:t xml:space="preserve">Lectura en 30 segundos: </w:t>
+      </w:r>
+      <w:r>
+        <w:rPr>
+          <w:rFonts w:ascii="Arial" w:cs="Arial" w:eastAsia="Arial" w:hAnsi="Arial"/>
+          <w:sz w:val="24"/>
+          <w:szCs w:val="24"/>
+        </w:rPr>
+        <w:t xml:space="preserve">un SMS llega como un POST al webhook con el secreto compartido. Si el secreto falla, responde 401 y termina (pasos 1 y 2). Si es válido, el controlador pasa la lectura al servicio, que la guarda en PostgreSQL; si ya existía, la base la rechaza por UNIQUE y el error sube por las capas hasta responder 409 (pasos 3 a 9). Si es nueva, el servicio lee umbrales y últimas lecturas y evalúa umbral y tendencia en máximo 5 s (AC-02, pasos 10 a 13). Si hay riesgo, se genera y guarda la alerta y se envía por correo y por Telegram, dos canales independientes (AC-05, pasos 14 a 18), y se responde 201 (pasos 19 y 20).</w:t>
+      </w:r>
+    </w:p>
+    <w:p>
+      <w:pPr>
+        <w:pStyle w:val="Heading1"/>
+        <w:keepNext/>
+        <w:spacing w:after="150" w:before="300"/>
+      </w:pPr>
+      <w:r>
+        <w:t xml:space="preserve">Sección 5: Entregable de Programación Ejecutable (Corte Vertical)</w:t>
+      </w:r>
+    </w:p>
+    <w:p>
+      <w:pPr>
+        <w:spacing w:after="160" w:line="276"/>
+        <w:jc w:val="both"/>
+      </w:pPr>
+      <w:r>
+        <w:rPr>
+          <w:rFonts w:ascii="Arial" w:cs="Arial" w:eastAsia="Arial" w:hAnsi="Arial"/>
+          <w:sz w:val="24"/>
+          <w:szCs w:val="24"/>
+        </w:rPr>
+        <w:t xml:space="preserve">Esta sección demuestra que la arquitectura funciona con un CRUD completo de la entidad Alerta. En esta versión se documenta el script de base de datos (5.2); el resto de la sección se agrega en las entregas siguientes.</w:t>
+      </w:r>
+    </w:p>
+    <w:p>
+      <w:pPr>
+        <w:pStyle w:val="Heading2"/>
+        <w:keepNext/>
+        <w:spacing w:after="120" w:before="250"/>
+      </w:pPr>
+      <w:r>
+        <w:t xml:space="preserve">5.2 Script SQL DDL y migraciones</w:t>
+      </w:r>
+    </w:p>
+    <w:p>
+      <w:pPr>
+        <w:spacing w:after="160" w:line="276"/>
+        <w:jc w:val="both"/>
+      </w:pPr>
+      <w:r>
+        <w:rPr>
+          <w:rFonts w:ascii="Arial" w:cs="Arial" w:eastAsia="Arial" w:hAnsi="Arial"/>
+          <w:sz w:val="24"/>
+          <w:szCs w:val="24"/>
+        </w:rPr>
+        <w:t xml:space="preserve">El script crea las cinco tablas del diagrama de clases (3.3) en PostgreSQL 18: cada clase es una tabla y cada atributo, una columna con el mismo nombre. Está en db/migrations/V1__esquema_inicial.sql y Flyway lo aplica al arrancar la API (sección 2.2). El nombre sigue el formato que exige Flyway: la letra V, el número de versión, dos guiones bajos y la descripción.</w:t>
+      </w:r>
+    </w:p>
+    <w:p>
+      <w:pPr>
+        <w:keepNext/>
+        <w:spacing w:after="100" w:line="276"/>
+        <w:jc w:val="both"/>
+      </w:pPr>
+      <w:r>
+        <w:rPr>
+          <w:rFonts w:ascii="Arial" w:cs="Arial" w:eastAsia="Arial" w:hAnsi="Arial"/>
+          <w:b/>
+          <w:bCs/>
+          <w:sz w:val="24"/>
+          <w:szCs w:val="24"/>
+        </w:rPr>
+        <w:t xml:space="preserve">Del tipo de la clase al tipo de la columna</w:t>
+      </w:r>
+    </w:p>
+    <w:tbl>
+      <w:tblPr>
+        <w:tblW w:type="dxa" w:w="9026"/>
+        <w:tblBorders>
+          <w:top w:val="single" w:color="auto" w:sz="4"/>
+          <w:left w:val="single" w:color="auto" w:sz="4"/>
+          <w:bottom w:val="single" w:color="auto" w:sz="4"/>
+          <w:right w:val="single" w:color="auto" w:sz="4"/>
+          <w:insideH w:val="single" w:color="auto" w:sz="4"/>
+          <w:insideV w:val="single" w:color="auto" w:sz="4"/>
+        </w:tblBorders>
+      </w:tblPr>
+      <w:tblGrid>
+        <w:gridCol w:w="2000"/>
+        <w:gridCol w:w="3300"/>
+        <w:gridCol w:w="3726"/>
+      </w:tblGrid>
+      <w:tr>
+        <w:trPr>
+          <w:cantSplit/>
+          <w:tblHeader/>
+        </w:trPr>
+        <w:tc>
+          <w:tcPr>
+            <w:tcW w:type="dxa" w:w="2000"/>
+            <w:shd w:fill="1F4E79" w:val="clear"/>
+            <w:tcMar>
+              <w:top w:type="dxa" w:w="80"/>
+              <w:left w:type="dxa" w:w="100"/>
+              <w:bottom w:type="dxa" w:w="80"/>
+              <w:right w:type="dxa" w:w="100"/>
+            </w:tcMar>
+            <w:vAlign w:val="center"/>
+          </w:tcPr>
+          <w:p>
+            <w:pPr>
+              <w:keepNext/>
+            </w:pPr>
+            <w:r>
+              <w:rPr>
+                <w:rFonts w:ascii="Arial" w:cs="Arial" w:eastAsia="Arial" w:hAnsi="Arial"/>
+                <w:b/>
+                <w:bCs/>
+                <w:color w:val="FFFFFF"/>
+                <w:sz w:val="20"/>
+                <w:szCs w:val="20"/>
+              </w:rPr>
+              <w:t xml:space="preserve">Tipo en el diagrama (Java)</w:t>
+            </w:r>
+          </w:p>
+        </w:tc>
+        <w:tc>
+          <w:tcPr>
+            <w:tcW w:type="dxa" w:w="3300"/>
+            <w:shd w:fill="1F4E79" w:val="clear"/>
+            <w:tcMar>
+              <w:top w:type="dxa" w:w="80"/>
+              <w:left w:type="dxa" w:w="100"/>
+              <w:bottom w:type="dxa" w:w="80"/>
+              <w:right w:type="dxa" w:w="100"/>
+            </w:tcMar>
+            <w:vAlign w:val="center"/>
+          </w:tcPr>
+          <w:p>
+            <w:pPr>
+              <w:keepNext/>
+            </w:pPr>
+            <w:r>
+              <w:rPr>
+                <w:rFonts w:ascii="Arial" w:cs="Arial" w:eastAsia="Arial" w:hAnsi="Arial"/>
+                <w:b/>
+                <w:bCs/>
+                <w:color w:val="FFFFFF"/>
+                <w:sz w:val="20"/>
+                <w:szCs w:val="20"/>
+              </w:rPr>
+              <w:t xml:space="preserve">Tipo en el script (PostgreSQL)</w:t>
+            </w:r>
+          </w:p>
+        </w:tc>
+        <w:tc>
+          <w:tcPr>
+            <w:tcW w:type="dxa" w:w="3726"/>
+            <w:shd w:fill="1F4E79" w:val="clear"/>
+            <w:tcMar>
+              <w:top w:type="dxa" w:w="80"/>
+              <w:left w:type="dxa" w:w="100"/>
+              <w:bottom w:type="dxa" w:w="80"/>
+              <w:right w:type="dxa" w:w="100"/>
+            </w:tcMar>
+            <w:vAlign w:val="center"/>
+          </w:tcPr>
+          <w:p>
+            <w:pPr>
+              <w:keepNext/>
+            </w:pPr>
+            <w:r>
+              <w:rPr>
+                <w:rFonts w:ascii="Arial" w:cs="Arial" w:eastAsia="Arial" w:hAnsi="Arial"/>
+                <w:b/>
+                <w:bCs/>
+                <w:color w:val="FFFFFF"/>
+                <w:sz w:val="20"/>
+                <w:szCs w:val="20"/>
+              </w:rPr>
+              <w:t xml:space="preserve">Dónde se usa</w:t>
+            </w:r>
+          </w:p>
+        </w:tc>
+      </w:tr>
+      <w:tr>
+        <w:trPr>
+          <w:cantSplit/>
+        </w:trPr>
+        <w:tc>
+          <w:tcPr>
+            <w:tcW w:type="dxa" w:w="2000"/>
+            <w:tcMar>
+              <w:top w:type="dxa" w:w="80"/>
+              <w:left w:type="dxa" w:w="100"/>
+              <w:bottom w:type="dxa" w:w="80"/>
+              <w:right w:type="dxa" w:w="100"/>
+            </w:tcMar>
+            <w:vAlign w:val="center"/>
+          </w:tcPr>
+          <w:p>
+            <w:pPr>
+              <w:keepNext/>
+            </w:pPr>
+            <w:r>
+              <w:rPr>
+                <w:rFonts w:ascii="Arial" w:cs="Arial" w:eastAsia="Arial" w:hAnsi="Arial"/>
+                <w:b w:val="false"/>
+                <w:bCs w:val="false"/>
+                <w:sz w:val="20"/>
+                <w:szCs w:val="20"/>
+              </w:rPr>
+              <w:t xml:space="preserve">Long</w:t>
+            </w:r>
+          </w:p>
+        </w:tc>
+        <w:tc>
+          <w:tcPr>
+            <w:tcW w:type="dxa" w:w="3300"/>
+            <w:tcMar>
+              <w:top w:type="dxa" w:w="80"/>
+              <w:left w:type="dxa" w:w="100"/>
+              <w:bottom w:type="dxa" w:w="80"/>
+              <w:right w:type="dxa" w:w="100"/>
+            </w:tcMar>
+            <w:vAlign w:val="center"/>
+          </w:tcPr>
+          <w:p>
+            <w:pPr>
+              <w:keepNext/>
+            </w:pPr>
+            <w:r>
+              <w:rPr>
+                <w:rFonts w:ascii="Arial" w:cs="Arial" w:eastAsia="Arial" w:hAnsi="Arial"/>
+                <w:b w:val="false"/>
+                <w:bCs w:val="false"/>
+                <w:sz w:val="20"/>
+                <w:szCs w:val="20"/>
+              </w:rPr>
+              <w:t xml:space="preserve">BIGINT GENERATED ALWAYS AS IDENTITY (id) o BIGINT (llaves foráneas)</w:t>
+            </w:r>
+          </w:p>
+        </w:tc>
+        <w:tc>
+          <w:tcPr>
+            <w:tcW w:type="dxa" w:w="3726"/>
+            <w:tcMar>
+              <w:top w:type="dxa" w:w="80"/>
+              <w:left w:type="dxa" w:w="100"/>
+              <w:bottom w:type="dxa" w:w="80"/>
+              <w:right w:type="dxa" w:w="100"/>
+            </w:tcMar>
+            <w:vAlign w:val="center"/>
+          </w:tcPr>
+          <w:p>
+            <w:pPr>
+              <w:keepNext/>
+            </w:pPr>
+            <w:r>
+              <w:rPr>
+                <w:rFonts w:ascii="Arial" w:cs="Arial" w:eastAsia="Arial" w:hAnsi="Arial"/>
+                <w:b w:val="false"/>
+                <w:bCs w:val="false"/>
+                <w:sz w:val="20"/>
+                <w:szCs w:val="20"/>
+              </w:rPr>
+              <w:t xml:space="preserve">PostgreSQL genera el id; la llave foránea guarda el id de la otra tabla.</w:t>
+            </w:r>
+          </w:p>
+        </w:tc>
+      </w:tr>
+      <w:tr>
+        <w:trPr>
+          <w:cantSplit/>
+        </w:trPr>
+        <w:tc>
+          <w:tcPr>
+            <w:tcW w:type="dxa" w:w="2000"/>
+            <w:tcMar>
+              <w:top w:type="dxa" w:w="80"/>
+              <w:left w:type="dxa" w:w="100"/>
+              <w:bottom w:type="dxa" w:w="80"/>
+              <w:right w:type="dxa" w:w="100"/>
+            </w:tcMar>
+            <w:vAlign w:val="center"/>
+          </w:tcPr>
+          <w:p>
+            <w:pPr>
+              <w:keepNext/>
+            </w:pPr>
+            <w:r>
+              <w:rPr>
+                <w:rFonts w:ascii="Arial" w:cs="Arial" w:eastAsia="Arial" w:hAnsi="Arial"/>
+                <w:b w:val="false"/>
+                <w:bCs w:val="false"/>
+                <w:sz w:val="20"/>
+                <w:szCs w:val="20"/>
+              </w:rPr>
+              <w:t xml:space="preserve">String</w:t>
+            </w:r>
+          </w:p>
+        </w:tc>
+        <w:tc>
+          <w:tcPr>
+            <w:tcW w:type="dxa" w:w="3300"/>
+            <w:tcMar>
+              <w:top w:type="dxa" w:w="80"/>
+              <w:left w:type="dxa" w:w="100"/>
+              <w:bottom w:type="dxa" w:w="80"/>
+              <w:right w:type="dxa" w:w="100"/>
+            </w:tcMar>
+            <w:vAlign w:val="center"/>
+          </w:tcPr>
+          <w:p>
+            <w:pPr>
+              <w:keepNext/>
+            </w:pPr>
+            <w:r>
+              <w:rPr>
+                <w:rFonts w:ascii="Arial" w:cs="Arial" w:eastAsia="Arial" w:hAnsi="Arial"/>
+                <w:b w:val="false"/>
+                <w:bCs w:val="false"/>
+                <w:sz w:val="20"/>
+                <w:szCs w:val="20"/>
+              </w:rPr>
+              <w:t xml:space="preserve">VARCHAR(n)</w:t>
+            </w:r>
+          </w:p>
+        </w:tc>
+        <w:tc>
+          <w:tcPr>
+            <w:tcW w:type="dxa" w:w="3726"/>
+            <w:tcMar>
+              <w:top w:type="dxa" w:w="80"/>
+              <w:left w:type="dxa" w:w="100"/>
+              <w:bottom w:type="dxa" w:w="80"/>
+              <w:right w:type="dxa" w:w="100"/>
+            </w:tcMar>
+            <w:vAlign w:val="center"/>
+          </w:tcPr>
+          <w:p>
+            <w:pPr>
+              <w:keepNext/>
+            </w:pPr>
+            <w:r>
+              <w:rPr>
+                <w:rFonts w:ascii="Arial" w:cs="Arial" w:eastAsia="Arial" w:hAnsi="Arial"/>
+                <w:b w:val="false"/>
+                <w:bCs w:val="false"/>
+                <w:sz w:val="20"/>
+                <w:szCs w:val="20"/>
+              </w:rPr>
+              <w:t xml:space="preserve">n es el largo máximo de la columna, por ejemplo 20 en codigo.</w:t>
+            </w:r>
+          </w:p>
+        </w:tc>
+      </w:tr>
+      <w:tr>
+        <w:trPr>
+          <w:cantSplit/>
+        </w:trPr>
+        <w:tc>
+          <w:tcPr>
+            <w:tcW w:type="dxa" w:w="2000"/>
+            <w:tcMar>
+              <w:top w:type="dxa" w:w="80"/>
+              <w:left w:type="dxa" w:w="100"/>
+              <w:bottom w:type="dxa" w:w="80"/>
+              <w:right w:type="dxa" w:w="100"/>
+            </w:tcMar>
+            <w:vAlign w:val="center"/>
+          </w:tcPr>
+          <w:p>
+            <w:pPr>
+              <w:keepNext/>
+            </w:pPr>
+            <w:r>
+              <w:rPr>
+                <w:rFonts w:ascii="Arial" w:cs="Arial" w:eastAsia="Arial" w:hAnsi="Arial"/>
+                <w:b w:val="false"/>
+                <w:bCs w:val="false"/>
+                <w:sz w:val="20"/>
+                <w:szCs w:val="20"/>
+              </w:rPr>
+              <w:t xml:space="preserve">BigDecimal</w:t>
+            </w:r>
+          </w:p>
+        </w:tc>
+        <w:tc>
+          <w:tcPr>
+            <w:tcW w:type="dxa" w:w="3300"/>
+            <w:tcMar>
+              <w:top w:type="dxa" w:w="80"/>
+              <w:left w:type="dxa" w:w="100"/>
+              <w:bottom w:type="dxa" w:w="80"/>
+              <w:right w:type="dxa" w:w="100"/>
+            </w:tcMar>
+            <w:vAlign w:val="center"/>
+          </w:tcPr>
+          <w:p>
+            <w:pPr>
+              <w:keepNext/>
+            </w:pPr>
+            <w:r>
+              <w:rPr>
+                <w:rFonts w:ascii="Arial" w:cs="Arial" w:eastAsia="Arial" w:hAnsi="Arial"/>
+                <w:b w:val="false"/>
+                <w:bCs w:val="false"/>
+                <w:sz w:val="20"/>
+                <w:szCs w:val="20"/>
+              </w:rPr>
+              <w:t xml:space="preserve">NUMERIC(5,2)</w:t>
+            </w:r>
+          </w:p>
+        </w:tc>
+        <w:tc>
+          <w:tcPr>
+            <w:tcW w:type="dxa" w:w="3726"/>
+            <w:tcMar>
+              <w:top w:type="dxa" w:w="80"/>
+              <w:left w:type="dxa" w:w="100"/>
+              <w:bottom w:type="dxa" w:w="80"/>
+              <w:right w:type="dxa" w:w="100"/>
+            </w:tcMar>
+            <w:vAlign w:val="center"/>
+          </w:tcPr>
+          <w:p>
+            <w:pPr>
+              <w:keepNext/>
+            </w:pPr>
+            <w:r>
+              <w:rPr>
+                <w:rFonts w:ascii="Arial" w:cs="Arial" w:eastAsia="Arial" w:hAnsi="Arial"/>
+                <w:b w:val="false"/>
+                <w:bCs w:val="false"/>
+                <w:sz w:val="20"/>
+                <w:szCs w:val="20"/>
+              </w:rPr>
+              <w:t xml:space="preserve">Número decimal exacto con 2 decimales, hasta 100,00: humedad y valor.</w:t>
+            </w:r>
+          </w:p>
+        </w:tc>
+      </w:tr>
+      <w:tr>
+        <w:trPr>
+          <w:cantSplit/>
+        </w:trPr>
+        <w:tc>
+          <w:tcPr>
+            <w:tcW w:type="dxa" w:w="2000"/>
+            <w:tcMar>
+              <w:top w:type="dxa" w:w="80"/>
+              <w:left w:type="dxa" w:w="100"/>
+              <w:bottom w:type="dxa" w:w="80"/>
+              <w:right w:type="dxa" w:w="100"/>
+            </w:tcMar>
+            <w:vAlign w:val="center"/>
+          </w:tcPr>
+          <w:p>
+            <w:pPr>
+              <w:keepNext/>
+            </w:pPr>
+            <w:r>
+              <w:rPr>
+                <w:rFonts w:ascii="Arial" w:cs="Arial" w:eastAsia="Arial" w:hAnsi="Arial"/>
+                <w:b w:val="false"/>
+                <w:bCs w:val="false"/>
+                <w:sz w:val="20"/>
+                <w:szCs w:val="20"/>
+              </w:rPr>
+              <w:t xml:space="preserve">OffsetDateTime</w:t>
+            </w:r>
+          </w:p>
+        </w:tc>
+        <w:tc>
+          <w:tcPr>
+            <w:tcW w:type="dxa" w:w="3300"/>
+            <w:tcMar>
+              <w:top w:type="dxa" w:w="80"/>
+              <w:left w:type="dxa" w:w="100"/>
+              <w:bottom w:type="dxa" w:w="80"/>
+              <w:right w:type="dxa" w:w="100"/>
+            </w:tcMar>
+            <w:vAlign w:val="center"/>
+          </w:tcPr>
+          <w:p>
+            <w:pPr>
+              <w:keepNext/>
+            </w:pPr>
+            <w:r>
+              <w:rPr>
+                <w:rFonts w:ascii="Arial" w:cs="Arial" w:eastAsia="Arial" w:hAnsi="Arial"/>
+                <w:b w:val="false"/>
+                <w:bCs w:val="false"/>
+                <w:sz w:val="20"/>
+                <w:szCs w:val="20"/>
+              </w:rPr>
+              <w:t xml:space="preserve">TIMESTAMPTZ</w:t>
+            </w:r>
+          </w:p>
+        </w:tc>
+        <w:tc>
+          <w:tcPr>
+            <w:tcW w:type="dxa" w:w="3726"/>
+            <w:tcMar>
+              <w:top w:type="dxa" w:w="80"/>
+              <w:left w:type="dxa" w:w="100"/>
+              <w:bottom w:type="dxa" w:w="80"/>
+              <w:right w:type="dxa" w:w="100"/>
+            </w:tcMar>
+            <w:vAlign w:val="center"/>
+          </w:tcPr>
+          <w:p>
+            <w:pPr>
+              <w:keepNext/>
+            </w:pPr>
+            <w:r>
+              <w:rPr>
+                <w:rFonts w:ascii="Arial" w:cs="Arial" w:eastAsia="Arial" w:hAnsi="Arial"/>
+                <w:b w:val="false"/>
+                <w:bCs w:val="false"/>
+                <w:sz w:val="20"/>
+                <w:szCs w:val="20"/>
+              </w:rPr>
+              <w:t xml:space="preserve">Fecha y hora con zona horaria: fecha_hora, recibida_en, generada_en.</w:t>
+            </w:r>
+          </w:p>
+        </w:tc>
+      </w:tr>
+      <w:tr>
+        <w:trPr>
+          <w:cantSplit/>
+        </w:trPr>
+        <w:tc>
+          <w:tcPr>
+            <w:tcW w:type="dxa" w:w="2000"/>
+            <w:tcMar>
+              <w:top w:type="dxa" w:w="80"/>
+              <w:left w:type="dxa" w:w="100"/>
+              <w:bottom w:type="dxa" w:w="80"/>
+              <w:right w:type="dxa" w:w="100"/>
+            </w:tcMar>
+            <w:vAlign w:val="center"/>
+          </w:tcPr>
+          <w:p>
+            <w:r>
+              <w:rPr>
+                <w:rFonts w:ascii="Arial" w:cs="Arial" w:eastAsia="Arial" w:hAnsi="Arial"/>
+                <w:b w:val="false"/>
+                <w:bCs w:val="false"/>
+                <w:sz w:val="20"/>
+                <w:szCs w:val="20"/>
+              </w:rPr>
+              <w:t xml:space="preserve">Boolean</w:t>
+            </w:r>
+          </w:p>
+        </w:tc>
+        <w:tc>
+          <w:tcPr>
+            <w:tcW w:type="dxa" w:w="3300"/>
+            <w:tcMar>
+              <w:top w:type="dxa" w:w="80"/>
+              <w:left w:type="dxa" w:w="100"/>
+              <w:bottom w:type="dxa" w:w="80"/>
+              <w:right w:type="dxa" w:w="100"/>
+            </w:tcMar>
+            <w:vAlign w:val="center"/>
+          </w:tcPr>
+          <w:p>
+            <w:r>
+              <w:rPr>
+                <w:rFonts w:ascii="Arial" w:cs="Arial" w:eastAsia="Arial" w:hAnsi="Arial"/>
+                <w:b w:val="false"/>
+                <w:bCs w:val="false"/>
+                <w:sz w:val="20"/>
+                <w:szCs w:val="20"/>
+              </w:rPr>
+              <w:t xml:space="preserve">BOOLEAN</w:t>
+            </w:r>
+          </w:p>
+        </w:tc>
+        <w:tc>
+          <w:tcPr>
+            <w:tcW w:type="dxa" w:w="3726"/>
+            <w:tcMar>
+              <w:top w:type="dxa" w:w="80"/>
+              <w:left w:type="dxa" w:w="100"/>
+              <w:bottom w:type="dxa" w:w="80"/>
+              <w:right w:type="dxa" w:w="100"/>
+            </w:tcMar>
+            <w:vAlign w:val="center"/>
+          </w:tcPr>
+          <w:p>
+            <w:r>
+              <w:rPr>
+                <w:rFonts w:ascii="Arial" w:cs="Arial" w:eastAsia="Arial" w:hAnsi="Arial"/>
+                <w:b w:val="false"/>
+                <w:bCs w:val="false"/>
+                <w:sz w:val="20"/>
+                <w:szCs w:val="20"/>
+              </w:rPr>
+              <w:t xml:space="preserve">activo: TRUE es vigente y FALSE es borrado lógico.</w:t>
+            </w:r>
+          </w:p>
+        </w:tc>
+      </w:tr>
+    </w:tbl>
+    <w:p>
+      <w:pPr>
+        <w:spacing w:after="120"/>
+      </w:pPr>
+    </w:p>
+    <w:p>
+      <w:pPr>
+        <w:keepNext/>
+        <w:spacing w:after="100" w:line="276"/>
+        <w:jc w:val="both"/>
+      </w:pPr>
+      <w:r>
+        <w:rPr>
+          <w:rFonts w:ascii="Arial" w:cs="Arial" w:eastAsia="Arial" w:hAnsi="Arial"/>
+          <w:b/>
+          <w:bCs/>
+          <w:sz w:val="24"/>
+          <w:szCs w:val="24"/>
+        </w:rPr>
+        <w:t xml:space="preserve">Restricciones de integridad por tabla</w:t>
+      </w:r>
+    </w:p>
+    <w:tbl>
+      <w:tblPr>
+        <w:tblW w:type="dxa" w:w="9026"/>
+        <w:tblBorders>
+          <w:top w:val="single" w:color="auto" w:sz="4"/>
+          <w:left w:val="single" w:color="auto" w:sz="4"/>
+          <w:bottom w:val="single" w:color="auto" w:sz="4"/>
+          <w:right w:val="single" w:color="auto" w:sz="4"/>
+          <w:insideH w:val="single" w:color="auto" w:sz="4"/>
+          <w:insideV w:val="single" w:color="auto" w:sz="4"/>
+        </w:tblBorders>
+      </w:tblPr>
+      <w:tblGrid>
+        <w:gridCol w:w="1100"/>
+        <w:gridCol w:w="900"/>
+        <w:gridCol w:w="2500"/>
+        <w:gridCol w:w="1900"/>
+        <w:gridCol w:w="2626"/>
+      </w:tblGrid>
+      <w:tr>
+        <w:trPr>
+          <w:cantSplit/>
+          <w:tblHeader/>
+        </w:trPr>
+        <w:tc>
+          <w:tcPr>
+            <w:tcW w:type="dxa" w:w="1100"/>
+            <w:shd w:fill="1F4E79" w:val="clear"/>
+            <w:tcMar>
+              <w:top w:type="dxa" w:w="80"/>
+              <w:left w:type="dxa" w:w="100"/>
+              <w:bottom w:type="dxa" w:w="80"/>
+              <w:right w:type="dxa" w:w="100"/>
+            </w:tcMar>
+            <w:vAlign w:val="center"/>
+          </w:tcPr>
+          <w:p>
+            <w:pPr>
+              <w:keepNext/>
+            </w:pPr>
+            <w:r>
+              <w:rPr>
+                <w:rFonts w:ascii="Arial" w:cs="Arial" w:eastAsia="Arial" w:hAnsi="Arial"/>
+                <w:b/>
+                <w:bCs/>
+                <w:color w:val="FFFFFF"/>
+                <w:sz w:val="20"/>
+                <w:szCs w:val="20"/>
+              </w:rPr>
+              <w:t xml:space="preserve">Tabla</w:t>
+            </w:r>
+          </w:p>
+        </w:tc>
+        <w:tc>
+          <w:tcPr>
+            <w:tcW w:type="dxa" w:w="900"/>
+            <w:shd w:fill="1F4E79" w:val="clear"/>
+            <w:tcMar>
+              <w:top w:type="dxa" w:w="80"/>
+              <w:left w:type="dxa" w:w="100"/>
+              <w:bottom w:type="dxa" w:w="80"/>
+              <w:right w:type="dxa" w:w="100"/>
+            </w:tcMar>
+            <w:vAlign w:val="center"/>
+          </w:tcPr>
+          <w:p>
+            <w:pPr>
+              <w:keepNext/>
+            </w:pPr>
+            <w:r>
+              <w:rPr>
+                <w:rFonts w:ascii="Arial" w:cs="Arial" w:eastAsia="Arial" w:hAnsi="Arial"/>
+                <w:b/>
+                <w:bCs/>
+                <w:color w:val="FFFFFF"/>
+                <w:sz w:val="20"/>
+                <w:szCs w:val="20"/>
+              </w:rPr>
+              <w:t xml:space="preserve">PK</w:t>
+            </w:r>
+          </w:p>
+        </w:tc>
+        <w:tc>
+          <w:tcPr>
+            <w:tcW w:type="dxa" w:w="2500"/>
+            <w:shd w:fill="1F4E79" w:val="clear"/>
+            <w:tcMar>
+              <w:top w:type="dxa" w:w="80"/>
+              <w:left w:type="dxa" w:w="100"/>
+              <w:bottom w:type="dxa" w:w="80"/>
+              <w:right w:type="dxa" w:w="100"/>
+            </w:tcMar>
+            <w:vAlign w:val="center"/>
+          </w:tcPr>
+          <w:p>
+            <w:pPr>
+              <w:keepNext/>
+            </w:pPr>
+            <w:r>
+              <w:rPr>
+                <w:rFonts w:ascii="Arial" w:cs="Arial" w:eastAsia="Arial" w:hAnsi="Arial"/>
+                <w:b/>
+                <w:bCs/>
+                <w:color w:val="FFFFFF"/>
+                <w:sz w:val="20"/>
+                <w:szCs w:val="20"/>
+              </w:rPr>
+              <w:t xml:space="preserve">FK (REFERENCES)</w:t>
+            </w:r>
+          </w:p>
+        </w:tc>
+        <w:tc>
+          <w:tcPr>
+            <w:tcW w:type="dxa" w:w="1900"/>
+            <w:shd w:fill="1F4E79" w:val="clear"/>
+            <w:tcMar>
+              <w:top w:type="dxa" w:w="80"/>
+              <w:left w:type="dxa" w:w="100"/>
+              <w:bottom w:type="dxa" w:w="80"/>
+              <w:right w:type="dxa" w:w="100"/>
+            </w:tcMar>
+            <w:vAlign w:val="center"/>
+          </w:tcPr>
+          <w:p>
+            <w:pPr>
+              <w:keepNext/>
+            </w:pPr>
+            <w:r>
+              <w:rPr>
+                <w:rFonts w:ascii="Arial" w:cs="Arial" w:eastAsia="Arial" w:hAnsi="Arial"/>
+                <w:b/>
+                <w:bCs/>
+                <w:color w:val="FFFFFF"/>
+                <w:sz w:val="20"/>
+                <w:szCs w:val="20"/>
+              </w:rPr>
+              <w:t xml:space="preserve">UNIQUE</w:t>
+            </w:r>
+          </w:p>
+        </w:tc>
+        <w:tc>
+          <w:tcPr>
+            <w:tcW w:type="dxa" w:w="2626"/>
+            <w:shd w:fill="1F4E79" w:val="clear"/>
+            <w:tcMar>
+              <w:top w:type="dxa" w:w="80"/>
+              <w:left w:type="dxa" w:w="100"/>
+              <w:bottom w:type="dxa" w:w="80"/>
+              <w:right w:type="dxa" w:w="100"/>
+            </w:tcMar>
+            <w:vAlign w:val="center"/>
+          </w:tcPr>
+          <w:p>
+            <w:pPr>
+              <w:keepNext/>
+            </w:pPr>
+            <w:r>
+              <w:rPr>
+                <w:rFonts w:ascii="Arial" w:cs="Arial" w:eastAsia="Arial" w:hAnsi="Arial"/>
+                <w:b/>
+                <w:bCs/>
+                <w:color w:val="FFFFFF"/>
+                <w:sz w:val="20"/>
+                <w:szCs w:val="20"/>
+              </w:rPr>
+              <w:t xml:space="preserve">CHECK</w:t>
+            </w:r>
+          </w:p>
+        </w:tc>
+      </w:tr>
+      <w:tr>
+        <w:trPr>
+          <w:cantSplit/>
+        </w:trPr>
+        <w:tc>
+          <w:tcPr>
+            <w:tcW w:type="dxa" w:w="1100"/>
+            <w:tcMar>
+              <w:top w:type="dxa" w:w="80"/>
+              <w:left w:type="dxa" w:w="100"/>
+              <w:bottom w:type="dxa" w:w="80"/>
+              <w:right w:type="dxa" w:w="100"/>
+            </w:tcMar>
+            <w:vAlign w:val="center"/>
+          </w:tcPr>
+          <w:p>
+            <w:pPr>
+              <w:keepNext/>
+            </w:pPr>
+            <w:r>
+              <w:rPr>
+                <w:rFonts w:ascii="Arial" w:cs="Arial" w:eastAsia="Arial" w:hAnsi="Arial"/>
+                <w:b w:val="false"/>
+                <w:bCs w:val="false"/>
+                <w:sz w:val="20"/>
+                <w:szCs w:val="20"/>
+              </w:rPr>
+              <w:t xml:space="preserve">usuario</w:t>
+            </w:r>
+          </w:p>
+        </w:tc>
+        <w:tc>
+          <w:tcPr>
+            <w:tcW w:type="dxa" w:w="900"/>
+            <w:tcMar>
+              <w:top w:type="dxa" w:w="80"/>
+              <w:left w:type="dxa" w:w="100"/>
+              <w:bottom w:type="dxa" w:w="80"/>
+              <w:right w:type="dxa" w:w="100"/>
+            </w:tcMar>
+            <w:vAlign w:val="center"/>
+          </w:tcPr>
+          <w:p>
+            <w:pPr>
+              <w:keepNext/>
+            </w:pPr>
+            <w:r>
+              <w:rPr>
+                <w:rFonts w:ascii="Arial" w:cs="Arial" w:eastAsia="Arial" w:hAnsi="Arial"/>
+                <w:b w:val="false"/>
+                <w:bCs w:val="false"/>
+                <w:sz w:val="20"/>
+                <w:szCs w:val="20"/>
+              </w:rPr>
+              <w:t xml:space="preserve">id</w:t>
+            </w:r>
+          </w:p>
+        </w:tc>
+        <w:tc>
+          <w:tcPr>
+            <w:tcW w:type="dxa" w:w="2500"/>
+            <w:tcMar>
+              <w:top w:type="dxa" w:w="80"/>
+              <w:left w:type="dxa" w:w="100"/>
+              <w:bottom w:type="dxa" w:w="80"/>
+              <w:right w:type="dxa" w:w="100"/>
+            </w:tcMar>
+            <w:vAlign w:val="center"/>
+          </w:tcPr>
+          <w:p>
+            <w:pPr>
+              <w:keepNext/>
+            </w:pPr>
+            <w:r>
+              <w:rPr>
+                <w:rFonts w:ascii="Arial" w:cs="Arial" w:eastAsia="Arial" w:hAnsi="Arial"/>
+                <w:b w:val="false"/>
+                <w:bCs w:val="false"/>
+                <w:sz w:val="20"/>
+                <w:szCs w:val="20"/>
+              </w:rPr>
+              <w:t xml:space="preserve">—</w:t>
+            </w:r>
+          </w:p>
+        </w:tc>
+        <w:tc>
+          <w:tcPr>
+            <w:tcW w:type="dxa" w:w="1900"/>
+            <w:tcMar>
+              <w:top w:type="dxa" w:w="80"/>
+              <w:left w:type="dxa" w:w="100"/>
+              <w:bottom w:type="dxa" w:w="80"/>
+              <w:right w:type="dxa" w:w="100"/>
+            </w:tcMar>
+            <w:vAlign w:val="center"/>
+          </w:tcPr>
+          <w:p>
+            <w:pPr>
+              <w:keepNext/>
+            </w:pPr>
+            <w:r>
+              <w:rPr>
+                <w:rFonts w:ascii="Arial" w:cs="Arial" w:eastAsia="Arial" w:hAnsi="Arial"/>
+                <w:b w:val="false"/>
+                <w:bCs w:val="false"/>
+                <w:sz w:val="20"/>
+                <w:szCs w:val="20"/>
+              </w:rPr>
+              <w:t xml:space="preserve">username</w:t>
+            </w:r>
+          </w:p>
+        </w:tc>
+        <w:tc>
+          <w:tcPr>
+            <w:tcW w:type="dxa" w:w="2626"/>
+            <w:tcMar>
+              <w:top w:type="dxa" w:w="80"/>
+              <w:left w:type="dxa" w:w="100"/>
+              <w:bottom w:type="dxa" w:w="80"/>
+              <w:right w:type="dxa" w:w="100"/>
+            </w:tcMar>
+            <w:vAlign w:val="center"/>
+          </w:tcPr>
+          <w:p>
+            <w:pPr>
+              <w:keepNext/>
+            </w:pPr>
+            <w:r>
+              <w:rPr>
+                <w:rFonts w:ascii="Arial" w:cs="Arial" w:eastAsia="Arial" w:hAnsi="Arial"/>
+                <w:b w:val="false"/>
+                <w:bCs w:val="false"/>
+                <w:sz w:val="20"/>
+                <w:szCs w:val="20"/>
+              </w:rPr>
+              <w:t xml:space="preserve">rol en {ADMINISTRADOR, TECNICO}</w:t>
+            </w:r>
+          </w:p>
+        </w:tc>
+      </w:tr>
+      <w:tr>
+        <w:trPr>
+          <w:cantSplit/>
+        </w:trPr>
+        <w:tc>
+          <w:tcPr>
+            <w:tcW w:type="dxa" w:w="1100"/>
+            <w:tcMar>
+              <w:top w:type="dxa" w:w="80"/>
+              <w:left w:type="dxa" w:w="100"/>
+              <w:bottom w:type="dxa" w:w="80"/>
+              <w:right w:type="dxa" w:w="100"/>
+            </w:tcMar>
+            <w:vAlign w:val="center"/>
+          </w:tcPr>
+          <w:p>
+            <w:pPr>
+              <w:keepNext/>
+            </w:pPr>
+            <w:r>
+              <w:rPr>
+                <w:rFonts w:ascii="Arial" w:cs="Arial" w:eastAsia="Arial" w:hAnsi="Arial"/>
+                <w:b w:val="false"/>
+                <w:bCs w:val="false"/>
+                <w:sz w:val="20"/>
+                <w:szCs w:val="20"/>
+              </w:rPr>
+              <w:t xml:space="preserve">sensor</w:t>
+            </w:r>
+          </w:p>
+        </w:tc>
+        <w:tc>
+          <w:tcPr>
+            <w:tcW w:type="dxa" w:w="900"/>
+            <w:tcMar>
+              <w:top w:type="dxa" w:w="80"/>
+              <w:left w:type="dxa" w:w="100"/>
+              <w:bottom w:type="dxa" w:w="80"/>
+              <w:right w:type="dxa" w:w="100"/>
+            </w:tcMar>
+            <w:vAlign w:val="center"/>
+          </w:tcPr>
+          <w:p>
+            <w:pPr>
+              <w:keepNext/>
+            </w:pPr>
+            <w:r>
+              <w:rPr>
+                <w:rFonts w:ascii="Arial" w:cs="Arial" w:eastAsia="Arial" w:hAnsi="Arial"/>
+                <w:b w:val="false"/>
+                <w:bCs w:val="false"/>
+                <w:sz w:val="20"/>
+                <w:szCs w:val="20"/>
+              </w:rPr>
+              <w:t xml:space="preserve">id</w:t>
+            </w:r>
+          </w:p>
+        </w:tc>
+        <w:tc>
+          <w:tcPr>
+            <w:tcW w:type="dxa" w:w="2500"/>
+            <w:tcMar>
+              <w:top w:type="dxa" w:w="80"/>
+              <w:left w:type="dxa" w:w="100"/>
+              <w:bottom w:type="dxa" w:w="80"/>
+              <w:right w:type="dxa" w:w="100"/>
+            </w:tcMar>
+            <w:vAlign w:val="center"/>
+          </w:tcPr>
+          <w:p>
+            <w:pPr>
+              <w:keepNext/>
+            </w:pPr>
+            <w:r>
+              <w:rPr>
+                <w:rFonts w:ascii="Arial" w:cs="Arial" w:eastAsia="Arial" w:hAnsi="Arial"/>
+                <w:b w:val="false"/>
+                <w:bCs w:val="false"/>
+                <w:sz w:val="20"/>
+                <w:szCs w:val="20"/>
+              </w:rPr>
+              <w:t xml:space="preserve">—</w:t>
+            </w:r>
+          </w:p>
+        </w:tc>
+        <w:tc>
+          <w:tcPr>
+            <w:tcW w:type="dxa" w:w="1900"/>
+            <w:tcMar>
+              <w:top w:type="dxa" w:w="80"/>
+              <w:left w:type="dxa" w:w="100"/>
+              <w:bottom w:type="dxa" w:w="80"/>
+              <w:right w:type="dxa" w:w="100"/>
+            </w:tcMar>
+            <w:vAlign w:val="center"/>
+          </w:tcPr>
+          <w:p>
+            <w:pPr>
+              <w:keepNext/>
+            </w:pPr>
+            <w:r>
+              <w:rPr>
+                <w:rFonts w:ascii="Arial" w:cs="Arial" w:eastAsia="Arial" w:hAnsi="Arial"/>
+                <w:b w:val="false"/>
+                <w:bCs w:val="false"/>
+                <w:sz w:val="20"/>
+                <w:szCs w:val="20"/>
+              </w:rPr>
+              <w:t xml:space="preserve">codigo</w:t>
+            </w:r>
+          </w:p>
+        </w:tc>
+        <w:tc>
+          <w:tcPr>
+            <w:tcW w:type="dxa" w:w="2626"/>
+            <w:tcMar>
+              <w:top w:type="dxa" w:w="80"/>
+              <w:left w:type="dxa" w:w="100"/>
+              <w:bottom w:type="dxa" w:w="80"/>
+              <w:right w:type="dxa" w:w="100"/>
+            </w:tcMar>
+            <w:vAlign w:val="center"/>
+          </w:tcPr>
+          <w:p>
+            <w:pPr>
+              <w:keepNext/>
+            </w:pPr>
+            <w:r>
+              <w:rPr>
+                <w:rFonts w:ascii="Arial" w:cs="Arial" w:eastAsia="Arial" w:hAnsi="Arial"/>
+                <w:b w:val="false"/>
+                <w:bCs w:val="false"/>
+                <w:sz w:val="20"/>
+                <w:szCs w:val="20"/>
+              </w:rPr>
+              <w:t xml:space="preserve">—</w:t>
+            </w:r>
+          </w:p>
+        </w:tc>
+      </w:tr>
+      <w:tr>
+        <w:trPr>
+          <w:cantSplit/>
+        </w:trPr>
+        <w:tc>
+          <w:tcPr>
+            <w:tcW w:type="dxa" w:w="1100"/>
+            <w:tcMar>
+              <w:top w:type="dxa" w:w="80"/>
+              <w:left w:type="dxa" w:w="100"/>
+              <w:bottom w:type="dxa" w:w="80"/>
+              <w:right w:type="dxa" w:w="100"/>
+            </w:tcMar>
+            <w:vAlign w:val="center"/>
+          </w:tcPr>
+          <w:p>
+            <w:pPr>
+              <w:keepNext/>
+            </w:pPr>
+            <w:r>
+              <w:rPr>
+                <w:rFonts w:ascii="Arial" w:cs="Arial" w:eastAsia="Arial" w:hAnsi="Arial"/>
+                <w:b w:val="false"/>
+                <w:bCs w:val="false"/>
+                <w:sz w:val="20"/>
+                <w:szCs w:val="20"/>
+              </w:rPr>
+              <w:t xml:space="preserve">lectura</w:t>
+            </w:r>
+          </w:p>
+        </w:tc>
+        <w:tc>
+          <w:tcPr>
+            <w:tcW w:type="dxa" w:w="900"/>
+            <w:tcMar>
+              <w:top w:type="dxa" w:w="80"/>
+              <w:left w:type="dxa" w:w="100"/>
+              <w:bottom w:type="dxa" w:w="80"/>
+              <w:right w:type="dxa" w:w="100"/>
+            </w:tcMar>
+            <w:vAlign w:val="center"/>
+          </w:tcPr>
+          <w:p>
+            <w:pPr>
+              <w:keepNext/>
+            </w:pPr>
+            <w:r>
+              <w:rPr>
+                <w:rFonts w:ascii="Arial" w:cs="Arial" w:eastAsia="Arial" w:hAnsi="Arial"/>
+                <w:b w:val="false"/>
+                <w:bCs w:val="false"/>
+                <w:sz w:val="20"/>
+                <w:szCs w:val="20"/>
+              </w:rPr>
+              <w:t xml:space="preserve">id</w:t>
+            </w:r>
+          </w:p>
+        </w:tc>
+        <w:tc>
+          <w:tcPr>
+            <w:tcW w:type="dxa" w:w="2500"/>
+            <w:tcMar>
+              <w:top w:type="dxa" w:w="80"/>
+              <w:left w:type="dxa" w:w="100"/>
+              <w:bottom w:type="dxa" w:w="80"/>
+              <w:right w:type="dxa" w:w="100"/>
+            </w:tcMar>
+            <w:vAlign w:val="center"/>
+          </w:tcPr>
+          <w:p>
+            <w:pPr>
+              <w:keepNext/>
+            </w:pPr>
+            <w:r>
+              <w:rPr>
+                <w:rFonts w:ascii="Arial" w:cs="Arial" w:eastAsia="Arial" w:hAnsi="Arial"/>
+                <w:b w:val="false"/>
+                <w:bCs w:val="false"/>
+                <w:sz w:val="20"/>
+                <w:szCs w:val="20"/>
+              </w:rPr>
+              <w:t xml:space="preserve">sensor_id → sensor(id)</w:t>
+            </w:r>
+          </w:p>
+        </w:tc>
+        <w:tc>
+          <w:tcPr>
+            <w:tcW w:type="dxa" w:w="1900"/>
+            <w:tcMar>
+              <w:top w:type="dxa" w:w="80"/>
+              <w:left w:type="dxa" w:w="100"/>
+              <w:bottom w:type="dxa" w:w="80"/>
+              <w:right w:type="dxa" w:w="100"/>
+            </w:tcMar>
+            <w:vAlign w:val="center"/>
+          </w:tcPr>
+          <w:p>
+            <w:pPr>
+              <w:keepNext/>
+            </w:pPr>
+            <w:r>
+              <w:rPr>
+                <w:rFonts w:ascii="Arial" w:cs="Arial" w:eastAsia="Arial" w:hAnsi="Arial"/>
+                <w:b w:val="false"/>
+                <w:bCs w:val="false"/>
+                <w:sz w:val="20"/>
+                <w:szCs w:val="20"/>
+              </w:rPr>
+              <w:t xml:space="preserve">(sensor_id, fecha_hora)</w:t>
+            </w:r>
+          </w:p>
+        </w:tc>
+        <w:tc>
+          <w:tcPr>
+            <w:tcW w:type="dxa" w:w="2626"/>
+            <w:tcMar>
+              <w:top w:type="dxa" w:w="80"/>
+              <w:left w:type="dxa" w:w="100"/>
+              <w:bottom w:type="dxa" w:w="80"/>
+              <w:right w:type="dxa" w:w="100"/>
+            </w:tcMar>
+            <w:vAlign w:val="center"/>
+          </w:tcPr>
+          <w:p>
+            <w:pPr>
+              <w:keepNext/>
+            </w:pPr>
+            <w:r>
+              <w:rPr>
+                <w:rFonts w:ascii="Arial" w:cs="Arial" w:eastAsia="Arial" w:hAnsi="Arial"/>
+                <w:b w:val="false"/>
+                <w:bCs w:val="false"/>
+                <w:sz w:val="20"/>
+                <w:szCs w:val="20"/>
+              </w:rPr>
+              <w:t xml:space="preserve">humedad entre 0 y 100</w:t>
+            </w:r>
+          </w:p>
+        </w:tc>
+      </w:tr>
+      <w:tr>
+        <w:trPr>
+          <w:cantSplit/>
+        </w:trPr>
+        <w:tc>
+          <w:tcPr>
+            <w:tcW w:type="dxa" w:w="1100"/>
+            <w:tcMar>
+              <w:top w:type="dxa" w:w="80"/>
+              <w:left w:type="dxa" w:w="100"/>
+              <w:bottom w:type="dxa" w:w="80"/>
+              <w:right w:type="dxa" w:w="100"/>
+            </w:tcMar>
+            <w:vAlign w:val="center"/>
+          </w:tcPr>
+          <w:p>
+            <w:pPr>
+              <w:keepNext/>
+            </w:pPr>
+            <w:r>
+              <w:rPr>
+                <w:rFonts w:ascii="Arial" w:cs="Arial" w:eastAsia="Arial" w:hAnsi="Arial"/>
+                <w:b w:val="false"/>
+                <w:bCs w:val="false"/>
+                <w:sz w:val="20"/>
+                <w:szCs w:val="20"/>
+              </w:rPr>
+              <w:t xml:space="preserve">umbral</w:t>
+            </w:r>
+          </w:p>
+        </w:tc>
+        <w:tc>
+          <w:tcPr>
+            <w:tcW w:type="dxa" w:w="900"/>
+            <w:tcMar>
+              <w:top w:type="dxa" w:w="80"/>
+              <w:left w:type="dxa" w:w="100"/>
+              <w:bottom w:type="dxa" w:w="80"/>
+              <w:right w:type="dxa" w:w="100"/>
+            </w:tcMar>
+            <w:vAlign w:val="center"/>
+          </w:tcPr>
+          <w:p>
+            <w:pPr>
+              <w:keepNext/>
+            </w:pPr>
+            <w:r>
+              <w:rPr>
+                <w:rFonts w:ascii="Arial" w:cs="Arial" w:eastAsia="Arial" w:hAnsi="Arial"/>
+                <w:b w:val="false"/>
+                <w:bCs w:val="false"/>
+                <w:sz w:val="20"/>
+                <w:szCs w:val="20"/>
+              </w:rPr>
+              <w:t xml:space="preserve">id</w:t>
+            </w:r>
+          </w:p>
+        </w:tc>
+        <w:tc>
+          <w:tcPr>
+            <w:tcW w:type="dxa" w:w="2500"/>
+            <w:tcMar>
+              <w:top w:type="dxa" w:w="80"/>
+              <w:left w:type="dxa" w:w="100"/>
+              <w:bottom w:type="dxa" w:w="80"/>
+              <w:right w:type="dxa" w:w="100"/>
+            </w:tcMar>
+            <w:vAlign w:val="center"/>
+          </w:tcPr>
+          <w:p>
+            <w:pPr>
+              <w:keepNext/>
+            </w:pPr>
+            <w:r>
+              <w:rPr>
+                <w:rFonts w:ascii="Arial" w:cs="Arial" w:eastAsia="Arial" w:hAnsi="Arial"/>
+                <w:b w:val="false"/>
+                <w:bCs w:val="false"/>
+                <w:sz w:val="20"/>
+                <w:szCs w:val="20"/>
+              </w:rPr>
+              <w:t xml:space="preserve">sensor_id → sensor(id); modificado_por → usuario(id)</w:t>
+            </w:r>
+          </w:p>
+        </w:tc>
+        <w:tc>
+          <w:tcPr>
+            <w:tcW w:type="dxa" w:w="1900"/>
+            <w:tcMar>
+              <w:top w:type="dxa" w:w="80"/>
+              <w:left w:type="dxa" w:w="100"/>
+              <w:bottom w:type="dxa" w:w="80"/>
+              <w:right w:type="dxa" w:w="100"/>
+            </w:tcMar>
+            <w:vAlign w:val="center"/>
+          </w:tcPr>
+          <w:p>
+            <w:pPr>
+              <w:keepNext/>
+            </w:pPr>
+            <w:r>
+              <w:rPr>
+                <w:rFonts w:ascii="Arial" w:cs="Arial" w:eastAsia="Arial" w:hAnsi="Arial"/>
+                <w:b w:val="false"/>
+                <w:bCs w:val="false"/>
+                <w:sz w:val="20"/>
+                <w:szCs w:val="20"/>
+              </w:rPr>
+              <w:t xml:space="preserve">(sensor_id, nivel)</w:t>
+            </w:r>
+          </w:p>
+        </w:tc>
+        <w:tc>
+          <w:tcPr>
+            <w:tcW w:type="dxa" w:w="2626"/>
+            <w:tcMar>
+              <w:top w:type="dxa" w:w="80"/>
+              <w:left w:type="dxa" w:w="100"/>
+              <w:bottom w:type="dxa" w:w="80"/>
+              <w:right w:type="dxa" w:w="100"/>
+            </w:tcMar>
+            <w:vAlign w:val="center"/>
+          </w:tcPr>
+          <w:p>
+            <w:pPr>
+              <w:keepNext/>
+            </w:pPr>
+            <w:r>
+              <w:rPr>
+                <w:rFonts w:ascii="Arial" w:cs="Arial" w:eastAsia="Arial" w:hAnsi="Arial"/>
+                <w:b w:val="false"/>
+                <w:bCs w:val="false"/>
+                <w:sz w:val="20"/>
+                <w:szCs w:val="20"/>
+              </w:rPr>
+              <w:t xml:space="preserve">nivel en {ADVERTENCIA, CRITICO}; valor entre 0 y 100</w:t>
+            </w:r>
+          </w:p>
+        </w:tc>
+      </w:tr>
+      <w:tr>
+        <w:trPr>
+          <w:cantSplit/>
+        </w:trPr>
+        <w:tc>
+          <w:tcPr>
+            <w:tcW w:type="dxa" w:w="1100"/>
+            <w:tcMar>
+              <w:top w:type="dxa" w:w="80"/>
+              <w:left w:type="dxa" w:w="100"/>
+              <w:bottom w:type="dxa" w:w="80"/>
+              <w:right w:type="dxa" w:w="100"/>
+            </w:tcMar>
+            <w:vAlign w:val="center"/>
+          </w:tcPr>
+          <w:p>
+            <w:r>
+              <w:rPr>
+                <w:rFonts w:ascii="Arial" w:cs="Arial" w:eastAsia="Arial" w:hAnsi="Arial"/>
+                <w:b w:val="false"/>
+                <w:bCs w:val="false"/>
+                <w:sz w:val="20"/>
+                <w:szCs w:val="20"/>
+              </w:rPr>
+              <w:t xml:space="preserve">alerta</w:t>
+            </w:r>
+          </w:p>
+        </w:tc>
+        <w:tc>
+          <w:tcPr>
+            <w:tcW w:type="dxa" w:w="900"/>
+            <w:tcMar>
+              <w:top w:type="dxa" w:w="80"/>
+              <w:left w:type="dxa" w:w="100"/>
+              <w:bottom w:type="dxa" w:w="80"/>
+              <w:right w:type="dxa" w:w="100"/>
+            </w:tcMar>
+            <w:vAlign w:val="center"/>
+          </w:tcPr>
+          <w:p>
+            <w:r>
+              <w:rPr>
+                <w:rFonts w:ascii="Arial" w:cs="Arial" w:eastAsia="Arial" w:hAnsi="Arial"/>
+                <w:b w:val="false"/>
+                <w:bCs w:val="false"/>
+                <w:sz w:val="20"/>
+                <w:szCs w:val="20"/>
+              </w:rPr>
+              <w:t xml:space="preserve">id</w:t>
+            </w:r>
+          </w:p>
+        </w:tc>
+        <w:tc>
+          <w:tcPr>
+            <w:tcW w:type="dxa" w:w="2500"/>
+            <w:tcMar>
+              <w:top w:type="dxa" w:w="80"/>
+              <w:left w:type="dxa" w:w="100"/>
+              <w:bottom w:type="dxa" w:w="80"/>
+              <w:right w:type="dxa" w:w="100"/>
+            </w:tcMar>
+            <w:vAlign w:val="center"/>
+          </w:tcPr>
+          <w:p>
+            <w:r>
+              <w:rPr>
+                <w:rFonts w:ascii="Arial" w:cs="Arial" w:eastAsia="Arial" w:hAnsi="Arial"/>
+                <w:b w:val="false"/>
+                <w:bCs w:val="false"/>
+                <w:sz w:val="20"/>
+                <w:szCs w:val="20"/>
+              </w:rPr>
+              <w:t xml:space="preserve">lectura_id → lectura(id)</w:t>
+            </w:r>
+          </w:p>
+        </w:tc>
+        <w:tc>
+          <w:tcPr>
+            <w:tcW w:type="dxa" w:w="1900"/>
+            <w:tcMar>
+              <w:top w:type="dxa" w:w="80"/>
+              <w:left w:type="dxa" w:w="100"/>
+              <w:bottom w:type="dxa" w:w="80"/>
+              <w:right w:type="dxa" w:w="100"/>
+            </w:tcMar>
+            <w:vAlign w:val="center"/>
+          </w:tcPr>
+          <w:p>
+            <w:r>
+              <w:rPr>
+                <w:rFonts w:ascii="Arial" w:cs="Arial" w:eastAsia="Arial" w:hAnsi="Arial"/>
+                <w:b w:val="false"/>
+                <w:bCs w:val="false"/>
+                <w:sz w:val="20"/>
+                <w:szCs w:val="20"/>
+              </w:rPr>
+              <w:t xml:space="preserve">(lectura_id, tipo)</w:t>
+            </w:r>
+          </w:p>
+        </w:tc>
+        <w:tc>
+          <w:tcPr>
+            <w:tcW w:type="dxa" w:w="2626"/>
+            <w:tcMar>
+              <w:top w:type="dxa" w:w="80"/>
+              <w:left w:type="dxa" w:w="100"/>
+              <w:bottom w:type="dxa" w:w="80"/>
+              <w:right w:type="dxa" w:w="100"/>
+            </w:tcMar>
+            <w:vAlign w:val="center"/>
+          </w:tcPr>
+          <w:p>
+            <w:r>
+              <w:rPr>
+                <w:rFonts w:ascii="Arial" w:cs="Arial" w:eastAsia="Arial" w:hAnsi="Arial"/>
+                <w:b w:val="false"/>
+                <w:bCs w:val="false"/>
+                <w:sz w:val="20"/>
+                <w:szCs w:val="20"/>
+              </w:rPr>
+              <w:t xml:space="preserve">tipo en {UMBRAL, TENDENCIA}; nivel en {ADVERTENCIA, CRITICO}</w:t>
+            </w:r>
+          </w:p>
+        </w:tc>
+      </w:tr>
+    </w:tbl>
+    <w:p>
+      <w:pPr>
+        <w:spacing w:after="120"/>
+      </w:pPr>
+    </w:p>
+    <w:p>
+      <w:pPr>
+        <w:spacing w:after="160" w:line="276"/>
+        <w:jc w:val="both"/>
+      </w:pPr>
+      <w:r>
+        <w:rPr>
+          <w:rFonts w:ascii="Arial" w:cs="Arial" w:eastAsia="Arial" w:hAnsi="Arial"/>
+          <w:b/>
+          <w:bCs/>
+          <w:sz w:val="24"/>
+          <w:szCs w:val="24"/>
+        </w:rPr>
+        <w:t xml:space="preserve">Borrado lógico: </w:t>
+      </w:r>
+      <w:r>
+        <w:rPr>
+          <w:rFonts w:ascii="Arial" w:cs="Arial" w:eastAsia="Arial" w:hAnsi="Arial"/>
+          <w:sz w:val="24"/>
+          <w:szCs w:val="24"/>
+        </w:rPr>
+        <w:t xml:space="preserve">las cinco tablas tienen la columna activo (BOOLEAN, por defecto TRUE) y ninguna fila se borra físicamente. Por eso las llaves foráneas usan ON DELETE RESTRICT: un borrado físico de una fila que tiene hijos falla en la base de datos. Como las filas desactivadas siguen existiendo, los UNIQUE las siguen contando: un umbral desactivado se reactiva o se edita, no se crea otro igual.</w:t>
+      </w:r>
+    </w:p>
+    <w:p>
+      <w:pPr>
+        <w:keepNext/>
+        <w:spacing w:after="100" w:line="276"/>
+        <w:jc w:val="both"/>
+      </w:pPr>
+      <w:r>
+        <w:rPr>
+          <w:rFonts w:ascii="Arial" w:cs="Arial" w:eastAsia="Arial" w:hAnsi="Arial"/>
+          <w:b/>
+          <w:bCs/>
+          <w:sz w:val="24"/>
+          <w:szCs w:val="24"/>
+        </w:rPr>
+        <w:t xml:space="preserve">Índices</w:t>
+      </w:r>
+    </w:p>
+    <w:p>
+      <w:pPr>
+        <w:keepNext/>
+        <w:spacing w:after="160" w:line="276"/>
+        <w:jc w:val="both"/>
+      </w:pPr>
+      <w:r>
+        <w:rPr>
+          <w:rFonts w:ascii="Arial" w:cs="Arial" w:eastAsia="Arial" w:hAnsi="Arial"/>
+          <w:sz w:val="24"/>
+          <w:szCs w:val="24"/>
+        </w:rPr>
+        <w:t xml:space="preserve">Los tres UNIQUE compuestos ya crean un índice cuya primera columna es la llave foránea, así que sensor_id y lectura_id quedan indexadas sin índices adicionales. Solo hace falta uno más.</w:t>
+      </w:r>
+    </w:p>
+    <w:tbl>
+      <w:tblPr>
+        <w:tblW w:type="dxa" w:w="9026"/>
+        <w:tblBorders>
+          <w:top w:val="single" w:color="auto" w:sz="4"/>
+          <w:left w:val="single" w:color="auto" w:sz="4"/>
+          <w:bottom w:val="single" w:color="auto" w:sz="4"/>
+          <w:right w:val="single" w:color="auto" w:sz="4"/>
+          <w:insideH w:val="single" w:color="auto" w:sz="4"/>
+          <w:insideV w:val="single" w:color="auto" w:sz="4"/>
+        </w:tblBorders>
+      </w:tblPr>
+      <w:tblGrid>
+        <w:gridCol w:w="2800"/>
+        <w:gridCol w:w="3000"/>
+        <w:gridCol w:w="3226"/>
+      </w:tblGrid>
+      <w:tr>
+        <w:trPr>
+          <w:cantSplit/>
+          <w:tblHeader/>
+        </w:trPr>
+        <w:tc>
+          <w:tcPr>
+            <w:tcW w:type="dxa" w:w="2800"/>
+            <w:shd w:fill="1F4E79" w:val="clear"/>
+            <w:tcMar>
+              <w:top w:type="dxa" w:w="80"/>
+              <w:left w:type="dxa" w:w="100"/>
+              <w:bottom w:type="dxa" w:w="80"/>
+              <w:right w:type="dxa" w:w="100"/>
+            </w:tcMar>
+            <w:vAlign w:val="center"/>
+          </w:tcPr>
+          <w:p>
+            <w:pPr>
+              <w:keepNext/>
+            </w:pPr>
+            <w:r>
+              <w:rPr>
+                <w:rFonts w:ascii="Arial" w:cs="Arial" w:eastAsia="Arial" w:hAnsi="Arial"/>
+                <w:b/>
+                <w:bCs/>
+                <w:color w:val="FFFFFF"/>
+                <w:sz w:val="20"/>
+                <w:szCs w:val="20"/>
+              </w:rPr>
+              <w:t xml:space="preserve">Índice</w:t>
+            </w:r>
+          </w:p>
+        </w:tc>
+        <w:tc>
+          <w:tcPr>
+            <w:tcW w:type="dxa" w:w="3000"/>
+            <w:shd w:fill="1F4E79" w:val="clear"/>
+            <w:tcMar>
+              <w:top w:type="dxa" w:w="80"/>
+              <w:left w:type="dxa" w:w="100"/>
+              <w:bottom w:type="dxa" w:w="80"/>
+              <w:right w:type="dxa" w:w="100"/>
+            </w:tcMar>
+            <w:vAlign w:val="center"/>
+          </w:tcPr>
+          <w:p>
+            <w:pPr>
+              <w:keepNext/>
+            </w:pPr>
+            <w:r>
+              <w:rPr>
+                <w:rFonts w:ascii="Arial" w:cs="Arial" w:eastAsia="Arial" w:hAnsi="Arial"/>
+                <w:b/>
+                <w:bCs/>
+                <w:color w:val="FFFFFF"/>
+                <w:sz w:val="20"/>
+                <w:szCs w:val="20"/>
+              </w:rPr>
+              <w:t xml:space="preserve">Consulta que atiende</w:t>
+            </w:r>
+          </w:p>
+        </w:tc>
+        <w:tc>
+          <w:tcPr>
+            <w:tcW w:type="dxa" w:w="3226"/>
+            <w:shd w:fill="1F4E79" w:val="clear"/>
+            <w:tcMar>
+              <w:top w:type="dxa" w:w="80"/>
+              <w:left w:type="dxa" w:w="100"/>
+              <w:bottom w:type="dxa" w:w="80"/>
+              <w:right w:type="dxa" w:w="100"/>
+            </w:tcMar>
+            <w:vAlign w:val="center"/>
+          </w:tcPr>
+          <w:p>
+            <w:pPr>
+              <w:keepNext/>
+            </w:pPr>
+            <w:r>
+              <w:rPr>
+                <w:rFonts w:ascii="Arial" w:cs="Arial" w:eastAsia="Arial" w:hAnsi="Arial"/>
+                <w:b/>
+                <w:bCs/>
+                <w:color w:val="FFFFFF"/>
+                <w:sz w:val="20"/>
+                <w:szCs w:val="20"/>
+              </w:rPr>
+              <w:t xml:space="preserve">Justificación</w:t>
+            </w:r>
+          </w:p>
+        </w:tc>
+      </w:tr>
+      <w:tr>
+        <w:trPr>
+          <w:cantSplit/>
+        </w:trPr>
+        <w:tc>
+          <w:tcPr>
+            <w:tcW w:type="dxa" w:w="2800"/>
+            <w:tcMar>
+              <w:top w:type="dxa" w:w="80"/>
+              <w:left w:type="dxa" w:w="100"/>
+              <w:bottom w:type="dxa" w:w="80"/>
+              <w:right w:type="dxa" w:w="100"/>
+            </w:tcMar>
+            <w:vAlign w:val="center"/>
+          </w:tcPr>
+          <w:p>
+            <w:pPr>
+              <w:keepNext/>
+            </w:pPr>
+            <w:r>
+              <w:rPr>
+                <w:rFonts w:ascii="Arial" w:cs="Arial" w:eastAsia="Arial" w:hAnsi="Arial"/>
+                <w:b w:val="false"/>
+                <w:bCs w:val="false"/>
+                <w:sz w:val="20"/>
+                <w:szCs w:val="20"/>
+              </w:rPr>
+              <w:t xml:space="preserve">uq_lectura_sensor_fecha (sensor_id, fecha_hora)</w:t>
+            </w:r>
+          </w:p>
+        </w:tc>
+        <w:tc>
+          <w:tcPr>
+            <w:tcW w:type="dxa" w:w="3000"/>
+            <w:tcMar>
+              <w:top w:type="dxa" w:w="80"/>
+              <w:left w:type="dxa" w:w="100"/>
+              <w:bottom w:type="dxa" w:w="80"/>
+              <w:right w:type="dxa" w:w="100"/>
+            </w:tcMar>
+            <w:vAlign w:val="center"/>
+          </w:tcPr>
+          <w:p>
+            <w:pPr>
+              <w:keepNext/>
+            </w:pPr>
+            <w:r>
+              <w:rPr>
+                <w:rFonts w:ascii="Arial" w:cs="Arial" w:eastAsia="Arial" w:hAnsi="Arial"/>
+                <w:b w:val="false"/>
+                <w:bCs w:val="false"/>
+                <w:sz w:val="20"/>
+                <w:szCs w:val="20"/>
+              </w:rPr>
+              <w:t xml:space="preserve">Las últimas lecturas de un sensor, para detectar tendencia.</w:t>
+            </w:r>
+          </w:p>
+        </w:tc>
+        <w:tc>
+          <w:tcPr>
+            <w:tcW w:type="dxa" w:w="3226"/>
+            <w:tcMar>
+              <w:top w:type="dxa" w:w="80"/>
+              <w:left w:type="dxa" w:w="100"/>
+              <w:bottom w:type="dxa" w:w="80"/>
+              <w:right w:type="dxa" w:w="100"/>
+            </w:tcMar>
+            <w:vAlign w:val="center"/>
+          </w:tcPr>
+          <w:p>
+            <w:pPr>
+              <w:keepNext/>
+            </w:pPr>
+            <w:r>
+              <w:rPr>
+                <w:rFonts w:ascii="Arial" w:cs="Arial" w:eastAsia="Arial" w:hAnsi="Arial"/>
+                <w:b w:val="false"/>
+                <w:bCs w:val="false"/>
+                <w:sz w:val="20"/>
+                <w:szCs w:val="20"/>
+              </w:rPr>
+              <w:t xml:space="preserve">RF-05 y AC-02: la evaluación debe terminar en máximo 5 s.</w:t>
+            </w:r>
+          </w:p>
+        </w:tc>
+      </w:tr>
+      <w:tr>
+        <w:trPr>
+          <w:cantSplit/>
+        </w:trPr>
+        <w:tc>
+          <w:tcPr>
+            <w:tcW w:type="dxa" w:w="2800"/>
+            <w:tcMar>
+              <w:top w:type="dxa" w:w="80"/>
+              <w:left w:type="dxa" w:w="100"/>
+              <w:bottom w:type="dxa" w:w="80"/>
+              <w:right w:type="dxa" w:w="100"/>
+            </w:tcMar>
+            <w:vAlign w:val="center"/>
+          </w:tcPr>
+          <w:p>
+            <w:pPr>
+              <w:keepNext/>
+            </w:pPr>
+            <w:r>
+              <w:rPr>
+                <w:rFonts w:ascii="Arial" w:cs="Arial" w:eastAsia="Arial" w:hAnsi="Arial"/>
+                <w:b w:val="false"/>
+                <w:bCs w:val="false"/>
+                <w:sz w:val="20"/>
+                <w:szCs w:val="20"/>
+              </w:rPr>
+              <w:t xml:space="preserve">uq_umbral_sensor_nivel (sensor_id, nivel)</w:t>
+            </w:r>
+          </w:p>
+        </w:tc>
+        <w:tc>
+          <w:tcPr>
+            <w:tcW w:type="dxa" w:w="3000"/>
+            <w:tcMar>
+              <w:top w:type="dxa" w:w="80"/>
+              <w:left w:type="dxa" w:w="100"/>
+              <w:bottom w:type="dxa" w:w="80"/>
+              <w:right w:type="dxa" w:w="100"/>
+            </w:tcMar>
+            <w:vAlign w:val="center"/>
+          </w:tcPr>
+          <w:p>
+            <w:pPr>
+              <w:keepNext/>
+            </w:pPr>
+            <w:r>
+              <w:rPr>
+                <w:rFonts w:ascii="Arial" w:cs="Arial" w:eastAsia="Arial" w:hAnsi="Arial"/>
+                <w:b w:val="false"/>
+                <w:bCs w:val="false"/>
+                <w:sz w:val="20"/>
+                <w:szCs w:val="20"/>
+              </w:rPr>
+              <w:t xml:space="preserve">Los umbrales de un sensor al evaluar una lectura.</w:t>
+            </w:r>
+          </w:p>
+        </w:tc>
+        <w:tc>
+          <w:tcPr>
+            <w:tcW w:type="dxa" w:w="3226"/>
+            <w:tcMar>
+              <w:top w:type="dxa" w:w="80"/>
+              <w:left w:type="dxa" w:w="100"/>
+              <w:bottom w:type="dxa" w:w="80"/>
+              <w:right w:type="dxa" w:w="100"/>
+            </w:tcMar>
+            <w:vAlign w:val="center"/>
+          </w:tcPr>
+          <w:p>
+            <w:pPr>
+              <w:keepNext/>
+            </w:pPr>
+            <w:r>
+              <w:rPr>
+                <w:rFonts w:ascii="Arial" w:cs="Arial" w:eastAsia="Arial" w:hAnsi="Arial"/>
+                <w:b w:val="false"/>
+                <w:bCs w:val="false"/>
+                <w:sz w:val="20"/>
+                <w:szCs w:val="20"/>
+              </w:rPr>
+              <w:t xml:space="preserve">HU-01: se consulta con cada lectura que llega.</w:t>
+            </w:r>
+          </w:p>
+        </w:tc>
+      </w:tr>
+      <w:tr>
+        <w:trPr>
+          <w:cantSplit/>
+        </w:trPr>
+        <w:tc>
+          <w:tcPr>
+            <w:tcW w:type="dxa" w:w="2800"/>
+            <w:tcMar>
+              <w:top w:type="dxa" w:w="80"/>
+              <w:left w:type="dxa" w:w="100"/>
+              <w:bottom w:type="dxa" w:w="80"/>
+              <w:right w:type="dxa" w:w="100"/>
+            </w:tcMar>
+            <w:vAlign w:val="center"/>
+          </w:tcPr>
+          <w:p>
+            <w:pPr>
+              <w:keepNext/>
+            </w:pPr>
+            <w:r>
+              <w:rPr>
+                <w:rFonts w:ascii="Arial" w:cs="Arial" w:eastAsia="Arial" w:hAnsi="Arial"/>
+                <w:b w:val="false"/>
+                <w:bCs w:val="false"/>
+                <w:sz w:val="20"/>
+                <w:szCs w:val="20"/>
+              </w:rPr>
+              <w:t xml:space="preserve">uq_alerta_lectura_tipo (lectura_id, tipo)</w:t>
+            </w:r>
+          </w:p>
+        </w:tc>
+        <w:tc>
+          <w:tcPr>
+            <w:tcW w:type="dxa" w:w="3000"/>
+            <w:tcMar>
+              <w:top w:type="dxa" w:w="80"/>
+              <w:left w:type="dxa" w:w="100"/>
+              <w:bottom w:type="dxa" w:w="80"/>
+              <w:right w:type="dxa" w:w="100"/>
+            </w:tcMar>
+            <w:vAlign w:val="center"/>
+          </w:tcPr>
+          <w:p>
+            <w:pPr>
+              <w:keepNext/>
+            </w:pPr>
+            <w:r>
+              <w:rPr>
+                <w:rFonts w:ascii="Arial" w:cs="Arial" w:eastAsia="Arial" w:hAnsi="Arial"/>
+                <w:b w:val="false"/>
+                <w:bCs w:val="false"/>
+                <w:sz w:val="20"/>
+                <w:szCs w:val="20"/>
+              </w:rPr>
+              <w:t xml:space="preserve">Las alertas que salieron de una lectura.</w:t>
+            </w:r>
+          </w:p>
+        </w:tc>
+        <w:tc>
+          <w:tcPr>
+            <w:tcW w:type="dxa" w:w="3226"/>
+            <w:tcMar>
+              <w:top w:type="dxa" w:w="80"/>
+              <w:left w:type="dxa" w:w="100"/>
+              <w:bottom w:type="dxa" w:w="80"/>
+              <w:right w:type="dxa" w:w="100"/>
+            </w:tcMar>
+            <w:vAlign w:val="center"/>
+          </w:tcPr>
+          <w:p>
+            <w:pPr>
+              <w:keepNext/>
+            </w:pPr>
+            <w:r>
+              <w:rPr>
+                <w:rFonts w:ascii="Arial" w:cs="Arial" w:eastAsia="Arial" w:hAnsi="Arial"/>
+                <w:b w:val="false"/>
+                <w:bCs w:val="false"/>
+                <w:sz w:val="20"/>
+                <w:szCs w:val="20"/>
+              </w:rPr>
+              <w:t xml:space="preserve">Evita duplicados y acelera la consulta por lectura.</w:t>
+            </w:r>
+          </w:p>
+        </w:tc>
+      </w:tr>
+      <w:tr>
+        <w:trPr>
+          <w:cantSplit/>
+        </w:trPr>
+        <w:tc>
+          <w:tcPr>
+            <w:tcW w:type="dxa" w:w="2800"/>
+            <w:tcMar>
+              <w:top w:type="dxa" w:w="80"/>
+              <w:left w:type="dxa" w:w="100"/>
+              <w:bottom w:type="dxa" w:w="80"/>
+              <w:right w:type="dxa" w:w="100"/>
+            </w:tcMar>
+            <w:vAlign w:val="center"/>
+          </w:tcPr>
+          <w:p>
+            <w:r>
+              <w:rPr>
+                <w:rFonts w:ascii="Arial" w:cs="Arial" w:eastAsia="Arial" w:hAnsi="Arial"/>
+                <w:b w:val="false"/>
+                <w:bCs w:val="false"/>
+                <w:sz w:val="20"/>
+                <w:szCs w:val="20"/>
+              </w:rPr>
+              <w:t xml:space="preserve">idx_alerta_activas_recientes (generada_en DESC) WHERE activo</w:t>
+            </w:r>
+          </w:p>
+        </w:tc>
+        <w:tc>
+          <w:tcPr>
+            <w:tcW w:type="dxa" w:w="3000"/>
+            <w:tcMar>
+              <w:top w:type="dxa" w:w="80"/>
+              <w:left w:type="dxa" w:w="100"/>
+              <w:bottom w:type="dxa" w:w="80"/>
+              <w:right w:type="dxa" w:w="100"/>
+            </w:tcMar>
+            <w:vAlign w:val="center"/>
+          </w:tcPr>
+          <w:p>
+            <w:r>
+              <w:rPr>
+                <w:rFonts w:ascii="Arial" w:cs="Arial" w:eastAsia="Arial" w:hAnsi="Arial"/>
+                <w:b w:val="false"/>
+                <w:bCs w:val="false"/>
+                <w:sz w:val="20"/>
+                <w:szCs w:val="20"/>
+              </w:rPr>
+              <w:t xml:space="preserve">La lista de alertas activas, de la más reciente a la más antigua.</w:t>
+            </w:r>
+          </w:p>
+        </w:tc>
+        <w:tc>
+          <w:tcPr>
+            <w:tcW w:type="dxa" w:w="3226"/>
+            <w:tcMar>
+              <w:top w:type="dxa" w:w="80"/>
+              <w:left w:type="dxa" w:w="100"/>
+              <w:bottom w:type="dxa" w:w="80"/>
+              <w:right w:type="dxa" w:w="100"/>
+            </w:tcMar>
+            <w:vAlign w:val="center"/>
+          </w:tcPr>
+          <w:p>
+            <w:r>
+              <w:rPr>
+                <w:rFonts w:ascii="Arial" w:cs="Arial" w:eastAsia="Arial" w:hAnsi="Arial"/>
+                <w:b w:val="false"/>
+                <w:bCs w:val="false"/>
+                <w:sz w:val="20"/>
+                <w:szCs w:val="20"/>
+              </w:rPr>
+              <w:t xml:space="preserve">HU-03: es la consulta del técnico. Es parcial (solo activas) para que sea más pequeño.</w:t>
+            </w:r>
+          </w:p>
+        </w:tc>
+      </w:tr>
+    </w:tbl>
+    <w:p>
+      <w:pPr>
+        <w:spacing w:after="120"/>
+      </w:pPr>
+    </w:p>
+    <w:p>
+      <w:pPr>
+        <w:spacing w:after="160" w:line="276"/>
+        <w:jc w:val="both"/>
+      </w:pPr>
+      <w:r>
+        <w:rPr>
+          <w:rFonts w:ascii="Arial" w:cs="Arial" w:eastAsia="Arial" w:hAnsi="Arial"/>
+          <w:sz w:val="24"/>
+          <w:szCs w:val="24"/>
+        </w:rPr>
+        <w:t xml:space="preserve">No se crea índice sobre umbral.modificado_por: solo sirve para saber quién cambió un límite y la tabla tiene pocas filas (8 sensores por 2 niveles).</w:t>
+      </w:r>
+    </w:p>
+    <w:p>
+      <w:pPr>
+        <w:spacing w:after="160" w:line="276"/>
+        <w:jc w:val="both"/>
+      </w:pPr>
+      <w:r>
+        <w:rPr>
+          <w:rFonts w:ascii="Arial" w:cs="Arial" w:eastAsia="Arial" w:hAnsi="Arial"/>
+          <w:i/>
+          <w:iCs/>
+          <w:sz w:val="24"/>
+          <w:szCs w:val="24"/>
+        </w:rPr>
+        <w:t xml:space="preserve">Nota: el rango de 0 a 100 en humedad y valor supone que el sensor reporta la humedad como porcentaje. El caso no indica la unidad ni el formato del SMS (supuestos pendientes de la sección 1); si el cliente confirma otra unidad, el CHECK se ajusta en una nueva migración.</w:t>
+      </w:r>
+    </w:p>
+    <w:p>
+      <w:pPr>
+        <w:keepNext/>
+        <w:spacing w:after="100" w:line="276"/>
+        <w:jc w:val="both"/>
+      </w:pPr>
+      <w:r>
+        <w:rPr>
+          <w:rFonts w:ascii="Arial" w:cs="Arial" w:eastAsia="Arial" w:hAnsi="Arial"/>
+          <w:b/>
+          <w:bCs/>
+          <w:sz w:val="24"/>
+          <w:szCs w:val="24"/>
+        </w:rPr>
+        <w:t xml:space="preserve">Pruebas de integridad</w:t>
+      </w:r>
+    </w:p>
+    <w:p>
+      <w:pPr>
+        <w:keepNext/>
+        <w:spacing w:after="160" w:line="276"/>
+        <w:jc w:val="both"/>
+      </w:pPr>
+      <w:r>
+        <w:rPr>
+          <w:rFonts w:ascii="Arial" w:cs="Arial" w:eastAsia="Arial" w:hAnsi="Arial"/>
+          <w:sz w:val="24"/>
+          <w:szCs w:val="24"/>
+        </w:rPr>
+        <w:t xml:space="preserve">Con las tablas creadas y datos válidos cargados (un usuario administrador, un sensor, un umbral, una lectura y una alerta), estas pruebas confirman que la base de datos hace cumplir las reglas. Están en db/pruebas/pruebas_integridad.sql y se pueden ejecutar en vivo.</w:t>
+      </w:r>
+    </w:p>
+    <w:tbl>
+      <w:tblPr>
+        <w:tblW w:type="dxa" w:w="9026"/>
+        <w:tblBorders>
+          <w:top w:val="single" w:color="auto" w:sz="4"/>
+          <w:left w:val="single" w:color="auto" w:sz="4"/>
+          <w:bottom w:val="single" w:color="auto" w:sz="4"/>
+          <w:right w:val="single" w:color="auto" w:sz="4"/>
+          <w:insideH w:val="single" w:color="auto" w:sz="4"/>
+          <w:insideV w:val="single" w:color="auto" w:sz="4"/>
+        </w:tblBorders>
+      </w:tblPr>
+      <w:tblGrid>
+        <w:gridCol w:w="4200"/>
+        <w:gridCol w:w="4826"/>
+      </w:tblGrid>
+      <w:tr>
+        <w:trPr>
+          <w:cantSplit/>
+          <w:tblHeader/>
+        </w:trPr>
+        <w:tc>
+          <w:tcPr>
+            <w:tcW w:type="dxa" w:w="4200"/>
+            <w:shd w:fill="1F4E79" w:val="clear"/>
+            <w:tcMar>
+              <w:top w:type="dxa" w:w="80"/>
+              <w:left w:type="dxa" w:w="100"/>
+              <w:bottom w:type="dxa" w:w="80"/>
+              <w:right w:type="dxa" w:w="100"/>
+            </w:tcMar>
+            <w:vAlign w:val="center"/>
+          </w:tcPr>
+          <w:p>
+            <w:pPr>
+              <w:keepNext/>
+            </w:pPr>
+            <w:r>
+              <w:rPr>
+                <w:rFonts w:ascii="Arial" w:cs="Arial" w:eastAsia="Arial" w:hAnsi="Arial"/>
+                <w:b/>
+                <w:bCs/>
+                <w:color w:val="FFFFFF"/>
+                <w:sz w:val="20"/>
+                <w:szCs w:val="20"/>
+              </w:rPr>
+              <w:t xml:space="preserve">Prueba</w:t>
+            </w:r>
+          </w:p>
+        </w:tc>
+        <w:tc>
+          <w:tcPr>
+            <w:tcW w:type="dxa" w:w="4826"/>
+            <w:shd w:fill="1F4E79" w:val="clear"/>
+            <w:tcMar>
+              <w:top w:type="dxa" w:w="80"/>
+              <w:left w:type="dxa" w:w="100"/>
+              <w:bottom w:type="dxa" w:w="80"/>
+              <w:right w:type="dxa" w:w="100"/>
+            </w:tcMar>
+            <w:vAlign w:val="center"/>
+          </w:tcPr>
+          <w:p>
+            <w:pPr>
+              <w:keepNext/>
+            </w:pPr>
+            <w:r>
+              <w:rPr>
+                <w:rFonts w:ascii="Arial" w:cs="Arial" w:eastAsia="Arial" w:hAnsi="Arial"/>
+                <w:b/>
+                <w:bCs/>
+                <w:color w:val="FFFFFF"/>
+                <w:sz w:val="20"/>
+                <w:szCs w:val="20"/>
+              </w:rPr>
+              <w:t xml:space="preserve">Resultado en la base de datos</w:t>
+            </w:r>
+          </w:p>
+        </w:tc>
+      </w:tr>
+      <w:tr>
+        <w:trPr>
+          <w:cantSplit/>
+        </w:trPr>
+        <w:tc>
+          <w:tcPr>
+            <w:tcW w:type="dxa" w:w="4200"/>
+            <w:tcMar>
+              <w:top w:type="dxa" w:w="80"/>
+              <w:left w:type="dxa" w:w="100"/>
+              <w:bottom w:type="dxa" w:w="80"/>
+              <w:right w:type="dxa" w:w="100"/>
+            </w:tcMar>
+            <w:vAlign w:val="center"/>
+          </w:tcPr>
+          <w:p>
+            <w:r>
+              <w:rPr>
+                <w:rFonts w:ascii="Arial" w:cs="Arial" w:eastAsia="Arial" w:hAnsi="Arial"/>
+                <w:b w:val="false"/>
+                <w:bCs w:val="false"/>
+                <w:sz w:val="20"/>
+                <w:szCs w:val="20"/>
+              </w:rPr>
+              <w:t xml:space="preserve">Insertar un usuario con rol INVITADO</w:t>
+            </w:r>
+          </w:p>
+        </w:tc>
+        <w:tc>
+          <w:tcPr>
+            <w:tcW w:type="dxa" w:w="4826"/>
+            <w:tcMar>
+              <w:top w:type="dxa" w:w="80"/>
+              <w:left w:type="dxa" w:w="100"/>
+              <w:bottom w:type="dxa" w:w="80"/>
+              <w:right w:type="dxa" w:w="100"/>
+            </w:tcMar>
+            <w:vAlign w:val="center"/>
+          </w:tcPr>
+          <w:p>
+            <w:r>
+              <w:rPr>
+                <w:rFonts w:ascii="Arial" w:cs="Arial" w:eastAsia="Arial" w:hAnsi="Arial"/>
+                <w:b w:val="false"/>
+                <w:bCs w:val="false"/>
+                <w:sz w:val="20"/>
+                <w:szCs w:val="20"/>
+              </w:rPr>
+              <w:t xml:space="preserve">Rechazado: viola el CHECK ck_usuario_rol.</w:t>
+            </w:r>
+          </w:p>
+        </w:tc>
+      </w:tr>
+      <w:tr>
+        <w:trPr>
+          <w:cantSplit/>
+        </w:trPr>
+        <w:tc>
+          <w:tcPr>
+            <w:tcW w:type="dxa" w:w="4200"/>
+            <w:tcMar>
+              <w:top w:type="dxa" w:w="80"/>
+              <w:left w:type="dxa" w:w="100"/>
+              <w:bottom w:type="dxa" w:w="80"/>
+              <w:right w:type="dxa" w:w="100"/>
+            </w:tcMar>
+            <w:vAlign w:val="center"/>
+          </w:tcPr>
+          <w:p>
+            <w:r>
+              <w:rPr>
+                <w:rFonts w:ascii="Arial" w:cs="Arial" w:eastAsia="Arial" w:hAnsi="Arial"/>
+                <w:b w:val="false"/>
+                <w:bCs w:val="false"/>
+                <w:sz w:val="20"/>
+                <w:szCs w:val="20"/>
+              </w:rPr>
+              <w:t xml:space="preserve">Insertar una lectura con humedad 150</w:t>
+            </w:r>
+          </w:p>
+        </w:tc>
+        <w:tc>
+          <w:tcPr>
+            <w:tcW w:type="dxa" w:w="4826"/>
+            <w:tcMar>
+              <w:top w:type="dxa" w:w="80"/>
+              <w:left w:type="dxa" w:w="100"/>
+              <w:bottom w:type="dxa" w:w="80"/>
+              <w:right w:type="dxa" w:w="100"/>
+            </w:tcMar>
+            <w:vAlign w:val="center"/>
+          </w:tcPr>
+          <w:p>
+            <w:r>
+              <w:rPr>
+                <w:rFonts w:ascii="Arial" w:cs="Arial" w:eastAsia="Arial" w:hAnsi="Arial"/>
+                <w:b w:val="false"/>
+                <w:bCs w:val="false"/>
+                <w:sz w:val="20"/>
+                <w:szCs w:val="20"/>
+              </w:rPr>
+              <w:t xml:space="preserve">Rechazado: viola el CHECK ck_lectura_humedad.</w:t>
+            </w:r>
+          </w:p>
+        </w:tc>
+      </w:tr>
+      <w:tr>
+        <w:trPr>
+          <w:cantSplit/>
+        </w:trPr>
+        <w:tc>
+          <w:tcPr>
+            <w:tcW w:type="dxa" w:w="4200"/>
+            <w:tcMar>
+              <w:top w:type="dxa" w:w="80"/>
+              <w:left w:type="dxa" w:w="100"/>
+              <w:bottom w:type="dxa" w:w="80"/>
+              <w:right w:type="dxa" w:w="100"/>
+            </w:tcMar>
+            <w:vAlign w:val="center"/>
+          </w:tcPr>
+          <w:p>
+            <w:r>
+              <w:rPr>
+                <w:rFonts w:ascii="Arial" w:cs="Arial" w:eastAsia="Arial" w:hAnsi="Arial"/>
+                <w:b w:val="false"/>
+                <w:bCs w:val="false"/>
+                <w:sz w:val="20"/>
+                <w:szCs w:val="20"/>
+              </w:rPr>
+              <w:t xml:space="preserve">Insertar dos veces la lectura del mismo sensor y la misma hora</w:t>
+            </w:r>
+          </w:p>
+        </w:tc>
+        <w:tc>
+          <w:tcPr>
+            <w:tcW w:type="dxa" w:w="4826"/>
+            <w:tcMar>
+              <w:top w:type="dxa" w:w="80"/>
+              <w:left w:type="dxa" w:w="100"/>
+              <w:bottom w:type="dxa" w:w="80"/>
+              <w:right w:type="dxa" w:w="100"/>
+            </w:tcMar>
+            <w:vAlign w:val="center"/>
+          </w:tcPr>
+          <w:p>
+            <w:r>
+              <w:rPr>
+                <w:rFonts w:ascii="Arial" w:cs="Arial" w:eastAsia="Arial" w:hAnsi="Arial"/>
+                <w:b w:val="false"/>
+                <w:bCs w:val="false"/>
+                <w:sz w:val="20"/>
+                <w:szCs w:val="20"/>
+              </w:rPr>
+              <w:t xml:space="preserve">Rechazado: viola uq_lectura_sensor_fecha (en la API se convierte en 409).</w:t>
+            </w:r>
+          </w:p>
+        </w:tc>
+      </w:tr>
+      <w:tr>
+        <w:trPr>
+          <w:cantSplit/>
+        </w:trPr>
+        <w:tc>
+          <w:tcPr>
+            <w:tcW w:type="dxa" w:w="4200"/>
+            <w:tcMar>
+              <w:top w:type="dxa" w:w="80"/>
+              <w:left w:type="dxa" w:w="100"/>
+              <w:bottom w:type="dxa" w:w="80"/>
+              <w:right w:type="dxa" w:w="100"/>
+            </w:tcMar>
+            <w:vAlign w:val="center"/>
+          </w:tcPr>
+          <w:p>
+            <w:r>
+              <w:rPr>
+                <w:rFonts w:ascii="Arial" w:cs="Arial" w:eastAsia="Arial" w:hAnsi="Arial"/>
+                <w:b w:val="false"/>
+                <w:bCs w:val="false"/>
+                <w:sz w:val="20"/>
+                <w:szCs w:val="20"/>
+              </w:rPr>
+              <w:t xml:space="preserve">Insertar una lectura de un sensor que no existe</w:t>
+            </w:r>
+          </w:p>
+        </w:tc>
+        <w:tc>
+          <w:tcPr>
+            <w:tcW w:type="dxa" w:w="4826"/>
+            <w:tcMar>
+              <w:top w:type="dxa" w:w="80"/>
+              <w:left w:type="dxa" w:w="100"/>
+              <w:bottom w:type="dxa" w:w="80"/>
+              <w:right w:type="dxa" w:w="100"/>
+            </w:tcMar>
+            <w:vAlign w:val="center"/>
+          </w:tcPr>
+          <w:p>
+            <w:r>
+              <w:rPr>
+                <w:rFonts w:ascii="Arial" w:cs="Arial" w:eastAsia="Arial" w:hAnsi="Arial"/>
+                <w:b w:val="false"/>
+                <w:bCs w:val="false"/>
+                <w:sz w:val="20"/>
+                <w:szCs w:val="20"/>
+              </w:rPr>
+              <w:t xml:space="preserve">Rechazado: viola la llave foránea fk_lectura_sensor.</w:t>
+            </w:r>
+          </w:p>
+        </w:tc>
+      </w:tr>
+      <w:tr>
+        <w:trPr>
+          <w:cantSplit/>
+        </w:trPr>
+        <w:tc>
+          <w:tcPr>
+            <w:tcW w:type="dxa" w:w="4200"/>
+            <w:tcMar>
+              <w:top w:type="dxa" w:w="80"/>
+              <w:left w:type="dxa" w:w="100"/>
+              <w:bottom w:type="dxa" w:w="80"/>
+              <w:right w:type="dxa" w:w="100"/>
+            </w:tcMar>
+            <w:vAlign w:val="center"/>
+          </w:tcPr>
+          <w:p>
+            <w:r>
+              <w:rPr>
+                <w:rFonts w:ascii="Arial" w:cs="Arial" w:eastAsia="Arial" w:hAnsi="Arial"/>
+                <w:b w:val="false"/>
+                <w:bCs w:val="false"/>
+                <w:sz w:val="20"/>
+                <w:szCs w:val="20"/>
+              </w:rPr>
+              <w:t xml:space="preserve">Insertar una alerta con tipo OTRO</w:t>
+            </w:r>
+          </w:p>
+        </w:tc>
+        <w:tc>
+          <w:tcPr>
+            <w:tcW w:type="dxa" w:w="4826"/>
+            <w:tcMar>
+              <w:top w:type="dxa" w:w="80"/>
+              <w:left w:type="dxa" w:w="100"/>
+              <w:bottom w:type="dxa" w:w="80"/>
+              <w:right w:type="dxa" w:w="100"/>
+            </w:tcMar>
+            <w:vAlign w:val="center"/>
+          </w:tcPr>
+          <w:p>
+            <w:r>
+              <w:rPr>
+                <w:rFonts w:ascii="Arial" w:cs="Arial" w:eastAsia="Arial" w:hAnsi="Arial"/>
+                <w:b w:val="false"/>
+                <w:bCs w:val="false"/>
+                <w:sz w:val="20"/>
+                <w:szCs w:val="20"/>
+              </w:rPr>
+              <w:t xml:space="preserve">Rechazado: viola el CHECK ck_alerta_tipo.</w:t>
+            </w:r>
+          </w:p>
+        </w:tc>
+      </w:tr>
+      <w:tr>
+        <w:trPr>
+          <w:cantSplit/>
+        </w:trPr>
+        <w:tc>
+          <w:tcPr>
+            <w:tcW w:type="dxa" w:w="4200"/>
+            <w:tcMar>
+              <w:top w:type="dxa" w:w="80"/>
+              <w:left w:type="dxa" w:w="100"/>
+              <w:bottom w:type="dxa" w:w="80"/>
+              <w:right w:type="dxa" w:w="100"/>
+            </w:tcMar>
+            <w:vAlign w:val="center"/>
+          </w:tcPr>
+          <w:p>
+            <w:r>
+              <w:rPr>
+                <w:rFonts w:ascii="Arial" w:cs="Arial" w:eastAsia="Arial" w:hAnsi="Arial"/>
+                <w:b w:val="false"/>
+                <w:bCs w:val="false"/>
+                <w:sz w:val="20"/>
+                <w:szCs w:val="20"/>
+              </w:rPr>
+              <w:t xml:space="preserve">Insertar dos veces el mismo tipo de alerta para una lectura</w:t>
+            </w:r>
+          </w:p>
+        </w:tc>
+        <w:tc>
+          <w:tcPr>
+            <w:tcW w:type="dxa" w:w="4826"/>
+            <w:tcMar>
+              <w:top w:type="dxa" w:w="80"/>
+              <w:left w:type="dxa" w:w="100"/>
+              <w:bottom w:type="dxa" w:w="80"/>
+              <w:right w:type="dxa" w:w="100"/>
+            </w:tcMar>
+            <w:vAlign w:val="center"/>
+          </w:tcPr>
+          <w:p>
+            <w:r>
+              <w:rPr>
+                <w:rFonts w:ascii="Arial" w:cs="Arial" w:eastAsia="Arial" w:hAnsi="Arial"/>
+                <w:b w:val="false"/>
+                <w:bCs w:val="false"/>
+                <w:sz w:val="20"/>
+                <w:szCs w:val="20"/>
+              </w:rPr>
+              <w:t xml:space="preserve">Rechazado: viola uq_alerta_lectura_tipo.</w:t>
+            </w:r>
+          </w:p>
+        </w:tc>
+      </w:tr>
+      <w:tr>
+        <w:trPr>
+          <w:cantSplit/>
+        </w:trPr>
+        <w:tc>
+          <w:tcPr>
+            <w:tcW w:type="dxa" w:w="4200"/>
+            <w:tcMar>
+              <w:top w:type="dxa" w:w="80"/>
+              <w:left w:type="dxa" w:w="100"/>
+              <w:bottom w:type="dxa" w:w="80"/>
+              <w:right w:type="dxa" w:w="100"/>
+            </w:tcMar>
+            <w:vAlign w:val="center"/>
+          </w:tcPr>
+          <w:p>
+            <w:r>
+              <w:rPr>
+                <w:rFonts w:ascii="Arial" w:cs="Arial" w:eastAsia="Arial" w:hAnsi="Arial"/>
+                <w:b w:val="false"/>
+                <w:bCs w:val="false"/>
+                <w:sz w:val="20"/>
+                <w:szCs w:val="20"/>
+              </w:rPr>
+              <w:t xml:space="preserve">Insertar un sensor con un código repetido</w:t>
+            </w:r>
+          </w:p>
+        </w:tc>
+        <w:tc>
+          <w:tcPr>
+            <w:tcW w:type="dxa" w:w="4826"/>
+            <w:tcMar>
+              <w:top w:type="dxa" w:w="80"/>
+              <w:left w:type="dxa" w:w="100"/>
+              <w:bottom w:type="dxa" w:w="80"/>
+              <w:right w:type="dxa" w:w="100"/>
+            </w:tcMar>
+            <w:vAlign w:val="center"/>
+          </w:tcPr>
+          <w:p>
+            <w:r>
+              <w:rPr>
+                <w:rFonts w:ascii="Arial" w:cs="Arial" w:eastAsia="Arial" w:hAnsi="Arial"/>
+                <w:b w:val="false"/>
+                <w:bCs w:val="false"/>
+                <w:sz w:val="20"/>
+                <w:szCs w:val="20"/>
+              </w:rPr>
+              <w:t xml:space="preserve">Rechazado: viola uq_sensor_codigo.</w:t>
+            </w:r>
+          </w:p>
+        </w:tc>
+      </w:tr>
+      <w:tr>
+        <w:trPr>
+          <w:cantSplit/>
+        </w:trPr>
+        <w:tc>
+          <w:tcPr>
+            <w:tcW w:type="dxa" w:w="4200"/>
+            <w:tcMar>
+              <w:top w:type="dxa" w:w="80"/>
+              <w:left w:type="dxa" w:w="100"/>
+              <w:bottom w:type="dxa" w:w="80"/>
+              <w:right w:type="dxa" w:w="100"/>
+            </w:tcMar>
+            <w:vAlign w:val="center"/>
+          </w:tcPr>
+          <w:p>
+            <w:r>
+              <w:rPr>
+                <w:rFonts w:ascii="Arial" w:cs="Arial" w:eastAsia="Arial" w:hAnsi="Arial"/>
+                <w:b w:val="false"/>
+                <w:bCs w:val="false"/>
+                <w:sz w:val="20"/>
+                <w:szCs w:val="20"/>
+              </w:rPr>
+              <w:t xml:space="preserve">Borrar físicamente un sensor que tiene lecturas</w:t>
+            </w:r>
+          </w:p>
+        </w:tc>
+        <w:tc>
+          <w:tcPr>
+            <w:tcW w:type="dxa" w:w="4826"/>
+            <w:tcMar>
+              <w:top w:type="dxa" w:w="80"/>
+              <w:left w:type="dxa" w:w="100"/>
+              <w:bottom w:type="dxa" w:w="80"/>
+              <w:right w:type="dxa" w:w="100"/>
+            </w:tcMar>
+            <w:vAlign w:val="center"/>
+          </w:tcPr>
+          <w:p>
+            <w:r>
+              <w:rPr>
+                <w:rFonts w:ascii="Arial" w:cs="Arial" w:eastAsia="Arial" w:hAnsi="Arial"/>
+                <w:b w:val="false"/>
+                <w:bCs w:val="false"/>
+                <w:sz w:val="20"/>
+                <w:szCs w:val="20"/>
+              </w:rPr>
+              <w:t xml:space="preserve">Rechazado: la llave foránea con ON DELETE RESTRICT lo impide.</w:t>
+            </w:r>
+          </w:p>
+        </w:tc>
+      </w:tr>
+      <w:tr>
+        <w:trPr>
+          <w:cantSplit/>
+        </w:trPr>
+        <w:tc>
+          <w:tcPr>
+            <w:tcW w:type="dxa" w:w="4200"/>
+            <w:tcMar>
+              <w:top w:type="dxa" w:w="80"/>
+              <w:left w:type="dxa" w:w="100"/>
+              <w:bottom w:type="dxa" w:w="80"/>
+              <w:right w:type="dxa" w:w="100"/>
+            </w:tcMar>
+            <w:vAlign w:val="center"/>
+          </w:tcPr>
+          <w:p>
+            <w:r>
+              <w:rPr>
+                <w:rFonts w:ascii="Arial" w:cs="Arial" w:eastAsia="Arial" w:hAnsi="Arial"/>
+                <w:b w:val="false"/>
+                <w:bCs w:val="false"/>
+                <w:sz w:val="20"/>
+                <w:szCs w:val="20"/>
+              </w:rPr>
+              <w:t xml:space="preserve">Desactivar un sensor (activo = FALSE)</w:t>
+            </w:r>
+          </w:p>
+        </w:tc>
+        <w:tc>
+          <w:tcPr>
+            <w:tcW w:type="dxa" w:w="4826"/>
+            <w:tcMar>
+              <w:top w:type="dxa" w:w="80"/>
+              <w:left w:type="dxa" w:w="100"/>
+              <w:bottom w:type="dxa" w:w="80"/>
+              <w:right w:type="dxa" w:w="100"/>
+            </w:tcMar>
+            <w:vAlign w:val="center"/>
+          </w:tcPr>
+          <w:p>
+            <w:r>
+              <w:rPr>
+                <w:rFonts w:ascii="Arial" w:cs="Arial" w:eastAsia="Arial" w:hAnsi="Arial"/>
+                <w:b w:val="false"/>
+                <w:bCs w:val="false"/>
+                <w:sz w:val="20"/>
+                <w:szCs w:val="20"/>
+              </w:rPr>
+              <w:t xml:space="preserve">Aceptado: la fila sigue en la tabla, marcada como inactiva.</w:t>
+            </w:r>
+          </w:p>
+        </w:tc>
+      </w:tr>
+    </w:tbl>
+    <w:p>
+      <w:pPr>
+        <w:spacing w:after="120"/>
+      </w:pPr>
+    </w:p>
+    <w:p>
+      <w:pPr>
+        <w:keepNext/>
+        <w:spacing w:after="100" w:line="276"/>
+        <w:jc w:val="both"/>
+      </w:pPr>
+      <w:r>
+        <w:rPr>
+          <w:rFonts w:ascii="Arial" w:cs="Arial" w:eastAsia="Arial" w:hAnsi="Arial"/>
+          <w:b/>
+          <w:bCs/>
+          <w:sz w:val="24"/>
+          <w:szCs w:val="24"/>
+        </w:rPr>
+        <w:t xml:space="preserve">Script completo (db/migrations/V1__esquema_inicial.sql)</w:t>
+      </w:r>
+    </w:p>
+    <w:p>
+      <w:pPr>
+        <w:shd w:val="clear" w:color="auto" w:fill="F2F2F2"/>
+        <w:spacing w:before="0" w:after="0" w:line="240" w:lineRule="auto"/>
+      </w:pPr>
+      <w:r>
+        <w:rPr>
+          <w:rFonts w:ascii="Courier New" w:cs="Courier New" w:eastAsia="Courier New" w:hAnsi="Courier New"/>
+          <w:sz w:val="16"/>
+          <w:szCs w:val="16"/>
+        </w:rPr>
+        <w:t xml:space="preserve">-- Migración inicial del esquema de base de datos</w:t>
+      </w:r>
+    </w:p>
+    <w:p>
+      <w:pPr>
+        <w:shd w:val="clear" w:color="auto" w:fill="F2F2F2"/>
+        <w:spacing w:before="0" w:after="0" w:line="240" w:lineRule="auto"/>
+      </w:pPr>
+      <w:r>
+        <w:rPr>
+          <w:rFonts w:ascii="Courier New" w:cs="Courier New" w:eastAsia="Courier New" w:hAnsi="Courier New"/>
+          <w:sz w:val="16"/>
+          <w:szCs w:val="16"/>
+        </w:rPr>
+        <w:t xml:space="preserve">-- Sistema de Alerta Temprana de Deslizamientos (Caso 7)</w:t>
+      </w:r>
+    </w:p>
+    <w:p>
+      <w:pPr>
+        <w:shd w:val="clear" w:color="auto" w:fill="F2F2F2"/>
+        <w:spacing w:before="0" w:after="0" w:line="240" w:lineRule="auto"/>
+      </w:pPr>
+      <w:r>
+        <w:rPr>
+          <w:rFonts w:ascii="Courier New" w:cs="Courier New" w:eastAsia="Courier New" w:hAnsi="Courier New"/>
+          <w:sz w:val="16"/>
+          <w:szCs w:val="16"/>
+        </w:rPr>
+        <w:t xml:space="preserve">-- Motor: PostgreSQL 18. Migraciones versionadas con Flyway.</w:t>
+      </w:r>
+    </w:p>
+    <w:p>
+      <w:pPr>
+        <w:shd w:val="clear" w:color="auto" w:fill="F2F2F2"/>
+        <w:spacing w:before="0" w:after="0" w:line="240" w:lineRule="auto"/>
+      </w:pPr>
+      <w:r>
+        <w:rPr>
+          <w:rFonts w:ascii="Courier New" w:cs="Courier New" w:eastAsia="Courier New" w:hAnsi="Courier New"/>
+          <w:sz w:val="16"/>
+          <w:szCs w:val="16"/>
+        </w:rPr>
+        <w:t xml:space="preserve">--</w:t>
+      </w:r>
+    </w:p>
+    <w:p>
+      <w:pPr>
+        <w:shd w:val="clear" w:color="auto" w:fill="F2F2F2"/>
+        <w:spacing w:before="0" w:after="0" w:line="240" w:lineRule="auto"/>
+      </w:pPr>
+      <w:r>
+        <w:rPr>
+          <w:rFonts w:ascii="Courier New" w:cs="Courier New" w:eastAsia="Courier New" w:hAnsi="Courier New"/>
+          <w:sz w:val="16"/>
+          <w:szCs w:val="16"/>
+        </w:rPr>
+        <w:t xml:space="preserve">-- Este script materializa el diagrama de clases de la sección 3.3 del DAS:</w:t>
+      </w:r>
+    </w:p>
+    <w:p>
+      <w:pPr>
+        <w:shd w:val="clear" w:color="auto" w:fill="F2F2F2"/>
+        <w:spacing w:before="0" w:after="0" w:line="240" w:lineRule="auto"/>
+      </w:pPr>
+      <w:r>
+        <w:rPr>
+          <w:rFonts w:ascii="Courier New" w:cs="Courier New" w:eastAsia="Courier New" w:hAnsi="Courier New"/>
+          <w:sz w:val="16"/>
+          <w:szCs w:val="16"/>
+        </w:rPr>
+        <w:t xml:space="preserve">-- cada clase es una tabla y cada atributo es una columna con el mismo nombre.</w:t>
+      </w:r>
+    </w:p>
+    <w:p>
+      <w:pPr>
+        <w:shd w:val="clear" w:color="auto" w:fill="F2F2F2"/>
+        <w:spacing w:before="0" w:after="0" w:line="240" w:lineRule="auto"/>
+      </w:pPr>
+      <w:r>
+        <w:rPr>
+          <w:rFonts w:ascii="Courier New" w:cs="Courier New" w:eastAsia="Courier New" w:hAnsi="Courier New"/>
+          <w:sz w:val="16"/>
+          <w:szCs w:val="16"/>
+        </w:rPr>
+        <w:t xml:space="preserve">-- Integridad: PK en toda tabla, FK con REFERENCES, CHECK y UNIQUE.</w:t>
+      </w:r>
+    </w:p>
+    <w:p>
+      <w:pPr>
+        <w:shd w:val="clear" w:color="auto" w:fill="F2F2F2"/>
+        <w:spacing w:before="0" w:after="0" w:line="240" w:lineRule="auto"/>
+      </w:pPr>
+      <w:r>
+        <w:rPr>
+          <w:rFonts w:ascii="Courier New" w:cs="Courier New" w:eastAsia="Courier New" w:hAnsi="Courier New"/>
+          <w:sz w:val="16"/>
+          <w:szCs w:val="16"/>
+        </w:rPr>
+        <w:t xml:space="preserve">-- Borrado lógico: toda tabla tiene la columna "activo" (nunca se borran filas).</w:t>
+      </w:r>
+    </w:p>
+    <w:p>
+      <w:pPr>
+        <w:shd w:val="clear" w:color="auto" w:fill="F2F2F2"/>
+        <w:spacing w:before="0" w:after="0" w:line="240" w:lineRule="auto"/>
+      </w:pPr>
+      <w:r>
+        <w:rPr>
+          <w:rFonts w:ascii="Courier New" w:cs="Courier New" w:eastAsia="Courier New" w:hAnsi="Courier New"/>
+          <w:sz w:val="16"/>
+          <w:szCs w:val="16"/>
+        </w:rPr>
+        <w:t xml:space="preserve">-- Las FK usan ON DELETE RESTRICT: un borrado físico de una fila con hijos falla.</w:t>
+      </w:r>
+    </w:p>
+    <w:p>
+      <w:pPr>
+        <w:shd w:val="clear" w:color="auto" w:fill="F2F2F2"/>
+        <w:spacing w:before="0" w:after="0" w:line="240" w:lineRule="auto"/>
+      </w:pPr>
+    </w:p>
+    <w:p>
+      <w:pPr>
+        <w:shd w:val="clear" w:color="auto" w:fill="F2F2F2"/>
+        <w:spacing w:before="0" w:after="0" w:line="240" w:lineRule="auto"/>
+      </w:pPr>
+      <w:r>
+        <w:rPr>
+          <w:rFonts w:ascii="Courier New" w:cs="Courier New" w:eastAsia="Courier New" w:hAnsi="Courier New"/>
+          <w:sz w:val="16"/>
+          <w:szCs w:val="16"/>
+        </w:rPr>
+        <w:t xml:space="preserve">-- Usuario: quien entra al sistema con JWT. El rol define sus permisos (HU-02, HU-03).</w:t>
+      </w:r>
+    </w:p>
+    <w:p>
+      <w:pPr>
+        <w:shd w:val="clear" w:color="auto" w:fill="F2F2F2"/>
+        <w:spacing w:before="0" w:after="0" w:line="240" w:lineRule="auto"/>
+      </w:pPr>
+      <w:r>
+        <w:rPr>
+          <w:rFonts w:ascii="Courier New" w:cs="Courier New" w:eastAsia="Courier New" w:hAnsi="Courier New"/>
+          <w:sz w:val="16"/>
+          <w:szCs w:val="16"/>
+        </w:rPr>
+        <w:t xml:space="preserve">CREATE TABLE usuario (</w:t>
+      </w:r>
+    </w:p>
+    <w:p>
+      <w:pPr>
+        <w:shd w:val="clear" w:color="auto" w:fill="F2F2F2"/>
+        <w:spacing w:before="0" w:after="0" w:line="240" w:lineRule="auto"/>
+      </w:pPr>
+      <w:r>
+        <w:rPr>
+          <w:rFonts w:ascii="Courier New" w:cs="Courier New" w:eastAsia="Courier New" w:hAnsi="Courier New"/>
+          <w:sz w:val="16"/>
+          <w:szCs w:val="16"/>
+        </w:rPr>
+        <w:t xml:space="preserve">    id             BIGINT GENERATED ALWAYS AS IDENTITY,</w:t>
+      </w:r>
+    </w:p>
+    <w:p>
+      <w:pPr>
+        <w:shd w:val="clear" w:color="auto" w:fill="F2F2F2"/>
+        <w:spacing w:before="0" w:after="0" w:line="240" w:lineRule="auto"/>
+      </w:pPr>
+      <w:r>
+        <w:rPr>
+          <w:rFonts w:ascii="Courier New" w:cs="Courier New" w:eastAsia="Courier New" w:hAnsi="Courier New"/>
+          <w:sz w:val="16"/>
+          <w:szCs w:val="16"/>
+        </w:rPr>
+        <w:t xml:space="preserve">    username       VARCHAR(50)  NOT NULL,</w:t>
+      </w:r>
+    </w:p>
+    <w:p>
+      <w:pPr>
+        <w:shd w:val="clear" w:color="auto" w:fill="F2F2F2"/>
+        <w:spacing w:before="0" w:after="0" w:line="240" w:lineRule="auto"/>
+      </w:pPr>
+      <w:r>
+        <w:rPr>
+          <w:rFonts w:ascii="Courier New" w:cs="Courier New" w:eastAsia="Courier New" w:hAnsi="Courier New"/>
+          <w:sz w:val="16"/>
+          <w:szCs w:val="16"/>
+        </w:rPr>
+        <w:t xml:space="preserve">    password_hash  VARCHAR(100) NOT NULL,</w:t>
+      </w:r>
+    </w:p>
+    <w:p>
+      <w:pPr>
+        <w:shd w:val="clear" w:color="auto" w:fill="F2F2F2"/>
+        <w:spacing w:before="0" w:after="0" w:line="240" w:lineRule="auto"/>
+      </w:pPr>
+      <w:r>
+        <w:rPr>
+          <w:rFonts w:ascii="Courier New" w:cs="Courier New" w:eastAsia="Courier New" w:hAnsi="Courier New"/>
+          <w:sz w:val="16"/>
+          <w:szCs w:val="16"/>
+        </w:rPr>
+        <w:t xml:space="preserve">    rol            VARCHAR(15)  NOT NULL,</w:t>
+      </w:r>
+    </w:p>
+    <w:p>
+      <w:pPr>
+        <w:shd w:val="clear" w:color="auto" w:fill="F2F2F2"/>
+        <w:spacing w:before="0" w:after="0" w:line="240" w:lineRule="auto"/>
+      </w:pPr>
+      <w:r>
+        <w:rPr>
+          <w:rFonts w:ascii="Courier New" w:cs="Courier New" w:eastAsia="Courier New" w:hAnsi="Courier New"/>
+          <w:sz w:val="16"/>
+          <w:szCs w:val="16"/>
+        </w:rPr>
+        <w:t xml:space="preserve">    activo         BOOLEAN      NOT NULL DEFAULT TRUE,</w:t>
+      </w:r>
+    </w:p>
+    <w:p>
+      <w:pPr>
+        <w:shd w:val="clear" w:color="auto" w:fill="F2F2F2"/>
+        <w:spacing w:before="0" w:after="0" w:line="240" w:lineRule="auto"/>
+      </w:pPr>
+      <w:r>
+        <w:rPr>
+          <w:rFonts w:ascii="Courier New" w:cs="Courier New" w:eastAsia="Courier New" w:hAnsi="Courier New"/>
+          <w:sz w:val="16"/>
+          <w:szCs w:val="16"/>
+        </w:rPr>
+        <w:t xml:space="preserve">    CONSTRAINT pk_usuario          PRIMARY KEY (id),</w:t>
+      </w:r>
+    </w:p>
+    <w:p>
+      <w:pPr>
+        <w:shd w:val="clear" w:color="auto" w:fill="F2F2F2"/>
+        <w:spacing w:before="0" w:after="0" w:line="240" w:lineRule="auto"/>
+      </w:pPr>
+      <w:r>
+        <w:rPr>
+          <w:rFonts w:ascii="Courier New" w:cs="Courier New" w:eastAsia="Courier New" w:hAnsi="Courier New"/>
+          <w:sz w:val="16"/>
+          <w:szCs w:val="16"/>
+        </w:rPr>
+        <w:t xml:space="preserve">    CONSTRAINT uq_usuario_username UNIQUE (username),</w:t>
+      </w:r>
+    </w:p>
+    <w:p>
+      <w:pPr>
+        <w:shd w:val="clear" w:color="auto" w:fill="F2F2F2"/>
+        <w:spacing w:before="0" w:after="0" w:line="240" w:lineRule="auto"/>
+      </w:pPr>
+      <w:r>
+        <w:rPr>
+          <w:rFonts w:ascii="Courier New" w:cs="Courier New" w:eastAsia="Courier New" w:hAnsi="Courier New"/>
+          <w:sz w:val="16"/>
+          <w:szCs w:val="16"/>
+        </w:rPr>
+        <w:t xml:space="preserve">    CONSTRAINT ck_usuario_rol      CHECK (rol IN ('ADMINISTRADOR', 'TECNICO'))</w:t>
+      </w:r>
+    </w:p>
+    <w:p>
+      <w:pPr>
+        <w:shd w:val="clear" w:color="auto" w:fill="F2F2F2"/>
+        <w:spacing w:before="0" w:after="0" w:line="240" w:lineRule="auto"/>
+      </w:pPr>
+      <w:r>
+        <w:rPr>
+          <w:rFonts w:ascii="Courier New" w:cs="Courier New" w:eastAsia="Courier New" w:hAnsi="Courier New"/>
+          <w:sz w:val="16"/>
+          <w:szCs w:val="16"/>
+        </w:rPr>
+        <w:t xml:space="preserve">);</w:t>
+      </w:r>
+    </w:p>
+    <w:p>
+      <w:pPr>
+        <w:shd w:val="clear" w:color="auto" w:fill="F2F2F2"/>
+        <w:spacing w:before="0" w:after="0" w:line="240" w:lineRule="auto"/>
+      </w:pPr>
+    </w:p>
+    <w:p>
+      <w:pPr>
+        <w:shd w:val="clear" w:color="auto" w:fill="F2F2F2"/>
+        <w:spacing w:before="0" w:after="0" w:line="240" w:lineRule="auto"/>
+      </w:pPr>
+      <w:r>
+        <w:rPr>
+          <w:rFonts w:ascii="Courier New" w:cs="Courier New" w:eastAsia="Courier New" w:hAnsi="Courier New"/>
+          <w:sz w:val="16"/>
+          <w:szCs w:val="16"/>
+        </w:rPr>
+        <w:t xml:space="preserve">-- Sensor: cada uno de los 8 sensores de humedad (HU-03, RF-10).</w:t>
+      </w:r>
+    </w:p>
+    <w:p>
+      <w:pPr>
+        <w:shd w:val="clear" w:color="auto" w:fill="F2F2F2"/>
+        <w:spacing w:before="0" w:after="0" w:line="240" w:lineRule="auto"/>
+      </w:pPr>
+      <w:r>
+        <w:rPr>
+          <w:rFonts w:ascii="Courier New" w:cs="Courier New" w:eastAsia="Courier New" w:hAnsi="Courier New"/>
+          <w:sz w:val="16"/>
+          <w:szCs w:val="16"/>
+        </w:rPr>
+        <w:t xml:space="preserve">CREATE TABLE sensor (</w:t>
+      </w:r>
+    </w:p>
+    <w:p>
+      <w:pPr>
+        <w:shd w:val="clear" w:color="auto" w:fill="F2F2F2"/>
+        <w:spacing w:before="0" w:after="0" w:line="240" w:lineRule="auto"/>
+      </w:pPr>
+      <w:r>
+        <w:rPr>
+          <w:rFonts w:ascii="Courier New" w:cs="Courier New" w:eastAsia="Courier New" w:hAnsi="Courier New"/>
+          <w:sz w:val="16"/>
+          <w:szCs w:val="16"/>
+        </w:rPr>
+        <w:t xml:space="preserve">    id         BIGINT GENERATED ALWAYS AS IDENTITY,</w:t>
+      </w:r>
+    </w:p>
+    <w:p>
+      <w:pPr>
+        <w:shd w:val="clear" w:color="auto" w:fill="F2F2F2"/>
+        <w:spacing w:before="0" w:after="0" w:line="240" w:lineRule="auto"/>
+      </w:pPr>
+      <w:r>
+        <w:rPr>
+          <w:rFonts w:ascii="Courier New" w:cs="Courier New" w:eastAsia="Courier New" w:hAnsi="Courier New"/>
+          <w:sz w:val="16"/>
+          <w:szCs w:val="16"/>
+        </w:rPr>
+        <w:t xml:space="preserve">    codigo     VARCHAR(20)  NOT NULL,</w:t>
+      </w:r>
+    </w:p>
+    <w:p>
+      <w:pPr>
+        <w:shd w:val="clear" w:color="auto" w:fill="F2F2F2"/>
+        <w:spacing w:before="0" w:after="0" w:line="240" w:lineRule="auto"/>
+      </w:pPr>
+      <w:r>
+        <w:rPr>
+          <w:rFonts w:ascii="Courier New" w:cs="Courier New" w:eastAsia="Courier New" w:hAnsi="Courier New"/>
+          <w:sz w:val="16"/>
+          <w:szCs w:val="16"/>
+        </w:rPr>
+        <w:t xml:space="preserve">    ubicacion  VARCHAR(100) NOT NULL,</w:t>
+      </w:r>
+    </w:p>
+    <w:p>
+      <w:pPr>
+        <w:shd w:val="clear" w:color="auto" w:fill="F2F2F2"/>
+        <w:spacing w:before="0" w:after="0" w:line="240" w:lineRule="auto"/>
+      </w:pPr>
+      <w:r>
+        <w:rPr>
+          <w:rFonts w:ascii="Courier New" w:cs="Courier New" w:eastAsia="Courier New" w:hAnsi="Courier New"/>
+          <w:sz w:val="16"/>
+          <w:szCs w:val="16"/>
+        </w:rPr>
+        <w:t xml:space="preserve">    activo     BOOLEAN      NOT NULL DEFAULT TRUE,</w:t>
+      </w:r>
+    </w:p>
+    <w:p>
+      <w:pPr>
+        <w:shd w:val="clear" w:color="auto" w:fill="F2F2F2"/>
+        <w:spacing w:before="0" w:after="0" w:line="240" w:lineRule="auto"/>
+      </w:pPr>
+      <w:r>
+        <w:rPr>
+          <w:rFonts w:ascii="Courier New" w:cs="Courier New" w:eastAsia="Courier New" w:hAnsi="Courier New"/>
+          <w:sz w:val="16"/>
+          <w:szCs w:val="16"/>
+        </w:rPr>
+        <w:t xml:space="preserve">    CONSTRAINT pk_sensor        PRIMARY KEY (id),</w:t>
+      </w:r>
+    </w:p>
+    <w:p>
+      <w:pPr>
+        <w:shd w:val="clear" w:color="auto" w:fill="F2F2F2"/>
+        <w:spacing w:before="0" w:after="0" w:line="240" w:lineRule="auto"/>
+      </w:pPr>
+      <w:r>
+        <w:rPr>
+          <w:rFonts w:ascii="Courier New" w:cs="Courier New" w:eastAsia="Courier New" w:hAnsi="Courier New"/>
+          <w:sz w:val="16"/>
+          <w:szCs w:val="16"/>
+        </w:rPr>
+        <w:t xml:space="preserve">    CONSTRAINT uq_sensor_codigo UNIQUE (codigo)</w:t>
+      </w:r>
+    </w:p>
+    <w:p>
+      <w:pPr>
+        <w:shd w:val="clear" w:color="auto" w:fill="F2F2F2"/>
+        <w:spacing w:before="0" w:after="0" w:line="240" w:lineRule="auto"/>
+      </w:pPr>
+      <w:r>
+        <w:rPr>
+          <w:rFonts w:ascii="Courier New" w:cs="Courier New" w:eastAsia="Courier New" w:hAnsi="Courier New"/>
+          <w:sz w:val="16"/>
+          <w:szCs w:val="16"/>
+        </w:rPr>
+        <w:t xml:space="preserve">);</w:t>
+      </w:r>
+    </w:p>
+    <w:p>
+      <w:pPr>
+        <w:shd w:val="clear" w:color="auto" w:fill="F2F2F2"/>
+        <w:spacing w:before="0" w:after="0" w:line="240" w:lineRule="auto"/>
+      </w:pPr>
+    </w:p>
+    <w:p>
+      <w:pPr>
+        <w:shd w:val="clear" w:color="auto" w:fill="F2F2F2"/>
+        <w:spacing w:before="0" w:after="0" w:line="240" w:lineRule="auto"/>
+      </w:pPr>
+      <w:r>
+        <w:rPr>
+          <w:rFonts w:ascii="Courier New" w:cs="Courier New" w:eastAsia="Courier New" w:hAnsi="Courier New"/>
+          <w:sz w:val="16"/>
+          <w:szCs w:val="16"/>
+        </w:rPr>
+        <w:t xml:space="preserve">-- Lectura: cada medición de humedad recibida por SMS; es el histórico (HU-01, RF-03).</w:t>
+      </w:r>
+    </w:p>
+    <w:p>
+      <w:pPr>
+        <w:shd w:val="clear" w:color="auto" w:fill="F2F2F2"/>
+        <w:spacing w:before="0" w:after="0" w:line="240" w:lineRule="auto"/>
+      </w:pPr>
+      <w:r>
+        <w:rPr>
+          <w:rFonts w:ascii="Courier New" w:cs="Courier New" w:eastAsia="Courier New" w:hAnsi="Courier New"/>
+          <w:sz w:val="16"/>
+          <w:szCs w:val="16"/>
+        </w:rPr>
+        <w:t xml:space="preserve">-- El UNIQUE sobre (sensor_id, fecha_hora) impide registrar dos veces la misma</w:t>
+      </w:r>
+    </w:p>
+    <w:p>
+      <w:pPr>
+        <w:shd w:val="clear" w:color="auto" w:fill="F2F2F2"/>
+        <w:spacing w:before="0" w:after="0" w:line="240" w:lineRule="auto"/>
+      </w:pPr>
+      <w:r>
+        <w:rPr>
+          <w:rFonts w:ascii="Courier New" w:cs="Courier New" w:eastAsia="Courier New" w:hAnsi="Courier New"/>
+          <w:sz w:val="16"/>
+          <w:szCs w:val="16"/>
+        </w:rPr>
+        <w:t xml:space="preserve">-- medición: es el origen del 409 cuando el SMS llega repetido.</w:t>
+      </w:r>
+    </w:p>
+    <w:p>
+      <w:pPr>
+        <w:shd w:val="clear" w:color="auto" w:fill="F2F2F2"/>
+        <w:spacing w:before="0" w:after="0" w:line="240" w:lineRule="auto"/>
+      </w:pPr>
+      <w:r>
+        <w:rPr>
+          <w:rFonts w:ascii="Courier New" w:cs="Courier New" w:eastAsia="Courier New" w:hAnsi="Courier New"/>
+          <w:sz w:val="16"/>
+          <w:szCs w:val="16"/>
+        </w:rPr>
+        <w:t xml:space="preserve">CREATE TABLE lectura (</w:t>
+      </w:r>
+    </w:p>
+    <w:p>
+      <w:pPr>
+        <w:shd w:val="clear" w:color="auto" w:fill="F2F2F2"/>
+        <w:spacing w:before="0" w:after="0" w:line="240" w:lineRule="auto"/>
+      </w:pPr>
+      <w:r>
+        <w:rPr>
+          <w:rFonts w:ascii="Courier New" w:cs="Courier New" w:eastAsia="Courier New" w:hAnsi="Courier New"/>
+          <w:sz w:val="16"/>
+          <w:szCs w:val="16"/>
+        </w:rPr>
+        <w:t xml:space="preserve">    id           BIGINT GENERATED ALWAYS AS IDENTITY,</w:t>
+      </w:r>
+    </w:p>
+    <w:p>
+      <w:pPr>
+        <w:shd w:val="clear" w:color="auto" w:fill="F2F2F2"/>
+        <w:spacing w:before="0" w:after="0" w:line="240" w:lineRule="auto"/>
+      </w:pPr>
+      <w:r>
+        <w:rPr>
+          <w:rFonts w:ascii="Courier New" w:cs="Courier New" w:eastAsia="Courier New" w:hAnsi="Courier New"/>
+          <w:sz w:val="16"/>
+          <w:szCs w:val="16"/>
+        </w:rPr>
+        <w:t xml:space="preserve">    sensor_id    BIGINT       NOT NULL,</w:t>
+      </w:r>
+    </w:p>
+    <w:p>
+      <w:pPr>
+        <w:shd w:val="clear" w:color="auto" w:fill="F2F2F2"/>
+        <w:spacing w:before="0" w:after="0" w:line="240" w:lineRule="auto"/>
+      </w:pPr>
+      <w:r>
+        <w:rPr>
+          <w:rFonts w:ascii="Courier New" w:cs="Courier New" w:eastAsia="Courier New" w:hAnsi="Courier New"/>
+          <w:sz w:val="16"/>
+          <w:szCs w:val="16"/>
+        </w:rPr>
+        <w:t xml:space="preserve">    humedad      NUMERIC(5,2) NOT NULL,</w:t>
+      </w:r>
+    </w:p>
+    <w:p>
+      <w:pPr>
+        <w:shd w:val="clear" w:color="auto" w:fill="F2F2F2"/>
+        <w:spacing w:before="0" w:after="0" w:line="240" w:lineRule="auto"/>
+      </w:pPr>
+      <w:r>
+        <w:rPr>
+          <w:rFonts w:ascii="Courier New" w:cs="Courier New" w:eastAsia="Courier New" w:hAnsi="Courier New"/>
+          <w:sz w:val="16"/>
+          <w:szCs w:val="16"/>
+        </w:rPr>
+        <w:t xml:space="preserve">    fecha_hora   TIMESTAMPTZ  NOT NULL,</w:t>
+      </w:r>
+    </w:p>
+    <w:p>
+      <w:pPr>
+        <w:shd w:val="clear" w:color="auto" w:fill="F2F2F2"/>
+        <w:spacing w:before="0" w:after="0" w:line="240" w:lineRule="auto"/>
+      </w:pPr>
+      <w:r>
+        <w:rPr>
+          <w:rFonts w:ascii="Courier New" w:cs="Courier New" w:eastAsia="Courier New" w:hAnsi="Courier New"/>
+          <w:sz w:val="16"/>
+          <w:szCs w:val="16"/>
+        </w:rPr>
+        <w:t xml:space="preserve">    recibida_en  TIMESTAMPTZ  NOT NULL DEFAULT now(),</w:t>
+      </w:r>
+    </w:p>
+    <w:p>
+      <w:pPr>
+        <w:shd w:val="clear" w:color="auto" w:fill="F2F2F2"/>
+        <w:spacing w:before="0" w:after="0" w:line="240" w:lineRule="auto"/>
+      </w:pPr>
+      <w:r>
+        <w:rPr>
+          <w:rFonts w:ascii="Courier New" w:cs="Courier New" w:eastAsia="Courier New" w:hAnsi="Courier New"/>
+          <w:sz w:val="16"/>
+          <w:szCs w:val="16"/>
+        </w:rPr>
+        <w:t xml:space="preserve">    activo       BOOLEAN      NOT NULL DEFAULT TRUE,</w:t>
+      </w:r>
+    </w:p>
+    <w:p>
+      <w:pPr>
+        <w:shd w:val="clear" w:color="auto" w:fill="F2F2F2"/>
+        <w:spacing w:before="0" w:after="0" w:line="240" w:lineRule="auto"/>
+      </w:pPr>
+      <w:r>
+        <w:rPr>
+          <w:rFonts w:ascii="Courier New" w:cs="Courier New" w:eastAsia="Courier New" w:hAnsi="Courier New"/>
+          <w:sz w:val="16"/>
+          <w:szCs w:val="16"/>
+        </w:rPr>
+        <w:t xml:space="preserve">    CONSTRAINT pk_lectura        PRIMARY KEY (id),</w:t>
+      </w:r>
+    </w:p>
+    <w:p>
+      <w:pPr>
+        <w:shd w:val="clear" w:color="auto" w:fill="F2F2F2"/>
+        <w:spacing w:before="0" w:after="0" w:line="240" w:lineRule="auto"/>
+      </w:pPr>
+      <w:r>
+        <w:rPr>
+          <w:rFonts w:ascii="Courier New" w:cs="Courier New" w:eastAsia="Courier New" w:hAnsi="Courier New"/>
+          <w:sz w:val="16"/>
+          <w:szCs w:val="16"/>
+        </w:rPr>
+        <w:t xml:space="preserve">    CONSTRAINT fk_lectura_sensor FOREIGN KEY (sensor_id)</w:t>
+      </w:r>
+    </w:p>
+    <w:p>
+      <w:pPr>
+        <w:shd w:val="clear" w:color="auto" w:fill="F2F2F2"/>
+        <w:spacing w:before="0" w:after="0" w:line="240" w:lineRule="auto"/>
+      </w:pPr>
+      <w:r>
+        <w:rPr>
+          <w:rFonts w:ascii="Courier New" w:cs="Courier New" w:eastAsia="Courier New" w:hAnsi="Courier New"/>
+          <w:sz w:val="16"/>
+          <w:szCs w:val="16"/>
+        </w:rPr>
+        <w:t xml:space="preserve">        REFERENCES sensor (id) ON DELETE RESTRICT,</w:t>
+      </w:r>
+    </w:p>
+    <w:p>
+      <w:pPr>
+        <w:shd w:val="clear" w:color="auto" w:fill="F2F2F2"/>
+        <w:spacing w:before="0" w:after="0" w:line="240" w:lineRule="auto"/>
+      </w:pPr>
+      <w:r>
+        <w:rPr>
+          <w:rFonts w:ascii="Courier New" w:cs="Courier New" w:eastAsia="Courier New" w:hAnsi="Courier New"/>
+          <w:sz w:val="16"/>
+          <w:szCs w:val="16"/>
+        </w:rPr>
+        <w:t xml:space="preserve">    CONSTRAINT uq_lectura_sensor_fecha UNIQUE (sensor_id, fecha_hora),</w:t>
+      </w:r>
+    </w:p>
+    <w:p>
+      <w:pPr>
+        <w:shd w:val="clear" w:color="auto" w:fill="F2F2F2"/>
+        <w:spacing w:before="0" w:after="0" w:line="240" w:lineRule="auto"/>
+      </w:pPr>
+      <w:r>
+        <w:rPr>
+          <w:rFonts w:ascii="Courier New" w:cs="Courier New" w:eastAsia="Courier New" w:hAnsi="Courier New"/>
+          <w:sz w:val="16"/>
+          <w:szCs w:val="16"/>
+        </w:rPr>
+        <w:t xml:space="preserve">    CONSTRAINT ck_lectura_humedad CHECK (humedad BETWEEN 0 AND 100)</w:t>
+      </w:r>
+    </w:p>
+    <w:p>
+      <w:pPr>
+        <w:shd w:val="clear" w:color="auto" w:fill="F2F2F2"/>
+        <w:spacing w:before="0" w:after="0" w:line="240" w:lineRule="auto"/>
+      </w:pPr>
+      <w:r>
+        <w:rPr>
+          <w:rFonts w:ascii="Courier New" w:cs="Courier New" w:eastAsia="Courier New" w:hAnsi="Courier New"/>
+          <w:sz w:val="16"/>
+          <w:szCs w:val="16"/>
+        </w:rPr>
+        <w:t xml:space="preserve">);</w:t>
+      </w:r>
+    </w:p>
+    <w:p>
+      <w:pPr>
+        <w:shd w:val="clear" w:color="auto" w:fill="F2F2F2"/>
+        <w:spacing w:before="0" w:after="0" w:line="240" w:lineRule="auto"/>
+      </w:pPr>
+    </w:p>
+    <w:p>
+      <w:pPr>
+        <w:shd w:val="clear" w:color="auto" w:fill="F2F2F2"/>
+        <w:spacing w:before="0" w:after="0" w:line="240" w:lineRule="auto"/>
+      </w:pPr>
+      <w:r>
+        <w:rPr>
+          <w:rFonts w:ascii="Courier New" w:cs="Courier New" w:eastAsia="Courier New" w:hAnsi="Courier New"/>
+          <w:sz w:val="16"/>
+          <w:szCs w:val="16"/>
+        </w:rPr>
+        <w:t xml:space="preserve">-- Umbral: límite de riesgo de un sensor, por nivel (HU-02, RF-08).</w:t>
+      </w:r>
+    </w:p>
+    <w:p>
+      <w:pPr>
+        <w:shd w:val="clear" w:color="auto" w:fill="F2F2F2"/>
+        <w:spacing w:before="0" w:after="0" w:line="240" w:lineRule="auto"/>
+      </w:pPr>
+      <w:r>
+        <w:rPr>
+          <w:rFonts w:ascii="Courier New" w:cs="Courier New" w:eastAsia="Courier New" w:hAnsi="Courier New"/>
+          <w:sz w:val="16"/>
+          <w:szCs w:val="16"/>
+        </w:rPr>
+        <w:t xml:space="preserve">-- Un sensor tiene como máximo un umbral por nivel. Para cambiar un límite se</w:t>
+      </w:r>
+    </w:p>
+    <w:p>
+      <w:pPr>
+        <w:shd w:val="clear" w:color="auto" w:fill="F2F2F2"/>
+        <w:spacing w:before="0" w:after="0" w:line="240" w:lineRule="auto"/>
+      </w:pPr>
+      <w:r>
+        <w:rPr>
+          <w:rFonts w:ascii="Courier New" w:cs="Courier New" w:eastAsia="Courier New" w:hAnsi="Courier New"/>
+          <w:sz w:val="16"/>
+          <w:szCs w:val="16"/>
+        </w:rPr>
+        <w:t xml:space="preserve">-- edita el valor (o se reactiva el umbral); no se crea uno repetido.</w:t>
+      </w:r>
+    </w:p>
+    <w:p>
+      <w:pPr>
+        <w:shd w:val="clear" w:color="auto" w:fill="F2F2F2"/>
+        <w:spacing w:before="0" w:after="0" w:line="240" w:lineRule="auto"/>
+      </w:pPr>
+      <w:r>
+        <w:rPr>
+          <w:rFonts w:ascii="Courier New" w:cs="Courier New" w:eastAsia="Courier New" w:hAnsi="Courier New"/>
+          <w:sz w:val="16"/>
+          <w:szCs w:val="16"/>
+        </w:rPr>
+        <w:t xml:space="preserve">CREATE TABLE umbral (</w:t>
+      </w:r>
+    </w:p>
+    <w:p>
+      <w:pPr>
+        <w:shd w:val="clear" w:color="auto" w:fill="F2F2F2"/>
+        <w:spacing w:before="0" w:after="0" w:line="240" w:lineRule="auto"/>
+      </w:pPr>
+      <w:r>
+        <w:rPr>
+          <w:rFonts w:ascii="Courier New" w:cs="Courier New" w:eastAsia="Courier New" w:hAnsi="Courier New"/>
+          <w:sz w:val="16"/>
+          <w:szCs w:val="16"/>
+        </w:rPr>
+        <w:t xml:space="preserve">    id              BIGINT GENERATED ALWAYS AS IDENTITY,</w:t>
+      </w:r>
+    </w:p>
+    <w:p>
+      <w:pPr>
+        <w:shd w:val="clear" w:color="auto" w:fill="F2F2F2"/>
+        <w:spacing w:before="0" w:after="0" w:line="240" w:lineRule="auto"/>
+      </w:pPr>
+      <w:r>
+        <w:rPr>
+          <w:rFonts w:ascii="Courier New" w:cs="Courier New" w:eastAsia="Courier New" w:hAnsi="Courier New"/>
+          <w:sz w:val="16"/>
+          <w:szCs w:val="16"/>
+        </w:rPr>
+        <w:t xml:space="preserve">    sensor_id       BIGINT       NOT NULL,</w:t>
+      </w:r>
+    </w:p>
+    <w:p>
+      <w:pPr>
+        <w:shd w:val="clear" w:color="auto" w:fill="F2F2F2"/>
+        <w:spacing w:before="0" w:after="0" w:line="240" w:lineRule="auto"/>
+      </w:pPr>
+      <w:r>
+        <w:rPr>
+          <w:rFonts w:ascii="Courier New" w:cs="Courier New" w:eastAsia="Courier New" w:hAnsi="Courier New"/>
+          <w:sz w:val="16"/>
+          <w:szCs w:val="16"/>
+        </w:rPr>
+        <w:t xml:space="preserve">    nivel           VARCHAR(12)  NOT NULL,</w:t>
+      </w:r>
+    </w:p>
+    <w:p>
+      <w:pPr>
+        <w:shd w:val="clear" w:color="auto" w:fill="F2F2F2"/>
+        <w:spacing w:before="0" w:after="0" w:line="240" w:lineRule="auto"/>
+      </w:pPr>
+      <w:r>
+        <w:rPr>
+          <w:rFonts w:ascii="Courier New" w:cs="Courier New" w:eastAsia="Courier New" w:hAnsi="Courier New"/>
+          <w:sz w:val="16"/>
+          <w:szCs w:val="16"/>
+        </w:rPr>
+        <w:t xml:space="preserve">    valor           NUMERIC(5,2) NOT NULL,</w:t>
+      </w:r>
+    </w:p>
+    <w:p>
+      <w:pPr>
+        <w:shd w:val="clear" w:color="auto" w:fill="F2F2F2"/>
+        <w:spacing w:before="0" w:after="0" w:line="240" w:lineRule="auto"/>
+      </w:pPr>
+      <w:r>
+        <w:rPr>
+          <w:rFonts w:ascii="Courier New" w:cs="Courier New" w:eastAsia="Courier New" w:hAnsi="Courier New"/>
+          <w:sz w:val="16"/>
+          <w:szCs w:val="16"/>
+        </w:rPr>
+        <w:t xml:space="preserve">    modificado_por  BIGINT       NOT NULL,</w:t>
+      </w:r>
+    </w:p>
+    <w:p>
+      <w:pPr>
+        <w:shd w:val="clear" w:color="auto" w:fill="F2F2F2"/>
+        <w:spacing w:before="0" w:after="0" w:line="240" w:lineRule="auto"/>
+      </w:pPr>
+      <w:r>
+        <w:rPr>
+          <w:rFonts w:ascii="Courier New" w:cs="Courier New" w:eastAsia="Courier New" w:hAnsi="Courier New"/>
+          <w:sz w:val="16"/>
+          <w:szCs w:val="16"/>
+        </w:rPr>
+        <w:t xml:space="preserve">    modificado_en   TIMESTAMPTZ  NOT NULL DEFAULT now(),</w:t>
+      </w:r>
+    </w:p>
+    <w:p>
+      <w:pPr>
+        <w:shd w:val="clear" w:color="auto" w:fill="F2F2F2"/>
+        <w:spacing w:before="0" w:after="0" w:line="240" w:lineRule="auto"/>
+      </w:pPr>
+      <w:r>
+        <w:rPr>
+          <w:rFonts w:ascii="Courier New" w:cs="Courier New" w:eastAsia="Courier New" w:hAnsi="Courier New"/>
+          <w:sz w:val="16"/>
+          <w:szCs w:val="16"/>
+        </w:rPr>
+        <w:t xml:space="preserve">    activo          BOOLEAN      NOT NULL DEFAULT TRUE,</w:t>
+      </w:r>
+    </w:p>
+    <w:p>
+      <w:pPr>
+        <w:shd w:val="clear" w:color="auto" w:fill="F2F2F2"/>
+        <w:spacing w:before="0" w:after="0" w:line="240" w:lineRule="auto"/>
+      </w:pPr>
+      <w:r>
+        <w:rPr>
+          <w:rFonts w:ascii="Courier New" w:cs="Courier New" w:eastAsia="Courier New" w:hAnsi="Courier New"/>
+          <w:sz w:val="16"/>
+          <w:szCs w:val="16"/>
+        </w:rPr>
+        <w:t xml:space="preserve">    CONSTRAINT pk_umbral        PRIMARY KEY (id),</w:t>
+      </w:r>
+    </w:p>
+    <w:p>
+      <w:pPr>
+        <w:shd w:val="clear" w:color="auto" w:fill="F2F2F2"/>
+        <w:spacing w:before="0" w:after="0" w:line="240" w:lineRule="auto"/>
+      </w:pPr>
+      <w:r>
+        <w:rPr>
+          <w:rFonts w:ascii="Courier New" w:cs="Courier New" w:eastAsia="Courier New" w:hAnsi="Courier New"/>
+          <w:sz w:val="16"/>
+          <w:szCs w:val="16"/>
+        </w:rPr>
+        <w:t xml:space="preserve">    CONSTRAINT fk_umbral_sensor FOREIGN KEY (sensor_id)</w:t>
+      </w:r>
+    </w:p>
+    <w:p>
+      <w:pPr>
+        <w:shd w:val="clear" w:color="auto" w:fill="F2F2F2"/>
+        <w:spacing w:before="0" w:after="0" w:line="240" w:lineRule="auto"/>
+      </w:pPr>
+      <w:r>
+        <w:rPr>
+          <w:rFonts w:ascii="Courier New" w:cs="Courier New" w:eastAsia="Courier New" w:hAnsi="Courier New"/>
+          <w:sz w:val="16"/>
+          <w:szCs w:val="16"/>
+        </w:rPr>
+        <w:t xml:space="preserve">        REFERENCES sensor (id) ON DELETE RESTRICT,</w:t>
+      </w:r>
+    </w:p>
+    <w:p>
+      <w:pPr>
+        <w:shd w:val="clear" w:color="auto" w:fill="F2F2F2"/>
+        <w:spacing w:before="0" w:after="0" w:line="240" w:lineRule="auto"/>
+      </w:pPr>
+      <w:r>
+        <w:rPr>
+          <w:rFonts w:ascii="Courier New" w:cs="Courier New" w:eastAsia="Courier New" w:hAnsi="Courier New"/>
+          <w:sz w:val="16"/>
+          <w:szCs w:val="16"/>
+        </w:rPr>
+        <w:t xml:space="preserve">    CONSTRAINT fk_umbral_usuario FOREIGN KEY (modificado_por)</w:t>
+      </w:r>
+    </w:p>
+    <w:p>
+      <w:pPr>
+        <w:shd w:val="clear" w:color="auto" w:fill="F2F2F2"/>
+        <w:spacing w:before="0" w:after="0" w:line="240" w:lineRule="auto"/>
+      </w:pPr>
+      <w:r>
+        <w:rPr>
+          <w:rFonts w:ascii="Courier New" w:cs="Courier New" w:eastAsia="Courier New" w:hAnsi="Courier New"/>
+          <w:sz w:val="16"/>
+          <w:szCs w:val="16"/>
+        </w:rPr>
+        <w:t xml:space="preserve">        REFERENCES usuario (id) ON DELETE RESTRICT,</w:t>
+      </w:r>
+    </w:p>
+    <w:p>
+      <w:pPr>
+        <w:shd w:val="clear" w:color="auto" w:fill="F2F2F2"/>
+        <w:spacing w:before="0" w:after="0" w:line="240" w:lineRule="auto"/>
+      </w:pPr>
+      <w:r>
+        <w:rPr>
+          <w:rFonts w:ascii="Courier New" w:cs="Courier New" w:eastAsia="Courier New" w:hAnsi="Courier New"/>
+          <w:sz w:val="16"/>
+          <w:szCs w:val="16"/>
+        </w:rPr>
+        <w:t xml:space="preserve">    CONSTRAINT uq_umbral_sensor_nivel UNIQUE (sensor_id, nivel),</w:t>
+      </w:r>
+    </w:p>
+    <w:p>
+      <w:pPr>
+        <w:shd w:val="clear" w:color="auto" w:fill="F2F2F2"/>
+        <w:spacing w:before="0" w:after="0" w:line="240" w:lineRule="auto"/>
+      </w:pPr>
+      <w:r>
+        <w:rPr>
+          <w:rFonts w:ascii="Courier New" w:cs="Courier New" w:eastAsia="Courier New" w:hAnsi="Courier New"/>
+          <w:sz w:val="16"/>
+          <w:szCs w:val="16"/>
+        </w:rPr>
+        <w:t xml:space="preserve">    CONSTRAINT ck_umbral_nivel CHECK (nivel IN ('ADVERTENCIA', 'CRITICO')),</w:t>
+      </w:r>
+    </w:p>
+    <w:p>
+      <w:pPr>
+        <w:shd w:val="clear" w:color="auto" w:fill="F2F2F2"/>
+        <w:spacing w:before="0" w:after="0" w:line="240" w:lineRule="auto"/>
+      </w:pPr>
+      <w:r>
+        <w:rPr>
+          <w:rFonts w:ascii="Courier New" w:cs="Courier New" w:eastAsia="Courier New" w:hAnsi="Courier New"/>
+          <w:sz w:val="16"/>
+          <w:szCs w:val="16"/>
+        </w:rPr>
+        <w:t xml:space="preserve">    CONSTRAINT ck_umbral_valor CHECK (valor BETWEEN 0 AND 100)</w:t>
+      </w:r>
+    </w:p>
+    <w:p>
+      <w:pPr>
+        <w:shd w:val="clear" w:color="auto" w:fill="F2F2F2"/>
+        <w:spacing w:before="0" w:after="0" w:line="240" w:lineRule="auto"/>
+      </w:pPr>
+      <w:r>
+        <w:rPr>
+          <w:rFonts w:ascii="Courier New" w:cs="Courier New" w:eastAsia="Courier New" w:hAnsi="Courier New"/>
+          <w:sz w:val="16"/>
+          <w:szCs w:val="16"/>
+        </w:rPr>
+        <w:t xml:space="preserve">);</w:t>
+      </w:r>
+    </w:p>
+    <w:p>
+      <w:pPr>
+        <w:shd w:val="clear" w:color="auto" w:fill="F2F2F2"/>
+        <w:spacing w:before="0" w:after="0" w:line="240" w:lineRule="auto"/>
+      </w:pPr>
+    </w:p>
+    <w:p>
+      <w:pPr>
+        <w:shd w:val="clear" w:color="auto" w:fill="F2F2F2"/>
+        <w:spacing w:before="0" w:after="0" w:line="240" w:lineRule="auto"/>
+      </w:pPr>
+      <w:r>
+        <w:rPr>
+          <w:rFonts w:ascii="Courier New" w:cs="Courier New" w:eastAsia="Courier New" w:hAnsi="Courier New"/>
+          <w:sz w:val="16"/>
+          <w:szCs w:val="16"/>
+        </w:rPr>
+        <w:t xml:space="preserve">-- Alerta: lo que se genera cuando una lectura supera un umbral o muestra</w:t>
+      </w:r>
+    </w:p>
+    <w:p>
+      <w:pPr>
+        <w:shd w:val="clear" w:color="auto" w:fill="F2F2F2"/>
+        <w:spacing w:before="0" w:after="0" w:line="240" w:lineRule="auto"/>
+      </w:pPr>
+      <w:r>
+        <w:rPr>
+          <w:rFonts w:ascii="Courier New" w:cs="Courier New" w:eastAsia="Courier New" w:hAnsi="Courier New"/>
+          <w:sz w:val="16"/>
+          <w:szCs w:val="16"/>
+        </w:rPr>
+        <w:t xml:space="preserve">-- tendencia de riesgo (HU-01, RF-06, RF-09). Es la entidad del CRUD del corte vertical.</w:t>
+      </w:r>
+    </w:p>
+    <w:p>
+      <w:pPr>
+        <w:shd w:val="clear" w:color="auto" w:fill="F2F2F2"/>
+        <w:spacing w:before="0" w:after="0" w:line="240" w:lineRule="auto"/>
+      </w:pPr>
+      <w:r>
+        <w:rPr>
+          <w:rFonts w:ascii="Courier New" w:cs="Courier New" w:eastAsia="Courier New" w:hAnsi="Courier New"/>
+          <w:sz w:val="16"/>
+          <w:szCs w:val="16"/>
+        </w:rPr>
+        <w:t xml:space="preserve">-- El UNIQUE sobre (lectura_id, tipo) evita generar dos veces el mismo tipo de</w:t>
+      </w:r>
+    </w:p>
+    <w:p>
+      <w:pPr>
+        <w:shd w:val="clear" w:color="auto" w:fill="F2F2F2"/>
+        <w:spacing w:before="0" w:after="0" w:line="240" w:lineRule="auto"/>
+      </w:pPr>
+      <w:r>
+        <w:rPr>
+          <w:rFonts w:ascii="Courier New" w:cs="Courier New" w:eastAsia="Courier New" w:hAnsi="Courier New"/>
+          <w:sz w:val="16"/>
+          <w:szCs w:val="16"/>
+        </w:rPr>
+        <w:t xml:space="preserve">-- alerta para la misma lectura: es el origen del 409 en un POST repetido.</w:t>
+      </w:r>
+    </w:p>
+    <w:p>
+      <w:pPr>
+        <w:shd w:val="clear" w:color="auto" w:fill="F2F2F2"/>
+        <w:spacing w:before="0" w:after="0" w:line="240" w:lineRule="auto"/>
+      </w:pPr>
+      <w:r>
+        <w:rPr>
+          <w:rFonts w:ascii="Courier New" w:cs="Courier New" w:eastAsia="Courier New" w:hAnsi="Courier New"/>
+          <w:sz w:val="16"/>
+          <w:szCs w:val="16"/>
+        </w:rPr>
+        <w:t xml:space="preserve">CREATE TABLE alerta (</w:t>
+      </w:r>
+    </w:p>
+    <w:p>
+      <w:pPr>
+        <w:shd w:val="clear" w:color="auto" w:fill="F2F2F2"/>
+        <w:spacing w:before="0" w:after="0" w:line="240" w:lineRule="auto"/>
+      </w:pPr>
+      <w:r>
+        <w:rPr>
+          <w:rFonts w:ascii="Courier New" w:cs="Courier New" w:eastAsia="Courier New" w:hAnsi="Courier New"/>
+          <w:sz w:val="16"/>
+          <w:szCs w:val="16"/>
+        </w:rPr>
+        <w:t xml:space="preserve">    id           BIGINT GENERATED ALWAYS AS IDENTITY,</w:t>
+      </w:r>
+    </w:p>
+    <w:p>
+      <w:pPr>
+        <w:shd w:val="clear" w:color="auto" w:fill="F2F2F2"/>
+        <w:spacing w:before="0" w:after="0" w:line="240" w:lineRule="auto"/>
+      </w:pPr>
+      <w:r>
+        <w:rPr>
+          <w:rFonts w:ascii="Courier New" w:cs="Courier New" w:eastAsia="Courier New" w:hAnsi="Courier New"/>
+          <w:sz w:val="16"/>
+          <w:szCs w:val="16"/>
+        </w:rPr>
+        <w:t xml:space="preserve">    lectura_id   BIGINT       NOT NULL,</w:t>
+      </w:r>
+    </w:p>
+    <w:p>
+      <w:pPr>
+        <w:shd w:val="clear" w:color="auto" w:fill="F2F2F2"/>
+        <w:spacing w:before="0" w:after="0" w:line="240" w:lineRule="auto"/>
+      </w:pPr>
+      <w:r>
+        <w:rPr>
+          <w:rFonts w:ascii="Courier New" w:cs="Courier New" w:eastAsia="Courier New" w:hAnsi="Courier New"/>
+          <w:sz w:val="16"/>
+          <w:szCs w:val="16"/>
+        </w:rPr>
+        <w:t xml:space="preserve">    tipo         VARCHAR(10)  NOT NULL,</w:t>
+      </w:r>
+    </w:p>
+    <w:p>
+      <w:pPr>
+        <w:shd w:val="clear" w:color="auto" w:fill="F2F2F2"/>
+        <w:spacing w:before="0" w:after="0" w:line="240" w:lineRule="auto"/>
+      </w:pPr>
+      <w:r>
+        <w:rPr>
+          <w:rFonts w:ascii="Courier New" w:cs="Courier New" w:eastAsia="Courier New" w:hAnsi="Courier New"/>
+          <w:sz w:val="16"/>
+          <w:szCs w:val="16"/>
+        </w:rPr>
+        <w:t xml:space="preserve">    nivel        VARCHAR(12)  NOT NULL,</w:t>
+      </w:r>
+    </w:p>
+    <w:p>
+      <w:pPr>
+        <w:shd w:val="clear" w:color="auto" w:fill="F2F2F2"/>
+        <w:spacing w:before="0" w:after="0" w:line="240" w:lineRule="auto"/>
+      </w:pPr>
+      <w:r>
+        <w:rPr>
+          <w:rFonts w:ascii="Courier New" w:cs="Courier New" w:eastAsia="Courier New" w:hAnsi="Courier New"/>
+          <w:sz w:val="16"/>
+          <w:szCs w:val="16"/>
+        </w:rPr>
+        <w:t xml:space="preserve">    mensaje      VARCHAR(255) NOT NULL,</w:t>
+      </w:r>
+    </w:p>
+    <w:p>
+      <w:pPr>
+        <w:shd w:val="clear" w:color="auto" w:fill="F2F2F2"/>
+        <w:spacing w:before="0" w:after="0" w:line="240" w:lineRule="auto"/>
+      </w:pPr>
+      <w:r>
+        <w:rPr>
+          <w:rFonts w:ascii="Courier New" w:cs="Courier New" w:eastAsia="Courier New" w:hAnsi="Courier New"/>
+          <w:sz w:val="16"/>
+          <w:szCs w:val="16"/>
+        </w:rPr>
+        <w:t xml:space="preserve">    generada_en  TIMESTAMPTZ  NOT NULL DEFAULT now(),</w:t>
+      </w:r>
+    </w:p>
+    <w:p>
+      <w:pPr>
+        <w:shd w:val="clear" w:color="auto" w:fill="F2F2F2"/>
+        <w:spacing w:before="0" w:after="0" w:line="240" w:lineRule="auto"/>
+      </w:pPr>
+      <w:r>
+        <w:rPr>
+          <w:rFonts w:ascii="Courier New" w:cs="Courier New" w:eastAsia="Courier New" w:hAnsi="Courier New"/>
+          <w:sz w:val="16"/>
+          <w:szCs w:val="16"/>
+        </w:rPr>
+        <w:t xml:space="preserve">    activo       BOOLEAN      NOT NULL DEFAULT TRUE,</w:t>
+      </w:r>
+    </w:p>
+    <w:p>
+      <w:pPr>
+        <w:shd w:val="clear" w:color="auto" w:fill="F2F2F2"/>
+        <w:spacing w:before="0" w:after="0" w:line="240" w:lineRule="auto"/>
+      </w:pPr>
+      <w:r>
+        <w:rPr>
+          <w:rFonts w:ascii="Courier New" w:cs="Courier New" w:eastAsia="Courier New" w:hAnsi="Courier New"/>
+          <w:sz w:val="16"/>
+          <w:szCs w:val="16"/>
+        </w:rPr>
+        <w:t xml:space="preserve">    CONSTRAINT pk_alerta         PRIMARY KEY (id),</w:t>
+      </w:r>
+    </w:p>
+    <w:p>
+      <w:pPr>
+        <w:shd w:val="clear" w:color="auto" w:fill="F2F2F2"/>
+        <w:spacing w:before="0" w:after="0" w:line="240" w:lineRule="auto"/>
+      </w:pPr>
+      <w:r>
+        <w:rPr>
+          <w:rFonts w:ascii="Courier New" w:cs="Courier New" w:eastAsia="Courier New" w:hAnsi="Courier New"/>
+          <w:sz w:val="16"/>
+          <w:szCs w:val="16"/>
+        </w:rPr>
+        <w:t xml:space="preserve">    CONSTRAINT fk_alerta_lectura FOREIGN KEY (lectura_id)</w:t>
+      </w:r>
+    </w:p>
+    <w:p>
+      <w:pPr>
+        <w:shd w:val="clear" w:color="auto" w:fill="F2F2F2"/>
+        <w:spacing w:before="0" w:after="0" w:line="240" w:lineRule="auto"/>
+      </w:pPr>
+      <w:r>
+        <w:rPr>
+          <w:rFonts w:ascii="Courier New" w:cs="Courier New" w:eastAsia="Courier New" w:hAnsi="Courier New"/>
+          <w:sz w:val="16"/>
+          <w:szCs w:val="16"/>
+        </w:rPr>
+        <w:t xml:space="preserve">        REFERENCES lectura (id) ON DELETE RESTRICT,</w:t>
+      </w:r>
+    </w:p>
+    <w:p>
+      <w:pPr>
+        <w:shd w:val="clear" w:color="auto" w:fill="F2F2F2"/>
+        <w:spacing w:before="0" w:after="0" w:line="240" w:lineRule="auto"/>
+      </w:pPr>
+      <w:r>
+        <w:rPr>
+          <w:rFonts w:ascii="Courier New" w:cs="Courier New" w:eastAsia="Courier New" w:hAnsi="Courier New"/>
+          <w:sz w:val="16"/>
+          <w:szCs w:val="16"/>
+        </w:rPr>
+        <w:t xml:space="preserve">    CONSTRAINT uq_alerta_lectura_tipo UNIQUE (lectura_id, tipo),</w:t>
+      </w:r>
+    </w:p>
+    <w:p>
+      <w:pPr>
+        <w:shd w:val="clear" w:color="auto" w:fill="F2F2F2"/>
+        <w:spacing w:before="0" w:after="0" w:line="240" w:lineRule="auto"/>
+      </w:pPr>
+      <w:r>
+        <w:rPr>
+          <w:rFonts w:ascii="Courier New" w:cs="Courier New" w:eastAsia="Courier New" w:hAnsi="Courier New"/>
+          <w:sz w:val="16"/>
+          <w:szCs w:val="16"/>
+        </w:rPr>
+        <w:t xml:space="preserve">    CONSTRAINT ck_alerta_tipo  CHECK (tipo IN ('UMBRAL', 'TENDENCIA')),</w:t>
+      </w:r>
+    </w:p>
+    <w:p>
+      <w:pPr>
+        <w:shd w:val="clear" w:color="auto" w:fill="F2F2F2"/>
+        <w:spacing w:before="0" w:after="0" w:line="240" w:lineRule="auto"/>
+      </w:pPr>
+      <w:r>
+        <w:rPr>
+          <w:rFonts w:ascii="Courier New" w:cs="Courier New" w:eastAsia="Courier New" w:hAnsi="Courier New"/>
+          <w:sz w:val="16"/>
+          <w:szCs w:val="16"/>
+        </w:rPr>
+        <w:t xml:space="preserve">    CONSTRAINT ck_alerta_nivel CHECK (nivel IN ('ADVERTENCIA', 'CRITICO'))</w:t>
+      </w:r>
+    </w:p>
+    <w:p>
+      <w:pPr>
+        <w:shd w:val="clear" w:color="auto" w:fill="F2F2F2"/>
+        <w:spacing w:before="0" w:after="0" w:line="240" w:lineRule="auto"/>
+      </w:pPr>
+      <w:r>
+        <w:rPr>
+          <w:rFonts w:ascii="Courier New" w:cs="Courier New" w:eastAsia="Courier New" w:hAnsi="Courier New"/>
+          <w:sz w:val="16"/>
+          <w:szCs w:val="16"/>
+        </w:rPr>
+        <w:t xml:space="preserve">);</w:t>
+      </w:r>
+    </w:p>
+    <w:p>
+      <w:pPr>
+        <w:shd w:val="clear" w:color="auto" w:fill="F2F2F2"/>
+        <w:spacing w:before="0" w:after="0" w:line="240" w:lineRule="auto"/>
+      </w:pPr>
+    </w:p>
+    <w:p>
+      <w:pPr>
+        <w:shd w:val="clear" w:color="auto" w:fill="F2F2F2"/>
+        <w:spacing w:before="0" w:after="0" w:line="240" w:lineRule="auto"/>
+      </w:pPr>
+      <w:r>
+        <w:rPr>
+          <w:rFonts w:ascii="Courier New" w:cs="Courier New" w:eastAsia="Courier New" w:hAnsi="Courier New"/>
+          <w:sz w:val="16"/>
+          <w:szCs w:val="16"/>
+        </w:rPr>
+        <w:t xml:space="preserve">-- Índices justificados.</w:t>
+      </w:r>
+    </w:p>
+    <w:p>
+      <w:pPr>
+        <w:shd w:val="clear" w:color="auto" w:fill="F2F2F2"/>
+        <w:spacing w:before="0" w:after="0" w:line="240" w:lineRule="auto"/>
+      </w:pPr>
+      <w:r>
+        <w:rPr>
+          <w:rFonts w:ascii="Courier New" w:cs="Courier New" w:eastAsia="Courier New" w:hAnsi="Courier New"/>
+          <w:sz w:val="16"/>
+          <w:szCs w:val="16"/>
+        </w:rPr>
+        <w:t xml:space="preserve">-- Los UNIQUE de lectura (sensor_id, fecha_hora), umbral (sensor_id, nivel) y</w:t>
+      </w:r>
+    </w:p>
+    <w:p>
+      <w:pPr>
+        <w:shd w:val="clear" w:color="auto" w:fill="F2F2F2"/>
+        <w:spacing w:before="0" w:after="0" w:line="240" w:lineRule="auto"/>
+      </w:pPr>
+      <w:r>
+        <w:rPr>
+          <w:rFonts w:ascii="Courier New" w:cs="Courier New" w:eastAsia="Courier New" w:hAnsi="Courier New"/>
+          <w:sz w:val="16"/>
+          <w:szCs w:val="16"/>
+        </w:rPr>
+        <w:t xml:space="preserve">-- alerta (lectura_id, tipo) ya crean un índice cuya primera columna es la FK, así</w:t>
+      </w:r>
+    </w:p>
+    <w:p>
+      <w:pPr>
+        <w:shd w:val="clear" w:color="auto" w:fill="F2F2F2"/>
+        <w:spacing w:before="0" w:after="0" w:line="240" w:lineRule="auto"/>
+      </w:pPr>
+      <w:r>
+        <w:rPr>
+          <w:rFonts w:ascii="Courier New" w:cs="Courier New" w:eastAsia="Courier New" w:hAnsi="Courier New"/>
+          <w:sz w:val="16"/>
+          <w:szCs w:val="16"/>
+        </w:rPr>
+        <w:t xml:space="preserve">-- que las FK sensor_id y lectura_id quedan indexadas sin índices adicionales.</w:t>
+      </w:r>
+    </w:p>
+    <w:p>
+      <w:pPr>
+        <w:shd w:val="clear" w:color="auto" w:fill="F2F2F2"/>
+        <w:spacing w:before="0" w:after="0" w:line="240" w:lineRule="auto"/>
+      </w:pPr>
+      <w:r>
+        <w:rPr>
+          <w:rFonts w:ascii="Courier New" w:cs="Courier New" w:eastAsia="Courier New" w:hAnsi="Courier New"/>
+          <w:sz w:val="16"/>
+          <w:szCs w:val="16"/>
+        </w:rPr>
+        <w:t xml:space="preserve">-- El de lectura también atiende la consulta de las últimas lecturas de un sensor</w:t>
+      </w:r>
+    </w:p>
+    <w:p>
+      <w:pPr>
+        <w:shd w:val="clear" w:color="auto" w:fill="F2F2F2"/>
+        <w:spacing w:before="0" w:after="0" w:line="240" w:lineRule="auto"/>
+      </w:pPr>
+      <w:r>
+        <w:rPr>
+          <w:rFonts w:ascii="Courier New" w:cs="Courier New" w:eastAsia="Courier New" w:hAnsi="Courier New"/>
+          <w:sz w:val="16"/>
+          <w:szCs w:val="16"/>
+        </w:rPr>
+        <w:t xml:space="preserve">-- (tendencia, RF-05), que debe cumplir el máximo de 5 s (AC-02).</w:t>
+      </w:r>
+    </w:p>
+    <w:p>
+      <w:pPr>
+        <w:shd w:val="clear" w:color="auto" w:fill="F2F2F2"/>
+        <w:spacing w:before="0" w:after="0" w:line="240" w:lineRule="auto"/>
+      </w:pPr>
+      <w:r>
+        <w:rPr>
+          <w:rFonts w:ascii="Courier New" w:cs="Courier New" w:eastAsia="Courier New" w:hAnsi="Courier New"/>
+          <w:sz w:val="16"/>
+          <w:szCs w:val="16"/>
+        </w:rPr>
+        <w:t xml:space="preserve">-- Solo falta uno: la lista de alertas activas, de la más reciente a la más antigua,</w:t>
+      </w:r>
+    </w:p>
+    <w:p>
+      <w:pPr>
+        <w:shd w:val="clear" w:color="auto" w:fill="F2F2F2"/>
+        <w:spacing w:before="0" w:after="0" w:line="240" w:lineRule="auto"/>
+      </w:pPr>
+      <w:r>
+        <w:rPr>
+          <w:rFonts w:ascii="Courier New" w:cs="Courier New" w:eastAsia="Courier New" w:hAnsi="Courier New"/>
+          <w:sz w:val="16"/>
+          <w:szCs w:val="16"/>
+        </w:rPr>
+        <w:t xml:space="preserve">-- que consulta el técnico (HU-03). Es parcial (solo activas) para que sea más pequeño.</w:t>
+      </w:r>
+    </w:p>
+    <w:p>
+      <w:pPr>
+        <w:shd w:val="clear" w:color="auto" w:fill="F2F2F2"/>
+        <w:spacing w:before="0" w:after="0" w:line="240" w:lineRule="auto"/>
+      </w:pPr>
+      <w:r>
+        <w:rPr>
+          <w:rFonts w:ascii="Courier New" w:cs="Courier New" w:eastAsia="Courier New" w:hAnsi="Courier New"/>
+          <w:sz w:val="16"/>
+          <w:szCs w:val="16"/>
+        </w:rPr>
+        <w:t xml:space="preserve">CREATE INDEX idx_alerta_activas_recientes</w:t>
+      </w:r>
+    </w:p>
+    <w:p>
+      <w:pPr>
+        <w:shd w:val="clear" w:color="auto" w:fill="F2F2F2"/>
+        <w:spacing w:before="0" w:after="0" w:line="240" w:lineRule="auto"/>
+      </w:pPr>
+      <w:r>
+        <w:rPr>
+          <w:rFonts w:ascii="Courier New" w:cs="Courier New" w:eastAsia="Courier New" w:hAnsi="Courier New"/>
+          <w:sz w:val="16"/>
+          <w:szCs w:val="16"/>
+        </w:rPr>
+        <w:t xml:space="preserve">    ON alerta (generada_en DESC)</w:t>
+      </w:r>
+    </w:p>
+    <w:p>
+      <w:pPr>
+        <w:shd w:val="clear" w:color="auto" w:fill="F2F2F2"/>
+        <w:spacing w:before="0" w:after="0" w:line="240" w:lineRule="auto"/>
+      </w:pPr>
+      <w:r>
+        <w:rPr>
+          <w:rFonts w:ascii="Courier New" w:cs="Courier New" w:eastAsia="Courier New" w:hAnsi="Courier New"/>
+          <w:sz w:val="16"/>
+          <w:szCs w:val="16"/>
+        </w:rPr>
+        <w:t xml:space="preserve">    WHERE activo;</w:t>
+      </w:r>
+    </w:p>
     <w:sectPr>
       <w:footerReference w:type="default" r:id="rId7"/>
-      <w:pgSz w:w="16838" w:h="11906" w:orient="landscape"/>
+      <w:pgSz w:w="11906" w:h="16838" w:orient="portrait"/>
       <w:pgMar w:top="1440" w:right="1440" w:bottom="1440" w:left="1440" w:header="708" w:footer="708" w:gutter="0"/>
       <w:pgNumType/>
       <w:docGrid w:linePitch="360"/>

--- a/docs/DAS.docx
+++ b/docs/DAS.docx
@@ -88,7 +88,7 @@
           <w:sz w:val="24"/>
           <w:szCs w:val="24"/>
         </w:rPr>
-        <w:t xml:space="preserve">Versión del documento: 0.4 — Fecha: 17/10/2026</w:t>
+        <w:t xml:space="preserve">Versión del documento: 0.5 — Fecha: 24/10/2026</w:t>
       </w:r>
     </w:p>
     <w:p>
@@ -8217,12 +8217,2547 @@
     </w:p>
     <w:p>
       <w:pPr>
+        <w:pStyle w:val="Heading2"/>
+        <w:keepNext/>
+        <w:spacing w:after="120" w:before="250"/>
+      </w:pPr>
+      <w:r>
+        <w:t xml:space="preserve">3.5 Vista de Despliegue — Diagrama UML de despliegue</w:t>
+      </w:r>
+    </w:p>
+    <w:p>
+      <w:pPr>
+        <w:keepNext/>
+        <w:spacing w:after="160" w:line="276"/>
+        <w:jc w:val="both"/>
+      </w:pPr>
+      <w:r>
+        <w:rPr>
+          <w:rFonts w:ascii="Arial" w:cs="Arial" w:eastAsia="Arial" w:hAnsi="Arial"/>
+          <w:sz w:val="24"/>
+          <w:szCs w:val="24"/>
+        </w:rPr>
+        <w:t xml:space="preserve">Muestra dónde se ejecuta cada pieza del sistema: los equipos (nodos), el software que corre en cada uno, los puertos que escuchan y por dónde viaja la información entre ellos.</w:t>
+      </w:r>
+    </w:p>
+    <w:p>
+      <w:pPr>
+        <w:keepNext/>
+        <w:spacing w:before="120" w:after="80"/>
+        <w:jc w:val="center"/>
+      </w:pPr>
+      <w:r>
+        <w:drawing>
+          <wp:inline distT="0" distB="0" distL="0" distR="0">
+            <wp:extent cx="7589520" cy="4232811"/>
+            <wp:docPr id="105" name="Vista de Despliegue" descr="Diagrama UML de despliegue: un servidor de la aplicación ejecuta la API Java en el puerto 8080, la base PostgreSQL 18 en un contenedor Docker en el puerto 5432 y la aplicación web React en el puerto 5173; el celular receptor reenvía los SMS por HTTPS a la API, y la API envía alertas al servidor de correo por SMTP y a Telegram por HTTPS."/>
+            <wp:cNvGraphicFramePr>
+              <a:graphicFrameLocks xmlns:a="http://schemas.openxmlformats.org/drawingml/2006/main" noChangeAspect="1"/>
+            </wp:cNvGraphicFramePr>
+            <a:graphic xmlns:a="http://schemas.openxmlformats.org/drawingml/2006/main">
+              <a:graphicData uri="http://schemas.openxmlformats.org/drawingml/2006/picture">
+                <pic:pic xmlns:pic="http://schemas.openxmlformats.org/drawingml/2006/picture">
+                  <pic:nvPicPr>
+                    <pic:cNvPr id="105" name="Vista de Despliegue"/>
+                    <pic:cNvPicPr/>
+                  </pic:nvPicPr>
+                  <pic:blipFill>
+                    <a:blip r:embed="rId13"/>
+                    <a:stretch>
+                      <a:fillRect/>
+                    </a:stretch>
+                  </pic:blipFill>
+                  <pic:spPr>
+                    <a:xfrm>
+                      <a:off x="0" y="0"/>
+                      <a:ext cx="7589520" cy="4232811"/>
+                    </a:xfrm>
+                    <a:prstGeom prst="rect">
+                      <a:avLst/>
+                    </a:prstGeom>
+                  </pic:spPr>
+                </pic:pic>
+              </a:graphicData>
+            </a:graphic>
+          </wp:inline>
+        </w:drawing>
+      </w:r>
+    </w:p>
+    <w:p>
+      <w:pPr>
+        <w:spacing w:after="200" w:line="276"/>
+        <w:jc w:val="center"/>
+      </w:pPr>
+      <w:r>
+        <w:rPr>
+          <w:rFonts w:ascii="Arial" w:cs="Arial" w:eastAsia="Arial" w:hAnsi="Arial"/>
+          <w:i/>
+          <w:iCs/>
+          <w:sz w:val="20"/>
+          <w:szCs w:val="20"/>
+        </w:rPr>
+        <w:t xml:space="preserve">Diagrama UML de despliegue de la Vista de Despliegue</w:t>
+      </w:r>
+    </w:p>
+    <w:p>
+      <w:pPr>
+        <w:keepNext/>
+        <w:spacing w:after="100" w:line="276"/>
+        <w:jc w:val="both"/>
+      </w:pPr>
+      <w:r>
+        <w:rPr>
+          <w:rFonts w:ascii="Arial" w:cs="Arial" w:eastAsia="Arial" w:hAnsi="Arial"/>
+          <w:b/>
+          <w:bCs/>
+          <w:sz w:val="24"/>
+          <w:szCs w:val="24"/>
+        </w:rPr>
+        <w:t xml:space="preserve">Leyenda</w:t>
+      </w:r>
+    </w:p>
+    <w:tbl>
+      <w:tblPr>
+        <w:tblW w:type="dxa" w:w="13958"/>
+        <w:tblBorders>
+          <w:top w:val="single" w:color="auto" w:sz="4"/>
+          <w:left w:val="single" w:color="auto" w:sz="4"/>
+          <w:bottom w:val="single" w:color="auto" w:sz="4"/>
+          <w:right w:val="single" w:color="auto" w:sz="4"/>
+          <w:insideH w:val="single" w:color="auto" w:sz="4"/>
+          <w:insideV w:val="single" w:color="auto" w:sz="4"/>
+        </w:tblBorders>
+      </w:tblPr>
+      <w:tblGrid>
+        <w:gridCol w:w="4600"/>
+        <w:gridCol w:w="9358"/>
+      </w:tblGrid>
+      <w:tr>
+        <w:trPr>
+          <w:cantSplit/>
+          <w:tblHeader/>
+        </w:trPr>
+        <w:tc>
+          <w:tcPr>
+            <w:tcW w:type="dxa" w:w="4600"/>
+            <w:shd w:fill="1F4E79" w:val="clear"/>
+            <w:tcMar>
+              <w:top w:type="dxa" w:w="80"/>
+              <w:left w:type="dxa" w:w="100"/>
+              <w:bottom w:type="dxa" w:w="80"/>
+              <w:right w:type="dxa" w:w="100"/>
+            </w:tcMar>
+            <w:vAlign w:val="center"/>
+          </w:tcPr>
+          <w:p>
+            <w:pPr>
+              <w:keepNext/>
+            </w:pPr>
+            <w:r>
+              <w:rPr>
+                <w:rFonts w:ascii="Arial" w:cs="Arial" w:eastAsia="Arial" w:hAnsi="Arial"/>
+                <w:b/>
+                <w:bCs/>
+                <w:color w:val="FFFFFF"/>
+                <w:sz w:val="20"/>
+                <w:szCs w:val="20"/>
+              </w:rPr>
+              <w:t xml:space="preserve">Elemento del diagrama</w:t>
+            </w:r>
+          </w:p>
+        </w:tc>
+        <w:tc>
+          <w:tcPr>
+            <w:tcW w:type="dxa" w:w="9358"/>
+            <w:shd w:fill="1F4E79" w:val="clear"/>
+            <w:tcMar>
+              <w:top w:type="dxa" w:w="80"/>
+              <w:left w:type="dxa" w:w="100"/>
+              <w:bottom w:type="dxa" w:w="80"/>
+              <w:right w:type="dxa" w:w="100"/>
+            </w:tcMar>
+            <w:vAlign w:val="center"/>
+          </w:tcPr>
+          <w:p>
+            <w:pPr>
+              <w:keepNext/>
+            </w:pPr>
+            <w:r>
+              <w:rPr>
+                <w:rFonts w:ascii="Arial" w:cs="Arial" w:eastAsia="Arial" w:hAnsi="Arial"/>
+                <w:b/>
+                <w:bCs/>
+                <w:color w:val="FFFFFF"/>
+                <w:sz w:val="20"/>
+                <w:szCs w:val="20"/>
+              </w:rPr>
+              <w:t xml:space="preserve">Qué representa</w:t>
+            </w:r>
+          </w:p>
+        </w:tc>
+      </w:tr>
+      <w:tr>
+        <w:trPr>
+          <w:cantSplit/>
+        </w:trPr>
+        <w:tc>
+          <w:tcPr>
+            <w:tcW w:type="dxa" w:w="4600"/>
+            <w:tcMar>
+              <w:top w:type="dxa" w:w="80"/>
+              <w:left w:type="dxa" w:w="100"/>
+              <w:bottom w:type="dxa" w:w="80"/>
+              <w:right w:type="dxa" w:w="100"/>
+            </w:tcMar>
+            <w:vAlign w:val="top"/>
+          </w:tcPr>
+          <w:p>
+            <w:pPr>
+              <w:keepNext/>
+              <w:spacing w:after="60"/>
+            </w:pPr>
+            <w:r>
+              <w:rPr>
+                <w:rFonts w:ascii="Arial" w:cs="Arial" w:eastAsia="Arial" w:hAnsi="Arial"/>
+                <w:sz w:val="20"/>
+                <w:szCs w:val="20"/>
+              </w:rPr>
+              <w:t xml:space="preserve">Cajas en 3D (nodos)</w:t>
+            </w:r>
+          </w:p>
+        </w:tc>
+        <w:tc>
+          <w:tcPr>
+            <w:tcW w:type="dxa" w:w="9358"/>
+            <w:tcMar>
+              <w:top w:type="dxa" w:w="80"/>
+              <w:left w:type="dxa" w:w="100"/>
+              <w:bottom w:type="dxa" w:w="80"/>
+              <w:right w:type="dxa" w:w="100"/>
+            </w:tcMar>
+            <w:vAlign w:val="top"/>
+          </w:tcPr>
+          <w:p>
+            <w:pPr>
+              <w:keepNext/>
+              <w:spacing w:after="60"/>
+            </w:pPr>
+            <w:r>
+              <w:rPr>
+                <w:rFonts w:ascii="Arial" w:cs="Arial" w:eastAsia="Arial" w:hAnsi="Arial"/>
+                <w:sz w:val="20"/>
+                <w:szCs w:val="20"/>
+              </w:rPr>
+              <w:t xml:space="preserve">«dispositivo»: equipo físico. «entorno de ejecución»: software que ejecuta programas (JVM, Node.js, Docker).</w:t>
+            </w:r>
+          </w:p>
+        </w:tc>
+      </w:tr>
+      <w:tr>
+        <w:trPr>
+          <w:cantSplit/>
+        </w:trPr>
+        <w:tc>
+          <w:tcPr>
+            <w:tcW w:type="dxa" w:w="4600"/>
+            <w:tcMar>
+              <w:top w:type="dxa" w:w="80"/>
+              <w:left w:type="dxa" w:w="100"/>
+              <w:bottom w:type="dxa" w:w="80"/>
+              <w:right w:type="dxa" w:w="100"/>
+            </w:tcMar>
+            <w:vAlign w:val="top"/>
+          </w:tcPr>
+          <w:p>
+            <w:pPr>
+              <w:keepNext/>
+              <w:spacing w:after="60"/>
+            </w:pPr>
+            <w:r>
+              <w:rPr>
+                <w:rFonts w:ascii="Arial" w:cs="Arial" w:eastAsia="Arial" w:hAnsi="Arial"/>
+                <w:sz w:val="20"/>
+                <w:szCs w:val="20"/>
+              </w:rPr>
+              <w:t xml:space="preserve">Hoja con la esquina doblada y cilindro</w:t>
+            </w:r>
+          </w:p>
+        </w:tc>
+        <w:tc>
+          <w:tcPr>
+            <w:tcW w:type="dxa" w:w="9358"/>
+            <w:tcMar>
+              <w:top w:type="dxa" w:w="80"/>
+              <w:left w:type="dxa" w:w="100"/>
+              <w:bottom w:type="dxa" w:w="80"/>
+              <w:right w:type="dxa" w:w="100"/>
+            </w:tcMar>
+            <w:vAlign w:val="top"/>
+          </w:tcPr>
+          <w:p>
+            <w:pPr>
+              <w:keepNext/>
+              <w:spacing w:after="60"/>
+            </w:pPr>
+            <w:r>
+              <w:rPr>
+                <w:rFonts w:ascii="Arial" w:cs="Arial" w:eastAsia="Arial" w:hAnsi="Arial"/>
+                <w:sz w:val="20"/>
+                <w:szCs w:val="20"/>
+              </w:rPr>
+              <w:t xml:space="preserve">Artefacto: archivo o programa que corre en un nodo (el .jar de la API, la aplicación web, la app de reenvío de SMS). El cilindro es la base de datos PostgreSQL 18.</w:t>
+            </w:r>
+          </w:p>
+        </w:tc>
+      </w:tr>
+      <w:tr>
+        <w:trPr>
+          <w:cantSplit/>
+        </w:trPr>
+        <w:tc>
+          <w:tcPr>
+            <w:tcW w:type="dxa" w:w="4600"/>
+            <w:tcMar>
+              <w:top w:type="dxa" w:w="80"/>
+              <w:left w:type="dxa" w:w="100"/>
+              <w:bottom w:type="dxa" w:w="80"/>
+              <w:right w:type="dxa" w:w="100"/>
+            </w:tcMar>
+            <w:vAlign w:val="top"/>
+          </w:tcPr>
+          <w:p>
+            <w:pPr>
+              <w:keepNext/>
+              <w:spacing w:after="60"/>
+            </w:pPr>
+            <w:r>
+              <w:rPr>
+                <w:rFonts w:ascii="Arial" w:cs="Arial" w:eastAsia="Arial" w:hAnsi="Arial"/>
+                <w:sz w:val="20"/>
+                <w:szCs w:val="20"/>
+              </w:rPr>
+              <w:t xml:space="preserve">«dispositivo externo» y «sistema externo»</w:t>
+            </w:r>
+          </w:p>
+        </w:tc>
+        <w:tc>
+          <w:tcPr>
+            <w:tcW w:type="dxa" w:w="9358"/>
+            <w:tcMar>
+              <w:top w:type="dxa" w:w="80"/>
+              <w:left w:type="dxa" w:w="100"/>
+              <w:bottom w:type="dxa" w:w="80"/>
+              <w:right w:type="dxa" w:w="100"/>
+            </w:tcMar>
+            <w:vAlign w:val="top"/>
+          </w:tcPr>
+          <w:p>
+            <w:pPr>
+              <w:keepNext/>
+              <w:spacing w:after="60"/>
+            </w:pPr>
+            <w:r>
+              <w:rPr>
+                <w:rFonts w:ascii="Arial" w:cs="Arial" w:eastAsia="Arial" w:hAnsi="Arial"/>
+                <w:sz w:val="20"/>
+                <w:szCs w:val="20"/>
+              </w:rPr>
+              <w:t xml:space="preserve">Los mismos elementos externos de las vistas 3.1 y 3.2: no se controlan.</w:t>
+            </w:r>
+          </w:p>
+        </w:tc>
+      </w:tr>
+      <w:tr>
+        <w:trPr>
+          <w:cantSplit/>
+        </w:trPr>
+        <w:tc>
+          <w:tcPr>
+            <w:tcW w:type="dxa" w:w="4600"/>
+            <w:tcMar>
+              <w:top w:type="dxa" w:w="80"/>
+              <w:left w:type="dxa" w:w="100"/>
+              <w:bottom w:type="dxa" w:w="80"/>
+              <w:right w:type="dxa" w:w="100"/>
+            </w:tcMar>
+            <w:vAlign w:val="top"/>
+          </w:tcPr>
+          <w:p>
+            <w:pPr>
+              <w:keepNext/>
+              <w:spacing w:after="60"/>
+            </w:pPr>
+            <w:r>
+              <w:rPr>
+                <w:rFonts w:ascii="Arial" w:cs="Arial" w:eastAsia="Arial" w:hAnsi="Arial"/>
+                <w:sz w:val="20"/>
+                <w:szCs w:val="20"/>
+              </w:rPr>
+              <w:t xml:space="preserve">Flecha con etiqueta</w:t>
+            </w:r>
+          </w:p>
+        </w:tc>
+        <w:tc>
+          <w:tcPr>
+            <w:tcW w:type="dxa" w:w="9358"/>
+            <w:tcMar>
+              <w:top w:type="dxa" w:w="80"/>
+              <w:left w:type="dxa" w:w="100"/>
+              <w:bottom w:type="dxa" w:w="80"/>
+              <w:right w:type="dxa" w:w="100"/>
+            </w:tcMar>
+            <w:vAlign w:val="top"/>
+          </w:tcPr>
+          <w:p>
+            <w:pPr>
+              <w:keepNext/>
+              <w:spacing w:after="60"/>
+            </w:pPr>
+            <w:r>
+              <w:rPr>
+                <w:rFonts w:ascii="Arial" w:cs="Arial" w:eastAsia="Arial" w:hAnsi="Arial"/>
+                <w:sz w:val="20"/>
+                <w:szCs w:val="20"/>
+              </w:rPr>
+              <w:t xml:space="preserve">Apunta hacia quien recibe la comunicación; la etiqueta indica el protocolo y el puerto TCP.</w:t>
+            </w:r>
+          </w:p>
+        </w:tc>
+      </w:tr>
+      <w:tr>
+        <w:trPr>
+          <w:cantSplit/>
+        </w:trPr>
+        <w:tc>
+          <w:tcPr>
+            <w:tcW w:type="dxa" w:w="4600"/>
+            <w:tcMar>
+              <w:top w:type="dxa" w:w="80"/>
+              <w:left w:type="dxa" w:w="100"/>
+              <w:bottom w:type="dxa" w:w="80"/>
+              <w:right w:type="dxa" w:w="100"/>
+            </w:tcMar>
+            <w:vAlign w:val="top"/>
+          </w:tcPr>
+          <w:p>
+            <w:pPr>
+              <w:keepNext/>
+              <w:spacing w:after="60"/>
+            </w:pPr>
+            <w:r>
+              <w:rPr>
+                <w:rFonts w:ascii="Arial" w:cs="Arial" w:eastAsia="Arial" w:hAnsi="Arial"/>
+                <w:sz w:val="20"/>
+                <w:szCs w:val="20"/>
+              </w:rPr>
+              <w:t xml:space="preserve">Recuadro inferior</w:t>
+            </w:r>
+          </w:p>
+        </w:tc>
+        <w:tc>
+          <w:tcPr>
+            <w:tcW w:type="dxa" w:w="9358"/>
+            <w:tcMar>
+              <w:top w:type="dxa" w:w="80"/>
+              <w:left w:type="dxa" w:w="100"/>
+              <w:bottom w:type="dxa" w:w="80"/>
+              <w:right w:type="dxa" w:w="100"/>
+            </w:tcMar>
+            <w:vAlign w:val="top"/>
+          </w:tcPr>
+          <w:p>
+            <w:pPr>
+              <w:keepNext/>
+              <w:spacing w:after="60"/>
+            </w:pPr>
+            <w:r>
+              <w:rPr>
+                <w:rFonts w:ascii="Arial" w:cs="Arial" w:eastAsia="Arial" w:hAnsi="Arial"/>
+                <w:sz w:val="20"/>
+                <w:szCs w:val="20"/>
+              </w:rPr>
+              <w:t xml:space="preserve">Nombres de las variables de entorno sensibles; nunca sus valores.</w:t>
+            </w:r>
+          </w:p>
+        </w:tc>
+      </w:tr>
+    </w:tbl>
+    <w:p>
+      <w:pPr>
+        <w:spacing w:after="120"/>
+      </w:pPr>
+    </w:p>
+    <w:p>
+      <w:pPr>
+        <w:keepNext/>
+        <w:spacing w:after="100" w:line="276"/>
+        <w:jc w:val="both"/>
+      </w:pPr>
+      <w:r>
+        <w:rPr>
+          <w:rFonts w:ascii="Arial" w:cs="Arial" w:eastAsia="Arial" w:hAnsi="Arial"/>
+          <w:b/>
+          <w:bCs/>
+          <w:sz w:val="24"/>
+          <w:szCs w:val="24"/>
+        </w:rPr>
+        <w:t xml:space="preserve">Variables de entorno sensibles</w:t>
+      </w:r>
+    </w:p>
+    <w:p>
+      <w:pPr>
+        <w:spacing w:after="160" w:line="276"/>
+        <w:jc w:val="both"/>
+      </w:pPr>
+      <w:r>
+        <w:rPr>
+          <w:rFonts w:ascii="Arial" w:cs="Arial" w:eastAsia="Arial" w:hAnsi="Arial"/>
+          <w:sz w:val="24"/>
+          <w:szCs w:val="24"/>
+        </w:rPr>
+        <w:t xml:space="preserve">Solo se escriben los nombres; los valores viven en el archivo .env, que Git ignora. El archivo .env.example trae los nombres con valores de ejemplo, incluidas las variables no secretas (host, puertos y nombre de la base, servidor SMTP y chat de Telegram).</w:t>
+      </w:r>
+    </w:p>
+    <w:tbl>
+      <w:tblPr>
+        <w:tblW w:type="dxa" w:w="13958"/>
+        <w:tblBorders>
+          <w:top w:val="single" w:color="auto" w:sz="4"/>
+          <w:left w:val="single" w:color="auto" w:sz="4"/>
+          <w:bottom w:val="single" w:color="auto" w:sz="4"/>
+          <w:right w:val="single" w:color="auto" w:sz="4"/>
+          <w:insideH w:val="single" w:color="auto" w:sz="4"/>
+          <w:insideV w:val="single" w:color="auto" w:sz="4"/>
+        </w:tblBorders>
+      </w:tblPr>
+      <w:tblGrid>
+        <w:gridCol w:w="3300"/>
+        <w:gridCol w:w="4958"/>
+        <w:gridCol w:w="3100"/>
+        <w:gridCol w:w="2600"/>
+      </w:tblGrid>
+      <w:tr>
+        <w:trPr>
+          <w:cantSplit/>
+          <w:tblHeader/>
+        </w:trPr>
+        <w:tc>
+          <w:tcPr>
+            <w:tcW w:type="dxa" w:w="3300"/>
+            <w:shd w:fill="1F4E79" w:val="clear"/>
+            <w:tcMar>
+              <w:top w:type="dxa" w:w="80"/>
+              <w:left w:type="dxa" w:w="100"/>
+              <w:bottom w:type="dxa" w:w="80"/>
+              <w:right w:type="dxa" w:w="100"/>
+            </w:tcMar>
+            <w:vAlign w:val="center"/>
+          </w:tcPr>
+          <w:p>
+            <w:pPr/>
+            <w:r>
+              <w:rPr>
+                <w:rFonts w:ascii="Arial" w:cs="Arial" w:eastAsia="Arial" w:hAnsi="Arial"/>
+                <w:b/>
+                <w:bCs/>
+                <w:color w:val="FFFFFF"/>
+                <w:sz w:val="20"/>
+                <w:szCs w:val="20"/>
+              </w:rPr>
+              <w:t xml:space="preserve">Variable</w:t>
+            </w:r>
+          </w:p>
+        </w:tc>
+        <w:tc>
+          <w:tcPr>
+            <w:tcW w:type="dxa" w:w="4958"/>
+            <w:shd w:fill="1F4E79" w:val="clear"/>
+            <w:tcMar>
+              <w:top w:type="dxa" w:w="80"/>
+              <w:left w:type="dxa" w:w="100"/>
+              <w:bottom w:type="dxa" w:w="80"/>
+              <w:right w:type="dxa" w:w="100"/>
+            </w:tcMar>
+            <w:vAlign w:val="center"/>
+          </w:tcPr>
+          <w:p>
+            <w:pPr/>
+            <w:r>
+              <w:rPr>
+                <w:rFonts w:ascii="Arial" w:cs="Arial" w:eastAsia="Arial" w:hAnsi="Arial"/>
+                <w:b/>
+                <w:bCs/>
+                <w:color w:val="FFFFFF"/>
+                <w:sz w:val="20"/>
+                <w:szCs w:val="20"/>
+              </w:rPr>
+              <w:t xml:space="preserve">Para qué sirve</w:t>
+            </w:r>
+          </w:p>
+        </w:tc>
+        <w:tc>
+          <w:tcPr>
+            <w:tcW w:type="dxa" w:w="3100"/>
+            <w:shd w:fill="1F4E79" w:val="clear"/>
+            <w:tcMar>
+              <w:top w:type="dxa" w:w="80"/>
+              <w:left w:type="dxa" w:w="100"/>
+              <w:bottom w:type="dxa" w:w="80"/>
+              <w:right w:type="dxa" w:w="100"/>
+            </w:tcMar>
+            <w:vAlign w:val="center"/>
+          </w:tcPr>
+          <w:p>
+            <w:pPr/>
+            <w:r>
+              <w:rPr>
+                <w:rFonts w:ascii="Arial" w:cs="Arial" w:eastAsia="Arial" w:hAnsi="Arial"/>
+                <w:b/>
+                <w:bCs/>
+                <w:color w:val="FFFFFF"/>
+                <w:sz w:val="20"/>
+                <w:szCs w:val="20"/>
+              </w:rPr>
+              <w:t xml:space="preserve">Quién la lee</w:t>
+            </w:r>
+          </w:p>
+        </w:tc>
+        <w:tc>
+          <w:tcPr>
+            <w:tcW w:type="dxa" w:w="2600"/>
+            <w:shd w:fill="1F4E79" w:val="clear"/>
+            <w:tcMar>
+              <w:top w:type="dxa" w:w="80"/>
+              <w:left w:type="dxa" w:w="100"/>
+              <w:bottom w:type="dxa" w:w="80"/>
+              <w:right w:type="dxa" w:w="100"/>
+            </w:tcMar>
+            <w:vAlign w:val="center"/>
+          </w:tcPr>
+          <w:p>
+            <w:pPr/>
+            <w:r>
+              <w:rPr>
+                <w:rFonts w:ascii="Arial" w:cs="Arial" w:eastAsia="Arial" w:hAnsi="Arial"/>
+                <w:b/>
+                <w:bCs/>
+                <w:color w:val="FFFFFF"/>
+                <w:sz w:val="20"/>
+                <w:szCs w:val="20"/>
+              </w:rPr>
+              <w:t xml:space="preserve">Estado</w:t>
+            </w:r>
+          </w:p>
+        </w:tc>
+      </w:tr>
+      <w:tr>
+        <w:trPr>
+          <w:cantSplit/>
+        </w:trPr>
+        <w:tc>
+          <w:tcPr>
+            <w:tcW w:type="dxa" w:w="3300"/>
+            <w:tcMar>
+              <w:top w:type="dxa" w:w="80"/>
+              <w:left w:type="dxa" w:w="100"/>
+              <w:bottom w:type="dxa" w:w="80"/>
+              <w:right w:type="dxa" w:w="100"/>
+            </w:tcMar>
+            <w:vAlign w:val="top"/>
+          </w:tcPr>
+          <w:p>
+            <w:pPr>
+              <w:spacing w:after="60"/>
+            </w:pPr>
+            <w:r>
+              <w:rPr>
+                <w:rFonts w:ascii="Arial" w:cs="Arial" w:eastAsia="Arial" w:hAnsi="Arial"/>
+                <w:sz w:val="20"/>
+                <w:szCs w:val="20"/>
+              </w:rPr>
+              <w:t xml:space="preserve">DB_USER y DB_PASSWORD</w:t>
+            </w:r>
+          </w:p>
+        </w:tc>
+        <w:tc>
+          <w:tcPr>
+            <w:tcW w:type="dxa" w:w="4958"/>
+            <w:tcMar>
+              <w:top w:type="dxa" w:w="80"/>
+              <w:left w:type="dxa" w:w="100"/>
+              <w:bottom w:type="dxa" w:w="80"/>
+              <w:right w:type="dxa" w:w="100"/>
+            </w:tcMar>
+            <w:vAlign w:val="top"/>
+          </w:tcPr>
+          <w:p>
+            <w:pPr>
+              <w:spacing w:after="60"/>
+            </w:pPr>
+            <w:r>
+              <w:rPr>
+                <w:rFonts w:ascii="Arial" w:cs="Arial" w:eastAsia="Arial" w:hAnsi="Arial"/>
+                <w:sz w:val="20"/>
+                <w:szCs w:val="20"/>
+              </w:rPr>
+              <w:t xml:space="preserve">Usuario y clave de PostgreSQL.</w:t>
+            </w:r>
+          </w:p>
+        </w:tc>
+        <w:tc>
+          <w:tcPr>
+            <w:tcW w:type="dxa" w:w="3100"/>
+            <w:tcMar>
+              <w:top w:type="dxa" w:w="80"/>
+              <w:left w:type="dxa" w:w="100"/>
+              <w:bottom w:type="dxa" w:w="80"/>
+              <w:right w:type="dxa" w:w="100"/>
+            </w:tcMar>
+            <w:vAlign w:val="top"/>
+          </w:tcPr>
+          <w:p>
+            <w:pPr>
+              <w:spacing w:after="60"/>
+            </w:pPr>
+            <w:r>
+              <w:rPr>
+                <w:rFonts w:ascii="Arial" w:cs="Arial" w:eastAsia="Arial" w:hAnsi="Arial"/>
+                <w:sz w:val="20"/>
+                <w:szCs w:val="20"/>
+              </w:rPr>
+              <w:t xml:space="preserve">La API y docker-compose.yml</w:t>
+            </w:r>
+          </w:p>
+        </w:tc>
+        <w:tc>
+          <w:tcPr>
+            <w:tcW w:type="dxa" w:w="2600"/>
+            <w:tcMar>
+              <w:top w:type="dxa" w:w="80"/>
+              <w:left w:type="dxa" w:w="100"/>
+              <w:bottom w:type="dxa" w:w="80"/>
+              <w:right w:type="dxa" w:w="100"/>
+            </w:tcMar>
+            <w:vAlign w:val="top"/>
+          </w:tcPr>
+          <w:p>
+            <w:pPr>
+              <w:spacing w:after="60"/>
+            </w:pPr>
+            <w:r>
+              <w:rPr>
+                <w:rFonts w:ascii="Arial" w:cs="Arial" w:eastAsia="Arial" w:hAnsi="Arial"/>
+                <w:sz w:val="20"/>
+                <w:szCs w:val="20"/>
+              </w:rPr>
+              <w:t xml:space="preserve">En uso</w:t>
+            </w:r>
+          </w:p>
+        </w:tc>
+      </w:tr>
+      <w:tr>
+        <w:trPr>
+          <w:cantSplit/>
+        </w:trPr>
+        <w:tc>
+          <w:tcPr>
+            <w:tcW w:type="dxa" w:w="3300"/>
+            <w:tcMar>
+              <w:top w:type="dxa" w:w="80"/>
+              <w:left w:type="dxa" w:w="100"/>
+              <w:bottom w:type="dxa" w:w="80"/>
+              <w:right w:type="dxa" w:w="100"/>
+            </w:tcMar>
+            <w:vAlign w:val="top"/>
+          </w:tcPr>
+          <w:p>
+            <w:pPr>
+              <w:spacing w:after="60"/>
+            </w:pPr>
+            <w:r>
+              <w:rPr>
+                <w:rFonts w:ascii="Arial" w:cs="Arial" w:eastAsia="Arial" w:hAnsi="Arial"/>
+                <w:sz w:val="20"/>
+                <w:szCs w:val="20"/>
+              </w:rPr>
+              <w:t xml:space="preserve">JWT_SECRET</w:t>
+            </w:r>
+          </w:p>
+        </w:tc>
+        <w:tc>
+          <w:tcPr>
+            <w:tcW w:type="dxa" w:w="4958"/>
+            <w:tcMar>
+              <w:top w:type="dxa" w:w="80"/>
+              <w:left w:type="dxa" w:w="100"/>
+              <w:bottom w:type="dxa" w:w="80"/>
+              <w:right w:type="dxa" w:w="100"/>
+            </w:tcMar>
+            <w:vAlign w:val="top"/>
+          </w:tcPr>
+          <w:p>
+            <w:pPr>
+              <w:spacing w:after="60"/>
+            </w:pPr>
+            <w:r>
+              <w:rPr>
+                <w:rFonts w:ascii="Arial" w:cs="Arial" w:eastAsia="Arial" w:hAnsi="Arial"/>
+                <w:sz w:val="20"/>
+                <w:szCs w:val="20"/>
+              </w:rPr>
+              <w:t xml:space="preserve">Clave con la que la API firma y verifica los tokens JWT del administrador y del técnico.</w:t>
+            </w:r>
+          </w:p>
+        </w:tc>
+        <w:tc>
+          <w:tcPr>
+            <w:tcW w:type="dxa" w:w="3100"/>
+            <w:tcMar>
+              <w:top w:type="dxa" w:w="80"/>
+              <w:left w:type="dxa" w:w="100"/>
+              <w:bottom w:type="dxa" w:w="80"/>
+              <w:right w:type="dxa" w:w="100"/>
+            </w:tcMar>
+            <w:vAlign w:val="top"/>
+          </w:tcPr>
+          <w:p>
+            <w:pPr>
+              <w:spacing w:after="60"/>
+            </w:pPr>
+            <w:r>
+              <w:rPr>
+                <w:rFonts w:ascii="Arial" w:cs="Arial" w:eastAsia="Arial" w:hAnsi="Arial"/>
+                <w:sz w:val="20"/>
+                <w:szCs w:val="20"/>
+              </w:rPr>
+              <w:t xml:space="preserve">La API (Spring Security)</w:t>
+            </w:r>
+          </w:p>
+        </w:tc>
+        <w:tc>
+          <w:tcPr>
+            <w:tcW w:type="dxa" w:w="2600"/>
+            <w:tcMar>
+              <w:top w:type="dxa" w:w="80"/>
+              <w:left w:type="dxa" w:w="100"/>
+              <w:bottom w:type="dxa" w:w="80"/>
+              <w:right w:type="dxa" w:w="100"/>
+            </w:tcMar>
+            <w:vAlign w:val="top"/>
+          </w:tcPr>
+          <w:p>
+            <w:pPr>
+              <w:spacing w:after="60"/>
+            </w:pPr>
+            <w:r>
+              <w:rPr>
+                <w:rFonts w:ascii="Arial" w:cs="Arial" w:eastAsia="Arial" w:hAnsi="Arial"/>
+                <w:sz w:val="20"/>
+                <w:szCs w:val="20"/>
+              </w:rPr>
+              <w:t xml:space="preserve">Pendiente</w:t>
+            </w:r>
+          </w:p>
+        </w:tc>
+      </w:tr>
+      <w:tr>
+        <w:trPr>
+          <w:cantSplit/>
+        </w:trPr>
+        <w:tc>
+          <w:tcPr>
+            <w:tcW w:type="dxa" w:w="3300"/>
+            <w:tcMar>
+              <w:top w:type="dxa" w:w="80"/>
+              <w:left w:type="dxa" w:w="100"/>
+              <w:bottom w:type="dxa" w:w="80"/>
+              <w:right w:type="dxa" w:w="100"/>
+            </w:tcMar>
+            <w:vAlign w:val="top"/>
+          </w:tcPr>
+          <w:p>
+            <w:pPr>
+              <w:spacing w:after="60"/>
+            </w:pPr>
+            <w:r>
+              <w:rPr>
+                <w:rFonts w:ascii="Arial" w:cs="Arial" w:eastAsia="Arial" w:hAnsi="Arial"/>
+                <w:sz w:val="20"/>
+                <w:szCs w:val="20"/>
+              </w:rPr>
+              <w:t xml:space="preserve">WEBHOOK_SECRET</w:t>
+            </w:r>
+          </w:p>
+        </w:tc>
+        <w:tc>
+          <w:tcPr>
+            <w:tcW w:type="dxa" w:w="4958"/>
+            <w:tcMar>
+              <w:top w:type="dxa" w:w="80"/>
+              <w:left w:type="dxa" w:w="100"/>
+              <w:bottom w:type="dxa" w:w="80"/>
+              <w:right w:type="dxa" w:w="100"/>
+            </w:tcMar>
+            <w:vAlign w:val="top"/>
+          </w:tcPr>
+          <w:p>
+            <w:pPr>
+              <w:spacing w:after="60"/>
+            </w:pPr>
+            <w:r>
+              <w:rPr>
+                <w:rFonts w:ascii="Arial" w:cs="Arial" w:eastAsia="Arial" w:hAnsi="Arial"/>
+                <w:sz w:val="20"/>
+                <w:szCs w:val="20"/>
+              </w:rPr>
+              <w:t xml:space="preserve">Secreto compartido que el celular envía en la cabecera X-Webhook-Secret (ADR-002).</w:t>
+            </w:r>
+          </w:p>
+        </w:tc>
+        <w:tc>
+          <w:tcPr>
+            <w:tcW w:type="dxa" w:w="3100"/>
+            <w:tcMar>
+              <w:top w:type="dxa" w:w="80"/>
+              <w:left w:type="dxa" w:w="100"/>
+              <w:bottom w:type="dxa" w:w="80"/>
+              <w:right w:type="dxa" w:w="100"/>
+            </w:tcMar>
+            <w:vAlign w:val="top"/>
+          </w:tcPr>
+          <w:p>
+            <w:pPr>
+              <w:spacing w:after="60"/>
+            </w:pPr>
+            <w:r>
+              <w:rPr>
+                <w:rFonts w:ascii="Arial" w:cs="Arial" w:eastAsia="Arial" w:hAnsi="Arial"/>
+                <w:sz w:val="20"/>
+                <w:szCs w:val="20"/>
+              </w:rPr>
+              <w:t xml:space="preserve">La API y la app de reenvío</w:t>
+            </w:r>
+          </w:p>
+        </w:tc>
+        <w:tc>
+          <w:tcPr>
+            <w:tcW w:type="dxa" w:w="2600"/>
+            <w:tcMar>
+              <w:top w:type="dxa" w:w="80"/>
+              <w:left w:type="dxa" w:w="100"/>
+              <w:bottom w:type="dxa" w:w="80"/>
+              <w:right w:type="dxa" w:w="100"/>
+            </w:tcMar>
+            <w:vAlign w:val="top"/>
+          </w:tcPr>
+          <w:p>
+            <w:pPr>
+              <w:spacing w:after="60"/>
+            </w:pPr>
+            <w:r>
+              <w:rPr>
+                <w:rFonts w:ascii="Arial" w:cs="Arial" w:eastAsia="Arial" w:hAnsi="Arial"/>
+                <w:sz w:val="20"/>
+                <w:szCs w:val="20"/>
+              </w:rPr>
+              <w:t xml:space="preserve">Pendiente</w:t>
+            </w:r>
+          </w:p>
+        </w:tc>
+      </w:tr>
+      <w:tr>
+        <w:trPr>
+          <w:cantSplit/>
+        </w:trPr>
+        <w:tc>
+          <w:tcPr>
+            <w:tcW w:type="dxa" w:w="3300"/>
+            <w:tcMar>
+              <w:top w:type="dxa" w:w="80"/>
+              <w:left w:type="dxa" w:w="100"/>
+              <w:bottom w:type="dxa" w:w="80"/>
+              <w:right w:type="dxa" w:w="100"/>
+            </w:tcMar>
+            <w:vAlign w:val="top"/>
+          </w:tcPr>
+          <w:p>
+            <w:pPr>
+              <w:spacing w:after="60"/>
+            </w:pPr>
+            <w:r>
+              <w:rPr>
+                <w:rFonts w:ascii="Arial" w:cs="Arial" w:eastAsia="Arial" w:hAnsi="Arial"/>
+                <w:sz w:val="20"/>
+                <w:szCs w:val="20"/>
+              </w:rPr>
+              <w:t xml:space="preserve">SMTP_USER y SMTP_PASSWORD</w:t>
+            </w:r>
+          </w:p>
+        </w:tc>
+        <w:tc>
+          <w:tcPr>
+            <w:tcW w:type="dxa" w:w="4958"/>
+            <w:tcMar>
+              <w:top w:type="dxa" w:w="80"/>
+              <w:left w:type="dxa" w:w="100"/>
+              <w:bottom w:type="dxa" w:w="80"/>
+              <w:right w:type="dxa" w:w="100"/>
+            </w:tcMar>
+            <w:vAlign w:val="top"/>
+          </w:tcPr>
+          <w:p>
+            <w:pPr>
+              <w:spacing w:after="60"/>
+            </w:pPr>
+            <w:r>
+              <w:rPr>
+                <w:rFonts w:ascii="Arial" w:cs="Arial" w:eastAsia="Arial" w:hAnsi="Arial"/>
+                <w:sz w:val="20"/>
+                <w:szCs w:val="20"/>
+              </w:rPr>
+              <w:t xml:space="preserve">Credenciales del servidor de correo para enviar las alertas.</w:t>
+            </w:r>
+          </w:p>
+        </w:tc>
+        <w:tc>
+          <w:tcPr>
+            <w:tcW w:type="dxa" w:w="3100"/>
+            <w:tcMar>
+              <w:top w:type="dxa" w:w="80"/>
+              <w:left w:type="dxa" w:w="100"/>
+              <w:bottom w:type="dxa" w:w="80"/>
+              <w:right w:type="dxa" w:w="100"/>
+            </w:tcMar>
+            <w:vAlign w:val="top"/>
+          </w:tcPr>
+          <w:p>
+            <w:pPr>
+              <w:spacing w:after="60"/>
+            </w:pPr>
+            <w:r>
+              <w:rPr>
+                <w:rFonts w:ascii="Arial" w:cs="Arial" w:eastAsia="Arial" w:hAnsi="Arial"/>
+                <w:sz w:val="20"/>
+                <w:szCs w:val="20"/>
+              </w:rPr>
+              <w:t xml:space="preserve">La API (canal de correo)</w:t>
+            </w:r>
+          </w:p>
+        </w:tc>
+        <w:tc>
+          <w:tcPr>
+            <w:tcW w:type="dxa" w:w="2600"/>
+            <w:tcMar>
+              <w:top w:type="dxa" w:w="80"/>
+              <w:left w:type="dxa" w:w="100"/>
+              <w:bottom w:type="dxa" w:w="80"/>
+              <w:right w:type="dxa" w:w="100"/>
+            </w:tcMar>
+            <w:vAlign w:val="top"/>
+          </w:tcPr>
+          <w:p>
+            <w:pPr>
+              <w:spacing w:after="60"/>
+            </w:pPr>
+            <w:r>
+              <w:rPr>
+                <w:rFonts w:ascii="Arial" w:cs="Arial" w:eastAsia="Arial" w:hAnsi="Arial"/>
+                <w:sz w:val="20"/>
+                <w:szCs w:val="20"/>
+              </w:rPr>
+              <w:t xml:space="preserve">Pendiente</w:t>
+            </w:r>
+          </w:p>
+        </w:tc>
+      </w:tr>
+      <w:tr>
+        <w:trPr>
+          <w:cantSplit/>
+        </w:trPr>
+        <w:tc>
+          <w:tcPr>
+            <w:tcW w:type="dxa" w:w="3300"/>
+            <w:tcMar>
+              <w:top w:type="dxa" w:w="80"/>
+              <w:left w:type="dxa" w:w="100"/>
+              <w:bottom w:type="dxa" w:w="80"/>
+              <w:right w:type="dxa" w:w="100"/>
+            </w:tcMar>
+            <w:vAlign w:val="top"/>
+          </w:tcPr>
+          <w:p>
+            <w:pPr>
+              <w:spacing w:after="60"/>
+            </w:pPr>
+            <w:r>
+              <w:rPr>
+                <w:rFonts w:ascii="Arial" w:cs="Arial" w:eastAsia="Arial" w:hAnsi="Arial"/>
+                <w:sz w:val="20"/>
+                <w:szCs w:val="20"/>
+              </w:rPr>
+              <w:t xml:space="preserve">TELEGRAM_BOT_TOKEN</w:t>
+            </w:r>
+          </w:p>
+        </w:tc>
+        <w:tc>
+          <w:tcPr>
+            <w:tcW w:type="dxa" w:w="4958"/>
+            <w:tcMar>
+              <w:top w:type="dxa" w:w="80"/>
+              <w:left w:type="dxa" w:w="100"/>
+              <w:bottom w:type="dxa" w:w="80"/>
+              <w:right w:type="dxa" w:w="100"/>
+            </w:tcMar>
+            <w:vAlign w:val="top"/>
+          </w:tcPr>
+          <w:p>
+            <w:pPr>
+              <w:spacing w:after="60"/>
+            </w:pPr>
+            <w:r>
+              <w:rPr>
+                <w:rFonts w:ascii="Arial" w:cs="Arial" w:eastAsia="Arial" w:hAnsi="Arial"/>
+                <w:sz w:val="20"/>
+                <w:szCs w:val="20"/>
+              </w:rPr>
+              <w:t xml:space="preserve">Token del bot de Telegram que envía las alertas.</w:t>
+            </w:r>
+          </w:p>
+        </w:tc>
+        <w:tc>
+          <w:tcPr>
+            <w:tcW w:type="dxa" w:w="3100"/>
+            <w:tcMar>
+              <w:top w:type="dxa" w:w="80"/>
+              <w:left w:type="dxa" w:w="100"/>
+              <w:bottom w:type="dxa" w:w="80"/>
+              <w:right w:type="dxa" w:w="100"/>
+            </w:tcMar>
+            <w:vAlign w:val="top"/>
+          </w:tcPr>
+          <w:p>
+            <w:pPr>
+              <w:spacing w:after="60"/>
+            </w:pPr>
+            <w:r>
+              <w:rPr>
+                <w:rFonts w:ascii="Arial" w:cs="Arial" w:eastAsia="Arial" w:hAnsi="Arial"/>
+                <w:sz w:val="20"/>
+                <w:szCs w:val="20"/>
+              </w:rPr>
+              <w:t xml:space="preserve">La API (canal de Telegram)</w:t>
+            </w:r>
+          </w:p>
+        </w:tc>
+        <w:tc>
+          <w:tcPr>
+            <w:tcW w:type="dxa" w:w="2600"/>
+            <w:tcMar>
+              <w:top w:type="dxa" w:w="80"/>
+              <w:left w:type="dxa" w:w="100"/>
+              <w:bottom w:type="dxa" w:w="80"/>
+              <w:right w:type="dxa" w:w="100"/>
+            </w:tcMar>
+            <w:vAlign w:val="top"/>
+          </w:tcPr>
+          <w:p>
+            <w:pPr>
+              <w:spacing w:after="60"/>
+            </w:pPr>
+            <w:r>
+              <w:rPr>
+                <w:rFonts w:ascii="Arial" w:cs="Arial" w:eastAsia="Arial" w:hAnsi="Arial"/>
+                <w:sz w:val="20"/>
+                <w:szCs w:val="20"/>
+              </w:rPr>
+              <w:t xml:space="preserve">Pendiente</w:t>
+            </w:r>
+          </w:p>
+        </w:tc>
+      </w:tr>
+    </w:tbl>
+    <w:p>
+      <w:pPr>
+        <w:spacing w:after="120"/>
+      </w:pPr>
+    </w:p>
+    <w:p>
+      <w:pPr>
+        <w:keepNext/>
+        <w:spacing w:after="100" w:line="276"/>
+        <w:jc w:val="both"/>
+      </w:pPr>
+      <w:r>
+        <w:rPr>
+          <w:rFonts w:ascii="Arial" w:cs="Arial" w:eastAsia="Arial" w:hAnsi="Arial"/>
+          <w:b/>
+          <w:bCs/>
+          <w:sz w:val="24"/>
+          <w:szCs w:val="24"/>
+        </w:rPr>
+        <w:t xml:space="preserve">Nodos, artefactos y puertos</w:t>
+      </w:r>
+    </w:p>
+    <w:tbl>
+      <w:tblPr>
+        <w:tblW w:type="dxa" w:w="13958"/>
+        <w:tblBorders>
+          <w:top w:val="single" w:color="auto" w:sz="4"/>
+          <w:left w:val="single" w:color="auto" w:sz="4"/>
+          <w:bottom w:val="single" w:color="auto" w:sz="4"/>
+          <w:right w:val="single" w:color="auto" w:sz="4"/>
+          <w:insideH w:val="single" w:color="auto" w:sz="4"/>
+          <w:insideV w:val="single" w:color="auto" w:sz="4"/>
+        </w:tblBorders>
+      </w:tblPr>
+      <w:tblGrid>
+        <w:gridCol w:w="2200"/>
+        <w:gridCol w:w="2900"/>
+        <w:gridCol w:w="1500"/>
+        <w:gridCol w:w="2500"/>
+        <w:gridCol w:w="3358"/>
+        <w:gridCol w:w="1500"/>
+      </w:tblGrid>
+      <w:tr>
+        <w:trPr>
+          <w:cantSplit/>
+          <w:tblHeader/>
+        </w:trPr>
+        <w:tc>
+          <w:tcPr>
+            <w:tcW w:type="dxa" w:w="2200"/>
+            <w:shd w:fill="1F4E79" w:val="clear"/>
+            <w:tcMar>
+              <w:top w:type="dxa" w:w="80"/>
+              <w:left w:type="dxa" w:w="100"/>
+              <w:bottom w:type="dxa" w:w="80"/>
+              <w:right w:type="dxa" w:w="100"/>
+            </w:tcMar>
+            <w:vAlign w:val="center"/>
+          </w:tcPr>
+          <w:p>
+            <w:pPr/>
+            <w:r>
+              <w:rPr>
+                <w:rFonts w:ascii="Arial" w:cs="Arial" w:eastAsia="Arial" w:hAnsi="Arial"/>
+                <w:b/>
+                <w:bCs/>
+                <w:color w:val="FFFFFF"/>
+                <w:sz w:val="20"/>
+                <w:szCs w:val="20"/>
+              </w:rPr>
+              <w:t xml:space="preserve">Nodo</w:t>
+            </w:r>
+          </w:p>
+        </w:tc>
+        <w:tc>
+          <w:tcPr>
+            <w:tcW w:type="dxa" w:w="2900"/>
+            <w:shd w:fill="1F4E79" w:val="clear"/>
+            <w:tcMar>
+              <w:top w:type="dxa" w:w="80"/>
+              <w:left w:type="dxa" w:w="100"/>
+              <w:bottom w:type="dxa" w:w="80"/>
+              <w:right w:type="dxa" w:w="100"/>
+            </w:tcMar>
+            <w:vAlign w:val="center"/>
+          </w:tcPr>
+          <w:p>
+            <w:pPr/>
+            <w:r>
+              <w:rPr>
+                <w:rFonts w:ascii="Arial" w:cs="Arial" w:eastAsia="Arial" w:hAnsi="Arial"/>
+                <w:b/>
+                <w:bCs/>
+                <w:color w:val="FFFFFF"/>
+                <w:sz w:val="20"/>
+                <w:szCs w:val="20"/>
+              </w:rPr>
+              <w:t xml:space="preserve">Artefacto</w:t>
+            </w:r>
+          </w:p>
+        </w:tc>
+        <w:tc>
+          <w:tcPr>
+            <w:tcW w:type="dxa" w:w="1500"/>
+            <w:shd w:fill="1F4E79" w:val="clear"/>
+            <w:tcMar>
+              <w:top w:type="dxa" w:w="80"/>
+              <w:left w:type="dxa" w:w="100"/>
+              <w:bottom w:type="dxa" w:w="80"/>
+              <w:right w:type="dxa" w:w="100"/>
+            </w:tcMar>
+            <w:vAlign w:val="center"/>
+          </w:tcPr>
+          <w:p>
+            <w:pPr/>
+            <w:r>
+              <w:rPr>
+                <w:rFonts w:ascii="Arial" w:cs="Arial" w:eastAsia="Arial" w:hAnsi="Arial"/>
+                <w:b/>
+                <w:bCs/>
+                <w:color w:val="FFFFFF"/>
+                <w:sz w:val="20"/>
+                <w:szCs w:val="20"/>
+              </w:rPr>
+              <w:t xml:space="preserve">Puerto</w:t>
+            </w:r>
+          </w:p>
+        </w:tc>
+        <w:tc>
+          <w:tcPr>
+            <w:tcW w:type="dxa" w:w="2500"/>
+            <w:shd w:fill="1F4E79" w:val="clear"/>
+            <w:tcMar>
+              <w:top w:type="dxa" w:w="80"/>
+              <w:left w:type="dxa" w:w="100"/>
+              <w:bottom w:type="dxa" w:w="80"/>
+              <w:right w:type="dxa" w:w="100"/>
+            </w:tcMar>
+            <w:vAlign w:val="center"/>
+          </w:tcPr>
+          <w:p>
+            <w:pPr/>
+            <w:r>
+              <w:rPr>
+                <w:rFonts w:ascii="Arial" w:cs="Arial" w:eastAsia="Arial" w:hAnsi="Arial"/>
+                <w:b/>
+                <w:bCs/>
+                <w:color w:val="FFFFFF"/>
+                <w:sz w:val="20"/>
+                <w:szCs w:val="20"/>
+              </w:rPr>
+              <w:t xml:space="preserve">Quién se comunica con él</w:t>
+            </w:r>
+          </w:p>
+        </w:tc>
+        <w:tc>
+          <w:tcPr>
+            <w:tcW w:type="dxa" w:w="3358"/>
+            <w:shd w:fill="1F4E79" w:val="clear"/>
+            <w:tcMar>
+              <w:top w:type="dxa" w:w="80"/>
+              <w:left w:type="dxa" w:w="100"/>
+              <w:bottom w:type="dxa" w:w="80"/>
+              <w:right w:type="dxa" w:w="100"/>
+            </w:tcMar>
+            <w:vAlign w:val="center"/>
+          </w:tcPr>
+          <w:p>
+            <w:pPr/>
+            <w:r>
+              <w:rPr>
+                <w:rFonts w:ascii="Arial" w:cs="Arial" w:eastAsia="Arial" w:hAnsi="Arial"/>
+                <w:b/>
+                <w:bCs/>
+                <w:color w:val="FFFFFF"/>
+                <w:sz w:val="20"/>
+                <w:szCs w:val="20"/>
+              </w:rPr>
+              <w:t xml:space="preserve">Cómo se levanta (correspondencia)</w:t>
+            </w:r>
+          </w:p>
+        </w:tc>
+        <w:tc>
+          <w:tcPr>
+            <w:tcW w:type="dxa" w:w="1500"/>
+            <w:shd w:fill="1F4E79" w:val="clear"/>
+            <w:tcMar>
+              <w:top w:type="dxa" w:w="80"/>
+              <w:left w:type="dxa" w:w="100"/>
+              <w:bottom w:type="dxa" w:w="80"/>
+              <w:right w:type="dxa" w:w="100"/>
+            </w:tcMar>
+            <w:vAlign w:val="center"/>
+          </w:tcPr>
+          <w:p>
+            <w:pPr/>
+            <w:r>
+              <w:rPr>
+                <w:rFonts w:ascii="Arial" w:cs="Arial" w:eastAsia="Arial" w:hAnsi="Arial"/>
+                <w:b/>
+                <w:bCs/>
+                <w:color w:val="FFFFFF"/>
+                <w:sz w:val="20"/>
+                <w:szCs w:val="20"/>
+              </w:rPr>
+              <w:t xml:space="preserve">Estado</w:t>
+            </w:r>
+          </w:p>
+        </w:tc>
+      </w:tr>
+      <w:tr>
+        <w:trPr>
+          <w:cantSplit/>
+        </w:trPr>
+        <w:tc>
+          <w:tcPr>
+            <w:tcW w:type="dxa" w:w="2200"/>
+            <w:tcMar>
+              <w:top w:type="dxa" w:w="80"/>
+              <w:left w:type="dxa" w:w="100"/>
+              <w:bottom w:type="dxa" w:w="80"/>
+              <w:right w:type="dxa" w:w="100"/>
+            </w:tcMar>
+            <w:vAlign w:val="top"/>
+          </w:tcPr>
+          <w:p>
+            <w:pPr>
+              <w:spacing w:after="60"/>
+            </w:pPr>
+            <w:r>
+              <w:rPr>
+                <w:rFonts w:ascii="Arial" w:cs="Arial" w:eastAsia="Arial" w:hAnsi="Arial"/>
+                <w:sz w:val="20"/>
+                <w:szCs w:val="20"/>
+              </w:rPr>
+              <w:t xml:space="preserve">Celular receptor (externo)</w:t>
+            </w:r>
+          </w:p>
+        </w:tc>
+        <w:tc>
+          <w:tcPr>
+            <w:tcW w:type="dxa" w:w="2900"/>
+            <w:tcMar>
+              <w:top w:type="dxa" w:w="80"/>
+              <w:left w:type="dxa" w:w="100"/>
+              <w:bottom w:type="dxa" w:w="80"/>
+              <w:right w:type="dxa" w:w="100"/>
+            </w:tcMar>
+            <w:vAlign w:val="top"/>
+          </w:tcPr>
+          <w:p>
+            <w:pPr>
+              <w:spacing w:after="60"/>
+            </w:pPr>
+            <w:r>
+              <w:rPr>
+                <w:rFonts w:ascii="Arial" w:cs="Arial" w:eastAsia="Arial" w:hAnsi="Arial"/>
+                <w:sz w:val="20"/>
+                <w:szCs w:val="20"/>
+              </w:rPr>
+              <w:t xml:space="preserve">Aplicación de reenvío de SMS, de terceros y por elegir</w:t>
+            </w:r>
+          </w:p>
+        </w:tc>
+        <w:tc>
+          <w:tcPr>
+            <w:tcW w:type="dxa" w:w="1500"/>
+            <w:tcMar>
+              <w:top w:type="dxa" w:w="80"/>
+              <w:left w:type="dxa" w:w="100"/>
+              <w:bottom w:type="dxa" w:w="80"/>
+              <w:right w:type="dxa" w:w="100"/>
+            </w:tcMar>
+            <w:vAlign w:val="top"/>
+          </w:tcPr>
+          <w:p>
+            <w:pPr>
+              <w:spacing w:after="60"/>
+            </w:pPr>
+            <w:r>
+              <w:rPr>
+                <w:rFonts w:ascii="Arial" w:cs="Arial" w:eastAsia="Arial" w:hAnsi="Arial"/>
+                <w:sz w:val="20"/>
+                <w:szCs w:val="20"/>
+              </w:rPr>
+              <w:t xml:space="preserve">—</w:t>
+            </w:r>
+          </w:p>
+        </w:tc>
+        <w:tc>
+          <w:tcPr>
+            <w:tcW w:type="dxa" w:w="2500"/>
+            <w:tcMar>
+              <w:top w:type="dxa" w:w="80"/>
+              <w:left w:type="dxa" w:w="100"/>
+              <w:bottom w:type="dxa" w:w="80"/>
+              <w:right w:type="dxa" w:w="100"/>
+            </w:tcMar>
+            <w:vAlign w:val="top"/>
+          </w:tcPr>
+          <w:p>
+            <w:pPr>
+              <w:spacing w:after="60"/>
+            </w:pPr>
+            <w:r>
+              <w:rPr>
+                <w:rFonts w:ascii="Arial" w:cs="Arial" w:eastAsia="Arial" w:hAnsi="Arial"/>
+                <w:sz w:val="20"/>
+                <w:szCs w:val="20"/>
+              </w:rPr>
+              <w:t xml:space="preserve">Llama a la API por HTTPS (webhook)</w:t>
+            </w:r>
+          </w:p>
+        </w:tc>
+        <w:tc>
+          <w:tcPr>
+            <w:tcW w:type="dxa" w:w="3358"/>
+            <w:tcMar>
+              <w:top w:type="dxa" w:w="80"/>
+              <w:left w:type="dxa" w:w="100"/>
+              <w:bottom w:type="dxa" w:w="80"/>
+              <w:right w:type="dxa" w:w="100"/>
+            </w:tcMar>
+            <w:vAlign w:val="top"/>
+          </w:tcPr>
+          <w:p>
+            <w:pPr>
+              <w:spacing w:after="60"/>
+            </w:pPr>
+            <w:r>
+              <w:rPr>
+                <w:rFonts w:ascii="Arial" w:cs="Arial" w:eastAsia="Arial" w:hAnsi="Arial"/>
+                <w:sz w:val="20"/>
+                <w:szCs w:val="20"/>
+              </w:rPr>
+              <w:t xml:space="preserve">Fuera de nuestro control (ADR-001); en desarrollo se simula con Postman</w:t>
+            </w:r>
+          </w:p>
+        </w:tc>
+        <w:tc>
+          <w:tcPr>
+            <w:tcW w:type="dxa" w:w="1500"/>
+            <w:tcMar>
+              <w:top w:type="dxa" w:w="80"/>
+              <w:left w:type="dxa" w:w="100"/>
+              <w:bottom w:type="dxa" w:w="80"/>
+              <w:right w:type="dxa" w:w="100"/>
+            </w:tcMar>
+            <w:vAlign w:val="top"/>
+          </w:tcPr>
+          <w:p>
+            <w:pPr>
+              <w:spacing w:after="60"/>
+            </w:pPr>
+            <w:r>
+              <w:rPr>
+                <w:rFonts w:ascii="Arial" w:cs="Arial" w:eastAsia="Arial" w:hAnsi="Arial"/>
+                <w:sz w:val="20"/>
+                <w:szCs w:val="20"/>
+              </w:rPr>
+              <w:t xml:space="preserve">Externo</w:t>
+            </w:r>
+          </w:p>
+        </w:tc>
+      </w:tr>
+      <w:tr>
+        <w:trPr>
+          <w:cantSplit/>
+        </w:trPr>
+        <w:tc>
+          <w:tcPr>
+            <w:tcW w:type="dxa" w:w="2200"/>
+            <w:tcMar>
+              <w:top w:type="dxa" w:w="80"/>
+              <w:left w:type="dxa" w:w="100"/>
+              <w:bottom w:type="dxa" w:w="80"/>
+              <w:right w:type="dxa" w:w="100"/>
+            </w:tcMar>
+            <w:vAlign w:val="top"/>
+          </w:tcPr>
+          <w:p>
+            <w:pPr>
+              <w:spacing w:after="60"/>
+            </w:pPr>
+            <w:r>
+              <w:rPr>
+                <w:rFonts w:ascii="Arial" w:cs="Arial" w:eastAsia="Arial" w:hAnsi="Arial"/>
+                <w:sz w:val="20"/>
+                <w:szCs w:val="20"/>
+              </w:rPr>
+              <w:t xml:space="preserve">Servidor de la aplicación: JVM Java 21</w:t>
+            </w:r>
+          </w:p>
+        </w:tc>
+        <w:tc>
+          <w:tcPr>
+            <w:tcW w:type="dxa" w:w="2900"/>
+            <w:tcMar>
+              <w:top w:type="dxa" w:w="80"/>
+              <w:left w:type="dxa" w:w="100"/>
+              <w:bottom w:type="dxa" w:w="80"/>
+              <w:right w:type="dxa" w:w="100"/>
+            </w:tcMar>
+            <w:vAlign w:val="top"/>
+          </w:tcPr>
+          <w:p>
+            <w:pPr>
+              <w:spacing w:after="60"/>
+            </w:pPr>
+            <w:r>
+              <w:rPr>
+                <w:rFonts w:ascii="Arial" w:cs="Arial" w:eastAsia="Arial" w:hAnsi="Arial"/>
+                <w:sz w:val="20"/>
+                <w:szCs w:val="20"/>
+              </w:rPr>
+              <w:t xml:space="preserve">alerta-temprana-deslizamientos.jar (Spring Boot 4.1.x con Tomcat embebido)</w:t>
+            </w:r>
+          </w:p>
+        </w:tc>
+        <w:tc>
+          <w:tcPr>
+            <w:tcW w:type="dxa" w:w="1500"/>
+            <w:tcMar>
+              <w:top w:type="dxa" w:w="80"/>
+              <w:left w:type="dxa" w:w="100"/>
+              <w:bottom w:type="dxa" w:w="80"/>
+              <w:right w:type="dxa" w:w="100"/>
+            </w:tcMar>
+            <w:vAlign w:val="top"/>
+          </w:tcPr>
+          <w:p>
+            <w:pPr>
+              <w:spacing w:after="60"/>
+            </w:pPr>
+            <w:r>
+              <w:rPr>
+                <w:rFonts w:ascii="Arial" w:cs="Arial" w:eastAsia="Arial" w:hAnsi="Arial"/>
+                <w:sz w:val="20"/>
+                <w:szCs w:val="20"/>
+              </w:rPr>
+              <w:t xml:space="preserve">TCP 8080</w:t>
+            </w:r>
+          </w:p>
+        </w:tc>
+        <w:tc>
+          <w:tcPr>
+            <w:tcW w:type="dxa" w:w="2500"/>
+            <w:tcMar>
+              <w:top w:type="dxa" w:w="80"/>
+              <w:left w:type="dxa" w:w="100"/>
+              <w:bottom w:type="dxa" w:w="80"/>
+              <w:right w:type="dxa" w:w="100"/>
+            </w:tcMar>
+            <w:vAlign w:val="top"/>
+          </w:tcPr>
+          <w:p>
+            <w:pPr>
+              <w:spacing w:after="60"/>
+            </w:pPr>
+            <w:r>
+              <w:rPr>
+                <w:rFonts w:ascii="Arial" w:cs="Arial" w:eastAsia="Arial" w:hAnsi="Arial"/>
+                <w:sz w:val="20"/>
+                <w:szCs w:val="20"/>
+              </w:rPr>
+              <w:t xml:space="preserve">Aplicación web, celular receptor (webhook) y Postman</w:t>
+            </w:r>
+          </w:p>
+        </w:tc>
+        <w:tc>
+          <w:tcPr>
+            <w:tcW w:type="dxa" w:w="3358"/>
+            <w:tcMar>
+              <w:top w:type="dxa" w:w="80"/>
+              <w:left w:type="dxa" w:w="100"/>
+              <w:bottom w:type="dxa" w:w="80"/>
+              <w:right w:type="dxa" w:w="100"/>
+            </w:tcMar>
+            <w:vAlign w:val="top"/>
+          </w:tcPr>
+          <w:p>
+            <w:pPr>
+              <w:spacing w:after="60"/>
+            </w:pPr>
+            <w:r>
+              <w:rPr>
+                <w:rFonts w:ascii="Arial" w:cs="Arial" w:eastAsia="Arial" w:hAnsi="Arial"/>
+                <w:sz w:val="20"/>
+                <w:szCs w:val="20"/>
+              </w:rPr>
+              <w:t xml:space="preserve">Con el Maven Wrapper: mvnw spring-boot:run (README, paso 3), con application.yml y el archivo .env</w:t>
+            </w:r>
+          </w:p>
+        </w:tc>
+        <w:tc>
+          <w:tcPr>
+            <w:tcW w:type="dxa" w:w="1500"/>
+            <w:tcMar>
+              <w:top w:type="dxa" w:w="80"/>
+              <w:left w:type="dxa" w:w="100"/>
+              <w:bottom w:type="dxa" w:w="80"/>
+              <w:right w:type="dxa" w:w="100"/>
+            </w:tcMar>
+            <w:vAlign w:val="top"/>
+          </w:tcPr>
+          <w:p>
+            <w:pPr>
+              <w:spacing w:after="60"/>
+            </w:pPr>
+            <w:r>
+              <w:rPr>
+                <w:rFonts w:ascii="Arial" w:cs="Arial" w:eastAsia="Arial" w:hAnsi="Arial"/>
+                <w:sz w:val="20"/>
+                <w:szCs w:val="20"/>
+              </w:rPr>
+              <w:t xml:space="preserve">En el esqueleto</w:t>
+            </w:r>
+          </w:p>
+        </w:tc>
+      </w:tr>
+      <w:tr>
+        <w:trPr>
+          <w:cantSplit/>
+        </w:trPr>
+        <w:tc>
+          <w:tcPr>
+            <w:tcW w:type="dxa" w:w="2200"/>
+            <w:tcMar>
+              <w:top w:type="dxa" w:w="80"/>
+              <w:left w:type="dxa" w:w="100"/>
+              <w:bottom w:type="dxa" w:w="80"/>
+              <w:right w:type="dxa" w:w="100"/>
+            </w:tcMar>
+            <w:vAlign w:val="top"/>
+          </w:tcPr>
+          <w:p>
+            <w:pPr>
+              <w:spacing w:after="60"/>
+            </w:pPr>
+            <w:r>
+              <w:rPr>
+                <w:rFonts w:ascii="Arial" w:cs="Arial" w:eastAsia="Arial" w:hAnsi="Arial"/>
+                <w:sz w:val="20"/>
+                <w:szCs w:val="20"/>
+              </w:rPr>
+              <w:t xml:space="preserve">Servidor de la aplicación: Docker Engine, contenedor db</w:t>
+            </w:r>
+          </w:p>
+        </w:tc>
+        <w:tc>
+          <w:tcPr>
+            <w:tcW w:type="dxa" w:w="2900"/>
+            <w:tcMar>
+              <w:top w:type="dxa" w:w="80"/>
+              <w:left w:type="dxa" w:w="100"/>
+              <w:bottom w:type="dxa" w:w="80"/>
+              <w:right w:type="dxa" w:w="100"/>
+            </w:tcMar>
+            <w:vAlign w:val="top"/>
+          </w:tcPr>
+          <w:p>
+            <w:pPr>
+              <w:spacing w:after="60"/>
+            </w:pPr>
+            <w:r>
+              <w:rPr>
+                <w:rFonts w:ascii="Arial" w:cs="Arial" w:eastAsia="Arial" w:hAnsi="Arial"/>
+                <w:sz w:val="20"/>
+                <w:szCs w:val="20"/>
+              </w:rPr>
+              <w:t xml:space="preserve">PostgreSQL 18 (imagen postgres:18)</w:t>
+            </w:r>
+          </w:p>
+        </w:tc>
+        <w:tc>
+          <w:tcPr>
+            <w:tcW w:type="dxa" w:w="1500"/>
+            <w:tcMar>
+              <w:top w:type="dxa" w:w="80"/>
+              <w:left w:type="dxa" w:w="100"/>
+              <w:bottom w:type="dxa" w:w="80"/>
+              <w:right w:type="dxa" w:w="100"/>
+            </w:tcMar>
+            <w:vAlign w:val="top"/>
+          </w:tcPr>
+          <w:p>
+            <w:pPr>
+              <w:spacing w:after="60"/>
+            </w:pPr>
+            <w:r>
+              <w:rPr>
+                <w:rFonts w:ascii="Arial" w:cs="Arial" w:eastAsia="Arial" w:hAnsi="Arial"/>
+                <w:sz w:val="20"/>
+                <w:szCs w:val="20"/>
+              </w:rPr>
+              <w:t xml:space="preserve">TCP 5432, solo en 127.0.0.1</w:t>
+            </w:r>
+          </w:p>
+        </w:tc>
+        <w:tc>
+          <w:tcPr>
+            <w:tcW w:type="dxa" w:w="2500"/>
+            <w:tcMar>
+              <w:top w:type="dxa" w:w="80"/>
+              <w:left w:type="dxa" w:w="100"/>
+              <w:bottom w:type="dxa" w:w="80"/>
+              <w:right w:type="dxa" w:w="100"/>
+            </w:tcMar>
+            <w:vAlign w:val="top"/>
+          </w:tcPr>
+          <w:p>
+            <w:pPr>
+              <w:spacing w:after="60"/>
+            </w:pPr>
+            <w:r>
+              <w:rPr>
+                <w:rFonts w:ascii="Arial" w:cs="Arial" w:eastAsia="Arial" w:hAnsi="Arial"/>
+                <w:sz w:val="20"/>
+                <w:szCs w:val="20"/>
+              </w:rPr>
+              <w:t xml:space="preserve">Solo la API, por JDBC</w:t>
+            </w:r>
+          </w:p>
+        </w:tc>
+        <w:tc>
+          <w:tcPr>
+            <w:tcW w:type="dxa" w:w="3358"/>
+            <w:tcMar>
+              <w:top w:type="dxa" w:w="80"/>
+              <w:left w:type="dxa" w:w="100"/>
+              <w:bottom w:type="dxa" w:w="80"/>
+              <w:right w:type="dxa" w:w="100"/>
+            </w:tcMar>
+            <w:vAlign w:val="top"/>
+          </w:tcPr>
+          <w:p>
+            <w:pPr>
+              <w:spacing w:after="60"/>
+            </w:pPr>
+            <w:r>
+              <w:rPr>
+                <w:rFonts w:ascii="Arial" w:cs="Arial" w:eastAsia="Arial" w:hAnsi="Arial"/>
+                <w:sz w:val="20"/>
+                <w:szCs w:val="20"/>
+              </w:rPr>
+              <w:t xml:space="preserve">Servicio db de docker-compose.yml: docker compose up -d db (README, paso 2); o PostgreSQL 18 instalado en el equipo</w:t>
+            </w:r>
+          </w:p>
+        </w:tc>
+        <w:tc>
+          <w:tcPr>
+            <w:tcW w:type="dxa" w:w="1500"/>
+            <w:tcMar>
+              <w:top w:type="dxa" w:w="80"/>
+              <w:left w:type="dxa" w:w="100"/>
+              <w:bottom w:type="dxa" w:w="80"/>
+              <w:right w:type="dxa" w:w="100"/>
+            </w:tcMar>
+            <w:vAlign w:val="top"/>
+          </w:tcPr>
+          <w:p>
+            <w:pPr>
+              <w:spacing w:after="60"/>
+            </w:pPr>
+            <w:r>
+              <w:rPr>
+                <w:rFonts w:ascii="Arial" w:cs="Arial" w:eastAsia="Arial" w:hAnsi="Arial"/>
+                <w:sz w:val="20"/>
+                <w:szCs w:val="20"/>
+              </w:rPr>
+              <w:t xml:space="preserve">En el esqueleto</w:t>
+            </w:r>
+          </w:p>
+        </w:tc>
+      </w:tr>
+      <w:tr>
+        <w:trPr>
+          <w:cantSplit/>
+        </w:trPr>
+        <w:tc>
+          <w:tcPr>
+            <w:tcW w:type="dxa" w:w="2200"/>
+            <w:tcMar>
+              <w:top w:type="dxa" w:w="80"/>
+              <w:left w:type="dxa" w:w="100"/>
+              <w:bottom w:type="dxa" w:w="80"/>
+              <w:right w:type="dxa" w:w="100"/>
+            </w:tcMar>
+            <w:vAlign w:val="top"/>
+          </w:tcPr>
+          <w:p>
+            <w:pPr>
+              <w:spacing w:after="60"/>
+            </w:pPr>
+            <w:r>
+              <w:rPr>
+                <w:rFonts w:ascii="Arial" w:cs="Arial" w:eastAsia="Arial" w:hAnsi="Arial"/>
+                <w:sz w:val="20"/>
+                <w:szCs w:val="20"/>
+              </w:rPr>
+              <w:t xml:space="preserve">Servidor de la aplicación: Node.js 22 con Vite</w:t>
+            </w:r>
+          </w:p>
+        </w:tc>
+        <w:tc>
+          <w:tcPr>
+            <w:tcW w:type="dxa" w:w="2900"/>
+            <w:tcMar>
+              <w:top w:type="dxa" w:w="80"/>
+              <w:left w:type="dxa" w:w="100"/>
+              <w:bottom w:type="dxa" w:w="80"/>
+              <w:right w:type="dxa" w:w="100"/>
+            </w:tcMar>
+            <w:vAlign w:val="top"/>
+          </w:tcPr>
+          <w:p>
+            <w:pPr>
+              <w:spacing w:after="60"/>
+            </w:pPr>
+            <w:r>
+              <w:rPr>
+                <w:rFonts w:ascii="Arial" w:cs="Arial" w:eastAsia="Arial" w:hAnsi="Arial"/>
+                <w:sz w:val="20"/>
+                <w:szCs w:val="20"/>
+              </w:rPr>
+              <w:t xml:space="preserve">Aplicación web React 19</w:t>
+            </w:r>
+          </w:p>
+        </w:tc>
+        <w:tc>
+          <w:tcPr>
+            <w:tcW w:type="dxa" w:w="1500"/>
+            <w:tcMar>
+              <w:top w:type="dxa" w:w="80"/>
+              <w:left w:type="dxa" w:w="100"/>
+              <w:bottom w:type="dxa" w:w="80"/>
+              <w:right w:type="dxa" w:w="100"/>
+            </w:tcMar>
+            <w:vAlign w:val="top"/>
+          </w:tcPr>
+          <w:p>
+            <w:pPr>
+              <w:spacing w:after="60"/>
+            </w:pPr>
+            <w:r>
+              <w:rPr>
+                <w:rFonts w:ascii="Arial" w:cs="Arial" w:eastAsia="Arial" w:hAnsi="Arial"/>
+                <w:sz w:val="20"/>
+                <w:szCs w:val="20"/>
+              </w:rPr>
+              <w:t xml:space="preserve">TCP 5173</w:t>
+            </w:r>
+          </w:p>
+        </w:tc>
+        <w:tc>
+          <w:tcPr>
+            <w:tcW w:type="dxa" w:w="2500"/>
+            <w:tcMar>
+              <w:top w:type="dxa" w:w="80"/>
+              <w:left w:type="dxa" w:w="100"/>
+              <w:bottom w:type="dxa" w:w="80"/>
+              <w:right w:type="dxa" w:w="100"/>
+            </w:tcMar>
+            <w:vAlign w:val="top"/>
+          </w:tcPr>
+          <w:p>
+            <w:pPr>
+              <w:spacing w:after="60"/>
+            </w:pPr>
+            <w:r>
+              <w:rPr>
+                <w:rFonts w:ascii="Arial" w:cs="Arial" w:eastAsia="Arial" w:hAnsi="Arial"/>
+                <w:sz w:val="20"/>
+                <w:szCs w:val="20"/>
+              </w:rPr>
+              <w:t xml:space="preserve">Navegador del usuario, por HTTP</w:t>
+            </w:r>
+          </w:p>
+        </w:tc>
+        <w:tc>
+          <w:tcPr>
+            <w:tcW w:type="dxa" w:w="3358"/>
+            <w:tcMar>
+              <w:top w:type="dxa" w:w="80"/>
+              <w:left w:type="dxa" w:w="100"/>
+              <w:bottom w:type="dxa" w:w="80"/>
+              <w:right w:type="dxa" w:w="100"/>
+            </w:tcMar>
+            <w:vAlign w:val="top"/>
+          </w:tcPr>
+          <w:p>
+            <w:pPr>
+              <w:spacing w:after="60"/>
+            </w:pPr>
+            <w:r>
+              <w:rPr>
+                <w:rFonts w:ascii="Arial" w:cs="Arial" w:eastAsia="Arial" w:hAnsi="Arial"/>
+                <w:sz w:val="20"/>
+                <w:szCs w:val="20"/>
+              </w:rPr>
+              <w:t xml:space="preserve">npm run dev; se agrega con el corte vertical (aún no está en el repositorio)</w:t>
+            </w:r>
+          </w:p>
+        </w:tc>
+        <w:tc>
+          <w:tcPr>
+            <w:tcW w:type="dxa" w:w="1500"/>
+            <w:tcMar>
+              <w:top w:type="dxa" w:w="80"/>
+              <w:left w:type="dxa" w:w="100"/>
+              <w:bottom w:type="dxa" w:w="80"/>
+              <w:right w:type="dxa" w:w="100"/>
+            </w:tcMar>
+            <w:vAlign w:val="top"/>
+          </w:tcPr>
+          <w:p>
+            <w:pPr>
+              <w:spacing w:after="60"/>
+            </w:pPr>
+            <w:r>
+              <w:rPr>
+                <w:rFonts w:ascii="Arial" w:cs="Arial" w:eastAsia="Arial" w:hAnsi="Arial"/>
+                <w:sz w:val="20"/>
+                <w:szCs w:val="20"/>
+              </w:rPr>
+              <w:t xml:space="preserve">Pendiente</w:t>
+            </w:r>
+          </w:p>
+        </w:tc>
+      </w:tr>
+      <w:tr>
+        <w:trPr>
+          <w:cantSplit/>
+        </w:trPr>
+        <w:tc>
+          <w:tcPr>
+            <w:tcW w:type="dxa" w:w="2200"/>
+            <w:tcMar>
+              <w:top w:type="dxa" w:w="80"/>
+              <w:left w:type="dxa" w:w="100"/>
+              <w:bottom w:type="dxa" w:w="80"/>
+              <w:right w:type="dxa" w:w="100"/>
+            </w:tcMar>
+            <w:vAlign w:val="top"/>
+          </w:tcPr>
+          <w:p>
+            <w:pPr>
+              <w:spacing w:after="60"/>
+            </w:pPr>
+            <w:r>
+              <w:rPr>
+                <w:rFonts w:ascii="Arial" w:cs="Arial" w:eastAsia="Arial" w:hAnsi="Arial"/>
+                <w:sz w:val="20"/>
+                <w:szCs w:val="20"/>
+              </w:rPr>
+              <w:t xml:space="preserve">Computador del usuario</w:t>
+            </w:r>
+          </w:p>
+        </w:tc>
+        <w:tc>
+          <w:tcPr>
+            <w:tcW w:type="dxa" w:w="2900"/>
+            <w:tcMar>
+              <w:top w:type="dxa" w:w="80"/>
+              <w:left w:type="dxa" w:w="100"/>
+              <w:bottom w:type="dxa" w:w="80"/>
+              <w:right w:type="dxa" w:w="100"/>
+            </w:tcMar>
+            <w:vAlign w:val="top"/>
+          </w:tcPr>
+          <w:p>
+            <w:pPr>
+              <w:spacing w:after="60"/>
+            </w:pPr>
+            <w:r>
+              <w:rPr>
+                <w:rFonts w:ascii="Arial" w:cs="Arial" w:eastAsia="Arial" w:hAnsi="Arial"/>
+                <w:sz w:val="20"/>
+                <w:szCs w:val="20"/>
+              </w:rPr>
+              <w:t xml:space="preserve">Navegador web</w:t>
+            </w:r>
+          </w:p>
+        </w:tc>
+        <w:tc>
+          <w:tcPr>
+            <w:tcW w:type="dxa" w:w="1500"/>
+            <w:tcMar>
+              <w:top w:type="dxa" w:w="80"/>
+              <w:left w:type="dxa" w:w="100"/>
+              <w:bottom w:type="dxa" w:w="80"/>
+              <w:right w:type="dxa" w:w="100"/>
+            </w:tcMar>
+            <w:vAlign w:val="top"/>
+          </w:tcPr>
+          <w:p>
+            <w:pPr>
+              <w:spacing w:after="60"/>
+            </w:pPr>
+            <w:r>
+              <w:rPr>
+                <w:rFonts w:ascii="Arial" w:cs="Arial" w:eastAsia="Arial" w:hAnsi="Arial"/>
+                <w:sz w:val="20"/>
+                <w:szCs w:val="20"/>
+              </w:rPr>
+              <w:t xml:space="preserve">—</w:t>
+            </w:r>
+          </w:p>
+        </w:tc>
+        <w:tc>
+          <w:tcPr>
+            <w:tcW w:type="dxa" w:w="2500"/>
+            <w:tcMar>
+              <w:top w:type="dxa" w:w="80"/>
+              <w:left w:type="dxa" w:w="100"/>
+              <w:bottom w:type="dxa" w:w="80"/>
+              <w:right w:type="dxa" w:w="100"/>
+            </w:tcMar>
+            <w:vAlign w:val="top"/>
+          </w:tcPr>
+          <w:p>
+            <w:pPr>
+              <w:spacing w:after="60"/>
+            </w:pPr>
+            <w:r>
+              <w:rPr>
+                <w:rFonts w:ascii="Arial" w:cs="Arial" w:eastAsia="Arial" w:hAnsi="Arial"/>
+                <w:sz w:val="20"/>
+                <w:szCs w:val="20"/>
+              </w:rPr>
+              <w:t xml:space="preserve">Llama a la aplicación web</w:t>
+            </w:r>
+          </w:p>
+        </w:tc>
+        <w:tc>
+          <w:tcPr>
+            <w:tcW w:type="dxa" w:w="3358"/>
+            <w:tcMar>
+              <w:top w:type="dxa" w:w="80"/>
+              <w:left w:type="dxa" w:w="100"/>
+              <w:bottom w:type="dxa" w:w="80"/>
+              <w:right w:type="dxa" w:w="100"/>
+            </w:tcMar>
+            <w:vAlign w:val="top"/>
+          </w:tcPr>
+          <w:p>
+            <w:pPr>
+              <w:spacing w:after="60"/>
+            </w:pPr>
+            <w:r>
+              <w:rPr>
+                <w:rFonts w:ascii="Arial" w:cs="Arial" w:eastAsia="Arial" w:hAnsi="Arial"/>
+                <w:sz w:val="20"/>
+                <w:szCs w:val="20"/>
+              </w:rPr>
+              <w:t xml:space="preserve">No se instala nada propio</w:t>
+            </w:r>
+          </w:p>
+        </w:tc>
+        <w:tc>
+          <w:tcPr>
+            <w:tcW w:type="dxa" w:w="1500"/>
+            <w:tcMar>
+              <w:top w:type="dxa" w:w="80"/>
+              <w:left w:type="dxa" w:w="100"/>
+              <w:bottom w:type="dxa" w:w="80"/>
+              <w:right w:type="dxa" w:w="100"/>
+            </w:tcMar>
+            <w:vAlign w:val="top"/>
+          </w:tcPr>
+          <w:p>
+            <w:pPr>
+              <w:spacing w:after="60"/>
+            </w:pPr>
+            <w:r>
+              <w:rPr>
+                <w:rFonts w:ascii="Arial" w:cs="Arial" w:eastAsia="Arial" w:hAnsi="Arial"/>
+                <w:sz w:val="20"/>
+                <w:szCs w:val="20"/>
+              </w:rPr>
+              <w:t xml:space="preserve">Externo</w:t>
+            </w:r>
+          </w:p>
+        </w:tc>
+      </w:tr>
+      <w:tr>
+        <w:trPr>
+          <w:cantSplit/>
+        </w:trPr>
+        <w:tc>
+          <w:tcPr>
+            <w:tcW w:type="dxa" w:w="2200"/>
+            <w:tcMar>
+              <w:top w:type="dxa" w:w="80"/>
+              <w:left w:type="dxa" w:w="100"/>
+              <w:bottom w:type="dxa" w:w="80"/>
+              <w:right w:type="dxa" w:w="100"/>
+            </w:tcMar>
+            <w:vAlign w:val="top"/>
+          </w:tcPr>
+          <w:p>
+            <w:pPr>
+              <w:spacing w:after="60"/>
+            </w:pPr>
+            <w:r>
+              <w:rPr>
+                <w:rFonts w:ascii="Arial" w:cs="Arial" w:eastAsia="Arial" w:hAnsi="Arial"/>
+                <w:sz w:val="20"/>
+                <w:szCs w:val="20"/>
+              </w:rPr>
+              <w:t xml:space="preserve">Servidor de correo (externo)</w:t>
+            </w:r>
+          </w:p>
+        </w:tc>
+        <w:tc>
+          <w:tcPr>
+            <w:tcW w:type="dxa" w:w="2900"/>
+            <w:tcMar>
+              <w:top w:type="dxa" w:w="80"/>
+              <w:left w:type="dxa" w:w="100"/>
+              <w:bottom w:type="dxa" w:w="80"/>
+              <w:right w:type="dxa" w:w="100"/>
+            </w:tcMar>
+            <w:vAlign w:val="top"/>
+          </w:tcPr>
+          <w:p>
+            <w:pPr>
+              <w:spacing w:after="60"/>
+            </w:pPr>
+            <w:r>
+              <w:rPr>
+                <w:rFonts w:ascii="Arial" w:cs="Arial" w:eastAsia="Arial" w:hAnsi="Arial"/>
+                <w:sz w:val="20"/>
+                <w:szCs w:val="20"/>
+              </w:rPr>
+              <w:t xml:space="preserve">Servicio SMTP</w:t>
+            </w:r>
+          </w:p>
+        </w:tc>
+        <w:tc>
+          <w:tcPr>
+            <w:tcW w:type="dxa" w:w="1500"/>
+            <w:tcMar>
+              <w:top w:type="dxa" w:w="80"/>
+              <w:left w:type="dxa" w:w="100"/>
+              <w:bottom w:type="dxa" w:w="80"/>
+              <w:right w:type="dxa" w:w="100"/>
+            </w:tcMar>
+            <w:vAlign w:val="top"/>
+          </w:tcPr>
+          <w:p>
+            <w:pPr>
+              <w:spacing w:after="60"/>
+            </w:pPr>
+            <w:r>
+              <w:rPr>
+                <w:rFonts w:ascii="Arial" w:cs="Arial" w:eastAsia="Arial" w:hAnsi="Arial"/>
+                <w:sz w:val="20"/>
+                <w:szCs w:val="20"/>
+              </w:rPr>
+              <w:t xml:space="preserve">TCP 587</w:t>
+            </w:r>
+          </w:p>
+        </w:tc>
+        <w:tc>
+          <w:tcPr>
+            <w:tcW w:type="dxa" w:w="2500"/>
+            <w:tcMar>
+              <w:top w:type="dxa" w:w="80"/>
+              <w:left w:type="dxa" w:w="100"/>
+              <w:bottom w:type="dxa" w:w="80"/>
+              <w:right w:type="dxa" w:w="100"/>
+            </w:tcMar>
+            <w:vAlign w:val="top"/>
+          </w:tcPr>
+          <w:p>
+            <w:pPr>
+              <w:spacing w:after="60"/>
+            </w:pPr>
+            <w:r>
+              <w:rPr>
+                <w:rFonts w:ascii="Arial" w:cs="Arial" w:eastAsia="Arial" w:hAnsi="Arial"/>
+                <w:sz w:val="20"/>
+                <w:szCs w:val="20"/>
+              </w:rPr>
+              <w:t xml:space="preserve">La API envía las alertas por SMTP</w:t>
+            </w:r>
+          </w:p>
+        </w:tc>
+        <w:tc>
+          <w:tcPr>
+            <w:tcW w:type="dxa" w:w="3358"/>
+            <w:tcMar>
+              <w:top w:type="dxa" w:w="80"/>
+              <w:left w:type="dxa" w:w="100"/>
+              <w:bottom w:type="dxa" w:w="80"/>
+              <w:right w:type="dxa" w:w="100"/>
+            </w:tcMar>
+            <w:vAlign w:val="top"/>
+          </w:tcPr>
+          <w:p>
+            <w:pPr>
+              <w:spacing w:after="60"/>
+            </w:pPr>
+            <w:r>
+              <w:rPr>
+                <w:rFonts w:ascii="Arial" w:cs="Arial" w:eastAsia="Arial" w:hAnsi="Arial"/>
+                <w:sz w:val="20"/>
+                <w:szCs w:val="20"/>
+              </w:rPr>
+              <w:t xml:space="preserve">Se configura con SMTP_HOST, SMTP_PORT, SMTP_USER y SMTP_PASSWORD</w:t>
+            </w:r>
+          </w:p>
+        </w:tc>
+        <w:tc>
+          <w:tcPr>
+            <w:tcW w:type="dxa" w:w="1500"/>
+            <w:tcMar>
+              <w:top w:type="dxa" w:w="80"/>
+              <w:left w:type="dxa" w:w="100"/>
+              <w:bottom w:type="dxa" w:w="80"/>
+              <w:right w:type="dxa" w:w="100"/>
+            </w:tcMar>
+            <w:vAlign w:val="top"/>
+          </w:tcPr>
+          <w:p>
+            <w:pPr>
+              <w:spacing w:after="60"/>
+            </w:pPr>
+            <w:r>
+              <w:rPr>
+                <w:rFonts w:ascii="Arial" w:cs="Arial" w:eastAsia="Arial" w:hAnsi="Arial"/>
+                <w:sz w:val="20"/>
+                <w:szCs w:val="20"/>
+              </w:rPr>
+              <w:t xml:space="preserve">Pendiente</w:t>
+            </w:r>
+          </w:p>
+        </w:tc>
+      </w:tr>
+      <w:tr>
+        <w:trPr>
+          <w:cantSplit/>
+        </w:trPr>
+        <w:tc>
+          <w:tcPr>
+            <w:tcW w:type="dxa" w:w="2200"/>
+            <w:tcMar>
+              <w:top w:type="dxa" w:w="80"/>
+              <w:left w:type="dxa" w:w="100"/>
+              <w:bottom w:type="dxa" w:w="80"/>
+              <w:right w:type="dxa" w:w="100"/>
+            </w:tcMar>
+            <w:vAlign w:val="top"/>
+          </w:tcPr>
+          <w:p>
+            <w:pPr>
+              <w:spacing w:after="60"/>
+            </w:pPr>
+            <w:r>
+              <w:rPr>
+                <w:rFonts w:ascii="Arial" w:cs="Arial" w:eastAsia="Arial" w:hAnsi="Arial"/>
+                <w:sz w:val="20"/>
+                <w:szCs w:val="20"/>
+              </w:rPr>
+              <w:t xml:space="preserve">Telegram Bot API (externo)</w:t>
+            </w:r>
+          </w:p>
+        </w:tc>
+        <w:tc>
+          <w:tcPr>
+            <w:tcW w:type="dxa" w:w="2900"/>
+            <w:tcMar>
+              <w:top w:type="dxa" w:w="80"/>
+              <w:left w:type="dxa" w:w="100"/>
+              <w:bottom w:type="dxa" w:w="80"/>
+              <w:right w:type="dxa" w:w="100"/>
+            </w:tcMar>
+            <w:vAlign w:val="top"/>
+          </w:tcPr>
+          <w:p>
+            <w:pPr>
+              <w:spacing w:after="60"/>
+            </w:pPr>
+            <w:r>
+              <w:rPr>
+                <w:rFonts w:ascii="Arial" w:cs="Arial" w:eastAsia="Arial" w:hAnsi="Arial"/>
+                <w:sz w:val="20"/>
+                <w:szCs w:val="20"/>
+              </w:rPr>
+              <w:t xml:space="preserve">api.telegram.org</w:t>
+            </w:r>
+          </w:p>
+        </w:tc>
+        <w:tc>
+          <w:tcPr>
+            <w:tcW w:type="dxa" w:w="1500"/>
+            <w:tcMar>
+              <w:top w:type="dxa" w:w="80"/>
+              <w:left w:type="dxa" w:w="100"/>
+              <w:bottom w:type="dxa" w:w="80"/>
+              <w:right w:type="dxa" w:w="100"/>
+            </w:tcMar>
+            <w:vAlign w:val="top"/>
+          </w:tcPr>
+          <w:p>
+            <w:pPr>
+              <w:spacing w:after="60"/>
+            </w:pPr>
+            <w:r>
+              <w:rPr>
+                <w:rFonts w:ascii="Arial" w:cs="Arial" w:eastAsia="Arial" w:hAnsi="Arial"/>
+                <w:sz w:val="20"/>
+                <w:szCs w:val="20"/>
+              </w:rPr>
+              <w:t xml:space="preserve">TCP 443</w:t>
+            </w:r>
+          </w:p>
+        </w:tc>
+        <w:tc>
+          <w:tcPr>
+            <w:tcW w:type="dxa" w:w="2500"/>
+            <w:tcMar>
+              <w:top w:type="dxa" w:w="80"/>
+              <w:left w:type="dxa" w:w="100"/>
+              <w:bottom w:type="dxa" w:w="80"/>
+              <w:right w:type="dxa" w:w="100"/>
+            </w:tcMar>
+            <w:vAlign w:val="top"/>
+          </w:tcPr>
+          <w:p>
+            <w:pPr>
+              <w:spacing w:after="60"/>
+            </w:pPr>
+            <w:r>
+              <w:rPr>
+                <w:rFonts w:ascii="Arial" w:cs="Arial" w:eastAsia="Arial" w:hAnsi="Arial"/>
+                <w:sz w:val="20"/>
+                <w:szCs w:val="20"/>
+              </w:rPr>
+              <w:t xml:space="preserve">La API envía las alertas por HTTPS</w:t>
+            </w:r>
+          </w:p>
+        </w:tc>
+        <w:tc>
+          <w:tcPr>
+            <w:tcW w:type="dxa" w:w="3358"/>
+            <w:tcMar>
+              <w:top w:type="dxa" w:w="80"/>
+              <w:left w:type="dxa" w:w="100"/>
+              <w:bottom w:type="dxa" w:w="80"/>
+              <w:right w:type="dxa" w:w="100"/>
+            </w:tcMar>
+            <w:vAlign w:val="top"/>
+          </w:tcPr>
+          <w:p>
+            <w:pPr>
+              <w:spacing w:after="60"/>
+            </w:pPr>
+            <w:r>
+              <w:rPr>
+                <w:rFonts w:ascii="Arial" w:cs="Arial" w:eastAsia="Arial" w:hAnsi="Arial"/>
+                <w:sz w:val="20"/>
+                <w:szCs w:val="20"/>
+              </w:rPr>
+              <w:t xml:space="preserve">Se configura con TELEGRAM_BOT_TOKEN y TELEGRAM_CHAT_ID</w:t>
+            </w:r>
+          </w:p>
+        </w:tc>
+        <w:tc>
+          <w:tcPr>
+            <w:tcW w:type="dxa" w:w="1500"/>
+            <w:tcMar>
+              <w:top w:type="dxa" w:w="80"/>
+              <w:left w:type="dxa" w:w="100"/>
+              <w:bottom w:type="dxa" w:w="80"/>
+              <w:right w:type="dxa" w:w="100"/>
+            </w:tcMar>
+            <w:vAlign w:val="top"/>
+          </w:tcPr>
+          <w:p>
+            <w:pPr>
+              <w:spacing w:after="60"/>
+            </w:pPr>
+            <w:r>
+              <w:rPr>
+                <w:rFonts w:ascii="Arial" w:cs="Arial" w:eastAsia="Arial" w:hAnsi="Arial"/>
+                <w:sz w:val="20"/>
+                <w:szCs w:val="20"/>
+              </w:rPr>
+              <w:t xml:space="preserve">Pendiente</w:t>
+            </w:r>
+          </w:p>
+        </w:tc>
+      </w:tr>
+    </w:tbl>
+    <w:p>
+      <w:pPr>
+        <w:spacing w:after="120"/>
+      </w:pPr>
+    </w:p>
+    <w:p>
+      <w:pPr>
+        <w:keepLines/>
+        <w:spacing w:after="160" w:line="276"/>
+        <w:jc w:val="both"/>
+      </w:pPr>
+      <w:r>
+        <w:rPr>
+          <w:rFonts w:ascii="Arial" w:cs="Arial" w:eastAsia="Arial" w:hAnsi="Arial"/>
+          <w:b/>
+          <w:bCs/>
+          <w:sz w:val="24"/>
+          <w:szCs w:val="24"/>
+        </w:rPr>
+        <w:t xml:space="preserve">Correspondencia con el repositorio: </w:t>
+      </w:r>
+      <w:r>
+        <w:rPr>
+          <w:rFonts w:ascii="Arial" w:cs="Arial" w:eastAsia="Arial" w:hAnsi="Arial"/>
+          <w:sz w:val="24"/>
+          <w:szCs w:val="24"/>
+        </w:rPr>
+        <w:t xml:space="preserve">el nodo de la base de datos es el servicio db de docker-compose.yml (imagen postgres:18, puerto 5432 publicado solo en 127.0.0.1 y volumen alerta_pgdata). La API se levanta con el Maven Wrapper y lee application.yml y el archivo .env; no exige Docker, porque basta con tener PostgreSQL 18 instalado y crear el rol y la base que indica el README (opción B). Los pasos completos de instalación y ejecución están en el README.md del repositorio.</w:t>
+      </w:r>
+    </w:p>
+    <w:p>
+      <w:pPr>
+        <w:keepLines/>
+        <w:spacing w:after="160" w:line="276"/>
+        <w:jc w:val="both"/>
+      </w:pPr>
+      <w:r>
+        <w:rPr>
+          <w:rFonts w:ascii="Arial" w:cs="Arial" w:eastAsia="Arial" w:hAnsi="Arial"/>
+          <w:b/>
+          <w:bCs/>
+          <w:sz w:val="24"/>
+          <w:szCs w:val="24"/>
+        </w:rPr>
+        <w:t xml:space="preserve">Lectura en 30 segundos: </w:t>
+      </w:r>
+      <w:r>
+        <w:rPr>
+          <w:rFonts w:ascii="Arial" w:cs="Arial" w:eastAsia="Arial" w:hAnsi="Arial"/>
+          <w:sz w:val="24"/>
+          <w:szCs w:val="24"/>
+        </w:rPr>
+        <w:t xml:space="preserve">los 8 sensores envían sus SMS al celular receptor, cuya aplicación de reenvío los pasa por HTTPS al puerto 8080 de la API (ADR-001 y ADR-002). La API es un solo programa Java en el servidor: guarda en PostgreSQL 18 por el puerto 5432, que solo acepta conexiones del propio servidor, y envía las alertas por correo (puerto 587) y por Telegram (puerto 443). El técnico y el administrador usan la aplicación web (puerto 5173) desde su navegador, y esta habla con la API. Todo corre en un solo equipo, sin infraestructura adicional (RA-02).</w:t>
+      </w:r>
+    </w:p>
+    <w:p>
+      <w:pPr>
+        <w:spacing w:after="160" w:line="276"/>
+        <w:jc w:val="both"/>
+        <w:sectPr>
+          <w:footerReference w:type="default" r:id="rId7"/>
+          <w:pgSz w:w="16838" w:h="11906" w:orient="landscape"/>
+          <w:pgMar w:top="1440" w:right="1440" w:bottom="1440" w:left="1440" w:header="708" w:footer="708" w:gutter="0"/>
+          <w:pgNumType/>
+          <w:docGrid w:linePitch="360"/>
+        </w:sectPr>
+      </w:pPr>
+      <w:r>
+        <w:rPr>
+          <w:rFonts w:ascii="Arial" w:cs="Arial" w:eastAsia="Arial" w:hAnsi="Arial"/>
+          <w:i/>
+          <w:iCs/>
+          <w:sz w:val="24"/>
+          <w:szCs w:val="24"/>
+        </w:rPr>
+        <w:t xml:space="preserve">Nota: en desarrollo el webhook se llama por HTTP en localhost, con Postman. En producción el SMS debe viajar por HTTPS, lo que exige un terminador TLS delante del puerto 8080; no está implementado y queda como deuda técnica (ADR-002). Además, la API y la base comparten equipo: un punto único de falla frente a la Confiabilidad (AC-05) que se evalúa en la Sección 6.</w:t>
+      </w:r>
+    </w:p>
+    <w:p>
+      <w:pPr>
         <w:pStyle w:val="Heading1"/>
         <w:keepNext/>
         <w:spacing w:after="150" w:before="300"/>
       </w:pPr>
       <w:r>
-        <w:t xml:space="preserve">Sección 5: Entregable de Programación Ejecutable (Corte Vertical)</w:t>
+        <w:t xml:space="preserve">Sección 4: Registro de Decisiones de Arquitectura (ADRs)</w:t>
       </w:r>
     </w:p>
     <w:p>
@@ -8236,7 +10771,3624 @@
           <w:sz w:val="24"/>
           <w:szCs w:val="24"/>
         </w:rPr>
-        <w:t xml:space="preserve">Esta sección demuestra que la arquitectura funciona con un CRUD completo de la entidad Alerta. En esta versión se documenta el script de base de datos (5.2); el resto de la sección se agrega en las entregas siguientes.</w:t>
+        <w:t xml:space="preserve">Un ADR (Architecture Decision Record) registra una decisión de arquitectura: qué problema obligó a decidir, qué alternativas reales se consideraron, qué se decidió y qué se paga por ello. Los ADRs viven en docs/adr/ del repositorio y siguen la plantilla oficial: título, estatus, fecha, contexto, decisión y consecuencias. No se editan: si una decisión cambia, se escribe un ADR nuevo que reemplaza al anterior y el viejo queda como «Reemplazada por ADR-XXX».</w:t>
+      </w:r>
+    </w:p>
+    <w:p>
+      <w:pPr>
+        <w:keepNext/>
+        <w:spacing w:after="160" w:line="276"/>
+        <w:jc w:val="both"/>
+      </w:pPr>
+      <w:r>
+        <w:rPr>
+          <w:rFonts w:ascii="Arial" w:cs="Arial" w:eastAsia="Arial" w:hAnsi="Arial"/>
+          <w:sz w:val="24"/>
+          <w:szCs w:val="24"/>
+        </w:rPr>
+        <w:t xml:space="preserve">El patrón N-Capas (2.1) y la pila tecnológica (2.2) ya están justificados en la Sección 2 con sus alternativas descartadas; los ADRs de esta sección registran las decisiones restantes del caso.</w:t>
+      </w:r>
+    </w:p>
+    <w:tbl>
+      <w:tblPr>
+        <w:tblW w:type="dxa" w:w="9026"/>
+        <w:tblBorders>
+          <w:top w:val="single" w:color="auto" w:sz="4"/>
+          <w:left w:val="single" w:color="auto" w:sz="4"/>
+          <w:bottom w:val="single" w:color="auto" w:sz="4"/>
+          <w:right w:val="single" w:color="auto" w:sz="4"/>
+          <w:insideH w:val="single" w:color="auto" w:sz="4"/>
+          <w:insideV w:val="single" w:color="auto" w:sz="4"/>
+        </w:tblBorders>
+      </w:tblPr>
+      <w:tblGrid>
+        <w:gridCol w:w="1250"/>
+        <w:gridCol w:w="3550"/>
+        <w:gridCol w:w="1100"/>
+        <w:gridCol w:w="1300"/>
+        <w:gridCol w:w="1826"/>
+      </w:tblGrid>
+      <w:tr>
+        <w:trPr>
+          <w:cantSplit/>
+          <w:tblHeader/>
+        </w:trPr>
+        <w:tc>
+          <w:tcPr>
+            <w:tcW w:type="dxa" w:w="1250"/>
+            <w:shd w:fill="1F4E79" w:val="clear"/>
+            <w:tcMar>
+              <w:top w:type="dxa" w:w="80"/>
+              <w:left w:type="dxa" w:w="100"/>
+              <w:bottom w:type="dxa" w:w="80"/>
+              <w:right w:type="dxa" w:w="100"/>
+            </w:tcMar>
+            <w:vAlign w:val="center"/>
+          </w:tcPr>
+          <w:p>
+            <w:pPr>
+              <w:keepNext/>
+            </w:pPr>
+            <w:r>
+              <w:rPr>
+                <w:rFonts w:ascii="Arial" w:cs="Arial" w:eastAsia="Arial" w:hAnsi="Arial"/>
+                <w:b/>
+                <w:bCs/>
+                <w:color w:val="FFFFFF"/>
+                <w:sz w:val="20"/>
+                <w:szCs w:val="20"/>
+              </w:rPr>
+              <w:t xml:space="preserve">ID</w:t>
+            </w:r>
+          </w:p>
+        </w:tc>
+        <w:tc>
+          <w:tcPr>
+            <w:tcW w:type="dxa" w:w="3550"/>
+            <w:shd w:fill="1F4E79" w:val="clear"/>
+            <w:tcMar>
+              <w:top w:type="dxa" w:w="80"/>
+              <w:left w:type="dxa" w:w="100"/>
+              <w:bottom w:type="dxa" w:w="80"/>
+              <w:right w:type="dxa" w:w="100"/>
+            </w:tcMar>
+            <w:vAlign w:val="center"/>
+          </w:tcPr>
+          <w:p>
+            <w:pPr>
+              <w:keepNext/>
+            </w:pPr>
+            <w:r>
+              <w:rPr>
+                <w:rFonts w:ascii="Arial" w:cs="Arial" w:eastAsia="Arial" w:hAnsi="Arial"/>
+                <w:b/>
+                <w:bCs/>
+                <w:color w:val="FFFFFF"/>
+                <w:sz w:val="20"/>
+                <w:szCs w:val="20"/>
+              </w:rPr>
+              <w:t xml:space="preserve">Decisión</w:t>
+            </w:r>
+          </w:p>
+        </w:tc>
+        <w:tc>
+          <w:tcPr>
+            <w:tcW w:type="dxa" w:w="1100"/>
+            <w:shd w:fill="1F4E79" w:val="clear"/>
+            <w:tcMar>
+              <w:top w:type="dxa" w:w="80"/>
+              <w:left w:type="dxa" w:w="100"/>
+              <w:bottom w:type="dxa" w:w="80"/>
+              <w:right w:type="dxa" w:w="100"/>
+            </w:tcMar>
+            <w:vAlign w:val="center"/>
+          </w:tcPr>
+          <w:p>
+            <w:pPr>
+              <w:keepNext/>
+            </w:pPr>
+            <w:r>
+              <w:rPr>
+                <w:rFonts w:ascii="Arial" w:cs="Arial" w:eastAsia="Arial" w:hAnsi="Arial"/>
+                <w:b/>
+                <w:bCs/>
+                <w:color w:val="FFFFFF"/>
+                <w:sz w:val="20"/>
+                <w:szCs w:val="20"/>
+              </w:rPr>
+              <w:t xml:space="preserve">Estatus</w:t>
+            </w:r>
+          </w:p>
+        </w:tc>
+        <w:tc>
+          <w:tcPr>
+            <w:tcW w:type="dxa" w:w="1300"/>
+            <w:shd w:fill="1F4E79" w:val="clear"/>
+            <w:tcMar>
+              <w:top w:type="dxa" w:w="80"/>
+              <w:left w:type="dxa" w:w="100"/>
+              <w:bottom w:type="dxa" w:w="80"/>
+              <w:right w:type="dxa" w:w="100"/>
+            </w:tcMar>
+            <w:vAlign w:val="center"/>
+          </w:tcPr>
+          <w:p>
+            <w:pPr>
+              <w:keepNext/>
+            </w:pPr>
+            <w:r>
+              <w:rPr>
+                <w:rFonts w:ascii="Arial" w:cs="Arial" w:eastAsia="Arial" w:hAnsi="Arial"/>
+                <w:b/>
+                <w:bCs/>
+                <w:color w:val="FFFFFF"/>
+                <w:sz w:val="20"/>
+                <w:szCs w:val="20"/>
+              </w:rPr>
+              <w:t xml:space="preserve">Fecha</w:t>
+            </w:r>
+          </w:p>
+        </w:tc>
+        <w:tc>
+          <w:tcPr>
+            <w:tcW w:type="dxa" w:w="1826"/>
+            <w:shd w:fill="1F4E79" w:val="clear"/>
+            <w:tcMar>
+              <w:top w:type="dxa" w:w="80"/>
+              <w:left w:type="dxa" w:w="100"/>
+              <w:bottom w:type="dxa" w:w="80"/>
+              <w:right w:type="dxa" w:w="100"/>
+            </w:tcMar>
+            <w:vAlign w:val="center"/>
+          </w:tcPr>
+          <w:p>
+            <w:pPr>
+              <w:keepNext/>
+            </w:pPr>
+            <w:r>
+              <w:rPr>
+                <w:rFonts w:ascii="Arial" w:cs="Arial" w:eastAsia="Arial" w:hAnsi="Arial"/>
+                <w:b/>
+                <w:bCs/>
+                <w:color w:val="FFFFFF"/>
+                <w:sz w:val="20"/>
+                <w:szCs w:val="20"/>
+              </w:rPr>
+              <w:t xml:space="preserve">Atributos y restricciones</w:t>
+            </w:r>
+          </w:p>
+        </w:tc>
+      </w:tr>
+      <w:tr>
+        <w:trPr>
+          <w:cantSplit/>
+        </w:trPr>
+        <w:tc>
+          <w:tcPr>
+            <w:tcW w:type="dxa" w:w="1250"/>
+            <w:tcMar>
+              <w:top w:type="dxa" w:w="80"/>
+              <w:left w:type="dxa" w:w="100"/>
+              <w:bottom w:type="dxa" w:w="80"/>
+              <w:right w:type="dxa" w:w="100"/>
+            </w:tcMar>
+            <w:vAlign w:val="top"/>
+          </w:tcPr>
+          <w:p>
+            <w:pPr>
+              <w:keepNext/>
+              <w:spacing w:after="60"/>
+            </w:pPr>
+            <w:r>
+              <w:rPr>
+                <w:rFonts w:ascii="Arial" w:cs="Arial" w:eastAsia="Arial" w:hAnsi="Arial"/>
+                <w:sz w:val="20"/>
+                <w:szCs w:val="20"/>
+              </w:rPr>
+              <w:t xml:space="preserve">ADR-001</w:t>
+            </w:r>
+          </w:p>
+        </w:tc>
+        <w:tc>
+          <w:tcPr>
+            <w:tcW w:type="dxa" w:w="3550"/>
+            <w:tcMar>
+              <w:top w:type="dxa" w:w="80"/>
+              <w:left w:type="dxa" w:w="100"/>
+              <w:bottom w:type="dxa" w:w="80"/>
+              <w:right w:type="dxa" w:w="100"/>
+            </w:tcMar>
+            <w:vAlign w:val="top"/>
+          </w:tcPr>
+          <w:p>
+            <w:pPr>
+              <w:keepNext/>
+              <w:spacing w:after="60"/>
+            </w:pPr>
+            <w:r>
+              <w:rPr>
+                <w:rFonts w:ascii="Arial" w:cs="Arial" w:eastAsia="Arial" w:hAnsi="Arial"/>
+                <w:sz w:val="20"/>
+                <w:szCs w:val="20"/>
+              </w:rPr>
+              <w:t xml:space="preserve">Recibir los SMS de los sensores mediante un webhook HTTP</w:t>
+            </w:r>
+          </w:p>
+        </w:tc>
+        <w:tc>
+          <w:tcPr>
+            <w:tcW w:type="dxa" w:w="1100"/>
+            <w:tcMar>
+              <w:top w:type="dxa" w:w="80"/>
+              <w:left w:type="dxa" w:w="100"/>
+              <w:bottom w:type="dxa" w:w="80"/>
+              <w:right w:type="dxa" w:w="100"/>
+            </w:tcMar>
+            <w:vAlign w:val="top"/>
+          </w:tcPr>
+          <w:p>
+            <w:pPr>
+              <w:keepNext/>
+              <w:spacing w:after="60"/>
+            </w:pPr>
+            <w:r>
+              <w:rPr>
+                <w:rFonts w:ascii="Arial" w:cs="Arial" w:eastAsia="Arial" w:hAnsi="Arial"/>
+                <w:sz w:val="20"/>
+                <w:szCs w:val="20"/>
+              </w:rPr>
+              <w:t xml:space="preserve">Aceptada</w:t>
+            </w:r>
+          </w:p>
+        </w:tc>
+        <w:tc>
+          <w:tcPr>
+            <w:tcW w:type="dxa" w:w="1300"/>
+            <w:tcMar>
+              <w:top w:type="dxa" w:w="80"/>
+              <w:left w:type="dxa" w:w="100"/>
+              <w:bottom w:type="dxa" w:w="80"/>
+              <w:right w:type="dxa" w:w="100"/>
+            </w:tcMar>
+            <w:vAlign w:val="top"/>
+          </w:tcPr>
+          <w:p>
+            <w:pPr>
+              <w:keepNext/>
+              <w:spacing w:after="60"/>
+            </w:pPr>
+            <w:r>
+              <w:rPr>
+                <w:rFonts w:ascii="Arial" w:cs="Arial" w:eastAsia="Arial" w:hAnsi="Arial"/>
+                <w:sz w:val="20"/>
+                <w:szCs w:val="20"/>
+              </w:rPr>
+              <w:t xml:space="preserve">24/10/2026</w:t>
+            </w:r>
+          </w:p>
+        </w:tc>
+        <w:tc>
+          <w:tcPr>
+            <w:tcW w:type="dxa" w:w="1826"/>
+            <w:tcMar>
+              <w:top w:type="dxa" w:w="80"/>
+              <w:left w:type="dxa" w:w="100"/>
+              <w:bottom w:type="dxa" w:w="80"/>
+              <w:right w:type="dxa" w:w="100"/>
+            </w:tcMar>
+            <w:vAlign w:val="top"/>
+          </w:tcPr>
+          <w:p>
+            <w:pPr>
+              <w:keepNext/>
+              <w:spacing w:after="60"/>
+            </w:pPr>
+            <w:r>
+              <w:rPr>
+                <w:rFonts w:ascii="Arial" w:cs="Arial" w:eastAsia="Arial" w:hAnsi="Arial"/>
+                <w:sz w:val="20"/>
+                <w:szCs w:val="20"/>
+              </w:rPr>
+              <w:t xml:space="preserve">AC-02, AC-05, AC-07, RT-01, RA-02</w:t>
+            </w:r>
+          </w:p>
+        </w:tc>
+      </w:tr>
+      <w:tr>
+        <w:trPr>
+          <w:cantSplit/>
+        </w:trPr>
+        <w:tc>
+          <w:tcPr>
+            <w:tcW w:type="dxa" w:w="1250"/>
+            <w:tcMar>
+              <w:top w:type="dxa" w:w="80"/>
+              <w:left w:type="dxa" w:w="100"/>
+              <w:bottom w:type="dxa" w:w="80"/>
+              <w:right w:type="dxa" w:w="100"/>
+            </w:tcMar>
+            <w:vAlign w:val="top"/>
+          </w:tcPr>
+          <w:p>
+            <w:pPr>
+              <w:keepNext/>
+              <w:spacing w:after="60"/>
+            </w:pPr>
+            <w:r>
+              <w:rPr>
+                <w:rFonts w:ascii="Arial" w:cs="Arial" w:eastAsia="Arial" w:hAnsi="Arial"/>
+                <w:sz w:val="20"/>
+                <w:szCs w:val="20"/>
+              </w:rPr>
+              <w:t xml:space="preserve">ADR-002</w:t>
+            </w:r>
+          </w:p>
+        </w:tc>
+        <w:tc>
+          <w:tcPr>
+            <w:tcW w:type="dxa" w:w="3550"/>
+            <w:tcMar>
+              <w:top w:type="dxa" w:w="80"/>
+              <w:left w:type="dxa" w:w="100"/>
+              <w:bottom w:type="dxa" w:w="80"/>
+              <w:right w:type="dxa" w:w="100"/>
+            </w:tcMar>
+            <w:vAlign w:val="top"/>
+          </w:tcPr>
+          <w:p>
+            <w:pPr>
+              <w:keepNext/>
+              <w:spacing w:after="60"/>
+            </w:pPr>
+            <w:r>
+              <w:rPr>
+                <w:rFonts w:ascii="Arial" w:cs="Arial" w:eastAsia="Arial" w:hAnsi="Arial"/>
+                <w:sz w:val="20"/>
+                <w:szCs w:val="20"/>
+              </w:rPr>
+              <w:t xml:space="preserve">Autenticar el webhook con un secreto compartido en la cabecera X-Webhook-Secret</w:t>
+            </w:r>
+          </w:p>
+        </w:tc>
+        <w:tc>
+          <w:tcPr>
+            <w:tcW w:type="dxa" w:w="1100"/>
+            <w:tcMar>
+              <w:top w:type="dxa" w:w="80"/>
+              <w:left w:type="dxa" w:w="100"/>
+              <w:bottom w:type="dxa" w:w="80"/>
+              <w:right w:type="dxa" w:w="100"/>
+            </w:tcMar>
+            <w:vAlign w:val="top"/>
+          </w:tcPr>
+          <w:p>
+            <w:pPr>
+              <w:keepNext/>
+              <w:spacing w:after="60"/>
+            </w:pPr>
+            <w:r>
+              <w:rPr>
+                <w:rFonts w:ascii="Arial" w:cs="Arial" w:eastAsia="Arial" w:hAnsi="Arial"/>
+                <w:sz w:val="20"/>
+                <w:szCs w:val="20"/>
+              </w:rPr>
+              <w:t xml:space="preserve">Aceptada</w:t>
+            </w:r>
+          </w:p>
+        </w:tc>
+        <w:tc>
+          <w:tcPr>
+            <w:tcW w:type="dxa" w:w="1300"/>
+            <w:tcMar>
+              <w:top w:type="dxa" w:w="80"/>
+              <w:left w:type="dxa" w:w="100"/>
+              <w:bottom w:type="dxa" w:w="80"/>
+              <w:right w:type="dxa" w:w="100"/>
+            </w:tcMar>
+            <w:vAlign w:val="top"/>
+          </w:tcPr>
+          <w:p>
+            <w:pPr>
+              <w:keepNext/>
+              <w:spacing w:after="60"/>
+            </w:pPr>
+            <w:r>
+              <w:rPr>
+                <w:rFonts w:ascii="Arial" w:cs="Arial" w:eastAsia="Arial" w:hAnsi="Arial"/>
+                <w:sz w:val="20"/>
+                <w:szCs w:val="20"/>
+              </w:rPr>
+              <w:t xml:space="preserve">24/10/2026</w:t>
+            </w:r>
+          </w:p>
+        </w:tc>
+        <w:tc>
+          <w:tcPr>
+            <w:tcW w:type="dxa" w:w="1826"/>
+            <w:tcMar>
+              <w:top w:type="dxa" w:w="80"/>
+              <w:left w:type="dxa" w:w="100"/>
+              <w:bottom w:type="dxa" w:w="80"/>
+              <w:right w:type="dxa" w:w="100"/>
+            </w:tcMar>
+            <w:vAlign w:val="top"/>
+          </w:tcPr>
+          <w:p>
+            <w:pPr>
+              <w:keepNext/>
+              <w:spacing w:after="60"/>
+            </w:pPr>
+            <w:r>
+              <w:rPr>
+                <w:rFonts w:ascii="Arial" w:cs="Arial" w:eastAsia="Arial" w:hAnsi="Arial"/>
+                <w:sz w:val="20"/>
+                <w:szCs w:val="20"/>
+              </w:rPr>
+              <w:t xml:space="preserve">AC-06, AC-07, RA-02</w:t>
+            </w:r>
+          </w:p>
+        </w:tc>
+      </w:tr>
+      <w:tr>
+        <w:trPr>
+          <w:cantSplit/>
+        </w:trPr>
+        <w:tc>
+          <w:tcPr>
+            <w:tcW w:type="dxa" w:w="1250"/>
+            <w:tcMar>
+              <w:top w:type="dxa" w:w="80"/>
+              <w:left w:type="dxa" w:w="100"/>
+              <w:bottom w:type="dxa" w:w="80"/>
+              <w:right w:type="dxa" w:w="100"/>
+            </w:tcMar>
+            <w:vAlign w:val="top"/>
+          </w:tcPr>
+          <w:p>
+            <w:pPr>
+              <w:keepNext/>
+              <w:spacing w:after="60"/>
+            </w:pPr>
+            <w:r>
+              <w:rPr>
+                <w:rFonts w:ascii="Arial" w:cs="Arial" w:eastAsia="Arial" w:hAnsi="Arial"/>
+                <w:sz w:val="20"/>
+                <w:szCs w:val="20"/>
+              </w:rPr>
+              <w:t xml:space="preserve">ADR-003</w:t>
+            </w:r>
+          </w:p>
+        </w:tc>
+        <w:tc>
+          <w:tcPr>
+            <w:tcW w:type="dxa" w:w="3550"/>
+            <w:tcMar>
+              <w:top w:type="dxa" w:w="80"/>
+              <w:left w:type="dxa" w:w="100"/>
+              <w:bottom w:type="dxa" w:w="80"/>
+              <w:right w:type="dxa" w:w="100"/>
+            </w:tcMar>
+            <w:vAlign w:val="top"/>
+          </w:tcPr>
+          <w:p>
+            <w:pPr>
+              <w:keepNext/>
+              <w:spacing w:after="60"/>
+            </w:pPr>
+            <w:r>
+              <w:rPr>
+                <w:rFonts w:ascii="Arial" w:cs="Arial" w:eastAsia="Arial" w:hAnsi="Arial"/>
+                <w:sz w:val="20"/>
+                <w:szCs w:val="20"/>
+              </w:rPr>
+              <w:t xml:space="preserve">Usar borrado lógico con un campo activo en todas las tablas</w:t>
+            </w:r>
+          </w:p>
+        </w:tc>
+        <w:tc>
+          <w:tcPr>
+            <w:tcW w:type="dxa" w:w="1100"/>
+            <w:tcMar>
+              <w:top w:type="dxa" w:w="80"/>
+              <w:left w:type="dxa" w:w="100"/>
+              <w:bottom w:type="dxa" w:w="80"/>
+              <w:right w:type="dxa" w:w="100"/>
+            </w:tcMar>
+            <w:vAlign w:val="top"/>
+          </w:tcPr>
+          <w:p>
+            <w:pPr>
+              <w:keepNext/>
+              <w:spacing w:after="60"/>
+            </w:pPr>
+            <w:r>
+              <w:rPr>
+                <w:rFonts w:ascii="Arial" w:cs="Arial" w:eastAsia="Arial" w:hAnsi="Arial"/>
+                <w:sz w:val="20"/>
+                <w:szCs w:val="20"/>
+              </w:rPr>
+              <w:t xml:space="preserve">Aceptada</w:t>
+            </w:r>
+          </w:p>
+        </w:tc>
+        <w:tc>
+          <w:tcPr>
+            <w:tcW w:type="dxa" w:w="1300"/>
+            <w:tcMar>
+              <w:top w:type="dxa" w:w="80"/>
+              <w:left w:type="dxa" w:w="100"/>
+              <w:bottom w:type="dxa" w:w="80"/>
+              <w:right w:type="dxa" w:w="100"/>
+            </w:tcMar>
+            <w:vAlign w:val="top"/>
+          </w:tcPr>
+          <w:p>
+            <w:pPr>
+              <w:keepNext/>
+              <w:spacing w:after="60"/>
+            </w:pPr>
+            <w:r>
+              <w:rPr>
+                <w:rFonts w:ascii="Arial" w:cs="Arial" w:eastAsia="Arial" w:hAnsi="Arial"/>
+                <w:sz w:val="20"/>
+                <w:szCs w:val="20"/>
+              </w:rPr>
+              <w:t xml:space="preserve">24/10/2026</w:t>
+            </w:r>
+          </w:p>
+        </w:tc>
+        <w:tc>
+          <w:tcPr>
+            <w:tcW w:type="dxa" w:w="1826"/>
+            <w:tcMar>
+              <w:top w:type="dxa" w:w="80"/>
+              <w:left w:type="dxa" w:w="100"/>
+              <w:bottom w:type="dxa" w:w="80"/>
+              <w:right w:type="dxa" w:w="100"/>
+            </w:tcMar>
+            <w:vAlign w:val="top"/>
+          </w:tcPr>
+          <w:p>
+            <w:pPr>
+              <w:keepNext/>
+              <w:spacing w:after="60"/>
+            </w:pPr>
+            <w:r>
+              <w:rPr>
+                <w:rFonts w:ascii="Arial" w:cs="Arial" w:eastAsia="Arial" w:hAnsi="Arial"/>
+                <w:sz w:val="20"/>
+                <w:szCs w:val="20"/>
+              </w:rPr>
+              <w:t xml:space="preserve">AC-06, RF-03, RF-05, RF-09</w:t>
+            </w:r>
+          </w:p>
+        </w:tc>
+      </w:tr>
+    </w:tbl>
+    <w:p>
+      <w:pPr>
+        <w:spacing w:after="120"/>
+      </w:pPr>
+    </w:p>
+    <w:p>
+      <w:pPr>
+        <w:pStyle w:val="Heading2"/>
+        <w:keepNext/>
+        <w:spacing w:after="120" w:before="250"/>
+      </w:pPr>
+      <w:r>
+        <w:t xml:space="preserve">4.1 ADR-001: Recibir los SMS de los sensores mediante un webhook HTTP</w:t>
+      </w:r>
+    </w:p>
+    <w:tbl>
+      <w:tblPr>
+        <w:tblW w:type="dxa" w:w="9026"/>
+        <w:tblBorders>
+          <w:top w:val="single" w:color="auto" w:sz="4"/>
+          <w:left w:val="single" w:color="auto" w:sz="4"/>
+          <w:bottom w:val="single" w:color="auto" w:sz="4"/>
+          <w:right w:val="single" w:color="auto" w:sz="4"/>
+          <w:insideH w:val="single" w:color="auto" w:sz="4"/>
+          <w:insideV w:val="single" w:color="auto" w:sz="4"/>
+        </w:tblBorders>
+      </w:tblPr>
+      <w:tblGrid>
+        <w:gridCol w:w="1900"/>
+        <w:gridCol w:w="7126"/>
+      </w:tblGrid>
+      <w:tr>
+        <w:trPr>
+          <w:cantSplit/>
+          <w:tblHeader/>
+        </w:trPr>
+        <w:tc>
+          <w:tcPr>
+            <w:tcW w:type="dxa" w:w="1900"/>
+            <w:shd w:fill="1F4E79" w:val="clear"/>
+            <w:tcMar>
+              <w:top w:type="dxa" w:w="80"/>
+              <w:left w:type="dxa" w:w="100"/>
+              <w:bottom w:type="dxa" w:w="80"/>
+              <w:right w:type="dxa" w:w="100"/>
+            </w:tcMar>
+            <w:vAlign w:val="center"/>
+          </w:tcPr>
+          <w:p>
+            <w:pPr/>
+            <w:r>
+              <w:rPr>
+                <w:rFonts w:ascii="Arial" w:cs="Arial" w:eastAsia="Arial" w:hAnsi="Arial"/>
+                <w:b/>
+                <w:bCs/>
+                <w:color w:val="FFFFFF"/>
+                <w:sz w:val="20"/>
+                <w:szCs w:val="20"/>
+              </w:rPr>
+              <w:t xml:space="preserve">Campo</w:t>
+            </w:r>
+          </w:p>
+        </w:tc>
+        <w:tc>
+          <w:tcPr>
+            <w:tcW w:type="dxa" w:w="7126"/>
+            <w:shd w:fill="1F4E79" w:val="clear"/>
+            <w:tcMar>
+              <w:top w:type="dxa" w:w="80"/>
+              <w:left w:type="dxa" w:w="100"/>
+              <w:bottom w:type="dxa" w:w="80"/>
+              <w:right w:type="dxa" w:w="100"/>
+            </w:tcMar>
+            <w:vAlign w:val="center"/>
+          </w:tcPr>
+          <w:p>
+            <w:pPr/>
+            <w:r>
+              <w:rPr>
+                <w:rFonts w:ascii="Arial" w:cs="Arial" w:eastAsia="Arial" w:hAnsi="Arial"/>
+                <w:b/>
+                <w:bCs/>
+                <w:color w:val="FFFFFF"/>
+                <w:sz w:val="20"/>
+                <w:szCs w:val="20"/>
+              </w:rPr>
+              <w:t xml:space="preserve">Contenido</w:t>
+            </w:r>
+          </w:p>
+        </w:tc>
+      </w:tr>
+      <w:tr>
+        <w:trPr/>
+        <w:tc>
+          <w:tcPr>
+            <w:tcW w:type="dxa" w:w="1900"/>
+            <w:tcMar>
+              <w:top w:type="dxa" w:w="80"/>
+              <w:left w:type="dxa" w:w="100"/>
+              <w:bottom w:type="dxa" w:w="80"/>
+              <w:right w:type="dxa" w:w="100"/>
+            </w:tcMar>
+            <w:vAlign w:val="top"/>
+          </w:tcPr>
+          <w:p>
+            <w:pPr>
+              <w:spacing w:after="60"/>
+            </w:pPr>
+            <w:r>
+              <w:rPr>
+                <w:rFonts w:ascii="Arial" w:cs="Arial" w:eastAsia="Arial" w:hAnsi="Arial"/>
+                <w:b/>
+                <w:bCs/>
+                <w:sz w:val="20"/>
+                <w:szCs w:val="20"/>
+              </w:rPr>
+              <w:t xml:space="preserve">Estatus</w:t>
+            </w:r>
+          </w:p>
+        </w:tc>
+        <w:tc>
+          <w:tcPr>
+            <w:tcW w:type="dxa" w:w="7126"/>
+            <w:tcMar>
+              <w:top w:type="dxa" w:w="80"/>
+              <w:left w:type="dxa" w:w="100"/>
+              <w:bottom w:type="dxa" w:w="80"/>
+              <w:right w:type="dxa" w:w="100"/>
+            </w:tcMar>
+            <w:vAlign w:val="top"/>
+          </w:tcPr>
+          <w:p>
+            <w:pPr>
+              <w:spacing w:after="60"/>
+            </w:pPr>
+            <w:r>
+              <w:rPr>
+                <w:rFonts w:ascii="Arial" w:cs="Arial" w:eastAsia="Arial" w:hAnsi="Arial"/>
+                <w:sz w:val="20"/>
+                <w:szCs w:val="20"/>
+              </w:rPr>
+              <w:t xml:space="preserve">Aceptada</w:t>
+            </w:r>
+          </w:p>
+        </w:tc>
+      </w:tr>
+      <w:tr>
+        <w:trPr/>
+        <w:tc>
+          <w:tcPr>
+            <w:tcW w:type="dxa" w:w="1900"/>
+            <w:tcMar>
+              <w:top w:type="dxa" w:w="80"/>
+              <w:left w:type="dxa" w:w="100"/>
+              <w:bottom w:type="dxa" w:w="80"/>
+              <w:right w:type="dxa" w:w="100"/>
+            </w:tcMar>
+            <w:vAlign w:val="top"/>
+          </w:tcPr>
+          <w:p>
+            <w:pPr>
+              <w:spacing w:after="60"/>
+            </w:pPr>
+            <w:r>
+              <w:rPr>
+                <w:rFonts w:ascii="Arial" w:cs="Arial" w:eastAsia="Arial" w:hAnsi="Arial"/>
+                <w:b/>
+                <w:bCs/>
+                <w:sz w:val="20"/>
+                <w:szCs w:val="20"/>
+              </w:rPr>
+              <w:t xml:space="preserve">Fecha</w:t>
+            </w:r>
+          </w:p>
+        </w:tc>
+        <w:tc>
+          <w:tcPr>
+            <w:tcW w:type="dxa" w:w="7126"/>
+            <w:tcMar>
+              <w:top w:type="dxa" w:w="80"/>
+              <w:left w:type="dxa" w:w="100"/>
+              <w:bottom w:type="dxa" w:w="80"/>
+              <w:right w:type="dxa" w:w="100"/>
+            </w:tcMar>
+            <w:vAlign w:val="top"/>
+          </w:tcPr>
+          <w:p>
+            <w:pPr>
+              <w:spacing w:after="60"/>
+            </w:pPr>
+            <w:r>
+              <w:rPr>
+                <w:rFonts w:ascii="Arial" w:cs="Arial" w:eastAsia="Arial" w:hAnsi="Arial"/>
+                <w:sz w:val="20"/>
+                <w:szCs w:val="20"/>
+              </w:rPr>
+              <w:t xml:space="preserve">24/10/2026</w:t>
+            </w:r>
+          </w:p>
+        </w:tc>
+      </w:tr>
+      <w:tr>
+        <w:trPr/>
+        <w:tc>
+          <w:tcPr>
+            <w:tcW w:type="dxa" w:w="1900"/>
+            <w:tcMar>
+              <w:top w:type="dxa" w:w="80"/>
+              <w:left w:type="dxa" w:w="100"/>
+              <w:bottom w:type="dxa" w:w="80"/>
+              <w:right w:type="dxa" w:w="100"/>
+            </w:tcMar>
+            <w:vAlign w:val="top"/>
+          </w:tcPr>
+          <w:p>
+            <w:pPr>
+              <w:spacing w:after="60"/>
+            </w:pPr>
+            <w:r>
+              <w:rPr>
+                <w:rFonts w:ascii="Arial" w:cs="Arial" w:eastAsia="Arial" w:hAnsi="Arial"/>
+                <w:b/>
+                <w:bCs/>
+                <w:sz w:val="20"/>
+                <w:szCs w:val="20"/>
+              </w:rPr>
+              <w:t xml:space="preserve">Contexto</w:t>
+            </w:r>
+          </w:p>
+        </w:tc>
+        <w:tc>
+          <w:tcPr>
+            <w:tcW w:type="dxa" w:w="7126"/>
+            <w:tcMar>
+              <w:top w:type="dxa" w:w="80"/>
+              <w:left w:type="dxa" w:w="100"/>
+              <w:bottom w:type="dxa" w:w="80"/>
+              <w:right w:type="dxa" w:w="100"/>
+            </w:tcMar>
+            <w:vAlign w:val="top"/>
+          </w:tcPr>
+          <w:p>
+            <w:pPr>
+              <w:spacing w:after="60"/>
+            </w:pPr>
+            <w:r>
+              <w:rPr>
+                <w:rFonts w:ascii="Arial" w:cs="Arial" w:eastAsia="Arial" w:hAnsi="Arial"/>
+                <w:sz w:val="20"/>
+                <w:szCs w:val="20"/>
+              </w:rPr>
+              <w:t xml:space="preserve">Los 8 sensores de humedad envían sus lecturas por SMS, en lotes cada hora, a un celular que hoy un técnico revisa a mano (RT-02, RT-03). El hardware no se puede reemplazar ni modificar (RT-01) y no hay presupuesto para infraestructura adicional (RA-02). El caso no explica cómo pasa un SMS del celular a un sistema de software; es el supuesto que la sección 3.1 del DAS deja por confirmar con el cliente.</w:t>
+            </w:r>
+          </w:p>
+          <w:p>
+            <w:pPr>
+              <w:spacing w:after="60"/>
+            </w:pPr>
+            <w:r>
+              <w:rPr>
+                <w:rFonts w:ascii="Arial" w:cs="Arial" w:eastAsia="Arial" w:hAnsi="Arial"/>
+                <w:b/>
+                <w:bCs/>
+                <w:sz w:val="20"/>
+                <w:szCs w:val="20"/>
+              </w:rPr>
+              <w:t xml:space="preserve">Fuerzas en juego:</w:t>
+            </w:r>
+          </w:p>
+          <w:p>
+            <w:pPr>
+              <w:numPr>
+                <w:ilvl w:val="0"/>
+                <w:numId w:val="1"/>
+              </w:numPr>
+              <w:spacing w:after="40"/>
+              <w:ind w:left="360" w:hanging="260"/>
+            </w:pPr>
+            <w:r>
+              <w:rPr>
+                <w:rFonts w:ascii="Arial" w:cs="Arial" w:eastAsia="Arial" w:hAnsi="Arial"/>
+                <w:sz w:val="20"/>
+                <w:szCs w:val="20"/>
+              </w:rPr>
+              <w:t xml:space="preserve">AC-02 (Eficiencia de desempeño, prioridad Alta): el sistema debe procesar y evaluar cada lectura en 5 segundos o menos desde que la recibe.</w:t>
+            </w:r>
+          </w:p>
+          <w:p>
+            <w:pPr>
+              <w:numPr>
+                <w:ilvl w:val="0"/>
+                <w:numId w:val="1"/>
+              </w:numPr>
+              <w:spacing w:after="40"/>
+              <w:ind w:left="360" w:hanging="260"/>
+            </w:pPr>
+            <w:r>
+              <w:rPr>
+                <w:rFonts w:ascii="Arial" w:cs="Arial" w:eastAsia="Arial" w:hAnsi="Arial"/>
+                <w:sz w:val="20"/>
+                <w:szCs w:val="20"/>
+              </w:rPr>
+              <w:t xml:space="preserve">AC-05 (Confiabilidad, prioridad Alta): no hay turno de guardia nocturno (RA-03), así que la recepción no puede depender de que una persona revise el celular.</w:t>
+            </w:r>
+          </w:p>
+          <w:p>
+            <w:pPr>
+              <w:numPr>
+                <w:ilvl w:val="0"/>
+                <w:numId w:val="1"/>
+              </w:numPr>
+              <w:spacing w:after="40"/>
+              <w:ind w:left="360" w:hanging="260"/>
+            </w:pPr>
+            <w:r>
+              <w:rPr>
+                <w:rFonts w:ascii="Arial" w:cs="Arial" w:eastAsia="Arial" w:hAnsi="Arial"/>
+                <w:sz w:val="20"/>
+                <w:szCs w:val="20"/>
+              </w:rPr>
+              <w:t xml:space="preserve">AC-07 (Mantenibilidad, prioridad Alta): el mecanismo de entrada debe poder cambiar sin tocar las reglas de negocio ni el esquema de la base de datos.</w:t>
+            </w:r>
+          </w:p>
+          <w:p>
+            <w:pPr>
+              <w:numPr>
+                <w:ilvl w:val="0"/>
+                <w:numId w:val="1"/>
+              </w:numPr>
+              <w:spacing w:after="40"/>
+              <w:ind w:left="360" w:hanging="260"/>
+            </w:pPr>
+            <w:r>
+              <w:rPr>
+                <w:rFonts w:ascii="Arial" w:cs="Arial" w:eastAsia="Arial" w:hAnsi="Arial"/>
+                <w:sz w:val="20"/>
+                <w:szCs w:val="20"/>
+              </w:rPr>
+              <w:t xml:space="preserve">RA-02: no se puede gastar en infraestructura adicional.</w:t>
+            </w:r>
+          </w:p>
+          <w:p>
+            <w:pPr>
+              <w:spacing w:after="60"/>
+            </w:pPr>
+            <w:r>
+              <w:rPr>
+                <w:rFonts w:ascii="Arial" w:cs="Arial" w:eastAsia="Arial" w:hAnsi="Arial"/>
+                <w:b/>
+                <w:bCs/>
+                <w:sz w:val="20"/>
+                <w:szCs w:val="20"/>
+              </w:rPr>
+              <w:t xml:space="preserve">Alternativas consideradas:</w:t>
+            </w:r>
+          </w:p>
+          <w:p>
+            <w:pPr>
+              <w:spacing w:after="60"/>
+              <w:ind w:left="360" w:hanging="360"/>
+            </w:pPr>
+            <w:r>
+              <w:rPr>
+                <w:rFonts w:ascii="Arial" w:cs="Arial" w:eastAsia="Arial" w:hAnsi="Arial"/>
+                <w:sz w:val="20"/>
+                <w:szCs w:val="20"/>
+              </w:rPr>
+              <w:t xml:space="preserve">1.</w:t>
+            </w:r>
+            <w:r>
+              <w:rPr>
+                <w:rFonts w:ascii="Arial" w:cs="Arial" w:eastAsia="Arial" w:hAnsi="Arial"/>
+                <w:sz w:val="20"/>
+                <w:szCs w:val="20"/>
+              </w:rPr>
+              <w:tab/>
+            </w:r>
+            <w:r>
+              <w:rPr>
+                <w:rFonts w:ascii="Arial" w:cs="Arial" w:eastAsia="Arial" w:hAnsi="Arial"/>
+                <w:b/>
+                <w:bCs/>
+                <w:sz w:val="20"/>
+                <w:szCs w:val="20"/>
+              </w:rPr>
+              <w:t xml:space="preserve">Webhook HTTP alimentado por el celular receptor actual.</w:t>
+            </w:r>
+            <w:r>
+              <w:rPr>
+                <w:rFonts w:ascii="Arial" w:cs="Arial" w:eastAsia="Arial" w:hAnsi="Arial"/>
+                <w:sz w:val="20"/>
+                <w:szCs w:val="20"/>
+              </w:rPr>
+              <w:t xml:space="preserve"> Una aplicación de reenvío de SMS instalada en ese celular manda cada mensaje, como una petición HTTPS, a la API.</w:t>
+            </w:r>
+          </w:p>
+          <w:p>
+            <w:pPr>
+              <w:spacing w:after="60"/>
+              <w:ind w:left="360" w:hanging="360"/>
+            </w:pPr>
+            <w:r>
+              <w:rPr>
+                <w:rFonts w:ascii="Arial" w:cs="Arial" w:eastAsia="Arial" w:hAnsi="Arial"/>
+                <w:sz w:val="20"/>
+                <w:szCs w:val="20"/>
+              </w:rPr>
+              <w:t xml:space="preserve">2.</w:t>
+            </w:r>
+            <w:r>
+              <w:rPr>
+                <w:rFonts w:ascii="Arial" w:cs="Arial" w:eastAsia="Arial" w:hAnsi="Arial"/>
+                <w:sz w:val="20"/>
+                <w:szCs w:val="20"/>
+              </w:rPr>
+              <w:tab/>
+            </w:r>
+            <w:r>
+              <w:rPr>
+                <w:rFonts w:ascii="Arial" w:cs="Arial" w:eastAsia="Arial" w:hAnsi="Arial"/>
+                <w:b/>
+                <w:bCs/>
+                <w:sz w:val="20"/>
+                <w:szCs w:val="20"/>
+              </w:rPr>
+              <w:t xml:space="preserve">Módem GSM USB conectado al servidor.</w:t>
+            </w:r>
+            <w:r>
+              <w:rPr>
+                <w:rFonts w:ascii="Arial" w:cs="Arial" w:eastAsia="Arial" w:hAnsi="Arial"/>
+                <w:sz w:val="20"/>
+                <w:szCs w:val="20"/>
+              </w:rPr>
+              <w:t xml:space="preserve"> La SIM del celular pasaría al módem y la API leería los SMS con comandos AT. Obliga a comprar el módem y a mantener un puerto serial y su controlador en el servidor.</w:t>
+            </w:r>
+          </w:p>
+          <w:p>
+            <w:pPr>
+              <w:spacing w:after="60"/>
+              <w:ind w:left="360" w:hanging="360"/>
+            </w:pPr>
+            <w:r>
+              <w:rPr>
+                <w:rFonts w:ascii="Arial" w:cs="Arial" w:eastAsia="Arial" w:hAnsi="Arial"/>
+                <w:sz w:val="20"/>
+                <w:szCs w:val="20"/>
+              </w:rPr>
+              <w:t xml:space="preserve">3.</w:t>
+            </w:r>
+            <w:r>
+              <w:rPr>
+                <w:rFonts w:ascii="Arial" w:cs="Arial" w:eastAsia="Arial" w:hAnsi="Arial"/>
+                <w:sz w:val="20"/>
+                <w:szCs w:val="20"/>
+              </w:rPr>
+              <w:tab/>
+            </w:r>
+            <w:r>
+              <w:rPr>
+                <w:rFonts w:ascii="Arial" w:cs="Arial" w:eastAsia="Arial" w:hAnsi="Arial"/>
+                <w:b/>
+                <w:bCs/>
+                <w:sz w:val="20"/>
+                <w:szCs w:val="20"/>
+              </w:rPr>
+              <w:t xml:space="preserve">Gateway de SMS de pago en la nube.</w:t>
+            </w:r>
+            <w:r>
+              <w:rPr>
+                <w:rFonts w:ascii="Arial" w:cs="Arial" w:eastAsia="Arial" w:hAnsi="Arial"/>
+                <w:sz w:val="20"/>
+                <w:szCs w:val="20"/>
+              </w:rPr>
+              <w:t xml:space="preserve"> El proveedor entrega cada SMS por HTTP, pero los sensores tendrían que enviar al número del proveedor: habría que reconfigurar los 8 sensores, algo que el caso no permite asumir (RT-01), y se paga por mensaje (RA-02).</w:t>
+            </w:r>
+          </w:p>
+          <w:p>
+            <w:pPr>
+              <w:spacing w:after="60"/>
+              <w:ind w:left="360" w:hanging="360"/>
+            </w:pPr>
+            <w:r>
+              <w:rPr>
+                <w:rFonts w:ascii="Arial" w:cs="Arial" w:eastAsia="Arial" w:hAnsi="Arial"/>
+                <w:sz w:val="20"/>
+                <w:szCs w:val="20"/>
+              </w:rPr>
+              <w:t xml:space="preserve">4.</w:t>
+            </w:r>
+            <w:r>
+              <w:rPr>
+                <w:rFonts w:ascii="Arial" w:cs="Arial" w:eastAsia="Arial" w:hAnsi="Arial"/>
+                <w:sz w:val="20"/>
+                <w:szCs w:val="20"/>
+              </w:rPr>
+              <w:tab/>
+            </w:r>
+            <w:r>
+              <w:rPr>
+                <w:rFonts w:ascii="Arial" w:cs="Arial" w:eastAsia="Arial" w:hAnsi="Arial"/>
+                <w:b/>
+                <w:bCs/>
+                <w:sz w:val="20"/>
+                <w:szCs w:val="20"/>
+              </w:rPr>
+              <w:t xml:space="preserve">Seguir con la revisión manual del técnico.</w:t>
+            </w:r>
+            <w:r>
+              <w:rPr>
+                <w:rFonts w:ascii="Arial" w:cs="Arial" w:eastAsia="Arial" w:hAnsi="Arial"/>
+                <w:sz w:val="20"/>
+                <w:szCs w:val="20"/>
+              </w:rPr>
+              <w:t xml:space="preserve"> Se descarta: es el problema que el caso quiere resolver (RA-03).</w:t>
+            </w:r>
+          </w:p>
+        </w:tc>
+      </w:tr>
+      <w:tr>
+        <w:trPr/>
+        <w:tc>
+          <w:tcPr>
+            <w:tcW w:type="dxa" w:w="1900"/>
+            <w:tcMar>
+              <w:top w:type="dxa" w:w="80"/>
+              <w:left w:type="dxa" w:w="100"/>
+              <w:bottom w:type="dxa" w:w="80"/>
+              <w:right w:type="dxa" w:w="100"/>
+            </w:tcMar>
+            <w:vAlign w:val="top"/>
+          </w:tcPr>
+          <w:p>
+            <w:pPr>
+              <w:spacing w:after="60"/>
+            </w:pPr>
+            <w:r>
+              <w:rPr>
+                <w:rFonts w:ascii="Arial" w:cs="Arial" w:eastAsia="Arial" w:hAnsi="Arial"/>
+                <w:b/>
+                <w:bCs/>
+                <w:sz w:val="20"/>
+                <w:szCs w:val="20"/>
+              </w:rPr>
+              <w:t xml:space="preserve">Decisión</w:t>
+            </w:r>
+          </w:p>
+        </w:tc>
+        <w:tc>
+          <w:tcPr>
+            <w:tcW w:type="dxa" w:w="7126"/>
+            <w:tcMar>
+              <w:top w:type="dxa" w:w="80"/>
+              <w:left w:type="dxa" w:w="100"/>
+              <w:bottom w:type="dxa" w:w="80"/>
+              <w:right w:type="dxa" w:w="100"/>
+            </w:tcMar>
+            <w:vAlign w:val="top"/>
+          </w:tcPr>
+          <w:p>
+            <w:pPr>
+              <w:spacing w:after="60"/>
+            </w:pPr>
+            <w:r>
+              <w:rPr>
+                <w:rFonts w:ascii="Arial" w:cs="Arial" w:eastAsia="Arial" w:hAnsi="Arial"/>
+                <w:sz w:val="20"/>
+                <w:szCs w:val="20"/>
+              </w:rPr>
+              <w:t xml:space="preserve">Decidimos recibir los SMS mediante un webhook HTTP (POST /api/lecturas/sms) al que el celular receptor existente reenvía cada mensaje, porque:</w:t>
+            </w:r>
+          </w:p>
+          <w:p>
+            <w:pPr>
+              <w:numPr>
+                <w:ilvl w:val="0"/>
+                <w:numId w:val="1"/>
+              </w:numPr>
+              <w:spacing w:after="40"/>
+              <w:ind w:left="360" w:hanging="260"/>
+            </w:pPr>
+            <w:r>
+              <w:rPr>
+                <w:rFonts w:ascii="Arial" w:cs="Arial" w:eastAsia="Arial" w:hAnsi="Arial"/>
+                <w:sz w:val="20"/>
+                <w:szCs w:val="20"/>
+              </w:rPr>
+              <w:t xml:space="preserve">mantiene el canal SMS y el número de los sensores sin tocar su hardware (RT-01, RT-02);</w:t>
+            </w:r>
+          </w:p>
+          <w:p>
+            <w:pPr>
+              <w:numPr>
+                <w:ilvl w:val="0"/>
+                <w:numId w:val="1"/>
+              </w:numPr>
+              <w:spacing w:after="40"/>
+              <w:ind w:left="360" w:hanging="260"/>
+            </w:pPr>
+            <w:r>
+              <w:rPr>
+                <w:rFonts w:ascii="Arial" w:cs="Arial" w:eastAsia="Arial" w:hAnsi="Arial"/>
+                <w:sz w:val="20"/>
+                <w:szCs w:val="20"/>
+              </w:rPr>
+              <w:t xml:space="preserve">no tiene costo, a diferencia del módem y del gateway (RA-02);</w:t>
+            </w:r>
+          </w:p>
+          <w:p>
+            <w:pPr>
+              <w:numPr>
+                <w:ilvl w:val="0"/>
+                <w:numId w:val="1"/>
+              </w:numPr>
+              <w:spacing w:after="40"/>
+              <w:ind w:left="360" w:hanging="260"/>
+            </w:pPr>
+            <w:r>
+              <w:rPr>
+                <w:rFonts w:ascii="Arial" w:cs="Arial" w:eastAsia="Arial" w:hAnsi="Arial"/>
+                <w:sz w:val="20"/>
+                <w:szCs w:val="20"/>
+              </w:rPr>
+              <w:t xml:space="preserve">hace que el SMS entre al sistema en el momento en que llega al celular, sin depender de una persona (RA-03), lo que permite cumplir los 5 segundos de AC-02 y la entrega sin guardia de AC-05;</w:t>
+            </w:r>
+          </w:p>
+          <w:p>
+            <w:pPr>
+              <w:numPr>
+                <w:ilvl w:val="0"/>
+                <w:numId w:val="1"/>
+              </w:numPr>
+              <w:spacing w:after="40"/>
+              <w:ind w:left="360" w:hanging="260"/>
+            </w:pPr>
+            <w:r>
+              <w:rPr>
+                <w:rFonts w:ascii="Arial" w:cs="Arial" w:eastAsia="Arial" w:hAnsi="Arial"/>
+                <w:sz w:val="20"/>
+                <w:szCs w:val="20"/>
+              </w:rPr>
+              <w:t xml:space="preserve">deja la recepción aislada en un solo controlador: si después se pasa a módem o gateway, solo cambia quién llama a ese endpoint y no las reglas de negocio (AC-07).</w:t>
+            </w:r>
+          </w:p>
+        </w:tc>
+      </w:tr>
+      <w:tr>
+        <w:trPr/>
+        <w:tc>
+          <w:tcPr>
+            <w:tcW w:type="dxa" w:w="1900"/>
+            <w:tcMar>
+              <w:top w:type="dxa" w:w="80"/>
+              <w:left w:type="dxa" w:w="100"/>
+              <w:bottom w:type="dxa" w:w="80"/>
+              <w:right w:type="dxa" w:w="100"/>
+            </w:tcMar>
+            <w:vAlign w:val="top"/>
+          </w:tcPr>
+          <w:p>
+            <w:pPr>
+              <w:spacing w:after="60"/>
+            </w:pPr>
+            <w:r>
+              <w:rPr>
+                <w:rFonts w:ascii="Arial" w:cs="Arial" w:eastAsia="Arial" w:hAnsi="Arial"/>
+                <w:b/>
+                <w:bCs/>
+                <w:sz w:val="20"/>
+                <w:szCs w:val="20"/>
+              </w:rPr>
+              <w:t xml:space="preserve">Consecuencias positivas</w:t>
+            </w:r>
+          </w:p>
+        </w:tc>
+        <w:tc>
+          <w:tcPr>
+            <w:tcW w:type="dxa" w:w="7126"/>
+            <w:tcMar>
+              <w:top w:type="dxa" w:w="80"/>
+              <w:left w:type="dxa" w:w="100"/>
+              <w:bottom w:type="dxa" w:w="80"/>
+              <w:right w:type="dxa" w:w="100"/>
+            </w:tcMar>
+            <w:vAlign w:val="top"/>
+          </w:tcPr>
+          <w:p>
+            <w:pPr>
+              <w:numPr>
+                <w:ilvl w:val="0"/>
+                <w:numId w:val="1"/>
+              </w:numPr>
+              <w:spacing w:after="40"/>
+              <w:ind w:left="360" w:hanging="260"/>
+            </w:pPr>
+            <w:r>
+              <w:rPr>
+                <w:rFonts w:ascii="Arial" w:cs="Arial" w:eastAsia="Arial" w:hAnsi="Arial"/>
+                <w:sz w:val="20"/>
+                <w:szCs w:val="20"/>
+              </w:rPr>
+              <w:t xml:space="preserve">Costo cero: no se compra ni se instala hardware.</w:t>
+            </w:r>
+          </w:p>
+          <w:p>
+            <w:pPr>
+              <w:numPr>
+                <w:ilvl w:val="0"/>
+                <w:numId w:val="1"/>
+              </w:numPr>
+              <w:spacing w:after="40"/>
+              <w:ind w:left="360" w:hanging="260"/>
+            </w:pPr>
+            <w:r>
+              <w:rPr>
+                <w:rFonts w:ascii="Arial" w:cs="Arial" w:eastAsia="Arial" w:hAnsi="Arial"/>
+                <w:sz w:val="20"/>
+                <w:szCs w:val="20"/>
+              </w:rPr>
+              <w:t xml:space="preserve">En desarrollo el SMS se simula con Postman usando el mismo contrato HTTP que usará el celular.</w:t>
+            </w:r>
+          </w:p>
+          <w:p>
+            <w:pPr>
+              <w:numPr>
+                <w:ilvl w:val="0"/>
+                <w:numId w:val="1"/>
+              </w:numPr>
+              <w:spacing w:after="40"/>
+              <w:ind w:left="360" w:hanging="260"/>
+            </w:pPr>
+            <w:r>
+              <w:rPr>
+                <w:rFonts w:ascii="Arial" w:cs="Arial" w:eastAsia="Arial" w:hAnsi="Arial"/>
+                <w:sz w:val="20"/>
+                <w:szCs w:val="20"/>
+              </w:rPr>
+              <w:t xml:space="preserve">Los reintentos son seguros: si la aplicación de reenvío manda dos veces el mismo mensaje, la restricción UNIQUE (sensor_id, fecha_hora) rechaza el segundo con 409 y no se duplica la lectura.</w:t>
+            </w:r>
+          </w:p>
+          <w:p>
+            <w:pPr>
+              <w:numPr>
+                <w:ilvl w:val="0"/>
+                <w:numId w:val="1"/>
+              </w:numPr>
+              <w:spacing w:after="40"/>
+              <w:ind w:left="360" w:hanging="260"/>
+            </w:pPr>
+            <w:r>
+              <w:rPr>
+                <w:rFonts w:ascii="Arial" w:cs="Arial" w:eastAsia="Arial" w:hAnsi="Arial"/>
+                <w:sz w:val="20"/>
+                <w:szCs w:val="20"/>
+              </w:rPr>
+              <w:t xml:space="preserve">Cambiar de mecanismo de entrada no afecta la capa de negocio.</w:t>
+            </w:r>
+          </w:p>
+        </w:tc>
+      </w:tr>
+      <w:tr>
+        <w:trPr/>
+        <w:tc>
+          <w:tcPr>
+            <w:tcW w:type="dxa" w:w="1900"/>
+            <w:tcMar>
+              <w:top w:type="dxa" w:w="80"/>
+              <w:left w:type="dxa" w:w="100"/>
+              <w:bottom w:type="dxa" w:w="80"/>
+              <w:right w:type="dxa" w:w="100"/>
+            </w:tcMar>
+            <w:vAlign w:val="top"/>
+          </w:tcPr>
+          <w:p>
+            <w:pPr>
+              <w:spacing w:after="60"/>
+            </w:pPr>
+            <w:r>
+              <w:rPr>
+                <w:rFonts w:ascii="Arial" w:cs="Arial" w:eastAsia="Arial" w:hAnsi="Arial"/>
+                <w:b/>
+                <w:bCs/>
+                <w:sz w:val="20"/>
+                <w:szCs w:val="20"/>
+              </w:rPr>
+              <w:t xml:space="preserve">Consecuencias negativas y deuda técnica asumida</w:t>
+            </w:r>
+          </w:p>
+        </w:tc>
+        <w:tc>
+          <w:tcPr>
+            <w:tcW w:type="dxa" w:w="7126"/>
+            <w:tcMar>
+              <w:top w:type="dxa" w:w="80"/>
+              <w:left w:type="dxa" w:w="100"/>
+              <w:bottom w:type="dxa" w:w="80"/>
+              <w:right w:type="dxa" w:w="100"/>
+            </w:tcMar>
+            <w:vAlign w:val="top"/>
+          </w:tcPr>
+          <w:p>
+            <w:pPr>
+              <w:numPr>
+                <w:ilvl w:val="0"/>
+                <w:numId w:val="1"/>
+              </w:numPr>
+              <w:spacing w:after="40"/>
+              <w:ind w:left="360" w:hanging="260"/>
+            </w:pPr>
+            <w:r>
+              <w:rPr>
+                <w:rFonts w:ascii="Arial" w:cs="Arial" w:eastAsia="Arial" w:hAnsi="Arial"/>
+                <w:sz w:val="20"/>
+                <w:szCs w:val="20"/>
+              </w:rPr>
+              <w:t xml:space="preserve">El celular receptor sigue siendo un punto único de falla (batería, cobertura, internet, aplicación cerrada por Android). Esta decisión no lo elimina. Mitigación parcial: la consulta de estado de sensores (HU-03) muestra qué sensor dejó de reportar.</w:t>
+            </w:r>
+          </w:p>
+          <w:p>
+            <w:pPr>
+              <w:numPr>
+                <w:ilvl w:val="0"/>
+                <w:numId w:val="1"/>
+              </w:numPr>
+              <w:spacing w:after="40"/>
+              <w:ind w:left="360" w:hanging="260"/>
+            </w:pPr>
+            <w:r>
+              <w:rPr>
+                <w:rFonts w:ascii="Arial" w:cs="Arial" w:eastAsia="Arial" w:hAnsi="Arial"/>
+                <w:sz w:val="20"/>
+                <w:szCs w:val="20"/>
+              </w:rPr>
+              <w:t xml:space="preserve">Depende de una aplicación de terceros instalada en el celular, cuyos reintentos y formato de envío no controlamos.</w:t>
+            </w:r>
+          </w:p>
+          <w:p>
+            <w:pPr>
+              <w:numPr>
+                <w:ilvl w:val="0"/>
+                <w:numId w:val="1"/>
+              </w:numPr>
+              <w:spacing w:after="40"/>
+              <w:ind w:left="360" w:hanging="260"/>
+            </w:pPr>
+            <w:r>
+              <w:rPr>
+                <w:rFonts w:ascii="Arial" w:cs="Arial" w:eastAsia="Arial" w:hAnsi="Arial"/>
+                <w:sz w:val="20"/>
+                <w:szCs w:val="20"/>
+              </w:rPr>
+              <w:t xml:space="preserve">Si la API está caída cuando llega el SMS y la aplicación no reintenta, la lectura se pierde: no hay cola de mensajes ni broker (descartados en la sección 2.1 por costo y por puntos de falla adicionales).</w:t>
+            </w:r>
+          </w:p>
+          <w:p>
+            <w:pPr>
+              <w:numPr>
+                <w:ilvl w:val="0"/>
+                <w:numId w:val="1"/>
+              </w:numPr>
+              <w:spacing w:after="40"/>
+              <w:ind w:left="360" w:hanging="260"/>
+            </w:pPr>
+            <w:r>
+              <w:rPr>
+                <w:rFonts w:ascii="Arial" w:cs="Arial" w:eastAsia="Arial" w:hAnsi="Arial"/>
+                <w:sz w:val="20"/>
+                <w:szCs w:val="20"/>
+              </w:rPr>
+              <w:t xml:space="preserve">Supuestos sin confirmar con el cliente: que el celular admita una aplicación de reenvío y tenga conexión a internet, y cuál es el formato exacto del SMS (sensor, fecha y hora, humedad). Si el cliente no los confirma, este ADR se reemplaza por uno nuevo (módem o gateway).</w:t>
+            </w:r>
+          </w:p>
+          <w:p>
+            <w:pPr>
+              <w:numPr>
+                <w:ilvl w:val="0"/>
+                <w:numId w:val="1"/>
+              </w:numPr>
+              <w:spacing w:after="40"/>
+              <w:ind w:left="360" w:hanging="260"/>
+            </w:pPr>
+            <w:r>
+              <w:rPr>
+                <w:rFonts w:ascii="Arial" w:cs="Arial" w:eastAsia="Arial" w:hAnsi="Arial"/>
+                <w:sz w:val="20"/>
+                <w:szCs w:val="20"/>
+              </w:rPr>
+              <w:t xml:space="preserve">La API queda expuesta a internet, por lo que el webhook necesita autenticación (ADR-002) y HTTPS en producción.</w:t>
+            </w:r>
+          </w:p>
+        </w:tc>
+      </w:tr>
+    </w:tbl>
+    <w:p>
+      <w:pPr>
+        <w:spacing w:after="120"/>
+      </w:pPr>
+    </w:p>
+    <w:p>
+      <w:pPr>
+        <w:pStyle w:val="Heading2"/>
+        <w:keepNext/>
+        <w:spacing w:after="120" w:before="250"/>
+      </w:pPr>
+      <w:r>
+        <w:t xml:space="preserve">4.2 ADR-002: Autenticar el webhook con un secreto compartido en la cabecera X-Webhook-Secret</w:t>
+      </w:r>
+    </w:p>
+    <w:tbl>
+      <w:tblPr>
+        <w:tblW w:type="dxa" w:w="9026"/>
+        <w:tblBorders>
+          <w:top w:val="single" w:color="auto" w:sz="4"/>
+          <w:left w:val="single" w:color="auto" w:sz="4"/>
+          <w:bottom w:val="single" w:color="auto" w:sz="4"/>
+          <w:right w:val="single" w:color="auto" w:sz="4"/>
+          <w:insideH w:val="single" w:color="auto" w:sz="4"/>
+          <w:insideV w:val="single" w:color="auto" w:sz="4"/>
+        </w:tblBorders>
+      </w:tblPr>
+      <w:tblGrid>
+        <w:gridCol w:w="1900"/>
+        <w:gridCol w:w="7126"/>
+      </w:tblGrid>
+      <w:tr>
+        <w:trPr>
+          <w:cantSplit/>
+          <w:tblHeader/>
+        </w:trPr>
+        <w:tc>
+          <w:tcPr>
+            <w:tcW w:type="dxa" w:w="1900"/>
+            <w:shd w:fill="1F4E79" w:val="clear"/>
+            <w:tcMar>
+              <w:top w:type="dxa" w:w="80"/>
+              <w:left w:type="dxa" w:w="100"/>
+              <w:bottom w:type="dxa" w:w="80"/>
+              <w:right w:type="dxa" w:w="100"/>
+            </w:tcMar>
+            <w:vAlign w:val="center"/>
+          </w:tcPr>
+          <w:p>
+            <w:pPr/>
+            <w:r>
+              <w:rPr>
+                <w:rFonts w:ascii="Arial" w:cs="Arial" w:eastAsia="Arial" w:hAnsi="Arial"/>
+                <w:b/>
+                <w:bCs/>
+                <w:color w:val="FFFFFF"/>
+                <w:sz w:val="20"/>
+                <w:szCs w:val="20"/>
+              </w:rPr>
+              <w:t xml:space="preserve">Campo</w:t>
+            </w:r>
+          </w:p>
+        </w:tc>
+        <w:tc>
+          <w:tcPr>
+            <w:tcW w:type="dxa" w:w="7126"/>
+            <w:shd w:fill="1F4E79" w:val="clear"/>
+            <w:tcMar>
+              <w:top w:type="dxa" w:w="80"/>
+              <w:left w:type="dxa" w:w="100"/>
+              <w:bottom w:type="dxa" w:w="80"/>
+              <w:right w:type="dxa" w:w="100"/>
+            </w:tcMar>
+            <w:vAlign w:val="center"/>
+          </w:tcPr>
+          <w:p>
+            <w:pPr/>
+            <w:r>
+              <w:rPr>
+                <w:rFonts w:ascii="Arial" w:cs="Arial" w:eastAsia="Arial" w:hAnsi="Arial"/>
+                <w:b/>
+                <w:bCs/>
+                <w:color w:val="FFFFFF"/>
+                <w:sz w:val="20"/>
+                <w:szCs w:val="20"/>
+              </w:rPr>
+              <w:t xml:space="preserve">Contenido</w:t>
+            </w:r>
+          </w:p>
+        </w:tc>
+      </w:tr>
+      <w:tr>
+        <w:trPr/>
+        <w:tc>
+          <w:tcPr>
+            <w:tcW w:type="dxa" w:w="1900"/>
+            <w:tcMar>
+              <w:top w:type="dxa" w:w="80"/>
+              <w:left w:type="dxa" w:w="100"/>
+              <w:bottom w:type="dxa" w:w="80"/>
+              <w:right w:type="dxa" w:w="100"/>
+            </w:tcMar>
+            <w:vAlign w:val="top"/>
+          </w:tcPr>
+          <w:p>
+            <w:pPr>
+              <w:spacing w:after="60"/>
+            </w:pPr>
+            <w:r>
+              <w:rPr>
+                <w:rFonts w:ascii="Arial" w:cs="Arial" w:eastAsia="Arial" w:hAnsi="Arial"/>
+                <w:b/>
+                <w:bCs/>
+                <w:sz w:val="20"/>
+                <w:szCs w:val="20"/>
+              </w:rPr>
+              <w:t xml:space="preserve">Estatus</w:t>
+            </w:r>
+          </w:p>
+        </w:tc>
+        <w:tc>
+          <w:tcPr>
+            <w:tcW w:type="dxa" w:w="7126"/>
+            <w:tcMar>
+              <w:top w:type="dxa" w:w="80"/>
+              <w:left w:type="dxa" w:w="100"/>
+              <w:bottom w:type="dxa" w:w="80"/>
+              <w:right w:type="dxa" w:w="100"/>
+            </w:tcMar>
+            <w:vAlign w:val="top"/>
+          </w:tcPr>
+          <w:p>
+            <w:pPr>
+              <w:spacing w:after="60"/>
+            </w:pPr>
+            <w:r>
+              <w:rPr>
+                <w:rFonts w:ascii="Arial" w:cs="Arial" w:eastAsia="Arial" w:hAnsi="Arial"/>
+                <w:sz w:val="20"/>
+                <w:szCs w:val="20"/>
+              </w:rPr>
+              <w:t xml:space="preserve">Aceptada</w:t>
+            </w:r>
+          </w:p>
+        </w:tc>
+      </w:tr>
+      <w:tr>
+        <w:trPr/>
+        <w:tc>
+          <w:tcPr>
+            <w:tcW w:type="dxa" w:w="1900"/>
+            <w:tcMar>
+              <w:top w:type="dxa" w:w="80"/>
+              <w:left w:type="dxa" w:w="100"/>
+              <w:bottom w:type="dxa" w:w="80"/>
+              <w:right w:type="dxa" w:w="100"/>
+            </w:tcMar>
+            <w:vAlign w:val="top"/>
+          </w:tcPr>
+          <w:p>
+            <w:pPr>
+              <w:spacing w:after="60"/>
+            </w:pPr>
+            <w:r>
+              <w:rPr>
+                <w:rFonts w:ascii="Arial" w:cs="Arial" w:eastAsia="Arial" w:hAnsi="Arial"/>
+                <w:b/>
+                <w:bCs/>
+                <w:sz w:val="20"/>
+                <w:szCs w:val="20"/>
+              </w:rPr>
+              <w:t xml:space="preserve">Fecha</w:t>
+            </w:r>
+          </w:p>
+        </w:tc>
+        <w:tc>
+          <w:tcPr>
+            <w:tcW w:type="dxa" w:w="7126"/>
+            <w:tcMar>
+              <w:top w:type="dxa" w:w="80"/>
+              <w:left w:type="dxa" w:w="100"/>
+              <w:bottom w:type="dxa" w:w="80"/>
+              <w:right w:type="dxa" w:w="100"/>
+            </w:tcMar>
+            <w:vAlign w:val="top"/>
+          </w:tcPr>
+          <w:p>
+            <w:pPr>
+              <w:spacing w:after="60"/>
+            </w:pPr>
+            <w:r>
+              <w:rPr>
+                <w:rFonts w:ascii="Arial" w:cs="Arial" w:eastAsia="Arial" w:hAnsi="Arial"/>
+                <w:sz w:val="20"/>
+                <w:szCs w:val="20"/>
+              </w:rPr>
+              <w:t xml:space="preserve">24/10/2026</w:t>
+            </w:r>
+          </w:p>
+        </w:tc>
+      </w:tr>
+      <w:tr>
+        <w:trPr/>
+        <w:tc>
+          <w:tcPr>
+            <w:tcW w:type="dxa" w:w="1900"/>
+            <w:tcMar>
+              <w:top w:type="dxa" w:w="80"/>
+              <w:left w:type="dxa" w:w="100"/>
+              <w:bottom w:type="dxa" w:w="80"/>
+              <w:right w:type="dxa" w:w="100"/>
+            </w:tcMar>
+            <w:vAlign w:val="top"/>
+          </w:tcPr>
+          <w:p>
+            <w:pPr>
+              <w:spacing w:after="60"/>
+            </w:pPr>
+            <w:r>
+              <w:rPr>
+                <w:rFonts w:ascii="Arial" w:cs="Arial" w:eastAsia="Arial" w:hAnsi="Arial"/>
+                <w:b/>
+                <w:bCs/>
+                <w:sz w:val="20"/>
+                <w:szCs w:val="20"/>
+              </w:rPr>
+              <w:t xml:space="preserve">Contexto</w:t>
+            </w:r>
+          </w:p>
+        </w:tc>
+        <w:tc>
+          <w:tcPr>
+            <w:tcW w:type="dxa" w:w="7126"/>
+            <w:tcMar>
+              <w:top w:type="dxa" w:w="80"/>
+              <w:left w:type="dxa" w:w="100"/>
+              <w:bottom w:type="dxa" w:w="80"/>
+              <w:right w:type="dxa" w:w="100"/>
+            </w:tcMar>
+            <w:vAlign w:val="top"/>
+          </w:tcPr>
+          <w:p>
+            <w:pPr>
+              <w:spacing w:after="60"/>
+            </w:pPr>
+            <w:r>
+              <w:rPr>
+                <w:rFonts w:ascii="Arial" w:cs="Arial" w:eastAsia="Arial" w:hAnsi="Arial"/>
+                <w:sz w:val="20"/>
+                <w:szCs w:val="20"/>
+              </w:rPr>
+              <w:t xml:space="preserve">El webhook del ADR-001 no lo llama una persona sino un dispositivo (el celular receptor con su aplicación de reenvío). El resto de la API se protege con JWT, que se obtiene iniciando sesión con usuario y contraseña y vence; un dispositivo desatendido no puede hacer ese inicio de sesión.</w:t>
+            </w:r>
+          </w:p>
+          <w:p>
+            <w:pPr>
+              <w:spacing w:after="60"/>
+            </w:pPr>
+            <w:r>
+              <w:rPr>
+                <w:rFonts w:ascii="Arial" w:cs="Arial" w:eastAsia="Arial" w:hAnsi="Arial"/>
+                <w:sz w:val="20"/>
+                <w:szCs w:val="20"/>
+              </w:rPr>
+              <w:t xml:space="preserve">Si el webhook no se protegiera, cualquiera que conozca la URL podría enviar lecturas falsas: provocar una alerta falsa que desgaste la confianza en el sistema o esconder una lectura real detrás de datos inventados. La Seguridad (AC-06) tiene prioridad Baja en la Ficha de Drivers, así que la protección debe ser de bajo costo, pero la consecuencia de un dato falso sobre riesgo de vida es grave.</w:t>
+            </w:r>
+          </w:p>
+          <w:p>
+            <w:pPr>
+              <w:spacing w:after="60"/>
+            </w:pPr>
+            <w:r>
+              <w:rPr>
+                <w:rFonts w:ascii="Arial" w:cs="Arial" w:eastAsia="Arial" w:hAnsi="Arial"/>
+                <w:b/>
+                <w:bCs/>
+                <w:sz w:val="20"/>
+                <w:szCs w:val="20"/>
+              </w:rPr>
+              <w:t xml:space="preserve">Fuerzas en juego:</w:t>
+            </w:r>
+          </w:p>
+          <w:p>
+            <w:pPr>
+              <w:numPr>
+                <w:ilvl w:val="0"/>
+                <w:numId w:val="1"/>
+              </w:numPr>
+              <w:spacing w:after="40"/>
+              <w:ind w:left="360" w:hanging="260"/>
+            </w:pPr>
+            <w:r>
+              <w:rPr>
+                <w:rFonts w:ascii="Arial" w:cs="Arial" w:eastAsia="Arial" w:hAnsi="Arial"/>
+                <w:sz w:val="20"/>
+                <w:szCs w:val="20"/>
+              </w:rPr>
+              <w:t xml:space="preserve">AC-06 (Seguridad): solo el celular autorizado puede inyectar lecturas.</w:t>
+            </w:r>
+          </w:p>
+          <w:p>
+            <w:pPr>
+              <w:numPr>
+                <w:ilvl w:val="0"/>
+                <w:numId w:val="1"/>
+              </w:numPr>
+              <w:spacing w:after="40"/>
+              <w:ind w:left="360" w:hanging="260"/>
+            </w:pPr>
+            <w:r>
+              <w:rPr>
+                <w:rFonts w:ascii="Arial" w:cs="Arial" w:eastAsia="Arial" w:hAnsi="Arial"/>
+                <w:sz w:val="20"/>
+                <w:szCs w:val="20"/>
+              </w:rPr>
+              <w:t xml:space="preserve">AC-07 (Mantenibilidad): cambiar o rotar la credencial no debe exigir cambios de código.</w:t>
+            </w:r>
+          </w:p>
+          <w:p>
+            <w:pPr>
+              <w:numPr>
+                <w:ilvl w:val="0"/>
+                <w:numId w:val="1"/>
+              </w:numPr>
+              <w:spacing w:after="40"/>
+              <w:ind w:left="360" w:hanging="260"/>
+            </w:pPr>
+            <w:r>
+              <w:rPr>
+                <w:rFonts w:ascii="Arial" w:cs="Arial" w:eastAsia="Arial" w:hAnsi="Arial"/>
+                <w:sz w:val="20"/>
+                <w:szCs w:val="20"/>
+              </w:rPr>
+              <w:t xml:space="preserve">RA-02 y la restricción de tiempo (sección 1.4): sin software ni servicios adicionales.</w:t>
+            </w:r>
+          </w:p>
+          <w:p>
+            <w:pPr>
+              <w:numPr>
+                <w:ilvl w:val="0"/>
+                <w:numId w:val="1"/>
+              </w:numPr>
+              <w:spacing w:after="40"/>
+              <w:ind w:left="360" w:hanging="260"/>
+            </w:pPr>
+            <w:r>
+              <w:rPr>
+                <w:rFonts w:ascii="Arial" w:cs="Arial" w:eastAsia="Arial" w:hAnsi="Arial"/>
+                <w:sz w:val="20"/>
+                <w:szCs w:val="20"/>
+              </w:rPr>
+              <w:t xml:space="preserve">Supuesto: la aplicación de reenvío permite configurar la URL y cabeceras HTTP fijas, pero no calcular firmas.</w:t>
+            </w:r>
+          </w:p>
+          <w:p>
+            <w:pPr>
+              <w:spacing w:after="60"/>
+            </w:pPr>
+            <w:r>
+              <w:rPr>
+                <w:rFonts w:ascii="Arial" w:cs="Arial" w:eastAsia="Arial" w:hAnsi="Arial"/>
+                <w:b/>
+                <w:bCs/>
+                <w:sz w:val="20"/>
+                <w:szCs w:val="20"/>
+              </w:rPr>
+              <w:t xml:space="preserve">Alternativas consideradas:</w:t>
+            </w:r>
+          </w:p>
+          <w:p>
+            <w:pPr>
+              <w:spacing w:after="60"/>
+              <w:ind w:left="360" w:hanging="360"/>
+            </w:pPr>
+            <w:r>
+              <w:rPr>
+                <w:rFonts w:ascii="Arial" w:cs="Arial" w:eastAsia="Arial" w:hAnsi="Arial"/>
+                <w:sz w:val="20"/>
+                <w:szCs w:val="20"/>
+              </w:rPr>
+              <w:t xml:space="preserve">1.</w:t>
+            </w:r>
+            <w:r>
+              <w:rPr>
+                <w:rFonts w:ascii="Arial" w:cs="Arial" w:eastAsia="Arial" w:hAnsi="Arial"/>
+                <w:sz w:val="20"/>
+                <w:szCs w:val="20"/>
+              </w:rPr>
+              <w:tab/>
+            </w:r>
+            <w:r>
+              <w:rPr>
+                <w:rFonts w:ascii="Arial" w:cs="Arial" w:eastAsia="Arial" w:hAnsi="Arial"/>
+                <w:b/>
+                <w:bCs/>
+                <w:sz w:val="20"/>
+                <w:szCs w:val="20"/>
+              </w:rPr>
+              <w:t xml:space="preserve">Secreto compartido estático en una cabecera HTTP.</w:t>
+            </w:r>
+            <w:r>
+              <w:rPr>
+                <w:rFonts w:ascii="Arial" w:cs="Arial" w:eastAsia="Arial" w:hAnsi="Arial"/>
+                <w:sz w:val="20"/>
+                <w:szCs w:val="20"/>
+              </w:rPr>
+              <w:t xml:space="preserve"> El celular lo envía en cada petición y la API lo compara con el valor guardado en una variable de entorno.</w:t>
+            </w:r>
+          </w:p>
+          <w:p>
+            <w:pPr>
+              <w:spacing w:after="60"/>
+              <w:ind w:left="360" w:hanging="360"/>
+            </w:pPr>
+            <w:r>
+              <w:rPr>
+                <w:rFonts w:ascii="Arial" w:cs="Arial" w:eastAsia="Arial" w:hAnsi="Arial"/>
+                <w:sz w:val="20"/>
+                <w:szCs w:val="20"/>
+              </w:rPr>
+              <w:t xml:space="preserve">2.</w:t>
+            </w:r>
+            <w:r>
+              <w:rPr>
+                <w:rFonts w:ascii="Arial" w:cs="Arial" w:eastAsia="Arial" w:hAnsi="Arial"/>
+                <w:sz w:val="20"/>
+                <w:szCs w:val="20"/>
+              </w:rPr>
+              <w:tab/>
+            </w:r>
+            <w:r>
+              <w:rPr>
+                <w:rFonts w:ascii="Arial" w:cs="Arial" w:eastAsia="Arial" w:hAnsi="Arial"/>
+                <w:b/>
+                <w:bCs/>
+                <w:sz w:val="20"/>
+                <w:szCs w:val="20"/>
+              </w:rPr>
+              <w:t xml:space="preserve">JWT como el de las personas.</w:t>
+            </w:r>
+            <w:r>
+              <w:rPr>
+                <w:rFonts w:ascii="Arial" w:cs="Arial" w:eastAsia="Arial" w:hAnsi="Arial"/>
+                <w:sz w:val="20"/>
+                <w:szCs w:val="20"/>
+              </w:rPr>
+              <w:t xml:space="preserve"> El token vence y para renovarlo hay que iniciar sesión; la aplicación de reenvío no puede. Un JWT de larga duración sería, en la práctica, otro secreto estático pero más complejo.</w:t>
+            </w:r>
+          </w:p>
+          <w:p>
+            <w:pPr>
+              <w:spacing w:after="60"/>
+              <w:ind w:left="360" w:hanging="360"/>
+            </w:pPr>
+            <w:r>
+              <w:rPr>
+                <w:rFonts w:ascii="Arial" w:cs="Arial" w:eastAsia="Arial" w:hAnsi="Arial"/>
+                <w:sz w:val="20"/>
+                <w:szCs w:val="20"/>
+              </w:rPr>
+              <w:t xml:space="preserve">3.</w:t>
+            </w:r>
+            <w:r>
+              <w:rPr>
+                <w:rFonts w:ascii="Arial" w:cs="Arial" w:eastAsia="Arial" w:hAnsi="Arial"/>
+                <w:sz w:val="20"/>
+                <w:szCs w:val="20"/>
+              </w:rPr>
+              <w:tab/>
+            </w:r>
+            <w:r>
+              <w:rPr>
+                <w:rFonts w:ascii="Arial" w:cs="Arial" w:eastAsia="Arial" w:hAnsi="Arial"/>
+                <w:b/>
+                <w:bCs/>
+                <w:sz w:val="20"/>
+                <w:szCs w:val="20"/>
+              </w:rPr>
+              <w:t xml:space="preserve">Firma HMAC del cuerpo con marca de tiempo.</w:t>
+            </w:r>
+            <w:r>
+              <w:rPr>
+                <w:rFonts w:ascii="Arial" w:cs="Arial" w:eastAsia="Arial" w:hAnsi="Arial"/>
+                <w:sz w:val="20"/>
+                <w:szCs w:val="20"/>
+              </w:rPr>
+              <w:t xml:space="preserve"> Es más segura porque una petición capturada no se puede repetir, pero la aplicación de reenvío tendría que calcular la firma: habría que programar una aplicación propia o un intermediario.</w:t>
+            </w:r>
+          </w:p>
+          <w:p>
+            <w:pPr>
+              <w:spacing w:after="60"/>
+              <w:ind w:left="360" w:hanging="360"/>
+            </w:pPr>
+            <w:r>
+              <w:rPr>
+                <w:rFonts w:ascii="Arial" w:cs="Arial" w:eastAsia="Arial" w:hAnsi="Arial"/>
+                <w:sz w:val="20"/>
+                <w:szCs w:val="20"/>
+              </w:rPr>
+              <w:t xml:space="preserve">4.</w:t>
+            </w:r>
+            <w:r>
+              <w:rPr>
+                <w:rFonts w:ascii="Arial" w:cs="Arial" w:eastAsia="Arial" w:hAnsi="Arial"/>
+                <w:sz w:val="20"/>
+                <w:szCs w:val="20"/>
+              </w:rPr>
+              <w:tab/>
+            </w:r>
+            <w:r>
+              <w:rPr>
+                <w:rFonts w:ascii="Arial" w:cs="Arial" w:eastAsia="Arial" w:hAnsi="Arial"/>
+                <w:b/>
+                <w:bCs/>
+                <w:sz w:val="20"/>
+                <w:szCs w:val="20"/>
+              </w:rPr>
+              <w:t xml:space="preserve">Lista blanca de direcciones IP.</w:t>
+            </w:r>
+            <w:r>
+              <w:rPr>
+                <w:rFonts w:ascii="Arial" w:cs="Arial" w:eastAsia="Arial" w:hAnsi="Arial"/>
+                <w:sz w:val="20"/>
+                <w:szCs w:val="20"/>
+              </w:rPr>
+              <w:t xml:space="preserve"> El celular sale por datos móviles con una IP que cambia; no sirve.</w:t>
+            </w:r>
+          </w:p>
+          <w:p>
+            <w:pPr>
+              <w:spacing w:after="60"/>
+              <w:ind w:left="360" w:hanging="360"/>
+            </w:pPr>
+            <w:r>
+              <w:rPr>
+                <w:rFonts w:ascii="Arial" w:cs="Arial" w:eastAsia="Arial" w:hAnsi="Arial"/>
+                <w:sz w:val="20"/>
+                <w:szCs w:val="20"/>
+              </w:rPr>
+              <w:t xml:space="preserve">5.</w:t>
+            </w:r>
+            <w:r>
+              <w:rPr>
+                <w:rFonts w:ascii="Arial" w:cs="Arial" w:eastAsia="Arial" w:hAnsi="Arial"/>
+                <w:sz w:val="20"/>
+                <w:szCs w:val="20"/>
+              </w:rPr>
+              <w:tab/>
+            </w:r>
+            <w:r>
+              <w:rPr>
+                <w:rFonts w:ascii="Arial" w:cs="Arial" w:eastAsia="Arial" w:hAnsi="Arial"/>
+                <w:b/>
+                <w:bCs/>
+                <w:sz w:val="20"/>
+                <w:szCs w:val="20"/>
+              </w:rPr>
+              <w:t xml:space="preserve">Sin autenticación.</w:t>
+            </w:r>
+            <w:r>
+              <w:rPr>
+                <w:rFonts w:ascii="Arial" w:cs="Arial" w:eastAsia="Arial" w:hAnsi="Arial"/>
+                <w:sz w:val="20"/>
+                <w:szCs w:val="20"/>
+              </w:rPr>
+              <w:t xml:space="preserve"> Se descarta por el riesgo descrito arriba.</w:t>
+            </w:r>
+          </w:p>
+        </w:tc>
+      </w:tr>
+      <w:tr>
+        <w:trPr/>
+        <w:tc>
+          <w:tcPr>
+            <w:tcW w:type="dxa" w:w="1900"/>
+            <w:tcMar>
+              <w:top w:type="dxa" w:w="80"/>
+              <w:left w:type="dxa" w:w="100"/>
+              <w:bottom w:type="dxa" w:w="80"/>
+              <w:right w:type="dxa" w:w="100"/>
+            </w:tcMar>
+            <w:vAlign w:val="top"/>
+          </w:tcPr>
+          <w:p>
+            <w:pPr>
+              <w:spacing w:after="60"/>
+            </w:pPr>
+            <w:r>
+              <w:rPr>
+                <w:rFonts w:ascii="Arial" w:cs="Arial" w:eastAsia="Arial" w:hAnsi="Arial"/>
+                <w:b/>
+                <w:bCs/>
+                <w:sz w:val="20"/>
+                <w:szCs w:val="20"/>
+              </w:rPr>
+              <w:t xml:space="preserve">Decisión</w:t>
+            </w:r>
+          </w:p>
+        </w:tc>
+        <w:tc>
+          <w:tcPr>
+            <w:tcW w:type="dxa" w:w="7126"/>
+            <w:tcMar>
+              <w:top w:type="dxa" w:w="80"/>
+              <w:left w:type="dxa" w:w="100"/>
+              <w:bottom w:type="dxa" w:w="80"/>
+              <w:right w:type="dxa" w:w="100"/>
+            </w:tcMar>
+            <w:vAlign w:val="top"/>
+          </w:tcPr>
+          <w:p>
+            <w:pPr>
+              <w:spacing w:after="60"/>
+            </w:pPr>
+            <w:r>
+              <w:rPr>
+                <w:rFonts w:ascii="Arial" w:cs="Arial" w:eastAsia="Arial" w:hAnsi="Arial"/>
+                <w:sz w:val="20"/>
+                <w:szCs w:val="20"/>
+              </w:rPr>
+              <w:t xml:space="preserve">Decidimos autenticar el webhook con un secreto compartido largo y aleatorio (al menos 32 caracteres) enviado en la cabecera X-Webhook-Secret, porque es lo único que una aplicación de reenvío común puede mandar sin código propio (restricción de tiempo y RA-02) y protege la entrada contra lecturas falsas (AC-06). El valor vive en la variable de entorno WEBHOOK_SECRET y nunca en el repositorio; la API lo compara en tiempo constante y responde 401 si la cabecera falta o no coincide (flujo alterno 1 de la sección 3.4). Rotarlo es cambiar la variable y reconfigurar la aplicación del celular, sin tocar el código (AC-07).</w:t>
+            </w:r>
+          </w:p>
+        </w:tc>
+      </w:tr>
+      <w:tr>
+        <w:trPr/>
+        <w:tc>
+          <w:tcPr>
+            <w:tcW w:type="dxa" w:w="1900"/>
+            <w:tcMar>
+              <w:top w:type="dxa" w:w="80"/>
+              <w:left w:type="dxa" w:w="100"/>
+              <w:bottom w:type="dxa" w:w="80"/>
+              <w:right w:type="dxa" w:w="100"/>
+            </w:tcMar>
+            <w:vAlign w:val="top"/>
+          </w:tcPr>
+          <w:p>
+            <w:pPr>
+              <w:spacing w:after="60"/>
+            </w:pPr>
+            <w:r>
+              <w:rPr>
+                <w:rFonts w:ascii="Arial" w:cs="Arial" w:eastAsia="Arial" w:hAnsi="Arial"/>
+                <w:b/>
+                <w:bCs/>
+                <w:sz w:val="20"/>
+                <w:szCs w:val="20"/>
+              </w:rPr>
+              <w:t xml:space="preserve">Consecuencias positivas</w:t>
+            </w:r>
+          </w:p>
+        </w:tc>
+        <w:tc>
+          <w:tcPr>
+            <w:tcW w:type="dxa" w:w="7126"/>
+            <w:tcMar>
+              <w:top w:type="dxa" w:w="80"/>
+              <w:left w:type="dxa" w:w="100"/>
+              <w:bottom w:type="dxa" w:w="80"/>
+              <w:right w:type="dxa" w:w="100"/>
+            </w:tcMar>
+            <w:vAlign w:val="top"/>
+          </w:tcPr>
+          <w:p>
+            <w:pPr>
+              <w:numPr>
+                <w:ilvl w:val="0"/>
+                <w:numId w:val="1"/>
+              </w:numPr>
+              <w:spacing w:after="40"/>
+              <w:ind w:left="360" w:hanging="260"/>
+            </w:pPr>
+            <w:r>
+              <w:rPr>
+                <w:rFonts w:ascii="Arial" w:cs="Arial" w:eastAsia="Arial" w:hAnsi="Arial"/>
+                <w:sz w:val="20"/>
+                <w:szCs w:val="20"/>
+              </w:rPr>
+              <w:t xml:space="preserve">Implementación mínima: una comparación antes de procesar el mensaje.</w:t>
+            </w:r>
+          </w:p>
+          <w:p>
+            <w:pPr>
+              <w:numPr>
+                <w:ilvl w:val="0"/>
+                <w:numId w:val="1"/>
+              </w:numPr>
+              <w:spacing w:after="40"/>
+              <w:ind w:left="360" w:hanging="260"/>
+            </w:pPr>
+            <w:r>
+              <w:rPr>
+                <w:rFonts w:ascii="Arial" w:cs="Arial" w:eastAsia="Arial" w:hAnsi="Arial"/>
+                <w:sz w:val="20"/>
+                <w:szCs w:val="20"/>
+              </w:rPr>
+              <w:t xml:space="preserve">Fácil de verificar con Postman: sin cabecera o con cabecera errónea responde 401; con la cabecera correcta responde 201.</w:t>
+            </w:r>
+          </w:p>
+          <w:p>
+            <w:pPr>
+              <w:numPr>
+                <w:ilvl w:val="0"/>
+                <w:numId w:val="1"/>
+              </w:numPr>
+              <w:spacing w:after="40"/>
+              <w:ind w:left="360" w:hanging="260"/>
+            </w:pPr>
+            <w:r>
+              <w:rPr>
+                <w:rFonts w:ascii="Arial" w:cs="Arial" w:eastAsia="Arial" w:hAnsi="Arial"/>
+                <w:sz w:val="20"/>
+                <w:szCs w:val="20"/>
+              </w:rPr>
+              <w:t xml:space="preserve">Rotación sin cambios de código.</w:t>
+            </w:r>
+          </w:p>
+        </w:tc>
+      </w:tr>
+      <w:tr>
+        <w:trPr/>
+        <w:tc>
+          <w:tcPr>
+            <w:tcW w:type="dxa" w:w="1900"/>
+            <w:tcMar>
+              <w:top w:type="dxa" w:w="80"/>
+              <w:left w:type="dxa" w:w="100"/>
+              <w:bottom w:type="dxa" w:w="80"/>
+              <w:right w:type="dxa" w:w="100"/>
+            </w:tcMar>
+            <w:vAlign w:val="top"/>
+          </w:tcPr>
+          <w:p>
+            <w:pPr>
+              <w:spacing w:after="60"/>
+            </w:pPr>
+            <w:r>
+              <w:rPr>
+                <w:rFonts w:ascii="Arial" w:cs="Arial" w:eastAsia="Arial" w:hAnsi="Arial"/>
+                <w:b/>
+                <w:bCs/>
+                <w:sz w:val="20"/>
+                <w:szCs w:val="20"/>
+              </w:rPr>
+              <w:t xml:space="preserve">Consecuencias negativas y deuda técnica asumida</w:t>
+            </w:r>
+          </w:p>
+        </w:tc>
+        <w:tc>
+          <w:tcPr>
+            <w:tcW w:type="dxa" w:w="7126"/>
+            <w:tcMar>
+              <w:top w:type="dxa" w:w="80"/>
+              <w:left w:type="dxa" w:w="100"/>
+              <w:bottom w:type="dxa" w:w="80"/>
+              <w:right w:type="dxa" w:w="100"/>
+            </w:tcMar>
+            <w:vAlign w:val="top"/>
+          </w:tcPr>
+          <w:p>
+            <w:pPr>
+              <w:numPr>
+                <w:ilvl w:val="0"/>
+                <w:numId w:val="1"/>
+              </w:numPr>
+              <w:spacing w:after="40"/>
+              <w:ind w:left="360" w:hanging="260"/>
+            </w:pPr>
+            <w:r>
+              <w:rPr>
+                <w:rFonts w:ascii="Arial" w:cs="Arial" w:eastAsia="Arial" w:hAnsi="Arial"/>
+                <w:sz w:val="20"/>
+                <w:szCs w:val="20"/>
+              </w:rPr>
+              <w:t xml:space="preserve">Es una credencial estática: si se filtra, sirve hasta que se rote.</w:t>
+            </w:r>
+          </w:p>
+          <w:p>
+            <w:pPr>
+              <w:numPr>
+                <w:ilvl w:val="0"/>
+                <w:numId w:val="1"/>
+              </w:numPr>
+              <w:spacing w:after="40"/>
+              <w:ind w:left="360" w:hanging="260"/>
+            </w:pPr>
+            <w:r>
+              <w:rPr>
+                <w:rFonts w:ascii="Arial" w:cs="Arial" w:eastAsia="Arial" w:hAnsi="Arial"/>
+                <w:sz w:val="20"/>
+                <w:szCs w:val="20"/>
+              </w:rPr>
+              <w:t xml:space="preserve">Solo es segura sobre HTTPS; en HTTP viaja en claro. En desarrollo (localhost) se usa HTTP y en producción se debe poner un terminador TLS (proxy inverso o certificado). Eso aún no está implementado en el esqueleto.</w:t>
+            </w:r>
+          </w:p>
+          <w:p>
+            <w:pPr>
+              <w:numPr>
+                <w:ilvl w:val="0"/>
+                <w:numId w:val="1"/>
+              </w:numPr>
+              <w:spacing w:after="40"/>
+              <w:ind w:left="360" w:hanging="260"/>
+            </w:pPr>
+            <w:r>
+              <w:rPr>
+                <w:rFonts w:ascii="Arial" w:cs="Arial" w:eastAsia="Arial" w:hAnsi="Arial"/>
+                <w:sz w:val="20"/>
+                <w:szCs w:val="20"/>
+              </w:rPr>
+              <w:t xml:space="preserve">No impide que alguien con una petición capturada la repita. Lo mitiga la restricción UNIQUE (sensor_id, fecha_hora): repetir la misma lectura devuelve 409 y no la duplica, pero una lectura nueva falsificada necesita el secreto.</w:t>
+            </w:r>
+          </w:p>
+          <w:p>
+            <w:pPr>
+              <w:numPr>
+                <w:ilvl w:val="0"/>
+                <w:numId w:val="1"/>
+              </w:numPr>
+              <w:spacing w:after="40"/>
+              <w:ind w:left="360" w:hanging="260"/>
+            </w:pPr>
+            <w:r>
+              <w:rPr>
+                <w:rFonts w:ascii="Arial" w:cs="Arial" w:eastAsia="Arial" w:hAnsi="Arial"/>
+                <w:sz w:val="20"/>
+                <w:szCs w:val="20"/>
+              </w:rPr>
+              <w:t xml:space="preserve">Todos los dispositivos comparten el mismo secreto: si algún día hubiera más de un celular receptor, no se distinguiría cuál envió el mensaje.</w:t>
+            </w:r>
+          </w:p>
+          <w:p>
+            <w:pPr>
+              <w:numPr>
+                <w:ilvl w:val="0"/>
+                <w:numId w:val="1"/>
+              </w:numPr>
+              <w:spacing w:after="40"/>
+              <w:ind w:left="360" w:hanging="260"/>
+            </w:pPr>
+            <w:r>
+              <w:rPr>
+                <w:rFonts w:ascii="Arial" w:cs="Arial" w:eastAsia="Arial" w:hAnsi="Arial"/>
+                <w:sz w:val="20"/>
+                <w:szCs w:val="20"/>
+              </w:rPr>
+              <w:t xml:space="preserve">Si la aplicación de reenvío que se elija no permite cabeceras personalizadas, este ADR se reemplaza (por ejemplo, el secreto en la URL o en el cuerpo).</w:t>
+            </w:r>
+          </w:p>
+        </w:tc>
+      </w:tr>
+    </w:tbl>
+    <w:p>
+      <w:pPr>
+        <w:spacing w:after="120"/>
+      </w:pPr>
+    </w:p>
+    <w:p>
+      <w:pPr>
+        <w:pStyle w:val="Heading2"/>
+        <w:keepNext/>
+        <w:spacing w:after="120" w:before="250"/>
+      </w:pPr>
+      <w:r>
+        <w:t xml:space="preserve">4.3 ADR-003: Usar borrado lógico con un campo activo en todas las tablas</w:t>
+      </w:r>
+    </w:p>
+    <w:tbl>
+      <w:tblPr>
+        <w:tblW w:type="dxa" w:w="9026"/>
+        <w:tblBorders>
+          <w:top w:val="single" w:color="auto" w:sz="4"/>
+          <w:left w:val="single" w:color="auto" w:sz="4"/>
+          <w:bottom w:val="single" w:color="auto" w:sz="4"/>
+          <w:right w:val="single" w:color="auto" w:sz="4"/>
+          <w:insideH w:val="single" w:color="auto" w:sz="4"/>
+          <w:insideV w:val="single" w:color="auto" w:sz="4"/>
+        </w:tblBorders>
+      </w:tblPr>
+      <w:tblGrid>
+        <w:gridCol w:w="1900"/>
+        <w:gridCol w:w="7126"/>
+      </w:tblGrid>
+      <w:tr>
+        <w:trPr>
+          <w:cantSplit/>
+          <w:tblHeader/>
+        </w:trPr>
+        <w:tc>
+          <w:tcPr>
+            <w:tcW w:type="dxa" w:w="1900"/>
+            <w:shd w:fill="1F4E79" w:val="clear"/>
+            <w:tcMar>
+              <w:top w:type="dxa" w:w="80"/>
+              <w:left w:type="dxa" w:w="100"/>
+              <w:bottom w:type="dxa" w:w="80"/>
+              <w:right w:type="dxa" w:w="100"/>
+            </w:tcMar>
+            <w:vAlign w:val="center"/>
+          </w:tcPr>
+          <w:p>
+            <w:pPr/>
+            <w:r>
+              <w:rPr>
+                <w:rFonts w:ascii="Arial" w:cs="Arial" w:eastAsia="Arial" w:hAnsi="Arial"/>
+                <w:b/>
+                <w:bCs/>
+                <w:color w:val="FFFFFF"/>
+                <w:sz w:val="20"/>
+                <w:szCs w:val="20"/>
+              </w:rPr>
+              <w:t xml:space="preserve">Campo</w:t>
+            </w:r>
+          </w:p>
+        </w:tc>
+        <w:tc>
+          <w:tcPr>
+            <w:tcW w:type="dxa" w:w="7126"/>
+            <w:shd w:fill="1F4E79" w:val="clear"/>
+            <w:tcMar>
+              <w:top w:type="dxa" w:w="80"/>
+              <w:left w:type="dxa" w:w="100"/>
+              <w:bottom w:type="dxa" w:w="80"/>
+              <w:right w:type="dxa" w:w="100"/>
+            </w:tcMar>
+            <w:vAlign w:val="center"/>
+          </w:tcPr>
+          <w:p>
+            <w:pPr/>
+            <w:r>
+              <w:rPr>
+                <w:rFonts w:ascii="Arial" w:cs="Arial" w:eastAsia="Arial" w:hAnsi="Arial"/>
+                <w:b/>
+                <w:bCs/>
+                <w:color w:val="FFFFFF"/>
+                <w:sz w:val="20"/>
+                <w:szCs w:val="20"/>
+              </w:rPr>
+              <w:t xml:space="preserve">Contenido</w:t>
+            </w:r>
+          </w:p>
+        </w:tc>
+      </w:tr>
+      <w:tr>
+        <w:trPr/>
+        <w:tc>
+          <w:tcPr>
+            <w:tcW w:type="dxa" w:w="1900"/>
+            <w:tcMar>
+              <w:top w:type="dxa" w:w="80"/>
+              <w:left w:type="dxa" w:w="100"/>
+              <w:bottom w:type="dxa" w:w="80"/>
+              <w:right w:type="dxa" w:w="100"/>
+            </w:tcMar>
+            <w:vAlign w:val="top"/>
+          </w:tcPr>
+          <w:p>
+            <w:pPr>
+              <w:spacing w:after="60"/>
+            </w:pPr>
+            <w:r>
+              <w:rPr>
+                <w:rFonts w:ascii="Arial" w:cs="Arial" w:eastAsia="Arial" w:hAnsi="Arial"/>
+                <w:b/>
+                <w:bCs/>
+                <w:sz w:val="20"/>
+                <w:szCs w:val="20"/>
+              </w:rPr>
+              <w:t xml:space="preserve">Estatus</w:t>
+            </w:r>
+          </w:p>
+        </w:tc>
+        <w:tc>
+          <w:tcPr>
+            <w:tcW w:type="dxa" w:w="7126"/>
+            <w:tcMar>
+              <w:top w:type="dxa" w:w="80"/>
+              <w:left w:type="dxa" w:w="100"/>
+              <w:bottom w:type="dxa" w:w="80"/>
+              <w:right w:type="dxa" w:w="100"/>
+            </w:tcMar>
+            <w:vAlign w:val="top"/>
+          </w:tcPr>
+          <w:p>
+            <w:pPr>
+              <w:spacing w:after="60"/>
+            </w:pPr>
+            <w:r>
+              <w:rPr>
+                <w:rFonts w:ascii="Arial" w:cs="Arial" w:eastAsia="Arial" w:hAnsi="Arial"/>
+                <w:sz w:val="20"/>
+                <w:szCs w:val="20"/>
+              </w:rPr>
+              <w:t xml:space="preserve">Aceptada</w:t>
+            </w:r>
+          </w:p>
+        </w:tc>
+      </w:tr>
+      <w:tr>
+        <w:trPr/>
+        <w:tc>
+          <w:tcPr>
+            <w:tcW w:type="dxa" w:w="1900"/>
+            <w:tcMar>
+              <w:top w:type="dxa" w:w="80"/>
+              <w:left w:type="dxa" w:w="100"/>
+              <w:bottom w:type="dxa" w:w="80"/>
+              <w:right w:type="dxa" w:w="100"/>
+            </w:tcMar>
+            <w:vAlign w:val="top"/>
+          </w:tcPr>
+          <w:p>
+            <w:pPr>
+              <w:spacing w:after="60"/>
+            </w:pPr>
+            <w:r>
+              <w:rPr>
+                <w:rFonts w:ascii="Arial" w:cs="Arial" w:eastAsia="Arial" w:hAnsi="Arial"/>
+                <w:b/>
+                <w:bCs/>
+                <w:sz w:val="20"/>
+                <w:szCs w:val="20"/>
+              </w:rPr>
+              <w:t xml:space="preserve">Fecha</w:t>
+            </w:r>
+          </w:p>
+        </w:tc>
+        <w:tc>
+          <w:tcPr>
+            <w:tcW w:type="dxa" w:w="7126"/>
+            <w:tcMar>
+              <w:top w:type="dxa" w:w="80"/>
+              <w:left w:type="dxa" w:w="100"/>
+              <w:bottom w:type="dxa" w:w="80"/>
+              <w:right w:type="dxa" w:w="100"/>
+            </w:tcMar>
+            <w:vAlign w:val="top"/>
+          </w:tcPr>
+          <w:p>
+            <w:pPr>
+              <w:spacing w:after="60"/>
+            </w:pPr>
+            <w:r>
+              <w:rPr>
+                <w:rFonts w:ascii="Arial" w:cs="Arial" w:eastAsia="Arial" w:hAnsi="Arial"/>
+                <w:sz w:val="20"/>
+                <w:szCs w:val="20"/>
+              </w:rPr>
+              <w:t xml:space="preserve">24/10/2026</w:t>
+            </w:r>
+          </w:p>
+        </w:tc>
+      </w:tr>
+      <w:tr>
+        <w:trPr/>
+        <w:tc>
+          <w:tcPr>
+            <w:tcW w:type="dxa" w:w="1900"/>
+            <w:tcMar>
+              <w:top w:type="dxa" w:w="80"/>
+              <w:left w:type="dxa" w:w="100"/>
+              <w:bottom w:type="dxa" w:w="80"/>
+              <w:right w:type="dxa" w:w="100"/>
+            </w:tcMar>
+            <w:vAlign w:val="top"/>
+          </w:tcPr>
+          <w:p>
+            <w:pPr>
+              <w:spacing w:after="60"/>
+            </w:pPr>
+            <w:r>
+              <w:rPr>
+                <w:rFonts w:ascii="Arial" w:cs="Arial" w:eastAsia="Arial" w:hAnsi="Arial"/>
+                <w:b/>
+                <w:bCs/>
+                <w:sz w:val="20"/>
+                <w:szCs w:val="20"/>
+              </w:rPr>
+              <w:t xml:space="preserve">Contexto</w:t>
+            </w:r>
+          </w:p>
+        </w:tc>
+        <w:tc>
+          <w:tcPr>
+            <w:tcW w:type="dxa" w:w="7126"/>
+            <w:tcMar>
+              <w:top w:type="dxa" w:w="80"/>
+              <w:left w:type="dxa" w:w="100"/>
+              <w:bottom w:type="dxa" w:w="80"/>
+              <w:right w:type="dxa" w:w="100"/>
+            </w:tcMar>
+            <w:vAlign w:val="top"/>
+          </w:tcPr>
+          <w:p>
+            <w:pPr>
+              <w:spacing w:after="60"/>
+            </w:pPr>
+            <w:r>
+              <w:rPr>
+                <w:rFonts w:ascii="Arial" w:cs="Arial" w:eastAsia="Arial" w:hAnsi="Arial"/>
+                <w:sz w:val="20"/>
+                <w:szCs w:val="20"/>
+              </w:rPr>
+              <w:t xml:space="preserve">Cuando el sistema "elimina" un registro (un sensor retirado, un umbral que se deja de usar, un usuario que sale) hay que decidir si la fila desaparece o queda marcada. La plantilla del curso exige borrado lógico en toda entidad de negocio (sección 5.2), pero además hay razones propias del caso:</w:t>
+            </w:r>
+          </w:p>
+          <w:p>
+            <w:pPr>
+              <w:numPr>
+                <w:ilvl w:val="0"/>
+                <w:numId w:val="1"/>
+              </w:numPr>
+              <w:spacing w:after="40"/>
+              <w:ind w:left="360" w:hanging="260"/>
+            </w:pPr>
+            <w:r>
+              <w:rPr>
+                <w:rFonts w:ascii="Arial" w:cs="Arial" w:eastAsia="Arial" w:hAnsi="Arial"/>
+                <w:sz w:val="20"/>
+                <w:szCs w:val="20"/>
+              </w:rPr>
+              <w:t xml:space="preserve">La detección de tendencia (RF-05) necesita el histórico de lecturas de cada sensor (RF-03); borrarlas debilita el análisis.</w:t>
+            </w:r>
+          </w:p>
+          <w:p>
+            <w:pPr>
+              <w:numPr>
+                <w:ilvl w:val="0"/>
+                <w:numId w:val="1"/>
+              </w:numPr>
+              <w:spacing w:after="40"/>
+              <w:ind w:left="360" w:hanging="260"/>
+            </w:pPr>
+            <w:r>
+              <w:rPr>
+                <w:rFonts w:ascii="Arial" w:cs="Arial" w:eastAsia="Arial" w:hAnsi="Arial"/>
+                <w:sz w:val="20"/>
+                <w:szCs w:val="20"/>
+              </w:rPr>
+              <w:t xml:space="preserve">La trazabilidad de quién y cuándo cambió un umbral (HU-02, AC-06) y el historial de alertas emitidas (RF-09) son evidencia útil ante un deslizamiento.</w:t>
+            </w:r>
+          </w:p>
+          <w:p>
+            <w:pPr>
+              <w:numPr>
+                <w:ilvl w:val="0"/>
+                <w:numId w:val="1"/>
+              </w:numPr>
+              <w:spacing w:after="40"/>
+              <w:ind w:left="360" w:hanging="260"/>
+            </w:pPr>
+            <w:r>
+              <w:rPr>
+                <w:rFonts w:ascii="Arial" w:cs="Arial" w:eastAsia="Arial" w:hAnsi="Arial"/>
+                <w:sz w:val="20"/>
+                <w:szCs w:val="20"/>
+              </w:rPr>
+              <w:t xml:space="preserve">Los errores humanos de borrado deben poder deshacerse.</w:t>
+            </w:r>
+          </w:p>
+          <w:p>
+            <w:pPr>
+              <w:spacing w:after="60"/>
+            </w:pPr>
+            <w:r>
+              <w:rPr>
+                <w:rFonts w:ascii="Arial" w:cs="Arial" w:eastAsia="Arial" w:hAnsi="Arial"/>
+                <w:b/>
+                <w:bCs/>
+                <w:sz w:val="20"/>
+                <w:szCs w:val="20"/>
+              </w:rPr>
+              <w:t xml:space="preserve">Alternativas consideradas:</w:t>
+            </w:r>
+          </w:p>
+          <w:p>
+            <w:pPr>
+              <w:spacing w:after="60"/>
+              <w:ind w:left="360" w:hanging="360"/>
+            </w:pPr>
+            <w:r>
+              <w:rPr>
+                <w:rFonts w:ascii="Arial" w:cs="Arial" w:eastAsia="Arial" w:hAnsi="Arial"/>
+                <w:sz w:val="20"/>
+                <w:szCs w:val="20"/>
+              </w:rPr>
+              <w:t xml:space="preserve">1.</w:t>
+            </w:r>
+            <w:r>
+              <w:rPr>
+                <w:rFonts w:ascii="Arial" w:cs="Arial" w:eastAsia="Arial" w:hAnsi="Arial"/>
+                <w:sz w:val="20"/>
+                <w:szCs w:val="20"/>
+              </w:rPr>
+              <w:tab/>
+            </w:r>
+            <w:r>
+              <w:rPr>
+                <w:rFonts w:ascii="Arial" w:cs="Arial" w:eastAsia="Arial" w:hAnsi="Arial"/>
+                <w:b/>
+                <w:bCs/>
+                <w:sz w:val="20"/>
+                <w:szCs w:val="20"/>
+              </w:rPr>
+              <w:t xml:space="preserve">Borrado físico (DELETE).</w:t>
+            </w:r>
+            <w:r>
+              <w:rPr>
+                <w:rFonts w:ascii="Arial" w:cs="Arial" w:eastAsia="Arial" w:hAnsi="Arial"/>
+                <w:sz w:val="20"/>
+                <w:szCs w:val="20"/>
+              </w:rPr>
+              <w:t xml:space="preserve"> Es lo más simple y no deja filas inactivas, pero se pierde el historial y no se puede deshacer.</w:t>
+            </w:r>
+          </w:p>
+          <w:p>
+            <w:pPr>
+              <w:spacing w:after="60"/>
+              <w:ind w:left="360" w:hanging="360"/>
+            </w:pPr>
+            <w:r>
+              <w:rPr>
+                <w:rFonts w:ascii="Arial" w:cs="Arial" w:eastAsia="Arial" w:hAnsi="Arial"/>
+                <w:sz w:val="20"/>
+                <w:szCs w:val="20"/>
+              </w:rPr>
+              <w:t xml:space="preserve">2.</w:t>
+            </w:r>
+            <w:r>
+              <w:rPr>
+                <w:rFonts w:ascii="Arial" w:cs="Arial" w:eastAsia="Arial" w:hAnsi="Arial"/>
+                <w:sz w:val="20"/>
+                <w:szCs w:val="20"/>
+              </w:rPr>
+              <w:tab/>
+            </w:r>
+            <w:r>
+              <w:rPr>
+                <w:rFonts w:ascii="Arial" w:cs="Arial" w:eastAsia="Arial" w:hAnsi="Arial"/>
+                <w:b/>
+                <w:bCs/>
+                <w:sz w:val="20"/>
+                <w:szCs w:val="20"/>
+              </w:rPr>
+              <w:t xml:space="preserve">Borrado lógico con una columna activo BOOLEAN NOT NULL DEFAULT TRUE.</w:t>
+            </w:r>
+            <w:r>
+              <w:rPr>
+                <w:rFonts w:ascii="Arial" w:cs="Arial" w:eastAsia="Arial" w:hAnsi="Arial"/>
+                <w:sz w:val="20"/>
+                <w:szCs w:val="20"/>
+              </w:rPr>
+              <w:t xml:space="preserve"> La fila se conserva y queda marcada como inactiva.</w:t>
+            </w:r>
+          </w:p>
+          <w:p>
+            <w:pPr>
+              <w:spacing w:after="60"/>
+              <w:ind w:left="360" w:hanging="360"/>
+            </w:pPr>
+            <w:r>
+              <w:rPr>
+                <w:rFonts w:ascii="Arial" w:cs="Arial" w:eastAsia="Arial" w:hAnsi="Arial"/>
+                <w:sz w:val="20"/>
+                <w:szCs w:val="20"/>
+              </w:rPr>
+              <w:t xml:space="preserve">3.</w:t>
+            </w:r>
+            <w:r>
+              <w:rPr>
+                <w:rFonts w:ascii="Arial" w:cs="Arial" w:eastAsia="Arial" w:hAnsi="Arial"/>
+                <w:sz w:val="20"/>
+                <w:szCs w:val="20"/>
+              </w:rPr>
+              <w:tab/>
+            </w:r>
+            <w:r>
+              <w:rPr>
+                <w:rFonts w:ascii="Arial" w:cs="Arial" w:eastAsia="Arial" w:hAnsi="Arial"/>
+                <w:b/>
+                <w:bCs/>
+                <w:sz w:val="20"/>
+                <w:szCs w:val="20"/>
+              </w:rPr>
+              <w:t xml:space="preserve">Borrado físico más una tabla de archivo o auditoría.</w:t>
+            </w:r>
+            <w:r>
+              <w:rPr>
+                <w:rFonts w:ascii="Arial" w:cs="Arial" w:eastAsia="Arial" w:hAnsi="Arial"/>
+                <w:sz w:val="20"/>
+                <w:szCs w:val="20"/>
+              </w:rPr>
+              <w:t xml:space="preserve"> Conserva el historial en otra tabla, pero exige más tablas y disparadores (triggers) para copiar cada fila antes de borrarla.</w:t>
+            </w:r>
+          </w:p>
+        </w:tc>
+      </w:tr>
+      <w:tr>
+        <w:trPr/>
+        <w:tc>
+          <w:tcPr>
+            <w:tcW w:type="dxa" w:w="1900"/>
+            <w:tcMar>
+              <w:top w:type="dxa" w:w="80"/>
+              <w:left w:type="dxa" w:w="100"/>
+              <w:bottom w:type="dxa" w:w="80"/>
+              <w:right w:type="dxa" w:w="100"/>
+            </w:tcMar>
+            <w:vAlign w:val="top"/>
+          </w:tcPr>
+          <w:p>
+            <w:pPr>
+              <w:spacing w:after="60"/>
+            </w:pPr>
+            <w:r>
+              <w:rPr>
+                <w:rFonts w:ascii="Arial" w:cs="Arial" w:eastAsia="Arial" w:hAnsi="Arial"/>
+                <w:b/>
+                <w:bCs/>
+                <w:sz w:val="20"/>
+                <w:szCs w:val="20"/>
+              </w:rPr>
+              <w:t xml:space="preserve">Decisión</w:t>
+            </w:r>
+          </w:p>
+        </w:tc>
+        <w:tc>
+          <w:tcPr>
+            <w:tcW w:type="dxa" w:w="7126"/>
+            <w:tcMar>
+              <w:top w:type="dxa" w:w="80"/>
+              <w:left w:type="dxa" w:w="100"/>
+              <w:bottom w:type="dxa" w:w="80"/>
+              <w:right w:type="dxa" w:w="100"/>
+            </w:tcMar>
+            <w:vAlign w:val="top"/>
+          </w:tcPr>
+          <w:p>
+            <w:pPr>
+              <w:spacing w:after="60"/>
+            </w:pPr>
+            <w:r>
+              <w:rPr>
+                <w:rFonts w:ascii="Arial" w:cs="Arial" w:eastAsia="Arial" w:hAnsi="Arial"/>
+                <w:sz w:val="20"/>
+                <w:szCs w:val="20"/>
+              </w:rPr>
+              <w:t xml:space="preserve">Decidimos usar borrado lógico con la columna activo en las cinco tablas (usuario, sensor, lectura, umbral y alerta), porque conserva el histórico que alimenta la tendencia (RF-03, RF-05) y la trazabilidad (RF-09, AC-06), permite reactivar un registro borrado por error y cumple la sección 5.2 de la plantilla. Las llaves foráneas usan ON DELETE RESTRICT, de modo que un borrado físico accidental de una fila referenciada también falla. En la API, la operación DELETE hace un UPDATE ... SET activo = FALSE y responde 204.</w:t>
+            </w:r>
+          </w:p>
+        </w:tc>
+      </w:tr>
+      <w:tr>
+        <w:trPr/>
+        <w:tc>
+          <w:tcPr>
+            <w:tcW w:type="dxa" w:w="1900"/>
+            <w:tcMar>
+              <w:top w:type="dxa" w:w="80"/>
+              <w:left w:type="dxa" w:w="100"/>
+              <w:bottom w:type="dxa" w:w="80"/>
+              <w:right w:type="dxa" w:w="100"/>
+            </w:tcMar>
+            <w:vAlign w:val="top"/>
+          </w:tcPr>
+          <w:p>
+            <w:pPr>
+              <w:spacing w:after="60"/>
+            </w:pPr>
+            <w:r>
+              <w:rPr>
+                <w:rFonts w:ascii="Arial" w:cs="Arial" w:eastAsia="Arial" w:hAnsi="Arial"/>
+                <w:b/>
+                <w:bCs/>
+                <w:sz w:val="20"/>
+                <w:szCs w:val="20"/>
+              </w:rPr>
+              <w:t xml:space="preserve">Consecuencias positivas</w:t>
+            </w:r>
+          </w:p>
+        </w:tc>
+        <w:tc>
+          <w:tcPr>
+            <w:tcW w:type="dxa" w:w="7126"/>
+            <w:tcMar>
+              <w:top w:type="dxa" w:w="80"/>
+              <w:left w:type="dxa" w:w="100"/>
+              <w:bottom w:type="dxa" w:w="80"/>
+              <w:right w:type="dxa" w:w="100"/>
+            </w:tcMar>
+            <w:vAlign w:val="top"/>
+          </w:tcPr>
+          <w:p>
+            <w:pPr>
+              <w:numPr>
+                <w:ilvl w:val="0"/>
+                <w:numId w:val="1"/>
+              </w:numPr>
+              <w:spacing w:after="40"/>
+              <w:ind w:left="360" w:hanging="260"/>
+            </w:pPr>
+            <w:r>
+              <w:rPr>
+                <w:rFonts w:ascii="Arial" w:cs="Arial" w:eastAsia="Arial" w:hAnsi="Arial"/>
+                <w:sz w:val="20"/>
+                <w:szCs w:val="20"/>
+              </w:rPr>
+              <w:t xml:space="preserve">El historial de lecturas y alertas se conserva completo.</w:t>
+            </w:r>
+          </w:p>
+          <w:p>
+            <w:pPr>
+              <w:numPr>
+                <w:ilvl w:val="0"/>
+                <w:numId w:val="1"/>
+              </w:numPr>
+              <w:spacing w:after="40"/>
+              <w:ind w:left="360" w:hanging="260"/>
+            </w:pPr>
+            <w:r>
+              <w:rPr>
+                <w:rFonts w:ascii="Arial" w:cs="Arial" w:eastAsia="Arial" w:hAnsi="Arial"/>
+                <w:sz w:val="20"/>
+                <w:szCs w:val="20"/>
+              </w:rPr>
+              <w:t xml:space="preserve">Un sensor o umbral desactivado se puede reactivar sin perder su historia.</w:t>
+            </w:r>
+          </w:p>
+          <w:p>
+            <w:pPr>
+              <w:numPr>
+                <w:ilvl w:val="0"/>
+                <w:numId w:val="1"/>
+              </w:numPr>
+              <w:spacing w:after="40"/>
+              <w:ind w:left="360" w:hanging="260"/>
+            </w:pPr>
+            <w:r>
+              <w:rPr>
+                <w:rFonts w:ascii="Arial" w:cs="Arial" w:eastAsia="Arial" w:hAnsi="Arial"/>
+                <w:sz w:val="20"/>
+                <w:szCs w:val="20"/>
+              </w:rPr>
+              <w:t xml:space="preserve">La prueba del corte vertical es directa: DELETE devuelve 204 y la fila sigue en la base con activo = FALSE.</w:t>
+            </w:r>
+          </w:p>
+        </w:tc>
+      </w:tr>
+      <w:tr>
+        <w:trPr/>
+        <w:tc>
+          <w:tcPr>
+            <w:tcW w:type="dxa" w:w="1900"/>
+            <w:tcMar>
+              <w:top w:type="dxa" w:w="80"/>
+              <w:left w:type="dxa" w:w="100"/>
+              <w:bottom w:type="dxa" w:w="80"/>
+              <w:right w:type="dxa" w:w="100"/>
+            </w:tcMar>
+            <w:vAlign w:val="top"/>
+          </w:tcPr>
+          <w:p>
+            <w:pPr>
+              <w:spacing w:after="60"/>
+            </w:pPr>
+            <w:r>
+              <w:rPr>
+                <w:rFonts w:ascii="Arial" w:cs="Arial" w:eastAsia="Arial" w:hAnsi="Arial"/>
+                <w:b/>
+                <w:bCs/>
+                <w:sz w:val="20"/>
+                <w:szCs w:val="20"/>
+              </w:rPr>
+              <w:t xml:space="preserve">Consecuencias negativas y deuda técnica asumida</w:t>
+            </w:r>
+          </w:p>
+        </w:tc>
+        <w:tc>
+          <w:tcPr>
+            <w:tcW w:type="dxa" w:w="7126"/>
+            <w:tcMar>
+              <w:top w:type="dxa" w:w="80"/>
+              <w:left w:type="dxa" w:w="100"/>
+              <w:bottom w:type="dxa" w:w="80"/>
+              <w:right w:type="dxa" w:w="100"/>
+            </w:tcMar>
+            <w:vAlign w:val="top"/>
+          </w:tcPr>
+          <w:p>
+            <w:pPr>
+              <w:numPr>
+                <w:ilvl w:val="0"/>
+                <w:numId w:val="1"/>
+              </w:numPr>
+              <w:spacing w:after="40"/>
+              <w:ind w:left="360" w:hanging="260"/>
+            </w:pPr>
+            <w:r>
+              <w:rPr>
+                <w:rFonts w:ascii="Arial" w:cs="Arial" w:eastAsia="Arial" w:hAnsi="Arial"/>
+                <w:sz w:val="20"/>
+                <w:szCs w:val="20"/>
+              </w:rPr>
+              <w:t xml:space="preserve">Toda consulta debe filtrar activo = TRUE; olvidarlo muestra datos "borrados". Se centraliza en los repositorios para que no dependa de cada consulta. El índice parcial idx_alerta_activas_recientes (WHERE activo) ya atiende la consulta del técnico (HU-03).</w:t>
+            </w:r>
+          </w:p>
+          <w:p>
+            <w:pPr>
+              <w:numPr>
+                <w:ilvl w:val="0"/>
+                <w:numId w:val="1"/>
+              </w:numPr>
+              <w:spacing w:after="40"/>
+              <w:ind w:left="360" w:hanging="260"/>
+            </w:pPr>
+            <w:r>
+              <w:rPr>
+                <w:rFonts w:ascii="Arial" w:cs="Arial" w:eastAsia="Arial" w:hAnsi="Arial"/>
+                <w:sz w:val="20"/>
+                <w:szCs w:val="20"/>
+              </w:rPr>
+              <w:t xml:space="preserve">Las restricciones UNIQUE siguen contando las filas inactivas: un umbral desactivado no se puede volver a crear con el mismo sensor y nivel, se reactiva o se edita. Alternativa si estorbara: un índice único parcial (WHERE activo), con la migración correspondiente.</w:t>
+            </w:r>
+          </w:p>
+          <w:p>
+            <w:pPr>
+              <w:numPr>
+                <w:ilvl w:val="0"/>
+                <w:numId w:val="1"/>
+              </w:numPr>
+              <w:spacing w:after="40"/>
+              <w:ind w:left="360" w:hanging="260"/>
+            </w:pPr>
+            <w:r>
+              <w:rPr>
+                <w:rFonts w:ascii="Arial" w:cs="Arial" w:eastAsia="Arial" w:hAnsi="Arial"/>
+                <w:sz w:val="20"/>
+                <w:szCs w:val="20"/>
+              </w:rPr>
+              <w:t xml:space="preserve">La base crece sin límite. Con una lectura por sensor por hora serían unas 70 000 filas al año en lectura (8 sensores por 24 horas por 365 días), un volumen pequeño; si creciera, habría que definir una política de archivo.</w:t>
+            </w:r>
+          </w:p>
+          <w:p>
+            <w:pPr>
+              <w:numPr>
+                <w:ilvl w:val="0"/>
+                <w:numId w:val="1"/>
+              </w:numPr>
+              <w:spacing w:after="40"/>
+              <w:ind w:left="360" w:hanging="260"/>
+            </w:pPr>
+            <w:r>
+              <w:rPr>
+                <w:rFonts w:ascii="Arial" w:cs="Arial" w:eastAsia="Arial" w:hAnsi="Arial"/>
+                <w:sz w:val="20"/>
+                <w:szCs w:val="20"/>
+              </w:rPr>
+              <w:t xml:space="preserve">Los datos de los usuarios no se eliminan físicamente. El caso no identifica normativa de protección de datos (sección 1.4); si apareciera una, habría que agregar anonimización o borrado físico para esa tabla.</w:t>
+            </w:r>
+          </w:p>
+        </w:tc>
+      </w:tr>
+    </w:tbl>
+    <w:p>
+      <w:pPr>
+        <w:spacing w:after="120"/>
+      </w:pPr>
+    </w:p>
+    <w:p>
+      <w:r>
+        <w:br w:type="page"/>
+      </w:r>
+    </w:p>
+    <w:p>
+      <w:pPr>
+        <w:pStyle w:val="Heading1"/>
+        <w:keepNext/>
+        <w:spacing w:after="150" w:before="300"/>
+      </w:pPr>
+      <w:r>
+        <w:t xml:space="preserve">Sección 5: Entregable de Programación Ejecutable (Corte Vertical)</w:t>
+      </w:r>
+    </w:p>
+    <w:p>
+      <w:pPr>
+        <w:spacing w:after="160" w:line="276"/>
+        <w:jc w:val="both"/>
+      </w:pPr>
+      <w:r>
+        <w:rPr>
+          <w:rFonts w:ascii="Arial" w:cs="Arial" w:eastAsia="Arial" w:hAnsi="Arial"/>
+          <w:sz w:val="24"/>
+          <w:szCs w:val="24"/>
+        </w:rPr>
+        <w:t xml:space="preserve">Esta sección demuestra que la arquitectura funciona con un CRUD completo de la entidad Alerta. En esta versión se documentan el repositorio y el esqueleto de la API (5.1) y el script de base de datos (5.2); el CRUD, las pruebas y el resto de la sección se agregan en las entregas siguientes.</w:t>
+      </w:r>
+    </w:p>
+    <w:p>
+      <w:pPr>
+        <w:pStyle w:val="Heading2"/>
+        <w:keepNext/>
+        <w:spacing w:after="120" w:before="250"/>
+      </w:pPr>
+      <w:r>
+        <w:t xml:space="preserve">5.1 Repositorio y esqueleto de la API</w:t>
+      </w:r>
+    </w:p>
+    <w:p>
+      <w:pPr>
+        <w:keepNext/>
+        <w:spacing w:after="160" w:line="276"/>
+        <w:jc w:val="both"/>
+      </w:pPr>
+      <w:r>
+        <w:rPr>
+          <w:rFonts w:ascii="Arial" w:cs="Arial" w:eastAsia="Arial" w:hAnsi="Arial"/>
+          <w:sz w:val="24"/>
+          <w:szCs w:val="24"/>
+        </w:rPr>
+        <w:t xml:space="preserve">El repositorio alerta-temprana-deslizamientos en GitHub reúne el DAS, los ADRs, las migraciones y el esqueleto de la API. Como la pila es Java con Spring Boot (2.2), la estructura que propone la plantilla se adapta a las convenciones de Maven: lo evaluable es la separación de capas, no el lenguaje.</w:t>
+      </w:r>
+    </w:p>
+    <w:tbl>
+      <w:tblPr>
+        <w:tblW w:type="dxa" w:w="9026"/>
+        <w:tblBorders>
+          <w:top w:val="single" w:color="auto" w:sz="4"/>
+          <w:left w:val="single" w:color="auto" w:sz="4"/>
+          <w:bottom w:val="single" w:color="auto" w:sz="4"/>
+          <w:right w:val="single" w:color="auto" w:sz="4"/>
+          <w:insideH w:val="single" w:color="auto" w:sz="4"/>
+          <w:insideV w:val="single" w:color="auto" w:sz="4"/>
+        </w:tblBorders>
+      </w:tblPr>
+      <w:tblGrid>
+        <w:gridCol w:w="3100"/>
+        <w:gridCol w:w="5926"/>
+      </w:tblGrid>
+      <w:tr>
+        <w:trPr>
+          <w:cantSplit/>
+          <w:tblHeader/>
+        </w:trPr>
+        <w:tc>
+          <w:tcPr>
+            <w:tcW w:type="dxa" w:w="3100"/>
+            <w:shd w:fill="1F4E79" w:val="clear"/>
+            <w:tcMar>
+              <w:top w:type="dxa" w:w="80"/>
+              <w:left w:type="dxa" w:w="100"/>
+              <w:bottom w:type="dxa" w:w="80"/>
+              <w:right w:type="dxa" w:w="100"/>
+            </w:tcMar>
+            <w:vAlign w:val="center"/>
+          </w:tcPr>
+          <w:p>
+            <w:pPr>
+              <w:keepNext/>
+            </w:pPr>
+            <w:r>
+              <w:rPr>
+                <w:rFonts w:ascii="Arial" w:cs="Arial" w:eastAsia="Arial" w:hAnsi="Arial"/>
+                <w:b/>
+                <w:bCs/>
+                <w:color w:val="FFFFFF"/>
+                <w:sz w:val="20"/>
+                <w:szCs w:val="20"/>
+              </w:rPr>
+              <w:t xml:space="preserve">Ruta</w:t>
+            </w:r>
+          </w:p>
+        </w:tc>
+        <w:tc>
+          <w:tcPr>
+            <w:tcW w:type="dxa" w:w="5926"/>
+            <w:shd w:fill="1F4E79" w:val="clear"/>
+            <w:tcMar>
+              <w:top w:type="dxa" w:w="80"/>
+              <w:left w:type="dxa" w:w="100"/>
+              <w:bottom w:type="dxa" w:w="80"/>
+              <w:right w:type="dxa" w:w="100"/>
+            </w:tcMar>
+            <w:vAlign w:val="center"/>
+          </w:tcPr>
+          <w:p>
+            <w:pPr>
+              <w:keepNext/>
+            </w:pPr>
+            <w:r>
+              <w:rPr>
+                <w:rFonts w:ascii="Arial" w:cs="Arial" w:eastAsia="Arial" w:hAnsi="Arial"/>
+                <w:b/>
+                <w:bCs/>
+                <w:color w:val="FFFFFF"/>
+                <w:sz w:val="20"/>
+                <w:szCs w:val="20"/>
+              </w:rPr>
+              <w:t xml:space="preserve">Contenido</w:t>
+            </w:r>
+          </w:p>
+        </w:tc>
+      </w:tr>
+      <w:tr>
+        <w:trPr>
+          <w:cantSplit/>
+        </w:trPr>
+        <w:tc>
+          <w:tcPr>
+            <w:tcW w:type="dxa" w:w="3100"/>
+            <w:tcMar>
+              <w:top w:type="dxa" w:w="80"/>
+              <w:left w:type="dxa" w:w="100"/>
+              <w:bottom w:type="dxa" w:w="80"/>
+              <w:right w:type="dxa" w:w="100"/>
+            </w:tcMar>
+            <w:vAlign w:val="top"/>
+          </w:tcPr>
+          <w:p>
+            <w:pPr>
+              <w:keepNext/>
+              <w:spacing w:after="60"/>
+            </w:pPr>
+            <w:r>
+              <w:rPr>
+                <w:rFonts w:ascii="Arial" w:cs="Arial" w:eastAsia="Arial" w:hAnsi="Arial"/>
+                <w:sz w:val="20"/>
+                <w:szCs w:val="20"/>
+              </w:rPr>
+              <w:t xml:space="preserve">docs/</w:t>
+            </w:r>
+          </w:p>
+        </w:tc>
+        <w:tc>
+          <w:tcPr>
+            <w:tcW w:type="dxa" w:w="5926"/>
+            <w:tcMar>
+              <w:top w:type="dxa" w:w="80"/>
+              <w:left w:type="dxa" w:w="100"/>
+              <w:bottom w:type="dxa" w:w="80"/>
+              <w:right w:type="dxa" w:w="100"/>
+            </w:tcMar>
+            <w:vAlign w:val="top"/>
+          </w:tcPr>
+          <w:p>
+            <w:pPr>
+              <w:keepNext/>
+              <w:spacing w:after="60"/>
+            </w:pPr>
+            <w:r>
+              <w:rPr>
+                <w:rFonts w:ascii="Arial" w:cs="Arial" w:eastAsia="Arial" w:hAnsi="Arial"/>
+                <w:sz w:val="20"/>
+                <w:szCs w:val="20"/>
+              </w:rPr>
+              <w:t xml:space="preserve">DAS en Word y PDF; adr/ con los registros de decisiones (Sección 4); diagramas/ con las fuentes .puml y los .png.</w:t>
+            </w:r>
+          </w:p>
+        </w:tc>
+      </w:tr>
+      <w:tr>
+        <w:trPr>
+          <w:cantSplit/>
+        </w:trPr>
+        <w:tc>
+          <w:tcPr>
+            <w:tcW w:type="dxa" w:w="3100"/>
+            <w:tcMar>
+              <w:top w:type="dxa" w:w="80"/>
+              <w:left w:type="dxa" w:w="100"/>
+              <w:bottom w:type="dxa" w:w="80"/>
+              <w:right w:type="dxa" w:w="100"/>
+            </w:tcMar>
+            <w:vAlign w:val="top"/>
+          </w:tcPr>
+          <w:p>
+            <w:pPr>
+              <w:keepNext/>
+              <w:spacing w:after="60"/>
+            </w:pPr>
+            <w:r>
+              <w:rPr>
+                <w:rFonts w:ascii="Arial" w:cs="Arial" w:eastAsia="Arial" w:hAnsi="Arial"/>
+                <w:sz w:val="20"/>
+                <w:szCs w:val="20"/>
+              </w:rPr>
+              <w:t xml:space="preserve">db/migrations/ y db/pruebas/</w:t>
+            </w:r>
+          </w:p>
+        </w:tc>
+        <w:tc>
+          <w:tcPr>
+            <w:tcW w:type="dxa" w:w="5926"/>
+            <w:tcMar>
+              <w:top w:type="dxa" w:w="80"/>
+              <w:left w:type="dxa" w:w="100"/>
+              <w:bottom w:type="dxa" w:w="80"/>
+              <w:right w:type="dxa" w:w="100"/>
+            </w:tcMar>
+            <w:vAlign w:val="top"/>
+          </w:tcPr>
+          <w:p>
+            <w:pPr>
+              <w:keepNext/>
+              <w:spacing w:after="60"/>
+            </w:pPr>
+            <w:r>
+              <w:rPr>
+                <w:rFonts w:ascii="Arial" w:cs="Arial" w:eastAsia="Arial" w:hAnsi="Arial"/>
+                <w:sz w:val="20"/>
+                <w:szCs w:val="20"/>
+              </w:rPr>
+              <w:t xml:space="preserve">V1__esquema_inicial.sql, la migración que Flyway aplica al arrancar (5.2), y las pruebas de integridad del esquema.</w:t>
+            </w:r>
+          </w:p>
+        </w:tc>
+      </w:tr>
+      <w:tr>
+        <w:trPr>
+          <w:cantSplit/>
+        </w:trPr>
+        <w:tc>
+          <w:tcPr>
+            <w:tcW w:type="dxa" w:w="3100"/>
+            <w:tcMar>
+              <w:top w:type="dxa" w:w="80"/>
+              <w:left w:type="dxa" w:w="100"/>
+              <w:bottom w:type="dxa" w:w="80"/>
+              <w:right w:type="dxa" w:w="100"/>
+            </w:tcMar>
+            <w:vAlign w:val="top"/>
+          </w:tcPr>
+          <w:p>
+            <w:pPr>
+              <w:keepNext/>
+              <w:spacing w:after="60"/>
+            </w:pPr>
+            <w:r>
+              <w:rPr>
+                <w:rFonts w:ascii="Arial" w:cs="Arial" w:eastAsia="Arial" w:hAnsi="Arial"/>
+                <w:sz w:val="20"/>
+                <w:szCs w:val="20"/>
+              </w:rPr>
+              <w:t xml:space="preserve">src/main/java/com/deslizamientos/alerta/</w:t>
+            </w:r>
+          </w:p>
+        </w:tc>
+        <w:tc>
+          <w:tcPr>
+            <w:tcW w:type="dxa" w:w="5926"/>
+            <w:tcMar>
+              <w:top w:type="dxa" w:w="80"/>
+              <w:left w:type="dxa" w:w="100"/>
+              <w:bottom w:type="dxa" w:w="80"/>
+              <w:right w:type="dxa" w:w="100"/>
+            </w:tcMar>
+            <w:vAlign w:val="top"/>
+          </w:tcPr>
+          <w:p>
+            <w:pPr>
+              <w:keepNext/>
+              <w:spacing w:after="60"/>
+            </w:pPr>
+            <w:r>
+              <w:rPr>
+                <w:rFonts w:ascii="Arial" w:cs="Arial" w:eastAsia="Arial" w:hAnsi="Arial"/>
+                <w:sz w:val="20"/>
+                <w:szCs w:val="20"/>
+              </w:rPr>
+              <w:t xml:space="preserve">Código de la API con una carpeta por capa del patrón N-Capas: controller y dto (presentación), service (negocio), repository (datos) y exception (manejo centralizado de errores). Las carpetas model y mapper se crean junto con las entidades.</w:t>
+            </w:r>
+          </w:p>
+        </w:tc>
+      </w:tr>
+      <w:tr>
+        <w:trPr>
+          <w:cantSplit/>
+        </w:trPr>
+        <w:tc>
+          <w:tcPr>
+            <w:tcW w:type="dxa" w:w="3100"/>
+            <w:tcMar>
+              <w:top w:type="dxa" w:w="80"/>
+              <w:left w:type="dxa" w:w="100"/>
+              <w:bottom w:type="dxa" w:w="80"/>
+              <w:right w:type="dxa" w:w="100"/>
+            </w:tcMar>
+            <w:vAlign w:val="top"/>
+          </w:tcPr>
+          <w:p>
+            <w:pPr>
+              <w:keepNext/>
+              <w:spacing w:after="60"/>
+            </w:pPr>
+            <w:r>
+              <w:rPr>
+                <w:rFonts w:ascii="Arial" w:cs="Arial" w:eastAsia="Arial" w:hAnsi="Arial"/>
+                <w:sz w:val="20"/>
+                <w:szCs w:val="20"/>
+              </w:rPr>
+              <w:t xml:space="preserve">src/main/resources/application.yml</w:t>
+            </w:r>
+          </w:p>
+        </w:tc>
+        <w:tc>
+          <w:tcPr>
+            <w:tcW w:type="dxa" w:w="5926"/>
+            <w:tcMar>
+              <w:top w:type="dxa" w:w="80"/>
+              <w:left w:type="dxa" w:w="100"/>
+              <w:bottom w:type="dxa" w:w="80"/>
+              <w:right w:type="dxa" w:w="100"/>
+            </w:tcMar>
+            <w:vAlign w:val="top"/>
+          </w:tcPr>
+          <w:p>
+            <w:pPr>
+              <w:keepNext/>
+              <w:spacing w:after="60"/>
+            </w:pPr>
+            <w:r>
+              <w:rPr>
+                <w:rFonts w:ascii="Arial" w:cs="Arial" w:eastAsia="Arial" w:hAnsi="Arial"/>
+                <w:sz w:val="20"/>
+                <w:szCs w:val="20"/>
+              </w:rPr>
+              <w:t xml:space="preserve">Configuración de la API; los valores sensibles se leen de variables de entorno.</w:t>
+            </w:r>
+          </w:p>
+        </w:tc>
+      </w:tr>
+      <w:tr>
+        <w:trPr>
+          <w:cantSplit/>
+        </w:trPr>
+        <w:tc>
+          <w:tcPr>
+            <w:tcW w:type="dxa" w:w="3100"/>
+            <w:tcMar>
+              <w:top w:type="dxa" w:w="80"/>
+              <w:left w:type="dxa" w:w="100"/>
+              <w:bottom w:type="dxa" w:w="80"/>
+              <w:right w:type="dxa" w:w="100"/>
+            </w:tcMar>
+            <w:vAlign w:val="top"/>
+          </w:tcPr>
+          <w:p>
+            <w:pPr>
+              <w:keepNext/>
+              <w:spacing w:after="60"/>
+            </w:pPr>
+            <w:r>
+              <w:rPr>
+                <w:rFonts w:ascii="Arial" w:cs="Arial" w:eastAsia="Arial" w:hAnsi="Arial"/>
+                <w:sz w:val="20"/>
+                <w:szCs w:val="20"/>
+              </w:rPr>
+              <w:t xml:space="preserve">src/test/java/</w:t>
+            </w:r>
+          </w:p>
+        </w:tc>
+        <w:tc>
+          <w:tcPr>
+            <w:tcW w:type="dxa" w:w="5926"/>
+            <w:tcMar>
+              <w:top w:type="dxa" w:w="80"/>
+              <w:left w:type="dxa" w:w="100"/>
+              <w:bottom w:type="dxa" w:w="80"/>
+              <w:right w:type="dxa" w:w="100"/>
+            </w:tcMar>
+            <w:vAlign w:val="top"/>
+          </w:tcPr>
+          <w:p>
+            <w:pPr>
+              <w:keepNext/>
+              <w:spacing w:after="60"/>
+            </w:pPr>
+            <w:r>
+              <w:rPr>
+                <w:rFonts w:ascii="Arial" w:cs="Arial" w:eastAsia="Arial" w:hAnsi="Arial"/>
+                <w:sz w:val="20"/>
+                <w:szCs w:val="20"/>
+              </w:rPr>
+              <w:t xml:space="preserve">Pruebas con JUnit y Mockito.</w:t>
+            </w:r>
+          </w:p>
+        </w:tc>
+      </w:tr>
+      <w:tr>
+        <w:trPr>
+          <w:cantSplit/>
+        </w:trPr>
+        <w:tc>
+          <w:tcPr>
+            <w:tcW w:type="dxa" w:w="3100"/>
+            <w:tcMar>
+              <w:top w:type="dxa" w:w="80"/>
+              <w:left w:type="dxa" w:w="100"/>
+              <w:bottom w:type="dxa" w:w="80"/>
+              <w:right w:type="dxa" w:w="100"/>
+            </w:tcMar>
+            <w:vAlign w:val="top"/>
+          </w:tcPr>
+          <w:p>
+            <w:pPr>
+              <w:keepNext/>
+              <w:spacing w:after="60"/>
+            </w:pPr>
+            <w:r>
+              <w:rPr>
+                <w:rFonts w:ascii="Arial" w:cs="Arial" w:eastAsia="Arial" w:hAnsi="Arial"/>
+                <w:sz w:val="20"/>
+                <w:szCs w:val="20"/>
+              </w:rPr>
+              <w:t xml:space="preserve">docker-compose.yml y .env.example</w:t>
+            </w:r>
+          </w:p>
+        </w:tc>
+        <w:tc>
+          <w:tcPr>
+            <w:tcW w:type="dxa" w:w="5926"/>
+            <w:tcMar>
+              <w:top w:type="dxa" w:w="80"/>
+              <w:left w:type="dxa" w:w="100"/>
+              <w:bottom w:type="dxa" w:w="80"/>
+              <w:right w:type="dxa" w:w="100"/>
+            </w:tcMar>
+            <w:vAlign w:val="top"/>
+          </w:tcPr>
+          <w:p>
+            <w:pPr>
+              <w:keepNext/>
+              <w:spacing w:after="60"/>
+            </w:pPr>
+            <w:r>
+              <w:rPr>
+                <w:rFonts w:ascii="Arial" w:cs="Arial" w:eastAsia="Arial" w:hAnsi="Arial"/>
+                <w:sz w:val="20"/>
+                <w:szCs w:val="20"/>
+              </w:rPr>
+              <w:t xml:space="preserve">Base PostgreSQL 18 de desarrollo y nombres de las variables de entorno (3.5).</w:t>
+            </w:r>
+          </w:p>
+        </w:tc>
+      </w:tr>
+      <w:tr>
+        <w:trPr>
+          <w:cantSplit/>
+        </w:trPr>
+        <w:tc>
+          <w:tcPr>
+            <w:tcW w:type="dxa" w:w="3100"/>
+            <w:tcMar>
+              <w:top w:type="dxa" w:w="80"/>
+              <w:left w:type="dxa" w:w="100"/>
+              <w:bottom w:type="dxa" w:w="80"/>
+              <w:right w:type="dxa" w:w="100"/>
+            </w:tcMar>
+            <w:vAlign w:val="top"/>
+          </w:tcPr>
+          <w:p>
+            <w:pPr>
+              <w:keepNext/>
+              <w:spacing w:after="60"/>
+            </w:pPr>
+            <w:r>
+              <w:rPr>
+                <w:rFonts w:ascii="Arial" w:cs="Arial" w:eastAsia="Arial" w:hAnsi="Arial"/>
+                <w:sz w:val="20"/>
+                <w:szCs w:val="20"/>
+              </w:rPr>
+              <w:t xml:space="preserve">postman/ y tests/</w:t>
+            </w:r>
+          </w:p>
+        </w:tc>
+        <w:tc>
+          <w:tcPr>
+            <w:tcW w:type="dxa" w:w="5926"/>
+            <w:tcMar>
+              <w:top w:type="dxa" w:w="80"/>
+              <w:left w:type="dxa" w:w="100"/>
+              <w:bottom w:type="dxa" w:w="80"/>
+              <w:right w:type="dxa" w:w="100"/>
+            </w:tcMar>
+            <w:vAlign w:val="top"/>
+          </w:tcPr>
+          <w:p>
+            <w:pPr>
+              <w:keepNext/>
+              <w:spacing w:after="60"/>
+            </w:pPr>
+            <w:r>
+              <w:rPr>
+                <w:rFonts w:ascii="Arial" w:cs="Arial" w:eastAsia="Arial" w:hAnsi="Arial"/>
+                <w:sz w:val="20"/>
+                <w:szCs w:val="20"/>
+              </w:rPr>
+              <w:t xml:space="preserve">Reservadas para las pruebas del corte vertical, aún pendientes.</w:t>
+            </w:r>
+          </w:p>
+        </w:tc>
+      </w:tr>
+    </w:tbl>
+    <w:p>
+      <w:pPr>
+        <w:spacing w:after="120"/>
+      </w:pPr>
+    </w:p>
+    <w:p>
+      <w:pPr>
+        <w:spacing w:after="160" w:line="276"/>
+        <w:jc w:val="both"/>
+      </w:pPr>
+      <w:r>
+        <w:rPr>
+          <w:rFonts w:ascii="Arial" w:cs="Arial" w:eastAsia="Arial" w:hAnsi="Arial"/>
+          <w:b/>
+          <w:bCs/>
+          <w:sz w:val="24"/>
+          <w:szCs w:val="24"/>
+        </w:rPr>
+        <w:t xml:space="preserve">Esqueleto corriendo y conexión a la base de datos verificada: </w:t>
+      </w:r>
+      <w:r>
+        <w:rPr>
+          <w:rFonts w:ascii="Arial" w:cs="Arial" w:eastAsia="Arial" w:hAnsi="Arial"/>
+          <w:sz w:val="24"/>
+          <w:szCs w:val="24"/>
+        </w:rPr>
+        <w:t xml:space="preserve">al arrancar, la API se conecta a PostgreSQL y Flyway aplica la migración V1. La petición GET /api/estado responde 200 con el estado UP, el motor y la versión de PostgreSQL, el nombre de la base y tablasDelEsquema igual a 5. Si la base está apagada, responde 503 y /actuator/health responde DOWN. EstadoController solo llama a EstadoService y este solo a BaseDatosRepository, el mismo recorrido por capas de la Vista Dinámica (3.4); los errores se traducen en un solo lugar, ManejadorGlobalDeErrores. Los pasos para reproducirlo están en el README.md.</w:t>
       </w:r>
     </w:p>
     <w:p>
